--- a/Week 3/Measurement of Pi and Density (DROPBOX).docx
+++ b/Week 3/Measurement of Pi and Density (DROPBOX).docx
@@ -22,7 +22,7 @@
           <w:sz w:val="28"/>
           <w:szCs w:val="28"/>
         </w:rPr>
-        <w:t xml:space="preserve">Measurement and Error Analysis </w:t>
+        <w:t>Measurement of Pi and Density (DROPBOX)</w:t>
       </w:r>
     </w:p>
     <w:p>
@@ -128,14 +128,20 @@
       <w:pPr>
         <w:rPr>
           <w:rFonts w:ascii="Times New Roman" w:hAnsi="Times New Roman" w:cs="Times New Roman"/>
+          <w:b/>
+          <w:bCs/>
+          <w:u w:val="single"/>
         </w:rPr>
       </w:pPr>
       <w:r>
         <w:rPr>
           <w:rFonts w:ascii="Times New Roman" w:hAnsi="Times New Roman" w:cs="Times New Roman"/>
+          <w:b/>
+          <w:bCs/>
+          <w:u w:val="single"/>
         </w:rPr>
         <w:lastRenderedPageBreak/>
-        <w:t>1.</w:t>
+        <w:t>Measurement</w:t>
       </w:r>
     </w:p>
     <w:tbl>
@@ -149,8 +155,8 @@
         <w:gridCol w:w="1460"/>
         <w:gridCol w:w="1520"/>
         <w:gridCol w:w="940"/>
-        <w:gridCol w:w="1360"/>
-        <w:gridCol w:w="1360"/>
+        <w:gridCol w:w="1389"/>
+        <w:gridCol w:w="1389"/>
         <w:gridCol w:w="1360"/>
       </w:tblGrid>
       <w:tr>
@@ -737,7 +743,7 @@
                 <w:szCs w:val="22"/>
                 <w14:ligatures w14:val="none"/>
               </w:rPr>
-              <w:t>524.87</w:t>
+              <w:t>524.8681</w:t>
             </w:r>
           </w:p>
         </w:tc>
@@ -777,7 +783,7 @@
                 <w:szCs w:val="22"/>
                 <w14:ligatures w14:val="none"/>
               </w:rPr>
-              <w:t>0.0005</w:t>
+              <w:t>0.000524868</w:t>
             </w:r>
           </w:p>
         </w:tc>
@@ -1055,7 +1061,7 @@
                 <w:szCs w:val="22"/>
                 <w14:ligatures w14:val="none"/>
               </w:rPr>
-              <w:t>1398.39</w:t>
+              <w:t>1398.386025</w:t>
             </w:r>
           </w:p>
         </w:tc>
@@ -1095,7 +1101,7 @@
                 <w:szCs w:val="22"/>
                 <w14:ligatures w14:val="none"/>
               </w:rPr>
-              <w:t>0.0014</w:t>
+              <w:t>0.001398386</w:t>
             </w:r>
           </w:p>
         </w:tc>
@@ -1373,7 +1379,7 @@
                 <w:szCs w:val="22"/>
                 <w14:ligatures w14:val="none"/>
               </w:rPr>
-              <w:t>2951.21</w:t>
+              <w:t>2951.205625</w:t>
             </w:r>
           </w:p>
         </w:tc>
@@ -1413,7 +1419,7 @@
                 <w:szCs w:val="22"/>
                 <w14:ligatures w14:val="none"/>
               </w:rPr>
-              <w:t>0.003</w:t>
+              <w:t>0.002951206</w:t>
             </w:r>
           </w:p>
         </w:tc>
@@ -1731,7 +1737,7 @@
                 <w:szCs w:val="22"/>
                 <w14:ligatures w14:val="none"/>
               </w:rPr>
-              <w:t>0.0068</w:t>
+              <w:t>0.00680625</w:t>
             </w:r>
           </w:p>
         </w:tc>
@@ -2049,7 +2055,7 @@
                 <w:szCs w:val="22"/>
                 <w14:ligatures w14:val="none"/>
               </w:rPr>
-              <w:t>0.011</w:t>
+              <w:t>0.011025</w:t>
             </w:r>
           </w:p>
         </w:tc>
@@ -4077,6 +4083,1851 @@
                 <w14:ligatures w14:val="none"/>
               </w:rPr>
               <w:t>52.29</w:t>
+            </w:r>
+          </w:p>
+        </w:tc>
+      </w:tr>
+      <w:tr>
+        <w:trPr>
+          <w:trHeight w:val="288"/>
+        </w:trPr>
+        <w:tc>
+          <w:tcPr>
+            <w:tcW w:w="480" w:type="dxa"/>
+            <w:tcBorders>
+              <w:top w:val="nil"/>
+              <w:left w:val="nil"/>
+              <w:bottom w:val="nil"/>
+              <w:right w:val="nil"/>
+            </w:tcBorders>
+            <w:shd w:val="clear" w:color="auto" w:fill="auto"/>
+            <w:noWrap/>
+            <w:vAlign w:val="bottom"/>
+            <w:hideMark/>
+          </w:tcPr>
+          <w:p>
+            <w:pPr>
+              <w:spacing w:after="0" w:line="240" w:lineRule="auto"/>
+              <w:jc w:val="center"/>
+              <w:rPr>
+                <w:rFonts w:ascii="Aptos Narrow" w:eastAsia="Times New Roman" w:hAnsi="Aptos Narrow" w:cs="Times New Roman"/>
+                <w:color w:val="000000"/>
+                <w:kern w:val="0"/>
+                <w:sz w:val="22"/>
+                <w:szCs w:val="22"/>
+                <w14:ligatures w14:val="none"/>
+              </w:rPr>
+            </w:pPr>
+          </w:p>
+        </w:tc>
+        <w:tc>
+          <w:tcPr>
+            <w:tcW w:w="1860" w:type="dxa"/>
+            <w:tcBorders>
+              <w:top w:val="nil"/>
+              <w:left w:val="nil"/>
+              <w:bottom w:val="nil"/>
+              <w:right w:val="nil"/>
+            </w:tcBorders>
+            <w:shd w:val="clear" w:color="auto" w:fill="auto"/>
+            <w:noWrap/>
+            <w:vAlign w:val="bottom"/>
+            <w:hideMark/>
+          </w:tcPr>
+          <w:p>
+            <w:pPr>
+              <w:spacing w:after="0" w:line="240" w:lineRule="auto"/>
+              <w:rPr>
+                <w:rFonts w:ascii="Times New Roman" w:eastAsia="Times New Roman" w:hAnsi="Times New Roman" w:cs="Times New Roman"/>
+                <w:kern w:val="0"/>
+                <w:sz w:val="20"/>
+                <w:szCs w:val="20"/>
+                <w14:ligatures w14:val="none"/>
+              </w:rPr>
+            </w:pPr>
+          </w:p>
+        </w:tc>
+        <w:tc>
+          <w:tcPr>
+            <w:tcW w:w="1460" w:type="dxa"/>
+            <w:tcBorders>
+              <w:top w:val="nil"/>
+              <w:left w:val="nil"/>
+              <w:bottom w:val="nil"/>
+              <w:right w:val="nil"/>
+            </w:tcBorders>
+            <w:shd w:val="clear" w:color="auto" w:fill="auto"/>
+            <w:noWrap/>
+            <w:vAlign w:val="bottom"/>
+            <w:hideMark/>
+          </w:tcPr>
+          <w:p>
+            <w:pPr>
+              <w:spacing w:after="0" w:line="240" w:lineRule="auto"/>
+              <w:rPr>
+                <w:rFonts w:ascii="Times New Roman" w:eastAsia="Times New Roman" w:hAnsi="Times New Roman" w:cs="Times New Roman"/>
+                <w:kern w:val="0"/>
+                <w:sz w:val="20"/>
+                <w:szCs w:val="20"/>
+                <w14:ligatures w14:val="none"/>
+              </w:rPr>
+            </w:pPr>
+          </w:p>
+        </w:tc>
+        <w:tc>
+          <w:tcPr>
+            <w:tcW w:w="1520" w:type="dxa"/>
+            <w:tcBorders>
+              <w:top w:val="nil"/>
+              <w:left w:val="nil"/>
+              <w:bottom w:val="nil"/>
+              <w:right w:val="nil"/>
+            </w:tcBorders>
+            <w:shd w:val="clear" w:color="auto" w:fill="auto"/>
+            <w:noWrap/>
+            <w:vAlign w:val="bottom"/>
+            <w:hideMark/>
+          </w:tcPr>
+          <w:p>
+            <w:pPr>
+              <w:spacing w:after="0" w:line="240" w:lineRule="auto"/>
+              <w:rPr>
+                <w:rFonts w:ascii="Times New Roman" w:eastAsia="Times New Roman" w:hAnsi="Times New Roman" w:cs="Times New Roman"/>
+                <w:kern w:val="0"/>
+                <w:sz w:val="20"/>
+                <w:szCs w:val="20"/>
+                <w14:ligatures w14:val="none"/>
+              </w:rPr>
+            </w:pPr>
+          </w:p>
+        </w:tc>
+        <w:tc>
+          <w:tcPr>
+            <w:tcW w:w="940" w:type="dxa"/>
+            <w:tcBorders>
+              <w:top w:val="nil"/>
+              <w:left w:val="nil"/>
+              <w:bottom w:val="nil"/>
+              <w:right w:val="nil"/>
+            </w:tcBorders>
+            <w:shd w:val="clear" w:color="auto" w:fill="auto"/>
+            <w:noWrap/>
+            <w:vAlign w:val="bottom"/>
+            <w:hideMark/>
+          </w:tcPr>
+          <w:p>
+            <w:pPr>
+              <w:spacing w:after="0" w:line="240" w:lineRule="auto"/>
+              <w:rPr>
+                <w:rFonts w:ascii="Times New Roman" w:eastAsia="Times New Roman" w:hAnsi="Times New Roman" w:cs="Times New Roman"/>
+                <w:kern w:val="0"/>
+                <w:sz w:val="20"/>
+                <w:szCs w:val="20"/>
+                <w14:ligatures w14:val="none"/>
+              </w:rPr>
+            </w:pPr>
+          </w:p>
+        </w:tc>
+        <w:tc>
+          <w:tcPr>
+            <w:tcW w:w="1360" w:type="dxa"/>
+            <w:tcBorders>
+              <w:top w:val="nil"/>
+              <w:left w:val="single" w:sz="4" w:space="0" w:color="auto"/>
+              <w:bottom w:val="single" w:sz="4" w:space="0" w:color="auto"/>
+              <w:right w:val="single" w:sz="4" w:space="0" w:color="auto"/>
+            </w:tcBorders>
+            <w:shd w:val="clear" w:color="auto" w:fill="auto"/>
+            <w:noWrap/>
+            <w:vAlign w:val="bottom"/>
+            <w:hideMark/>
+          </w:tcPr>
+          <w:p>
+            <w:pPr>
+              <w:spacing w:after="0" w:line="240" w:lineRule="auto"/>
+              <w:rPr>
+                <w:rFonts w:ascii="Aptos Narrow" w:eastAsia="Times New Roman" w:hAnsi="Aptos Narrow" w:cs="Times New Roman"/>
+                <w:b/>
+                <w:bCs/>
+                <w:color w:val="000000"/>
+                <w:kern w:val="0"/>
+                <w:sz w:val="22"/>
+                <w:szCs w:val="22"/>
+                <w14:ligatures w14:val="none"/>
+              </w:rPr>
+            </w:pPr>
+            <w:r>
+              <w:rPr>
+                <w:rFonts w:ascii="Aptos Narrow" w:eastAsia="Times New Roman" w:hAnsi="Aptos Narrow" w:cs="Times New Roman"/>
+                <w:b/>
+                <w:bCs/>
+                <w:color w:val="000000"/>
+                <w:kern w:val="0"/>
+                <w:sz w:val="22"/>
+                <w:szCs w:val="22"/>
+                <w14:ligatures w14:val="none"/>
+              </w:rPr>
+              <w:t>Average:</w:t>
+            </w:r>
+          </w:p>
+        </w:tc>
+        <w:tc>
+          <w:tcPr>
+            <w:tcW w:w="1360" w:type="dxa"/>
+            <w:tcBorders>
+              <w:top w:val="nil"/>
+              <w:left w:val="nil"/>
+              <w:bottom w:val="nil"/>
+              <w:right w:val="nil"/>
+            </w:tcBorders>
+            <w:shd w:val="clear" w:color="auto" w:fill="auto"/>
+            <w:noWrap/>
+            <w:vAlign w:val="bottom"/>
+            <w:hideMark/>
+          </w:tcPr>
+          <w:p>
+            <w:pPr>
+              <w:spacing w:after="0" w:line="240" w:lineRule="auto"/>
+              <w:rPr>
+                <w:rFonts w:ascii="Aptos Narrow" w:eastAsia="Times New Roman" w:hAnsi="Aptos Narrow" w:cs="Times New Roman"/>
+                <w:b/>
+                <w:bCs/>
+                <w:color w:val="000000"/>
+                <w:kern w:val="0"/>
+                <w:sz w:val="22"/>
+                <w:szCs w:val="22"/>
+                <w14:ligatures w14:val="none"/>
+              </w:rPr>
+            </w:pPr>
+          </w:p>
+        </w:tc>
+        <w:tc>
+          <w:tcPr>
+            <w:tcW w:w="1360" w:type="dxa"/>
+            <w:tcBorders>
+              <w:top w:val="nil"/>
+              <w:left w:val="single" w:sz="4" w:space="0" w:color="auto"/>
+              <w:bottom w:val="single" w:sz="4" w:space="0" w:color="auto"/>
+              <w:right w:val="single" w:sz="4" w:space="0" w:color="auto"/>
+            </w:tcBorders>
+            <w:shd w:val="clear" w:color="auto" w:fill="auto"/>
+            <w:noWrap/>
+            <w:vAlign w:val="bottom"/>
+            <w:hideMark/>
+          </w:tcPr>
+          <w:p>
+            <w:pPr>
+              <w:spacing w:after="0" w:line="240" w:lineRule="auto"/>
+              <w:rPr>
+                <w:rFonts w:ascii="Aptos Narrow" w:eastAsia="Times New Roman" w:hAnsi="Aptos Narrow" w:cs="Times New Roman"/>
+                <w:b/>
+                <w:bCs/>
+                <w:color w:val="000000"/>
+                <w:kern w:val="0"/>
+                <w:sz w:val="22"/>
+                <w:szCs w:val="22"/>
+                <w14:ligatures w14:val="none"/>
+              </w:rPr>
+            </w:pPr>
+            <w:r>
+              <w:rPr>
+                <w:rFonts w:ascii="Aptos Narrow" w:eastAsia="Times New Roman" w:hAnsi="Aptos Narrow" w:cs="Times New Roman"/>
+                <w:b/>
+                <w:bCs/>
+                <w:color w:val="000000"/>
+                <w:kern w:val="0"/>
+                <w:sz w:val="22"/>
+                <w:szCs w:val="22"/>
+                <w14:ligatures w14:val="none"/>
+              </w:rPr>
+              <w:t>Average:</w:t>
+            </w:r>
+          </w:p>
+        </w:tc>
+      </w:tr>
+      <w:tr>
+        <w:trPr>
+          <w:trHeight w:val="288"/>
+        </w:trPr>
+        <w:tc>
+          <w:tcPr>
+            <w:tcW w:w="480" w:type="dxa"/>
+            <w:tcBorders>
+              <w:top w:val="nil"/>
+              <w:left w:val="nil"/>
+              <w:bottom w:val="nil"/>
+              <w:right w:val="nil"/>
+            </w:tcBorders>
+            <w:shd w:val="clear" w:color="auto" w:fill="auto"/>
+            <w:noWrap/>
+            <w:vAlign w:val="bottom"/>
+            <w:hideMark/>
+          </w:tcPr>
+          <w:p>
+            <w:pPr>
+              <w:spacing w:after="0" w:line="240" w:lineRule="auto"/>
+              <w:rPr>
+                <w:rFonts w:ascii="Aptos Narrow" w:eastAsia="Times New Roman" w:hAnsi="Aptos Narrow" w:cs="Times New Roman"/>
+                <w:b/>
+                <w:bCs/>
+                <w:color w:val="000000"/>
+                <w:kern w:val="0"/>
+                <w:sz w:val="22"/>
+                <w:szCs w:val="22"/>
+                <w14:ligatures w14:val="none"/>
+              </w:rPr>
+            </w:pPr>
+          </w:p>
+        </w:tc>
+        <w:tc>
+          <w:tcPr>
+            <w:tcW w:w="1860" w:type="dxa"/>
+            <w:tcBorders>
+              <w:top w:val="nil"/>
+              <w:left w:val="nil"/>
+              <w:bottom w:val="nil"/>
+              <w:right w:val="nil"/>
+            </w:tcBorders>
+            <w:shd w:val="clear" w:color="auto" w:fill="auto"/>
+            <w:noWrap/>
+            <w:vAlign w:val="bottom"/>
+            <w:hideMark/>
+          </w:tcPr>
+          <w:p>
+            <w:pPr>
+              <w:spacing w:after="0" w:line="240" w:lineRule="auto"/>
+              <w:rPr>
+                <w:rFonts w:ascii="Times New Roman" w:eastAsia="Times New Roman" w:hAnsi="Times New Roman" w:cs="Times New Roman"/>
+                <w:kern w:val="0"/>
+                <w:sz w:val="20"/>
+                <w:szCs w:val="20"/>
+                <w14:ligatures w14:val="none"/>
+              </w:rPr>
+            </w:pPr>
+          </w:p>
+        </w:tc>
+        <w:tc>
+          <w:tcPr>
+            <w:tcW w:w="1460" w:type="dxa"/>
+            <w:tcBorders>
+              <w:top w:val="nil"/>
+              <w:left w:val="nil"/>
+              <w:bottom w:val="nil"/>
+              <w:right w:val="nil"/>
+            </w:tcBorders>
+            <w:shd w:val="clear" w:color="auto" w:fill="auto"/>
+            <w:noWrap/>
+            <w:vAlign w:val="bottom"/>
+            <w:hideMark/>
+          </w:tcPr>
+          <w:p>
+            <w:pPr>
+              <w:spacing w:after="0" w:line="240" w:lineRule="auto"/>
+              <w:rPr>
+                <w:rFonts w:ascii="Times New Roman" w:eastAsia="Times New Roman" w:hAnsi="Times New Roman" w:cs="Times New Roman"/>
+                <w:kern w:val="0"/>
+                <w:sz w:val="20"/>
+                <w:szCs w:val="20"/>
+                <w14:ligatures w14:val="none"/>
+              </w:rPr>
+            </w:pPr>
+          </w:p>
+        </w:tc>
+        <w:tc>
+          <w:tcPr>
+            <w:tcW w:w="1520" w:type="dxa"/>
+            <w:tcBorders>
+              <w:top w:val="nil"/>
+              <w:left w:val="nil"/>
+              <w:bottom w:val="nil"/>
+              <w:right w:val="nil"/>
+            </w:tcBorders>
+            <w:shd w:val="clear" w:color="auto" w:fill="auto"/>
+            <w:noWrap/>
+            <w:vAlign w:val="bottom"/>
+            <w:hideMark/>
+          </w:tcPr>
+          <w:p>
+            <w:pPr>
+              <w:spacing w:after="0" w:line="240" w:lineRule="auto"/>
+              <w:rPr>
+                <w:rFonts w:ascii="Times New Roman" w:eastAsia="Times New Roman" w:hAnsi="Times New Roman" w:cs="Times New Roman"/>
+                <w:kern w:val="0"/>
+                <w:sz w:val="20"/>
+                <w:szCs w:val="20"/>
+                <w14:ligatures w14:val="none"/>
+              </w:rPr>
+            </w:pPr>
+          </w:p>
+        </w:tc>
+        <w:tc>
+          <w:tcPr>
+            <w:tcW w:w="940" w:type="dxa"/>
+            <w:tcBorders>
+              <w:top w:val="nil"/>
+              <w:left w:val="nil"/>
+              <w:bottom w:val="nil"/>
+              <w:right w:val="nil"/>
+            </w:tcBorders>
+            <w:shd w:val="clear" w:color="auto" w:fill="auto"/>
+            <w:noWrap/>
+            <w:vAlign w:val="bottom"/>
+            <w:hideMark/>
+          </w:tcPr>
+          <w:p>
+            <w:pPr>
+              <w:spacing w:after="0" w:line="240" w:lineRule="auto"/>
+              <w:rPr>
+                <w:rFonts w:ascii="Times New Roman" w:eastAsia="Times New Roman" w:hAnsi="Times New Roman" w:cs="Times New Roman"/>
+                <w:kern w:val="0"/>
+                <w:sz w:val="20"/>
+                <w:szCs w:val="20"/>
+                <w14:ligatures w14:val="none"/>
+              </w:rPr>
+            </w:pPr>
+          </w:p>
+        </w:tc>
+        <w:tc>
+          <w:tcPr>
+            <w:tcW w:w="1360" w:type="dxa"/>
+            <w:tcBorders>
+              <w:top w:val="nil"/>
+              <w:left w:val="single" w:sz="4" w:space="0" w:color="auto"/>
+              <w:bottom w:val="single" w:sz="4" w:space="0" w:color="auto"/>
+              <w:right w:val="single" w:sz="4" w:space="0" w:color="auto"/>
+            </w:tcBorders>
+            <w:shd w:val="clear" w:color="auto" w:fill="auto"/>
+            <w:noWrap/>
+            <w:vAlign w:val="bottom"/>
+            <w:hideMark/>
+          </w:tcPr>
+          <w:p>
+            <w:pPr>
+              <w:spacing w:after="0" w:line="240" w:lineRule="auto"/>
+              <w:jc w:val="center"/>
+              <w:rPr>
+                <w:rFonts w:ascii="Aptos Narrow" w:eastAsia="Times New Roman" w:hAnsi="Aptos Narrow" w:cs="Times New Roman"/>
+                <w:color w:val="000000"/>
+                <w:kern w:val="0"/>
+                <w:sz w:val="22"/>
+                <w:szCs w:val="22"/>
+                <w14:ligatures w14:val="none"/>
+              </w:rPr>
+            </w:pPr>
+            <w:r>
+              <w:rPr>
+                <w:rFonts w:ascii="Aptos Narrow" w:eastAsia="Times New Roman" w:hAnsi="Aptos Narrow" w:cs="Times New Roman"/>
+                <w:color w:val="000000"/>
+                <w:kern w:val="0"/>
+                <w:sz w:val="22"/>
+                <w:szCs w:val="22"/>
+                <w14:ligatures w14:val="none"/>
+              </w:rPr>
+              <w:t>3.222</w:t>
+            </w:r>
+          </w:p>
+        </w:tc>
+        <w:tc>
+          <w:tcPr>
+            <w:tcW w:w="1360" w:type="dxa"/>
+            <w:tcBorders>
+              <w:top w:val="nil"/>
+              <w:left w:val="nil"/>
+              <w:bottom w:val="nil"/>
+              <w:right w:val="nil"/>
+            </w:tcBorders>
+            <w:shd w:val="clear" w:color="auto" w:fill="auto"/>
+            <w:noWrap/>
+            <w:vAlign w:val="bottom"/>
+            <w:hideMark/>
+          </w:tcPr>
+          <w:p>
+            <w:pPr>
+              <w:spacing w:after="0" w:line="240" w:lineRule="auto"/>
+              <w:jc w:val="center"/>
+              <w:rPr>
+                <w:rFonts w:ascii="Aptos Narrow" w:eastAsia="Times New Roman" w:hAnsi="Aptos Narrow" w:cs="Times New Roman"/>
+                <w:color w:val="000000"/>
+                <w:kern w:val="0"/>
+                <w:sz w:val="22"/>
+                <w:szCs w:val="22"/>
+                <w14:ligatures w14:val="none"/>
+              </w:rPr>
+            </w:pPr>
+          </w:p>
+        </w:tc>
+        <w:tc>
+          <w:tcPr>
+            <w:tcW w:w="1360" w:type="dxa"/>
+            <w:tcBorders>
+              <w:top w:val="nil"/>
+              <w:left w:val="single" w:sz="4" w:space="0" w:color="auto"/>
+              <w:bottom w:val="single" w:sz="4" w:space="0" w:color="auto"/>
+              <w:right w:val="single" w:sz="4" w:space="0" w:color="auto"/>
+            </w:tcBorders>
+            <w:shd w:val="clear" w:color="auto" w:fill="auto"/>
+            <w:noWrap/>
+            <w:vAlign w:val="bottom"/>
+            <w:hideMark/>
+          </w:tcPr>
+          <w:p>
+            <w:pPr>
+              <w:spacing w:after="0" w:line="240" w:lineRule="auto"/>
+              <w:jc w:val="center"/>
+              <w:rPr>
+                <w:rFonts w:ascii="Aptos Narrow" w:eastAsia="Times New Roman" w:hAnsi="Aptos Narrow" w:cs="Times New Roman"/>
+                <w:color w:val="000000"/>
+                <w:kern w:val="0"/>
+                <w:sz w:val="22"/>
+                <w:szCs w:val="22"/>
+                <w14:ligatures w14:val="none"/>
+              </w:rPr>
+            </w:pPr>
+            <w:r>
+              <w:rPr>
+                <w:rFonts w:ascii="Aptos Narrow" w:eastAsia="Times New Roman" w:hAnsi="Aptos Narrow" w:cs="Times New Roman"/>
+                <w:color w:val="000000"/>
+                <w:kern w:val="0"/>
+                <w:sz w:val="22"/>
+                <w:szCs w:val="22"/>
+                <w14:ligatures w14:val="none"/>
+              </w:rPr>
+              <w:t>53.564</w:t>
+            </w:r>
+          </w:p>
+        </w:tc>
+      </w:tr>
+    </w:tbl>
+    <w:p>
+      <w:pPr>
+        <w:rPr>
+          <w:rFonts w:ascii="Times New Roman" w:hAnsi="Times New Roman" w:cs="Times New Roman"/>
+          <w:b/>
+          <w:bCs/>
+          <w:u w:val="single"/>
+        </w:rPr>
+      </w:pPr>
+      <w:r>
+        <w:rPr>
+          <w:rFonts w:ascii="Times New Roman" w:hAnsi="Times New Roman" w:cs="Times New Roman"/>
+          <w:b/>
+          <w:bCs/>
+          <w:u w:val="single"/>
+        </w:rPr>
+        <w:t>Direct Calculation</w:t>
+      </w:r>
+    </w:p>
+    <w:p>
+      <w:pPr>
+        <w:rPr>
+          <w:rFonts w:ascii="Times New Roman" w:hAnsi="Times New Roman" w:cs="Times New Roman"/>
+        </w:rPr>
+      </w:pPr>
+      <w:r>
+        <w:rPr>
+          <w:rFonts w:ascii="Times New Roman" w:hAnsi="Times New Roman" w:cs="Times New Roman"/>
+          <w:u w:val="single"/>
+        </w:rPr>
+        <w:t>p</w:t>
+      </w:r>
+      <w:r>
+        <w:rPr>
+          <w:rFonts w:ascii="Times New Roman" w:hAnsi="Times New Roman" w:cs="Times New Roman"/>
+          <w:u w:val="single"/>
+        </w:rPr>
+        <w:t>i (</w:t>
+      </w:r>
+      <m:oMath>
+        <m:r>
+          <w:rPr>
+            <w:rFonts w:ascii="Cambria Math" w:hAnsi="Cambria Math" w:cs="Times New Roman"/>
+            <w:u w:val="single"/>
+          </w:rPr>
+          <m:t>π</m:t>
+        </m:r>
+      </m:oMath>
+      <w:r>
+        <w:rPr>
+          <w:rFonts w:ascii="Times New Roman" w:hAnsi="Times New Roman" w:cs="Times New Roman"/>
+          <w:u w:val="single"/>
+        </w:rPr>
+        <w:t>)</w:t>
+      </w:r>
+      <w:r>
+        <w:rPr>
+          <w:rFonts w:ascii="Times New Roman" w:hAnsi="Times New Roman" w:cs="Times New Roman"/>
+        </w:rPr>
+        <w:t>:</w:t>
+      </w:r>
+      <w:r>
+        <w:rPr>
+          <w:rFonts w:ascii="Times New Roman" w:hAnsi="Times New Roman" w:cs="Times New Roman"/>
+        </w:rPr>
+        <w:t xml:space="preserve"> (</w:t>
+      </w:r>
+      <m:oMath>
+        <m:r>
+          <w:rPr>
+            <w:rFonts w:ascii="Cambria Math" w:hAnsi="Cambria Math" w:cs="Times New Roman"/>
+          </w:rPr>
+          <m:t>π=C/d</m:t>
+        </m:r>
+      </m:oMath>
+      <w:r>
+        <w:rPr>
+          <w:rFonts w:ascii="Times New Roman" w:hAnsi="Times New Roman" w:cs="Times New Roman"/>
+        </w:rPr>
+        <w:t>)</w:t>
+      </w:r>
+      <w:r>
+        <w:rPr>
+          <w:rFonts w:ascii="Times New Roman" w:hAnsi="Times New Roman" w:cs="Times New Roman"/>
+        </w:rPr>
+        <w:br/>
+        <w:t>1.</w:t>
+      </w:r>
+      <w:r>
+        <w:rPr>
+          <w:rFonts w:ascii="Times New Roman" w:hAnsi="Times New Roman" w:cs="Times New Roman"/>
+        </w:rPr>
+        <w:br/>
+        <w:t>2.</w:t>
+      </w:r>
+      <w:r>
+        <w:rPr>
+          <w:rFonts w:ascii="Times New Roman" w:hAnsi="Times New Roman" w:cs="Times New Roman"/>
+        </w:rPr>
+        <w:br/>
+        <w:t>3.</w:t>
+      </w:r>
+      <w:r>
+        <w:rPr>
+          <w:rFonts w:ascii="Times New Roman" w:hAnsi="Times New Roman" w:cs="Times New Roman"/>
+        </w:rPr>
+        <w:br/>
+        <w:t>4.</w:t>
+      </w:r>
+      <w:r>
+        <w:rPr>
+          <w:rFonts w:ascii="Times New Roman" w:hAnsi="Times New Roman" w:cs="Times New Roman"/>
+        </w:rPr>
+        <w:br/>
+        <w:t>5.</w:t>
+      </w:r>
+      <w:r>
+        <w:rPr>
+          <w:rFonts w:ascii="Times New Roman" w:hAnsi="Times New Roman" w:cs="Times New Roman"/>
+        </w:rPr>
+        <w:br/>
+        <w:t>Average:</w:t>
+      </w:r>
+    </w:p>
+    <w:p>
+      <w:pPr>
+        <w:rPr>
+          <w:rFonts w:ascii="Times New Roman" w:hAnsi="Times New Roman" w:cs="Times New Roman"/>
+        </w:rPr>
+      </w:pPr>
+      <w:r>
+        <w:rPr>
+          <w:rFonts w:ascii="Times New Roman" w:hAnsi="Times New Roman" w:cs="Times New Roman"/>
+          <w:u w:val="single"/>
+        </w:rPr>
+        <w:t>Radius</w:t>
+      </w:r>
+      <w:r>
+        <w:rPr>
+          <w:rFonts w:ascii="Times New Roman" w:hAnsi="Times New Roman" w:cs="Times New Roman"/>
+          <w:u w:val="single"/>
+        </w:rPr>
+        <w:t xml:space="preserve"> square</w:t>
+      </w:r>
+      <w:r>
+        <w:rPr>
+          <w:rFonts w:ascii="Times New Roman" w:hAnsi="Times New Roman" w:cs="Times New Roman"/>
+          <w:u w:val="single"/>
+        </w:rPr>
+        <w:t xml:space="preserve"> (</w:t>
+      </w:r>
+      <m:oMath>
+        <m:sSup>
+          <m:sSupPr>
+            <m:ctrlPr>
+              <w:rPr>
+                <w:rFonts w:ascii="Cambria Math" w:hAnsi="Cambria Math" w:cs="Times New Roman"/>
+                <w:i/>
+                <w:u w:val="single"/>
+              </w:rPr>
+            </m:ctrlPr>
+          </m:sSupPr>
+          <m:e>
+            <m:r>
+              <w:rPr>
+                <w:rFonts w:ascii="Cambria Math" w:hAnsi="Cambria Math" w:cs="Times New Roman"/>
+                <w:u w:val="single"/>
+              </w:rPr>
+              <m:t>r</m:t>
+            </m:r>
+          </m:e>
+          <m:sup>
+            <m:r>
+              <w:rPr>
+                <w:rFonts w:ascii="Cambria Math" w:hAnsi="Cambria Math" w:cs="Times New Roman"/>
+                <w:u w:val="single"/>
+              </w:rPr>
+              <m:t>2</m:t>
+            </m:r>
+          </m:sup>
+        </m:sSup>
+      </m:oMath>
+      <w:r>
+        <w:rPr>
+          <w:rFonts w:ascii="Times New Roman" w:hAnsi="Times New Roman" w:cs="Times New Roman"/>
+          <w:u w:val="single"/>
+        </w:rPr>
+        <w:t>)</w:t>
+      </w:r>
+      <w:r>
+        <w:rPr>
+          <w:rFonts w:ascii="Times New Roman" w:hAnsi="Times New Roman" w:cs="Times New Roman"/>
+        </w:rPr>
+        <w:t>:</w:t>
+      </w:r>
+      <w:r>
+        <w:rPr>
+          <w:rFonts w:ascii="Times New Roman" w:hAnsi="Times New Roman" w:cs="Times New Roman"/>
+        </w:rPr>
+        <w:t xml:space="preserve"> </w:t>
+      </w:r>
+      <m:oMath>
+        <m:sSup>
+          <m:sSupPr>
+            <m:ctrlPr>
+              <w:rPr>
+                <w:rFonts w:ascii="Cambria Math" w:hAnsi="Cambria Math" w:cs="Times New Roman"/>
+                <w:i/>
+              </w:rPr>
+            </m:ctrlPr>
+          </m:sSupPr>
+          <m:e>
+            <m:d>
+              <m:dPr>
+                <m:ctrlPr>
+                  <w:rPr>
+                    <w:rFonts w:ascii="Cambria Math" w:hAnsi="Cambria Math" w:cs="Times New Roman"/>
+                    <w:i/>
+                  </w:rPr>
+                </m:ctrlPr>
+              </m:dPr>
+              <m:e>
+                <m:f>
+                  <m:fPr>
+                    <m:ctrlPr>
+                      <w:rPr>
+                        <w:rFonts w:ascii="Cambria Math" w:hAnsi="Cambria Math" w:cs="Times New Roman"/>
+                        <w:i/>
+                      </w:rPr>
+                    </m:ctrlPr>
+                  </m:fPr>
+                  <m:num>
+                    <m:r>
+                      <w:rPr>
+                        <w:rFonts w:ascii="Cambria Math" w:hAnsi="Cambria Math" w:cs="Times New Roman"/>
+                      </w:rPr>
+                      <m:t>d</m:t>
+                    </m:r>
+                  </m:num>
+                  <m:den>
+                    <m:r>
+                      <w:rPr>
+                        <w:rFonts w:ascii="Cambria Math" w:hAnsi="Cambria Math" w:cs="Times New Roman"/>
+                      </w:rPr>
+                      <m:t>2</m:t>
+                    </m:r>
+                  </m:den>
+                </m:f>
+              </m:e>
+            </m:d>
+          </m:e>
+          <m:sup>
+            <m:r>
+              <w:rPr>
+                <w:rFonts w:ascii="Cambria Math" w:hAnsi="Cambria Math" w:cs="Times New Roman"/>
+              </w:rPr>
+              <m:t>2</m:t>
+            </m:r>
+          </m:sup>
+        </m:sSup>
+      </m:oMath>
+      <w:r>
+        <w:rPr>
+          <w:rFonts w:ascii="Times New Roman" w:hAnsi="Times New Roman" w:cs="Times New Roman"/>
+        </w:rPr>
+        <w:br/>
+        <w:t>1.</w:t>
+      </w:r>
+      <w:r>
+        <w:rPr>
+          <w:rFonts w:ascii="Times New Roman" w:hAnsi="Times New Roman" w:cs="Times New Roman"/>
+        </w:rPr>
+        <w:br/>
+        <w:t>2.</w:t>
+      </w:r>
+      <w:r>
+        <w:rPr>
+          <w:rFonts w:ascii="Times New Roman" w:hAnsi="Times New Roman" w:cs="Times New Roman"/>
+        </w:rPr>
+        <w:br/>
+        <w:t>3.</w:t>
+      </w:r>
+      <w:r>
+        <w:rPr>
+          <w:rFonts w:ascii="Times New Roman" w:hAnsi="Times New Roman" w:cs="Times New Roman"/>
+        </w:rPr>
+        <w:br/>
+        <w:t>4.</w:t>
+      </w:r>
+      <w:r>
+        <w:rPr>
+          <w:rFonts w:ascii="Times New Roman" w:hAnsi="Times New Roman" w:cs="Times New Roman"/>
+        </w:rPr>
+        <w:br/>
+        <w:t>5.</w:t>
+      </w:r>
+    </w:p>
+    <w:p>
+      <w:pPr>
+        <w:rPr>
+          <w:rFonts w:ascii="Times New Roman" w:hAnsi="Times New Roman" w:cs="Times New Roman"/>
+        </w:rPr>
+      </w:pPr>
+      <w:r>
+        <w:rPr>
+          <w:rFonts w:ascii="Times New Roman" w:hAnsi="Times New Roman" w:cs="Times New Roman"/>
+          <w:u w:val="single"/>
+        </w:rPr>
+        <w:t>Volume</w:t>
+      </w:r>
+      <w:r>
+        <w:rPr>
+          <w:rFonts w:ascii="Cambria Math" w:hAnsi="Cambria Math" w:cs="Times New Roman"/>
+          <w:i/>
+          <w:u w:val="single"/>
+        </w:rPr>
+        <w:t xml:space="preserve"> </w:t>
+      </w:r>
+      <m:oMath>
+        <m:r>
+          <w:rPr>
+            <w:rFonts w:ascii="Cambria Math" w:hAnsi="Cambria Math" w:cs="Times New Roman"/>
+            <w:u w:val="single"/>
+          </w:rPr>
+          <m:t>(</m:t>
+        </m:r>
+        <m:r>
+          <w:rPr>
+            <w:rFonts w:ascii="Cambria Math" w:hAnsi="Cambria Math" w:cs="Times New Roman"/>
+            <w:u w:val="single"/>
+          </w:rPr>
+          <m:t>V</m:t>
+        </m:r>
+        <m:r>
+          <w:rPr>
+            <w:rFonts w:ascii="Cambria Math" w:hAnsi="Cambria Math" w:cs="Times New Roman"/>
+            <w:u w:val="single"/>
+          </w:rPr>
+          <m:t>)</m:t>
+        </m:r>
+      </m:oMath>
+      <w:r>
+        <w:rPr>
+          <w:rFonts w:ascii="Times New Roman" w:hAnsi="Times New Roman" w:cs="Times New Roman"/>
+        </w:rPr>
+        <w:t>:</w:t>
+      </w:r>
+      <w:r>
+        <w:rPr>
+          <w:rFonts w:ascii="Times New Roman" w:hAnsi="Times New Roman" w:cs="Times New Roman"/>
+        </w:rPr>
+        <w:t xml:space="preserve"> (</w:t>
+      </w:r>
+      <m:oMath>
+        <m:r>
+          <w:rPr>
+            <w:rFonts w:ascii="Cambria Math" w:hAnsi="Cambria Math" w:cs="Times New Roman"/>
+          </w:rPr>
+          <m:t>V=π</m:t>
+        </m:r>
+        <m:sSup>
+          <m:sSupPr>
+            <m:ctrlPr>
+              <w:rPr>
+                <w:rFonts w:ascii="Cambria Math" w:hAnsi="Cambria Math" w:cs="Times New Roman"/>
+                <w:i/>
+              </w:rPr>
+            </m:ctrlPr>
+          </m:sSupPr>
+          <m:e>
+            <m:r>
+              <w:rPr>
+                <w:rFonts w:ascii="Cambria Math" w:hAnsi="Cambria Math" w:cs="Times New Roman"/>
+              </w:rPr>
+              <m:t>r</m:t>
+            </m:r>
+          </m:e>
+          <m:sup>
+            <m:r>
+              <w:rPr>
+                <w:rFonts w:ascii="Cambria Math" w:hAnsi="Cambria Math" w:cs="Times New Roman"/>
+              </w:rPr>
+              <m:t>2</m:t>
+            </m:r>
+          </m:sup>
+        </m:sSup>
+        <m:r>
+          <w:rPr>
+            <w:rFonts w:ascii="Cambria Math" w:hAnsi="Cambria Math" w:cs="Times New Roman"/>
+          </w:rPr>
+          <m:t>h</m:t>
+        </m:r>
+        <m:r>
+          <w:rPr>
+            <w:rFonts w:ascii="Cambria Math" w:hAnsi="Cambria Math" w:cs="Times New Roman"/>
+          </w:rPr>
+          <m:t>)</m:t>
+        </m:r>
+      </m:oMath>
+      <w:r>
+        <w:rPr>
+          <w:rFonts w:ascii="Times New Roman" w:hAnsi="Times New Roman" w:cs="Times New Roman"/>
+        </w:rPr>
+        <w:br/>
+        <w:t>1.</w:t>
+      </w:r>
+      <w:r>
+        <w:rPr>
+          <w:rFonts w:ascii="Times New Roman" w:hAnsi="Times New Roman" w:cs="Times New Roman"/>
+        </w:rPr>
+        <w:br/>
+        <w:t>2.</w:t>
+      </w:r>
+      <w:r>
+        <w:rPr>
+          <w:rFonts w:ascii="Times New Roman" w:hAnsi="Times New Roman" w:cs="Times New Roman"/>
+        </w:rPr>
+        <w:br/>
+        <w:t>3.</w:t>
+      </w:r>
+      <w:r>
+        <w:rPr>
+          <w:rFonts w:ascii="Times New Roman" w:hAnsi="Times New Roman" w:cs="Times New Roman"/>
+        </w:rPr>
+        <w:br/>
+        <w:t>4.</w:t>
+      </w:r>
+      <w:r>
+        <w:rPr>
+          <w:rFonts w:ascii="Times New Roman" w:hAnsi="Times New Roman" w:cs="Times New Roman"/>
+        </w:rPr>
+        <w:br/>
+        <w:t>5.</w:t>
+      </w:r>
+    </w:p>
+    <w:p>
+      <w:pPr>
+        <w:rPr>
+          <w:rFonts w:ascii="Times New Roman" w:hAnsi="Times New Roman" w:cs="Times New Roman"/>
+        </w:rPr>
+      </w:pPr>
+      <w:r>
+        <w:rPr>
+          <w:rFonts w:ascii="Times New Roman" w:hAnsi="Times New Roman" w:cs="Times New Roman"/>
+          <w:u w:val="single"/>
+        </w:rPr>
+        <w:lastRenderedPageBreak/>
+        <w:t>Density (</w:t>
+      </w:r>
+      <m:oMath>
+        <m:r>
+          <w:rPr>
+            <w:rFonts w:ascii="Cambria Math" w:hAnsi="Cambria Math" w:cs="Times New Roman"/>
+            <w:u w:val="single"/>
+          </w:rPr>
+          <m:t>ρ</m:t>
+        </m:r>
+      </m:oMath>
+      <w:r>
+        <w:rPr>
+          <w:rFonts w:ascii="Times New Roman" w:hAnsi="Times New Roman" w:cs="Times New Roman"/>
+          <w:u w:val="single"/>
+        </w:rPr>
+        <w:t>)</w:t>
+      </w:r>
+      <w:r>
+        <w:rPr>
+          <w:rFonts w:ascii="Times New Roman" w:hAnsi="Times New Roman" w:cs="Times New Roman"/>
+        </w:rPr>
+        <w:t>:</w:t>
+      </w:r>
+      <w:r>
+        <w:rPr>
+          <w:rFonts w:ascii="Times New Roman" w:hAnsi="Times New Roman" w:cs="Times New Roman"/>
+        </w:rPr>
+        <w:t xml:space="preserve"> </w:t>
+      </w:r>
+      <w:r>
+        <w:rPr>
+          <w:rFonts w:ascii="Times New Roman" w:hAnsi="Times New Roman" w:cs="Times New Roman"/>
+        </w:rPr>
+        <w:t>(</w:t>
+      </w:r>
+      <m:oMath>
+        <m:r>
+          <w:rPr>
+            <w:rFonts w:ascii="Cambria Math" w:hAnsi="Cambria Math" w:cs="Times New Roman"/>
+          </w:rPr>
+          <m:t>ρ</m:t>
+        </m:r>
+        <m:r>
+          <w:rPr>
+            <w:rFonts w:ascii="Cambria Math" w:hAnsi="Cambria Math" w:cs="Times New Roman"/>
+          </w:rPr>
+          <m:t>=</m:t>
+        </m:r>
+        <m:f>
+          <m:fPr>
+            <m:ctrlPr>
+              <w:rPr>
+                <w:rFonts w:ascii="Cambria Math" w:hAnsi="Cambria Math" w:cs="Times New Roman"/>
+                <w:i/>
+              </w:rPr>
+            </m:ctrlPr>
+          </m:fPr>
+          <m:num>
+            <m:r>
+              <w:rPr>
+                <w:rFonts w:ascii="Cambria Math" w:hAnsi="Cambria Math" w:cs="Times New Roman"/>
+              </w:rPr>
+              <m:t>m</m:t>
+            </m:r>
+          </m:num>
+          <m:den>
+            <m:r>
+              <w:rPr>
+                <w:rFonts w:ascii="Cambria Math" w:hAnsi="Cambria Math" w:cs="Times New Roman"/>
+              </w:rPr>
+              <m:t>V</m:t>
+            </m:r>
+          </m:den>
+        </m:f>
+      </m:oMath>
+      <w:r>
+        <w:rPr>
+          <w:rFonts w:ascii="Times New Roman" w:hAnsi="Times New Roman" w:cs="Times New Roman"/>
+        </w:rPr>
+        <w:t xml:space="preserve"> </w:t>
+      </w:r>
+      <w:r>
+        <w:rPr>
+          <w:rFonts w:ascii="Times New Roman" w:hAnsi="Times New Roman" w:cs="Times New Roman"/>
+        </w:rPr>
+        <w:t>)</w:t>
+      </w:r>
+      <w:r>
+        <w:rPr>
+          <w:rFonts w:ascii="Times New Roman" w:hAnsi="Times New Roman" w:cs="Times New Roman"/>
+        </w:rPr>
+        <w:br/>
+        <w:t>1.</w:t>
+      </w:r>
+      <w:r>
+        <w:rPr>
+          <w:rFonts w:ascii="Times New Roman" w:hAnsi="Times New Roman" w:cs="Times New Roman"/>
+        </w:rPr>
+        <w:br/>
+        <w:t>2.</w:t>
+      </w:r>
+      <w:r>
+        <w:rPr>
+          <w:rFonts w:ascii="Times New Roman" w:hAnsi="Times New Roman" w:cs="Times New Roman"/>
+        </w:rPr>
+        <w:br/>
+        <w:t>3.</w:t>
+      </w:r>
+      <w:r>
+        <w:rPr>
+          <w:rFonts w:ascii="Times New Roman" w:hAnsi="Times New Roman" w:cs="Times New Roman"/>
+        </w:rPr>
+        <w:br/>
+        <w:t>4.</w:t>
+      </w:r>
+      <w:r>
+        <w:rPr>
+          <w:rFonts w:ascii="Times New Roman" w:hAnsi="Times New Roman" w:cs="Times New Roman"/>
+        </w:rPr>
+        <w:br/>
+        <w:t>5.</w:t>
+      </w:r>
+      <w:r>
+        <w:rPr>
+          <w:rFonts w:ascii="Times New Roman" w:hAnsi="Times New Roman" w:cs="Times New Roman"/>
+        </w:rPr>
+        <w:br/>
+        <w:t>Average:</w:t>
+      </w:r>
+    </w:p>
+    <w:p>
+      <w:pPr>
+        <w:rPr>
+          <w:rFonts w:ascii="Times New Roman" w:hAnsi="Times New Roman" w:cs="Times New Roman"/>
+          <w:b/>
+          <w:bCs/>
+          <w:u w:val="single"/>
+        </w:rPr>
+      </w:pPr>
+      <w:r>
+        <w:rPr>
+          <w:rFonts w:ascii="Times New Roman" w:hAnsi="Times New Roman" w:cs="Times New Roman"/>
+          <w:b/>
+          <w:bCs/>
+          <w:u w:val="single"/>
+        </w:rPr>
+        <w:t>Graphical Method</w:t>
+      </w:r>
+    </w:p>
+    <w:p>
+      <w:pPr>
+        <w:rPr>
+          <w:rFonts w:ascii="Times New Roman" w:hAnsi="Times New Roman" w:cs="Times New Roman"/>
+          <w:u w:val="single"/>
+        </w:rPr>
+      </w:pPr>
+      <w:r>
+        <w:rPr>
+          <w:rFonts w:ascii="Times New Roman" w:hAnsi="Times New Roman" w:cs="Times New Roman"/>
+          <w:u w:val="single"/>
+        </w:rPr>
+        <w:t>C vs. d</w:t>
+      </w:r>
+    </w:p>
+    <w:p>
+      <w:pPr>
+        <w:rPr>
+          <w:rFonts w:ascii="Times New Roman" w:hAnsi="Times New Roman" w:cs="Times New Roman"/>
+        </w:rPr>
+      </w:pPr>
+      <w:r>
+        <w:rPr>
+          <w:noProof/>
+        </w:rPr>
+        <w:drawing>
+          <wp:inline distT="0" distB="0" distL="0" distR="0" wp14:anchorId="54882EE6" wp14:editId="077C0B98">
+            <wp:extent cx="4571573" cy="2683435"/>
+            <wp:effectExtent l="0" t="0" r="635" b="3175"/>
+            <wp:docPr id="1" name="Chart 1">
+              <a:extLst xmlns:a="http://schemas.openxmlformats.org/drawingml/2006/main">
+                <a:ext uri="{FF2B5EF4-FFF2-40B4-BE49-F238E27FC236}">
+                  <a16:creationId xmlns:a16="http://schemas.microsoft.com/office/drawing/2014/main" id="{0B3B2DDE-B680-7869-3332-183FC70C9F6D}"/>
+                </a:ext>
+              </a:extLst>
+            </wp:docPr>
+            <wp:cNvGraphicFramePr/>
+            <a:graphic xmlns:a="http://schemas.openxmlformats.org/drawingml/2006/main">
+              <a:graphicData uri="http://schemas.openxmlformats.org/drawingml/2006/chart">
+                <c:chart xmlns:c="http://schemas.openxmlformats.org/drawingml/2006/chart" xmlns:r="http://schemas.openxmlformats.org/officeDocument/2006/relationships" r:id="rId5"/>
+              </a:graphicData>
+            </a:graphic>
+          </wp:inline>
+        </w:drawing>
+      </w:r>
+    </w:p>
+    <w:p>
+      <w:pPr>
+        <w:rPr>
+          <w:rFonts w:ascii="Times New Roman" w:hAnsi="Times New Roman" w:cs="Times New Roman"/>
+        </w:rPr>
+      </w:pPr>
+      <m:oMath>
+        <m:sSub>
+          <m:sSubPr>
+            <m:ctrlPr>
+              <w:rPr>
+                <w:rFonts w:ascii="Cambria Math" w:hAnsi="Cambria Math" w:cs="Times New Roman"/>
+                <w:i/>
+              </w:rPr>
+            </m:ctrlPr>
+          </m:sSubPr>
+          <m:e>
+            <m:r>
+              <w:rPr>
+                <w:rFonts w:ascii="Cambria Math" w:hAnsi="Cambria Math" w:cs="Times New Roman"/>
+              </w:rPr>
+              <m:t>π</m:t>
+            </m:r>
+          </m:e>
+          <m:sub>
+            <m:r>
+              <w:rPr>
+                <w:rFonts w:ascii="Cambria Math" w:hAnsi="Cambria Math" w:cs="Times New Roman"/>
+              </w:rPr>
+              <m:t>graphical</m:t>
+            </m:r>
+          </m:sub>
+        </m:sSub>
+        <m:r>
+          <w:rPr>
+            <w:rFonts w:ascii="Cambria Math" w:hAnsi="Cambria Math" w:cs="Times New Roman"/>
+          </w:rPr>
+          <m:t>=3.0892</m:t>
+        </m:r>
+      </m:oMath>
+      <w:r>
+        <w:rPr>
+          <w:rFonts w:ascii="Times New Roman" w:hAnsi="Times New Roman" w:cs="Times New Roman"/>
+        </w:rPr>
+        <w:t xml:space="preserve"> </w:t>
+      </w:r>
+    </w:p>
+    <w:p>
+      <w:pPr>
+        <w:rPr>
+          <w:rFonts w:ascii="Times New Roman" w:eastAsiaTheme="minorEastAsia" w:hAnsi="Times New Roman" w:cs="Times New Roman"/>
+          <w:u w:val="single"/>
+        </w:rPr>
+      </w:pPr>
+      <w:r>
+        <w:rPr>
+          <w:rFonts w:ascii="Times New Roman" w:hAnsi="Times New Roman" w:cs="Times New Roman"/>
+          <w:u w:val="single"/>
+        </w:rPr>
+        <w:t xml:space="preserve">m vs. </w:t>
+      </w:r>
+      <m:oMath>
+        <m:sSup>
+          <m:sSupPr>
+            <m:ctrlPr>
+              <w:rPr>
+                <w:rFonts w:ascii="Cambria Math" w:hAnsi="Cambria Math" w:cs="Times New Roman"/>
+                <w:i/>
+                <w:u w:val="single"/>
+              </w:rPr>
+            </m:ctrlPr>
+          </m:sSupPr>
+          <m:e>
+            <m:r>
+              <w:rPr>
+                <w:rFonts w:ascii="Cambria Math" w:hAnsi="Cambria Math" w:cs="Times New Roman"/>
+                <w:u w:val="single"/>
+              </w:rPr>
+              <m:t>r</m:t>
+            </m:r>
+          </m:e>
+          <m:sup>
+            <m:r>
+              <w:rPr>
+                <w:rFonts w:ascii="Cambria Math" w:hAnsi="Cambria Math" w:cs="Times New Roman"/>
+                <w:u w:val="single"/>
+              </w:rPr>
+              <m:t>2</m:t>
+            </m:r>
+          </m:sup>
+        </m:sSup>
+      </m:oMath>
+    </w:p>
+    <w:p>
+      <w:pPr>
+        <w:rPr>
+          <w:rFonts w:ascii="Times New Roman" w:hAnsi="Times New Roman" w:cs="Times New Roman"/>
+          <w:u w:val="single"/>
+        </w:rPr>
+      </w:pPr>
+      <w:r>
+        <w:rPr>
+          <w:noProof/>
+        </w:rPr>
+        <w:lastRenderedPageBreak/>
+        <w:drawing>
+          <wp:inline distT="0" distB="0" distL="0" distR="0" wp14:anchorId="6C842EB8" wp14:editId="26013BB6">
+            <wp:extent cx="4588221" cy="2679167"/>
+            <wp:effectExtent l="0" t="0" r="3175" b="6985"/>
+            <wp:docPr id="2" name="Chart 2">
+              <a:extLst xmlns:a="http://schemas.openxmlformats.org/drawingml/2006/main">
+                <a:ext uri="{FF2B5EF4-FFF2-40B4-BE49-F238E27FC236}">
+                  <a16:creationId xmlns:a16="http://schemas.microsoft.com/office/drawing/2014/main" id="{A0790579-9749-BFE2-F59D-ED963AC2580C}"/>
+                </a:ext>
+              </a:extLst>
+            </wp:docPr>
+            <wp:cNvGraphicFramePr/>
+            <a:graphic xmlns:a="http://schemas.openxmlformats.org/drawingml/2006/main">
+              <a:graphicData uri="http://schemas.openxmlformats.org/drawingml/2006/chart">
+                <c:chart xmlns:c="http://schemas.openxmlformats.org/drawingml/2006/chart" xmlns:r="http://schemas.openxmlformats.org/officeDocument/2006/relationships" r:id="rId6"/>
+              </a:graphicData>
+            </a:graphic>
+          </wp:inline>
+        </w:drawing>
+      </w:r>
+    </w:p>
+    <w:p>
+      <w:pPr>
+        <w:rPr>
+          <w:rFonts w:ascii="Times New Roman" w:hAnsi="Times New Roman" w:cs="Times New Roman"/>
+        </w:rPr>
+      </w:pPr>
+      <w:r>
+        <w:rPr>
+          <w:rFonts w:ascii="Times New Roman" w:hAnsi="Times New Roman" w:cs="Times New Roman"/>
+        </w:rPr>
+        <w:t>b = 28.709</w:t>
+      </w:r>
+    </w:p>
+    <w:p>
+      <w:pPr>
+        <w:rPr>
+          <w:rFonts w:ascii="Times New Roman" w:hAnsi="Times New Roman" w:cs="Times New Roman"/>
+        </w:rPr>
+      </w:pPr>
+      <m:oMath>
+        <m:sSub>
+          <m:sSubPr>
+            <m:ctrlPr>
+              <w:rPr>
+                <w:rFonts w:ascii="Cambria Math" w:hAnsi="Cambria Math" w:cs="Times New Roman"/>
+                <w:i/>
+              </w:rPr>
+            </m:ctrlPr>
+          </m:sSubPr>
+          <m:e>
+            <m:r>
+              <w:rPr>
+                <w:rFonts w:ascii="Cambria Math" w:hAnsi="Cambria Math" w:cs="Times New Roman"/>
+              </w:rPr>
+              <m:t>ρ</m:t>
+            </m:r>
+          </m:e>
+          <m:sub>
+            <m:r>
+              <w:rPr>
+                <w:rFonts w:ascii="Cambria Math" w:hAnsi="Cambria Math" w:cs="Times New Roman"/>
+              </w:rPr>
+              <m:t>graphical</m:t>
+            </m:r>
+          </m:sub>
+        </m:sSub>
+        <m:r>
+          <w:rPr>
+            <w:rFonts w:ascii="Cambria Math" w:hAnsi="Cambria Math" w:cs="Times New Roman"/>
+          </w:rPr>
+          <m:t xml:space="preserve">= </m:t>
+        </m:r>
+        <m:f>
+          <m:fPr>
+            <m:ctrlPr>
+              <w:rPr>
+                <w:rFonts w:ascii="Cambria Math" w:hAnsi="Cambria Math" w:cs="Times New Roman"/>
+                <w:i/>
+                <w:iCs/>
+              </w:rPr>
+            </m:ctrlPr>
+          </m:fPr>
+          <m:num>
+            <m:r>
+              <w:rPr>
+                <w:rFonts w:ascii="Cambria Math" w:hAnsi="Cambria Math" w:cs="Times New Roman"/>
+              </w:rPr>
+              <m:t>b</m:t>
+            </m:r>
+          </m:num>
+          <m:den>
+            <m:r>
+              <w:rPr>
+                <w:rFonts w:ascii="Cambria Math" w:hAnsi="Cambria Math" w:cs="Times New Roman"/>
+              </w:rPr>
+              <m:t>πh</m:t>
+            </m:r>
+          </m:den>
+        </m:f>
+        <m:r>
+          <w:rPr>
+            <w:rFonts w:ascii="Cambria Math" w:hAnsi="Cambria Math" w:cs="Times New Roman"/>
+          </w:rPr>
+          <m:t>=</m:t>
+        </m:r>
+        <m:f>
+          <m:fPr>
+            <m:ctrlPr>
+              <w:rPr>
+                <w:rFonts w:ascii="Cambria Math" w:hAnsi="Cambria Math" w:cs="Times New Roman"/>
+                <w:i/>
+                <w:iCs/>
+              </w:rPr>
+            </m:ctrlPr>
+          </m:fPr>
+          <m:num>
+            <m:r>
+              <w:rPr>
+                <w:rFonts w:ascii="Cambria Math" w:hAnsi="Cambria Math" w:cs="Times New Roman"/>
+              </w:rPr>
+              <m:t>28.709</m:t>
+            </m:r>
+          </m:num>
+          <m:den>
+            <m:r>
+              <w:rPr>
+                <w:rFonts w:ascii="Cambria Math" w:hAnsi="Cambria Math" w:cs="Times New Roman"/>
+              </w:rPr>
+              <m:t>3.1416×0.1777</m:t>
+            </m:r>
+          </m:den>
+        </m:f>
+        <m:r>
+          <w:rPr>
+            <w:rFonts w:ascii="Cambria Math" w:hAnsi="Cambria Math" w:cs="Times New Roman"/>
+          </w:rPr>
+          <m:t>≈51.42 kg/</m:t>
+        </m:r>
+        <m:sSup>
+          <m:sSupPr>
+            <m:ctrlPr>
+              <w:rPr>
+                <w:rFonts w:ascii="Cambria Math" w:hAnsi="Cambria Math" w:cs="Times New Roman"/>
+                <w:i/>
+                <w:iCs/>
+              </w:rPr>
+            </m:ctrlPr>
+          </m:sSupPr>
+          <m:e>
+            <m:r>
+              <w:rPr>
+                <w:rFonts w:ascii="Cambria Math" w:hAnsi="Cambria Math" w:cs="Times New Roman"/>
+              </w:rPr>
+              <m:t>m</m:t>
+            </m:r>
+          </m:e>
+          <m:sup>
+            <m:r>
+              <w:rPr>
+                <w:rFonts w:ascii="Cambria Math" w:hAnsi="Cambria Math" w:cs="Times New Roman"/>
+              </w:rPr>
+              <m:t>3</m:t>
+            </m:r>
+          </m:sup>
+        </m:sSup>
+      </m:oMath>
+      <w:r>
+        <w:rPr>
+          <w:rFonts w:ascii="Times New Roman" w:hAnsi="Times New Roman" w:cs="Times New Roman"/>
+        </w:rPr>
+        <w:t xml:space="preserve"> </w:t>
+      </w:r>
+    </w:p>
+    <w:p>
+      <w:pPr>
+        <w:rPr>
+          <w:rFonts w:ascii="Times New Roman" w:hAnsi="Times New Roman" w:cs="Times New Roman"/>
+          <w:b/>
+          <w:bCs/>
+          <w:u w:val="single"/>
+        </w:rPr>
+      </w:pPr>
+      <w:r>
+        <w:rPr>
+          <w:rFonts w:ascii="Times New Roman" w:hAnsi="Times New Roman" w:cs="Times New Roman"/>
+          <w:b/>
+          <w:bCs/>
+          <w:u w:val="single"/>
+        </w:rPr>
+        <w:t>Compare Value Table</w:t>
+      </w:r>
+    </w:p>
+    <w:tbl>
+      <w:tblPr>
+        <w:tblW w:w="2960" w:type="dxa"/>
+        <w:tblLook w:val="04A0" w:firstRow="1" w:lastRow="0" w:firstColumn="1" w:lastColumn="0" w:noHBand="0" w:noVBand="1"/>
+      </w:tblPr>
+      <w:tblGrid>
+        <w:gridCol w:w="1475"/>
+        <w:gridCol w:w="831"/>
+        <w:gridCol w:w="885"/>
+      </w:tblGrid>
+      <w:tr>
+        <w:trPr>
+          <w:trHeight w:val="288"/>
+        </w:trPr>
+        <w:tc>
+          <w:tcPr>
+            <w:tcW w:w="1360" w:type="dxa"/>
+            <w:tcBorders>
+              <w:top w:val="single" w:sz="4" w:space="0" w:color="auto"/>
+              <w:left w:val="single" w:sz="4" w:space="0" w:color="auto"/>
+              <w:bottom w:val="single" w:sz="4" w:space="0" w:color="auto"/>
+              <w:right w:val="single" w:sz="4" w:space="0" w:color="auto"/>
+            </w:tcBorders>
+            <w:shd w:val="clear" w:color="auto" w:fill="auto"/>
+            <w:noWrap/>
+            <w:vAlign w:val="bottom"/>
+            <w:hideMark/>
+          </w:tcPr>
+          <w:p>
+            <w:pPr>
+              <w:spacing w:after="0" w:line="240" w:lineRule="auto"/>
+              <w:rPr>
+                <w:rFonts w:ascii="Aptos Narrow" w:eastAsia="Times New Roman" w:hAnsi="Aptos Narrow" w:cs="Times New Roman"/>
+                <w:b/>
+                <w:bCs/>
+                <w:color w:val="000000"/>
+                <w:kern w:val="0"/>
+                <w:sz w:val="22"/>
+                <w:szCs w:val="22"/>
+                <w14:ligatures w14:val="none"/>
+              </w:rPr>
+            </w:pPr>
+            <w:r>
+              <w:rPr>
+                <w:rFonts w:ascii="Aptos Narrow" w:eastAsia="Times New Roman" w:hAnsi="Aptos Narrow" w:cs="Times New Roman"/>
+                <w:b/>
+                <w:bCs/>
+                <w:color w:val="000000"/>
+                <w:kern w:val="0"/>
+                <w:sz w:val="22"/>
+                <w:szCs w:val="22"/>
+                <w14:ligatures w14:val="none"/>
+              </w:rPr>
+              <w:t>Method</w:t>
+            </w:r>
+          </w:p>
+        </w:tc>
+        <w:tc>
+          <w:tcPr>
+            <w:tcW w:w="800" w:type="dxa"/>
+            <w:tcBorders>
+              <w:top w:val="single" w:sz="4" w:space="0" w:color="auto"/>
+              <w:left w:val="nil"/>
+              <w:bottom w:val="single" w:sz="4" w:space="0" w:color="auto"/>
+              <w:right w:val="single" w:sz="4" w:space="0" w:color="auto"/>
+            </w:tcBorders>
+            <w:shd w:val="clear" w:color="auto" w:fill="auto"/>
+            <w:noWrap/>
+            <w:vAlign w:val="bottom"/>
+            <w:hideMark/>
+          </w:tcPr>
+          <w:p>
+            <w:pPr>
+              <w:spacing w:after="0" w:line="240" w:lineRule="auto"/>
+              <w:rPr>
+                <w:rFonts w:ascii="Aptos Narrow" w:eastAsia="Times New Roman" w:hAnsi="Aptos Narrow" w:cs="Times New Roman"/>
+                <w:b/>
+                <w:bCs/>
+                <w:color w:val="000000"/>
+                <w:kern w:val="0"/>
+                <w:sz w:val="22"/>
+                <w:szCs w:val="22"/>
+                <w14:ligatures w14:val="none"/>
+              </w:rPr>
+            </w:pPr>
+            <w:r>
+              <w:rPr>
+                <w:rFonts w:ascii="Aptos Narrow" w:eastAsia="Times New Roman" w:hAnsi="Aptos Narrow" w:cs="Times New Roman"/>
+                <w:b/>
+                <w:bCs/>
+                <w:color w:val="000000"/>
+                <w:kern w:val="0"/>
+                <w:sz w:val="22"/>
+                <w:szCs w:val="22"/>
+                <w14:ligatures w14:val="none"/>
+              </w:rPr>
+              <w:t>pi</w:t>
+            </w:r>
+          </w:p>
+        </w:tc>
+        <w:tc>
+          <w:tcPr>
+            <w:tcW w:w="800" w:type="dxa"/>
+            <w:tcBorders>
+              <w:top w:val="single" w:sz="4" w:space="0" w:color="auto"/>
+              <w:left w:val="nil"/>
+              <w:bottom w:val="single" w:sz="4" w:space="0" w:color="auto"/>
+              <w:right w:val="single" w:sz="4" w:space="0" w:color="auto"/>
+            </w:tcBorders>
+            <w:shd w:val="clear" w:color="auto" w:fill="auto"/>
+            <w:noWrap/>
+            <w:vAlign w:val="bottom"/>
+            <w:hideMark/>
+          </w:tcPr>
+          <w:p>
+            <w:pPr>
+              <w:spacing w:after="0" w:line="240" w:lineRule="auto"/>
+              <w:rPr>
+                <w:rFonts w:ascii="Aptos Narrow" w:eastAsia="Times New Roman" w:hAnsi="Aptos Narrow" w:cs="Times New Roman"/>
+                <w:b/>
+                <w:bCs/>
+                <w:color w:val="000000"/>
+                <w:kern w:val="0"/>
+                <w:sz w:val="22"/>
+                <w:szCs w:val="22"/>
+                <w14:ligatures w14:val="none"/>
+              </w:rPr>
+            </w:pPr>
+            <w:r>
+              <w:rPr>
+                <w:rFonts w:ascii="Aptos Narrow" w:eastAsia="Times New Roman" w:hAnsi="Aptos Narrow" w:cs="Times New Roman"/>
+                <w:b/>
+                <w:bCs/>
+                <w:color w:val="000000"/>
+                <w:kern w:val="0"/>
+                <w:sz w:val="22"/>
+                <w:szCs w:val="22"/>
+                <w14:ligatures w14:val="none"/>
+              </w:rPr>
+              <w:t>density</w:t>
+            </w:r>
+          </w:p>
+        </w:tc>
+      </w:tr>
+      <w:tr>
+        <w:trPr>
+          <w:trHeight w:val="288"/>
+        </w:trPr>
+        <w:tc>
+          <w:tcPr>
+            <w:tcW w:w="1360" w:type="dxa"/>
+            <w:tcBorders>
+              <w:top w:val="nil"/>
+              <w:left w:val="single" w:sz="4" w:space="0" w:color="auto"/>
+              <w:bottom w:val="single" w:sz="4" w:space="0" w:color="auto"/>
+              <w:right w:val="single" w:sz="4" w:space="0" w:color="auto"/>
+            </w:tcBorders>
+            <w:shd w:val="clear" w:color="auto" w:fill="auto"/>
+            <w:noWrap/>
+            <w:vAlign w:val="bottom"/>
+            <w:hideMark/>
+          </w:tcPr>
+          <w:p>
+            <w:pPr>
+              <w:spacing w:after="0" w:line="240" w:lineRule="auto"/>
+              <w:rPr>
+                <w:rFonts w:ascii="Aptos Narrow" w:eastAsia="Times New Roman" w:hAnsi="Aptos Narrow" w:cs="Times New Roman"/>
+                <w:color w:val="000000"/>
+                <w:kern w:val="0"/>
+                <w:sz w:val="22"/>
+                <w:szCs w:val="22"/>
+                <w14:ligatures w14:val="none"/>
+              </w:rPr>
+            </w:pPr>
+            <w:r>
+              <w:rPr>
+                <w:rFonts w:ascii="Aptos Narrow" w:eastAsia="Times New Roman" w:hAnsi="Aptos Narrow" w:cs="Times New Roman"/>
+                <w:color w:val="000000"/>
+                <w:kern w:val="0"/>
+                <w:sz w:val="22"/>
+                <w:szCs w:val="22"/>
+                <w14:ligatures w14:val="none"/>
+              </w:rPr>
+              <w:t>Direct/Tabular</w:t>
+            </w:r>
+          </w:p>
+        </w:tc>
+        <w:tc>
+          <w:tcPr>
+            <w:tcW w:w="800" w:type="dxa"/>
+            <w:tcBorders>
+              <w:top w:val="nil"/>
+              <w:left w:val="nil"/>
+              <w:bottom w:val="single" w:sz="4" w:space="0" w:color="auto"/>
+              <w:right w:val="single" w:sz="4" w:space="0" w:color="auto"/>
+            </w:tcBorders>
+            <w:shd w:val="clear" w:color="auto" w:fill="auto"/>
+            <w:noWrap/>
+            <w:vAlign w:val="bottom"/>
+            <w:hideMark/>
+          </w:tcPr>
+          <w:p>
+            <w:pPr>
+              <w:spacing w:after="0" w:line="240" w:lineRule="auto"/>
+              <w:jc w:val="right"/>
+              <w:rPr>
+                <w:rFonts w:ascii="Aptos Narrow" w:eastAsia="Times New Roman" w:hAnsi="Aptos Narrow" w:cs="Times New Roman"/>
+                <w:color w:val="000000"/>
+                <w:kern w:val="0"/>
+                <w:sz w:val="22"/>
+                <w:szCs w:val="22"/>
+                <w14:ligatures w14:val="none"/>
+              </w:rPr>
+            </w:pPr>
+            <w:r>
+              <w:rPr>
+                <w:rFonts w:ascii="Aptos Narrow" w:eastAsia="Times New Roman" w:hAnsi="Aptos Narrow" w:cs="Times New Roman"/>
+                <w:color w:val="000000"/>
+                <w:kern w:val="0"/>
+                <w:sz w:val="22"/>
+                <w:szCs w:val="22"/>
+                <w14:ligatures w14:val="none"/>
+              </w:rPr>
+              <w:t>3.222</w:t>
+            </w:r>
+          </w:p>
+        </w:tc>
+        <w:tc>
+          <w:tcPr>
+            <w:tcW w:w="800" w:type="dxa"/>
+            <w:tcBorders>
+              <w:top w:val="nil"/>
+              <w:left w:val="nil"/>
+              <w:bottom w:val="single" w:sz="4" w:space="0" w:color="auto"/>
+              <w:right w:val="single" w:sz="4" w:space="0" w:color="auto"/>
+            </w:tcBorders>
+            <w:shd w:val="clear" w:color="auto" w:fill="auto"/>
+            <w:noWrap/>
+            <w:vAlign w:val="bottom"/>
+            <w:hideMark/>
+          </w:tcPr>
+          <w:p>
+            <w:pPr>
+              <w:spacing w:after="0" w:line="240" w:lineRule="auto"/>
+              <w:jc w:val="right"/>
+              <w:rPr>
+                <w:rFonts w:ascii="Aptos Narrow" w:eastAsia="Times New Roman" w:hAnsi="Aptos Narrow" w:cs="Times New Roman"/>
+                <w:color w:val="000000"/>
+                <w:kern w:val="0"/>
+                <w:sz w:val="22"/>
+                <w:szCs w:val="22"/>
+                <w14:ligatures w14:val="none"/>
+              </w:rPr>
+            </w:pPr>
+            <w:r>
+              <w:rPr>
+                <w:rFonts w:ascii="Aptos Narrow" w:eastAsia="Times New Roman" w:hAnsi="Aptos Narrow" w:cs="Times New Roman"/>
+                <w:color w:val="000000"/>
+                <w:kern w:val="0"/>
+                <w:sz w:val="22"/>
+                <w:szCs w:val="22"/>
+                <w14:ligatures w14:val="none"/>
+              </w:rPr>
+              <w:t>53.564</w:t>
+            </w:r>
+          </w:p>
+        </w:tc>
+      </w:tr>
+      <w:tr>
+        <w:trPr>
+          <w:trHeight w:val="288"/>
+        </w:trPr>
+        <w:tc>
+          <w:tcPr>
+            <w:tcW w:w="1360" w:type="dxa"/>
+            <w:tcBorders>
+              <w:top w:val="nil"/>
+              <w:left w:val="single" w:sz="4" w:space="0" w:color="auto"/>
+              <w:bottom w:val="single" w:sz="4" w:space="0" w:color="auto"/>
+              <w:right w:val="single" w:sz="4" w:space="0" w:color="auto"/>
+            </w:tcBorders>
+            <w:shd w:val="clear" w:color="auto" w:fill="auto"/>
+            <w:noWrap/>
+            <w:vAlign w:val="bottom"/>
+            <w:hideMark/>
+          </w:tcPr>
+          <w:p>
+            <w:pPr>
+              <w:spacing w:after="0" w:line="240" w:lineRule="auto"/>
+              <w:jc w:val="center"/>
+              <w:rPr>
+                <w:rFonts w:ascii="Aptos Narrow" w:eastAsia="Times New Roman" w:hAnsi="Aptos Narrow" w:cs="Times New Roman"/>
+                <w:color w:val="000000"/>
+                <w:kern w:val="0"/>
+                <w:sz w:val="22"/>
+                <w:szCs w:val="22"/>
+                <w14:ligatures w14:val="none"/>
+              </w:rPr>
+            </w:pPr>
+            <w:r>
+              <w:rPr>
+                <w:rFonts w:ascii="Aptos Narrow" w:eastAsia="Times New Roman" w:hAnsi="Aptos Narrow" w:cs="Times New Roman"/>
+                <w:color w:val="000000"/>
+                <w:kern w:val="0"/>
+                <w:sz w:val="22"/>
+                <w:szCs w:val="22"/>
+                <w14:ligatures w14:val="none"/>
+              </w:rPr>
+              <w:t>Graphical</w:t>
+            </w:r>
+          </w:p>
+        </w:tc>
+        <w:tc>
+          <w:tcPr>
+            <w:tcW w:w="800" w:type="dxa"/>
+            <w:tcBorders>
+              <w:top w:val="nil"/>
+              <w:left w:val="nil"/>
+              <w:bottom w:val="single" w:sz="4" w:space="0" w:color="auto"/>
+              <w:right w:val="single" w:sz="4" w:space="0" w:color="auto"/>
+            </w:tcBorders>
+            <w:shd w:val="clear" w:color="auto" w:fill="auto"/>
+            <w:noWrap/>
+            <w:vAlign w:val="bottom"/>
+            <w:hideMark/>
+          </w:tcPr>
+          <w:p>
+            <w:pPr>
+              <w:spacing w:after="0" w:line="240" w:lineRule="auto"/>
+              <w:jc w:val="right"/>
+              <w:rPr>
+                <w:rFonts w:ascii="Aptos Narrow" w:eastAsia="Times New Roman" w:hAnsi="Aptos Narrow" w:cs="Times New Roman"/>
+                <w:color w:val="000000"/>
+                <w:kern w:val="0"/>
+                <w:sz w:val="22"/>
+                <w:szCs w:val="22"/>
+                <w14:ligatures w14:val="none"/>
+              </w:rPr>
+            </w:pPr>
+            <w:r>
+              <w:rPr>
+                <w:rFonts w:ascii="Aptos Narrow" w:eastAsia="Times New Roman" w:hAnsi="Aptos Narrow" w:cs="Times New Roman"/>
+                <w:color w:val="000000"/>
+                <w:kern w:val="0"/>
+                <w:sz w:val="22"/>
+                <w:szCs w:val="22"/>
+                <w14:ligatures w14:val="none"/>
+              </w:rPr>
+              <w:t>3.0892</w:t>
+            </w:r>
+          </w:p>
+        </w:tc>
+        <w:tc>
+          <w:tcPr>
+            <w:tcW w:w="800" w:type="dxa"/>
+            <w:tcBorders>
+              <w:top w:val="nil"/>
+              <w:left w:val="nil"/>
+              <w:bottom w:val="single" w:sz="4" w:space="0" w:color="auto"/>
+              <w:right w:val="single" w:sz="4" w:space="0" w:color="auto"/>
+            </w:tcBorders>
+            <w:shd w:val="clear" w:color="auto" w:fill="auto"/>
+            <w:noWrap/>
+            <w:vAlign w:val="bottom"/>
+            <w:hideMark/>
+          </w:tcPr>
+          <w:p>
+            <w:pPr>
+              <w:spacing w:after="0" w:line="240" w:lineRule="auto"/>
+              <w:jc w:val="right"/>
+              <w:rPr>
+                <w:rFonts w:ascii="Aptos Narrow" w:eastAsia="Times New Roman" w:hAnsi="Aptos Narrow" w:cs="Times New Roman"/>
+                <w:color w:val="000000"/>
+                <w:kern w:val="0"/>
+                <w:sz w:val="22"/>
+                <w:szCs w:val="22"/>
+                <w14:ligatures w14:val="none"/>
+              </w:rPr>
+            </w:pPr>
+            <w:r>
+              <w:rPr>
+                <w:rFonts w:ascii="Aptos Narrow" w:eastAsia="Times New Roman" w:hAnsi="Aptos Narrow" w:cs="Times New Roman"/>
+                <w:color w:val="000000"/>
+                <w:kern w:val="0"/>
+                <w:sz w:val="22"/>
+                <w:szCs w:val="22"/>
+                <w14:ligatures w14:val="none"/>
+              </w:rPr>
+              <w:t>51.42</w:t>
             </w:r>
           </w:p>
         </w:tc>
@@ -4093,6 +5944,36 @@
       <w:pPr>
         <w:rPr>
           <w:rFonts w:ascii="Times New Roman" w:hAnsi="Times New Roman" w:cs="Times New Roman"/>
+          <w:b/>
+          <w:bCs/>
+          <w:u w:val="single"/>
+        </w:rPr>
+      </w:pPr>
+      <w:r>
+        <w:rPr>
+          <w:rFonts w:ascii="Times New Roman" w:hAnsi="Times New Roman" w:cs="Times New Roman"/>
+          <w:b/>
+          <w:bCs/>
+          <w:u w:val="single"/>
+        </w:rPr>
+        <w:t>Analysis</w:t>
+      </w:r>
+    </w:p>
+    <w:p>
+      <w:pPr>
+        <w:rPr>
+          <w:rFonts w:ascii="Times New Roman" w:hAnsi="Times New Roman" w:cs="Times New Roman"/>
+          <w:b/>
+          <w:bCs/>
+          <w:u w:val="single"/>
+        </w:rPr>
+      </w:pPr>
+    </w:p>
+    <w:p>
+      <w:pPr>
+        <w:rPr>
+          <w:rFonts w:ascii="Times New Roman" w:hAnsi="Times New Roman" w:cs="Times New Roman"/>
+          <w:u w:val="single"/>
         </w:rPr>
       </w:pPr>
     </w:p>
@@ -4710,7 +6591,6 @@
   <w:style w:type="character" w:default="1" w:styleId="DefaultParagraphFont">
     <w:name w:val="Default Paragraph Font"/>
     <w:uiPriority w:val="1"/>
-    <w:semiHidden/>
     <w:unhideWhenUsed/>
   </w:style>
   <w:style w:type="table" w:default="1" w:styleId="TableNormal">
@@ -5024,7 +6904,1853 @@
       <w:spacing w:val="5"/>
     </w:rPr>
   </w:style>
+  <w:style w:type="character" w:styleId="PlaceholderText">
+    <w:name w:val="Placeholder Text"/>
+    <w:basedOn w:val="DefaultParagraphFont"/>
+    <w:uiPriority w:val="99"/>
+    <w:semiHidden/>
+    <w:rsid w:val="00704895"/>
+    <w:rPr>
+      <w:color w:val="666666"/>
+    </w:rPr>
+  </w:style>
 </w:styles>
+</file>
+
+<file path=word/charts/chart1.xml><?xml version="1.0" encoding="utf-8"?>
+<c:chartSpace xmlns:c="http://schemas.openxmlformats.org/drawingml/2006/chart" xmlns:a="http://schemas.openxmlformats.org/drawingml/2006/main" xmlns:r="http://schemas.openxmlformats.org/officeDocument/2006/relationships" xmlns:c16r2="http://schemas.microsoft.com/office/drawing/2015/06/chart">
+  <c:date1904 val="0"/>
+  <c:lang val="en-US"/>
+  <c:roundedCorners val="0"/>
+  <mc:AlternateContent xmlns:mc="http://schemas.openxmlformats.org/markup-compatibility/2006">
+    <mc:Choice xmlns:c14="http://schemas.microsoft.com/office/drawing/2007/8/2/chart" Requires="c14">
+      <c14:style val="102"/>
+    </mc:Choice>
+    <mc:Fallback>
+      <c:style val="2"/>
+    </mc:Fallback>
+  </mc:AlternateContent>
+  <c:chart>
+    <c:title>
+      <c:overlay val="0"/>
+      <c:spPr>
+        <a:noFill/>
+        <a:ln>
+          <a:noFill/>
+        </a:ln>
+        <a:effectLst/>
+      </c:spPr>
+      <c:txPr>
+        <a:bodyPr rot="0" spcFirstLastPara="1" vertOverflow="ellipsis" vert="horz" wrap="square" anchor="ctr" anchorCtr="1"/>
+        <a:lstStyle/>
+        <a:p>
+          <a:pPr>
+            <a:defRPr sz="1400" b="0" i="0" u="none" strike="noStrike" kern="1200" spc="0" baseline="0">
+              <a:solidFill>
+                <a:schemeClr val="tx1">
+                  <a:lumMod val="65000"/>
+                  <a:lumOff val="35000"/>
+                </a:schemeClr>
+              </a:solidFill>
+              <a:latin typeface="+mn-lt"/>
+              <a:ea typeface="+mn-ea"/>
+              <a:cs typeface="+mn-cs"/>
+            </a:defRPr>
+          </a:pPr>
+          <a:endParaRPr lang="en-US"/>
+        </a:p>
+      </c:txPr>
+    </c:title>
+    <c:autoTitleDeleted val="0"/>
+    <c:plotArea>
+      <c:layout/>
+      <c:scatterChart>
+        <c:scatterStyle val="lineMarker"/>
+        <c:varyColors val="0"/>
+        <c:ser>
+          <c:idx val="0"/>
+          <c:order val="0"/>
+          <c:tx>
+            <c:v>C vs. d</c:v>
+          </c:tx>
+          <c:spPr>
+            <a:ln w="25400" cap="rnd">
+              <a:noFill/>
+              <a:round/>
+            </a:ln>
+            <a:effectLst/>
+          </c:spPr>
+          <c:marker>
+            <c:symbol val="circle"/>
+            <c:size val="5"/>
+            <c:spPr>
+              <a:solidFill>
+                <a:schemeClr val="accent1"/>
+              </a:solidFill>
+              <a:ln w="9525">
+                <a:solidFill>
+                  <a:schemeClr val="accent1"/>
+                </a:solidFill>
+              </a:ln>
+              <a:effectLst/>
+            </c:spPr>
+          </c:marker>
+          <c:trendline>
+            <c:spPr>
+              <a:ln w="19050" cap="rnd">
+                <a:solidFill>
+                  <a:schemeClr val="accent1"/>
+                </a:solidFill>
+                <a:prstDash val="sysDot"/>
+              </a:ln>
+              <a:effectLst/>
+            </c:spPr>
+            <c:trendlineType val="linear"/>
+            <c:dispRSqr val="0"/>
+            <c:dispEq val="1"/>
+            <c:trendlineLbl>
+              <c:numFmt formatCode="General" sourceLinked="0"/>
+              <c:spPr>
+                <a:noFill/>
+                <a:ln>
+                  <a:noFill/>
+                </a:ln>
+                <a:effectLst/>
+              </c:spPr>
+              <c:txPr>
+                <a:bodyPr rot="0" spcFirstLastPara="1" vertOverflow="ellipsis" vert="horz" wrap="square" anchor="ctr" anchorCtr="1"/>
+                <a:lstStyle/>
+                <a:p>
+                  <a:pPr>
+                    <a:defRPr sz="900" b="0" i="0" u="none" strike="noStrike" kern="1200" baseline="0">
+                      <a:solidFill>
+                        <a:schemeClr val="tx1">
+                          <a:lumMod val="65000"/>
+                          <a:lumOff val="35000"/>
+                        </a:schemeClr>
+                      </a:solidFill>
+                      <a:latin typeface="+mn-lt"/>
+                      <a:ea typeface="+mn-ea"/>
+                      <a:cs typeface="+mn-cs"/>
+                    </a:defRPr>
+                  </a:pPr>
+                  <a:endParaRPr lang="en-US"/>
+                </a:p>
+              </c:txPr>
+            </c:trendlineLbl>
+          </c:trendline>
+          <c:xVal>
+            <c:numRef>
+              <c:f>Sheet1!$C$8:$C$12</c:f>
+              <c:numCache>
+                <c:formatCode>General</c:formatCode>
+                <c:ptCount val="5"/>
+                <c:pt idx="0">
+                  <c:v>4.582E-2</c:v>
+                </c:pt>
+                <c:pt idx="1">
+                  <c:v>7.4789999999999995E-2</c:v>
+                </c:pt>
+                <c:pt idx="2">
+                  <c:v>0.10865</c:v>
+                </c:pt>
+                <c:pt idx="3">
+                  <c:v>0.16500000000000001</c:v>
+                </c:pt>
+                <c:pt idx="4">
+                  <c:v>0.21</c:v>
+                </c:pt>
+              </c:numCache>
+            </c:numRef>
+          </c:xVal>
+          <c:yVal>
+            <c:numRef>
+              <c:f>Sheet1!$B$8:$B$12</c:f>
+              <c:numCache>
+                <c:formatCode>General</c:formatCode>
+                <c:ptCount val="5"/>
+                <c:pt idx="0">
+                  <c:v>0.15</c:v>
+                </c:pt>
+                <c:pt idx="1">
+                  <c:v>0.24</c:v>
+                </c:pt>
+                <c:pt idx="2">
+                  <c:v>0.37</c:v>
+                </c:pt>
+                <c:pt idx="3">
+                  <c:v>0.5</c:v>
+                </c:pt>
+                <c:pt idx="4">
+                  <c:v>0.67</c:v>
+                </c:pt>
+              </c:numCache>
+            </c:numRef>
+          </c:yVal>
+          <c:smooth val="0"/>
+          <c:extLst>
+            <c:ext xmlns:c16="http://schemas.microsoft.com/office/drawing/2014/chart" uri="{C3380CC4-5D6E-409C-BE32-E72D297353CC}">
+              <c16:uniqueId val="{00000001-B397-462D-8C8B-284601B9F8DE}"/>
+            </c:ext>
+          </c:extLst>
+        </c:ser>
+        <c:dLbls>
+          <c:showLegendKey val="0"/>
+          <c:showVal val="0"/>
+          <c:showCatName val="0"/>
+          <c:showSerName val="0"/>
+          <c:showPercent val="0"/>
+          <c:showBubbleSize val="0"/>
+        </c:dLbls>
+        <c:axId val="1204487615"/>
+        <c:axId val="1075732415"/>
+      </c:scatterChart>
+      <c:valAx>
+        <c:axId val="1204487615"/>
+        <c:scaling>
+          <c:orientation val="minMax"/>
+        </c:scaling>
+        <c:delete val="0"/>
+        <c:axPos val="b"/>
+        <c:majorGridlines>
+          <c:spPr>
+            <a:ln w="9525" cap="flat" cmpd="sng" algn="ctr">
+              <a:solidFill>
+                <a:schemeClr val="tx1">
+                  <a:lumMod val="15000"/>
+                  <a:lumOff val="85000"/>
+                </a:schemeClr>
+              </a:solidFill>
+              <a:round/>
+            </a:ln>
+            <a:effectLst/>
+          </c:spPr>
+        </c:majorGridlines>
+        <c:numFmt formatCode="General" sourceLinked="1"/>
+        <c:majorTickMark val="none"/>
+        <c:minorTickMark val="none"/>
+        <c:tickLblPos val="nextTo"/>
+        <c:spPr>
+          <a:noFill/>
+          <a:ln w="9525" cap="flat" cmpd="sng" algn="ctr">
+            <a:solidFill>
+              <a:schemeClr val="tx1">
+                <a:lumMod val="25000"/>
+                <a:lumOff val="75000"/>
+              </a:schemeClr>
+            </a:solidFill>
+            <a:round/>
+          </a:ln>
+          <a:effectLst/>
+        </c:spPr>
+        <c:txPr>
+          <a:bodyPr rot="-60000000" spcFirstLastPara="1" vertOverflow="ellipsis" vert="horz" wrap="square" anchor="ctr" anchorCtr="1"/>
+          <a:lstStyle/>
+          <a:p>
+            <a:pPr>
+              <a:defRPr sz="900" b="0" i="0" u="none" strike="noStrike" kern="1200" baseline="0">
+                <a:solidFill>
+                  <a:schemeClr val="tx1">
+                    <a:lumMod val="65000"/>
+                    <a:lumOff val="35000"/>
+                  </a:schemeClr>
+                </a:solidFill>
+                <a:latin typeface="+mn-lt"/>
+                <a:ea typeface="+mn-ea"/>
+                <a:cs typeface="+mn-cs"/>
+              </a:defRPr>
+            </a:pPr>
+            <a:endParaRPr lang="en-US"/>
+          </a:p>
+        </c:txPr>
+        <c:crossAx val="1075732415"/>
+        <c:crosses val="autoZero"/>
+        <c:crossBetween val="midCat"/>
+      </c:valAx>
+      <c:valAx>
+        <c:axId val="1075732415"/>
+        <c:scaling>
+          <c:orientation val="minMax"/>
+        </c:scaling>
+        <c:delete val="0"/>
+        <c:axPos val="l"/>
+        <c:majorGridlines>
+          <c:spPr>
+            <a:ln w="9525" cap="flat" cmpd="sng" algn="ctr">
+              <a:solidFill>
+                <a:schemeClr val="tx1">
+                  <a:lumMod val="15000"/>
+                  <a:lumOff val="85000"/>
+                </a:schemeClr>
+              </a:solidFill>
+              <a:round/>
+            </a:ln>
+            <a:effectLst/>
+          </c:spPr>
+        </c:majorGridlines>
+        <c:numFmt formatCode="General" sourceLinked="1"/>
+        <c:majorTickMark val="none"/>
+        <c:minorTickMark val="none"/>
+        <c:tickLblPos val="nextTo"/>
+        <c:spPr>
+          <a:noFill/>
+          <a:ln w="9525" cap="flat" cmpd="sng" algn="ctr">
+            <a:solidFill>
+              <a:schemeClr val="tx1">
+                <a:lumMod val="25000"/>
+                <a:lumOff val="75000"/>
+              </a:schemeClr>
+            </a:solidFill>
+            <a:round/>
+          </a:ln>
+          <a:effectLst/>
+        </c:spPr>
+        <c:txPr>
+          <a:bodyPr rot="-60000000" spcFirstLastPara="1" vertOverflow="ellipsis" vert="horz" wrap="square" anchor="ctr" anchorCtr="1"/>
+          <a:lstStyle/>
+          <a:p>
+            <a:pPr>
+              <a:defRPr sz="900" b="0" i="0" u="none" strike="noStrike" kern="1200" baseline="0">
+                <a:solidFill>
+                  <a:schemeClr val="tx1">
+                    <a:lumMod val="65000"/>
+                    <a:lumOff val="35000"/>
+                  </a:schemeClr>
+                </a:solidFill>
+                <a:latin typeface="+mn-lt"/>
+                <a:ea typeface="+mn-ea"/>
+                <a:cs typeface="+mn-cs"/>
+              </a:defRPr>
+            </a:pPr>
+            <a:endParaRPr lang="en-US"/>
+          </a:p>
+        </c:txPr>
+        <c:crossAx val="1204487615"/>
+        <c:crosses val="autoZero"/>
+        <c:crossBetween val="midCat"/>
+      </c:valAx>
+      <c:spPr>
+        <a:noFill/>
+        <a:ln>
+          <a:noFill/>
+        </a:ln>
+        <a:effectLst/>
+      </c:spPr>
+    </c:plotArea>
+    <c:plotVisOnly val="1"/>
+    <c:dispBlanksAs val="gap"/>
+    <c:extLst>
+      <c:ext xmlns:c16r3="http://schemas.microsoft.com/office/drawing/2017/03/chart" uri="{56B9EC1D-385E-4148-901F-78D8002777C0}">
+        <c16r3:dataDisplayOptions16>
+          <c16r3:dispNaAsBlank val="1"/>
+        </c16r3:dataDisplayOptions16>
+      </c:ext>
+    </c:extLst>
+    <c:showDLblsOverMax val="0"/>
+  </c:chart>
+  <c:spPr>
+    <a:solidFill>
+      <a:schemeClr val="bg1"/>
+    </a:solidFill>
+    <a:ln w="9525" cap="flat" cmpd="sng" algn="ctr">
+      <a:solidFill>
+        <a:schemeClr val="tx1">
+          <a:lumMod val="15000"/>
+          <a:lumOff val="85000"/>
+        </a:schemeClr>
+      </a:solidFill>
+      <a:round/>
+    </a:ln>
+    <a:effectLst/>
+  </c:spPr>
+  <c:txPr>
+    <a:bodyPr/>
+    <a:lstStyle/>
+    <a:p>
+      <a:pPr>
+        <a:defRPr/>
+      </a:pPr>
+      <a:endParaRPr lang="en-US"/>
+    </a:p>
+  </c:txPr>
+  <c:externalData r:id="rId3">
+    <c:autoUpdate val="0"/>
+  </c:externalData>
+</c:chartSpace>
+</file>
+
+<file path=word/charts/chart2.xml><?xml version="1.0" encoding="utf-8"?>
+<c:chartSpace xmlns:c="http://schemas.openxmlformats.org/drawingml/2006/chart" xmlns:a="http://schemas.openxmlformats.org/drawingml/2006/main" xmlns:r="http://schemas.openxmlformats.org/officeDocument/2006/relationships" xmlns:c16r2="http://schemas.microsoft.com/office/drawing/2015/06/chart">
+  <c:date1904 val="0"/>
+  <c:lang val="en-US"/>
+  <c:roundedCorners val="0"/>
+  <mc:AlternateContent xmlns:mc="http://schemas.openxmlformats.org/markup-compatibility/2006">
+    <mc:Choice xmlns:c14="http://schemas.microsoft.com/office/drawing/2007/8/2/chart" Requires="c14">
+      <c14:style val="102"/>
+    </mc:Choice>
+    <mc:Fallback>
+      <c:style val="2"/>
+    </mc:Fallback>
+  </mc:AlternateContent>
+  <c:chart>
+    <c:title>
+      <c:overlay val="0"/>
+      <c:spPr>
+        <a:noFill/>
+        <a:ln>
+          <a:noFill/>
+        </a:ln>
+        <a:effectLst/>
+      </c:spPr>
+      <c:txPr>
+        <a:bodyPr rot="0" spcFirstLastPara="1" vertOverflow="ellipsis" vert="horz" wrap="square" anchor="ctr" anchorCtr="1"/>
+        <a:lstStyle/>
+        <a:p>
+          <a:pPr>
+            <a:defRPr sz="1400" b="0" i="0" u="none" strike="noStrike" kern="1200" spc="0" baseline="0">
+              <a:solidFill>
+                <a:schemeClr val="tx1">
+                  <a:lumMod val="65000"/>
+                  <a:lumOff val="35000"/>
+                </a:schemeClr>
+              </a:solidFill>
+              <a:latin typeface="+mn-lt"/>
+              <a:ea typeface="+mn-ea"/>
+              <a:cs typeface="+mn-cs"/>
+            </a:defRPr>
+          </a:pPr>
+          <a:endParaRPr lang="en-US"/>
+        </a:p>
+      </c:txPr>
+    </c:title>
+    <c:autoTitleDeleted val="0"/>
+    <c:plotArea>
+      <c:layout/>
+      <c:scatterChart>
+        <c:scatterStyle val="lineMarker"/>
+        <c:varyColors val="0"/>
+        <c:ser>
+          <c:idx val="0"/>
+          <c:order val="0"/>
+          <c:tx>
+            <c:v>m vs. r^2</c:v>
+          </c:tx>
+          <c:spPr>
+            <a:ln w="25400" cap="rnd">
+              <a:noFill/>
+              <a:round/>
+            </a:ln>
+            <a:effectLst/>
+          </c:spPr>
+          <c:marker>
+            <c:symbol val="circle"/>
+            <c:size val="5"/>
+            <c:spPr>
+              <a:solidFill>
+                <a:schemeClr val="accent1"/>
+              </a:solidFill>
+              <a:ln w="9525">
+                <a:solidFill>
+                  <a:schemeClr val="accent1"/>
+                </a:solidFill>
+              </a:ln>
+              <a:effectLst/>
+            </c:spPr>
+          </c:marker>
+          <c:trendline>
+            <c:spPr>
+              <a:ln w="19050" cap="rnd">
+                <a:solidFill>
+                  <a:schemeClr val="accent1"/>
+                </a:solidFill>
+                <a:prstDash val="sysDot"/>
+              </a:ln>
+              <a:effectLst/>
+            </c:spPr>
+            <c:trendlineType val="linear"/>
+            <c:dispRSqr val="0"/>
+            <c:dispEq val="1"/>
+            <c:trendlineLbl>
+              <c:numFmt formatCode="General" sourceLinked="0"/>
+              <c:spPr>
+                <a:noFill/>
+                <a:ln>
+                  <a:noFill/>
+                </a:ln>
+                <a:effectLst/>
+              </c:spPr>
+              <c:txPr>
+                <a:bodyPr rot="0" spcFirstLastPara="1" vertOverflow="ellipsis" vert="horz" wrap="square" anchor="ctr" anchorCtr="1"/>
+                <a:lstStyle/>
+                <a:p>
+                  <a:pPr>
+                    <a:defRPr sz="900" b="0" i="0" u="none" strike="noStrike" kern="1200" baseline="0">
+                      <a:solidFill>
+                        <a:schemeClr val="tx1">
+                          <a:lumMod val="65000"/>
+                          <a:lumOff val="35000"/>
+                        </a:schemeClr>
+                      </a:solidFill>
+                      <a:latin typeface="+mn-lt"/>
+                      <a:ea typeface="+mn-ea"/>
+                      <a:cs typeface="+mn-cs"/>
+                    </a:defRPr>
+                  </a:pPr>
+                  <a:endParaRPr lang="en-US"/>
+                </a:p>
+              </c:txPr>
+            </c:trendlineLbl>
+          </c:trendline>
+          <c:xVal>
+            <c:numRef>
+              <c:f>Sheet1!$G$2:$G$6</c:f>
+              <c:numCache>
+                <c:formatCode>General</c:formatCode>
+                <c:ptCount val="5"/>
+                <c:pt idx="0">
+                  <c:v>5.2486809999999998E-4</c:v>
+                </c:pt>
+                <c:pt idx="1">
+                  <c:v>1.3983860249999998E-3</c:v>
+                </c:pt>
+                <c:pt idx="2">
+                  <c:v>2.9512056249999998E-3</c:v>
+                </c:pt>
+                <c:pt idx="3">
+                  <c:v>6.8062500000000007E-3</c:v>
+                </c:pt>
+                <c:pt idx="4">
+                  <c:v>1.1024999999999998E-2</c:v>
+                </c:pt>
+              </c:numCache>
+            </c:numRef>
+          </c:xVal>
+          <c:yVal>
+            <c:numRef>
+              <c:f>Sheet1!$E$8:$E$12</c:f>
+              <c:numCache>
+                <c:formatCode>General</c:formatCode>
+                <c:ptCount val="5"/>
+                <c:pt idx="0">
+                  <c:v>1.5099999999999999E-2</c:v>
+                </c:pt>
+                <c:pt idx="1">
+                  <c:v>4.02E-2</c:v>
+                </c:pt>
+                <c:pt idx="2">
+                  <c:v>0.10490000000000001</c:v>
+                </c:pt>
+                <c:pt idx="3">
+                  <c:v>0.18769999999999998</c:v>
+                </c:pt>
+                <c:pt idx="4">
+                  <c:v>0.32419999999999999</c:v>
+                </c:pt>
+              </c:numCache>
+            </c:numRef>
+          </c:yVal>
+          <c:smooth val="0"/>
+          <c:extLst>
+            <c:ext xmlns:c16="http://schemas.microsoft.com/office/drawing/2014/chart" uri="{C3380CC4-5D6E-409C-BE32-E72D297353CC}">
+              <c16:uniqueId val="{00000001-04F2-4B17-80C5-FC8E93C99CA4}"/>
+            </c:ext>
+          </c:extLst>
+        </c:ser>
+        <c:dLbls>
+          <c:showLegendKey val="0"/>
+          <c:showVal val="0"/>
+          <c:showCatName val="0"/>
+          <c:showSerName val="0"/>
+          <c:showPercent val="0"/>
+          <c:showBubbleSize val="0"/>
+        </c:dLbls>
+        <c:axId val="1251948063"/>
+        <c:axId val="1251949983"/>
+      </c:scatterChart>
+      <c:valAx>
+        <c:axId val="1251948063"/>
+        <c:scaling>
+          <c:orientation val="minMax"/>
+        </c:scaling>
+        <c:delete val="0"/>
+        <c:axPos val="b"/>
+        <c:majorGridlines>
+          <c:spPr>
+            <a:ln w="9525" cap="flat" cmpd="sng" algn="ctr">
+              <a:solidFill>
+                <a:schemeClr val="tx1">
+                  <a:lumMod val="15000"/>
+                  <a:lumOff val="85000"/>
+                </a:schemeClr>
+              </a:solidFill>
+              <a:round/>
+            </a:ln>
+            <a:effectLst/>
+          </c:spPr>
+        </c:majorGridlines>
+        <c:numFmt formatCode="General" sourceLinked="1"/>
+        <c:majorTickMark val="none"/>
+        <c:minorTickMark val="none"/>
+        <c:tickLblPos val="nextTo"/>
+        <c:spPr>
+          <a:noFill/>
+          <a:ln w="9525" cap="flat" cmpd="sng" algn="ctr">
+            <a:solidFill>
+              <a:schemeClr val="tx1">
+                <a:lumMod val="25000"/>
+                <a:lumOff val="75000"/>
+              </a:schemeClr>
+            </a:solidFill>
+            <a:round/>
+          </a:ln>
+          <a:effectLst/>
+        </c:spPr>
+        <c:txPr>
+          <a:bodyPr rot="-60000000" spcFirstLastPara="1" vertOverflow="ellipsis" vert="horz" wrap="square" anchor="ctr" anchorCtr="1"/>
+          <a:lstStyle/>
+          <a:p>
+            <a:pPr>
+              <a:defRPr sz="900" b="0" i="0" u="none" strike="noStrike" kern="1200" baseline="0">
+                <a:solidFill>
+                  <a:schemeClr val="tx1">
+                    <a:lumMod val="65000"/>
+                    <a:lumOff val="35000"/>
+                  </a:schemeClr>
+                </a:solidFill>
+                <a:latin typeface="+mn-lt"/>
+                <a:ea typeface="+mn-ea"/>
+                <a:cs typeface="+mn-cs"/>
+              </a:defRPr>
+            </a:pPr>
+            <a:endParaRPr lang="en-US"/>
+          </a:p>
+        </c:txPr>
+        <c:crossAx val="1251949983"/>
+        <c:crosses val="autoZero"/>
+        <c:crossBetween val="midCat"/>
+      </c:valAx>
+      <c:valAx>
+        <c:axId val="1251949983"/>
+        <c:scaling>
+          <c:orientation val="minMax"/>
+        </c:scaling>
+        <c:delete val="0"/>
+        <c:axPos val="l"/>
+        <c:majorGridlines>
+          <c:spPr>
+            <a:ln w="9525" cap="flat" cmpd="sng" algn="ctr">
+              <a:solidFill>
+                <a:schemeClr val="tx1">
+                  <a:lumMod val="15000"/>
+                  <a:lumOff val="85000"/>
+                </a:schemeClr>
+              </a:solidFill>
+              <a:round/>
+            </a:ln>
+            <a:effectLst/>
+          </c:spPr>
+        </c:majorGridlines>
+        <c:numFmt formatCode="General" sourceLinked="1"/>
+        <c:majorTickMark val="none"/>
+        <c:minorTickMark val="none"/>
+        <c:tickLblPos val="nextTo"/>
+        <c:spPr>
+          <a:noFill/>
+          <a:ln w="9525" cap="flat" cmpd="sng" algn="ctr">
+            <a:solidFill>
+              <a:schemeClr val="tx1">
+                <a:lumMod val="25000"/>
+                <a:lumOff val="75000"/>
+              </a:schemeClr>
+            </a:solidFill>
+            <a:round/>
+          </a:ln>
+          <a:effectLst/>
+        </c:spPr>
+        <c:txPr>
+          <a:bodyPr rot="-60000000" spcFirstLastPara="1" vertOverflow="ellipsis" vert="horz" wrap="square" anchor="ctr" anchorCtr="1"/>
+          <a:lstStyle/>
+          <a:p>
+            <a:pPr>
+              <a:defRPr sz="900" b="0" i="0" u="none" strike="noStrike" kern="1200" baseline="0">
+                <a:solidFill>
+                  <a:schemeClr val="tx1">
+                    <a:lumMod val="65000"/>
+                    <a:lumOff val="35000"/>
+                  </a:schemeClr>
+                </a:solidFill>
+                <a:latin typeface="+mn-lt"/>
+                <a:ea typeface="+mn-ea"/>
+                <a:cs typeface="+mn-cs"/>
+              </a:defRPr>
+            </a:pPr>
+            <a:endParaRPr lang="en-US"/>
+          </a:p>
+        </c:txPr>
+        <c:crossAx val="1251948063"/>
+        <c:crosses val="autoZero"/>
+        <c:crossBetween val="midCat"/>
+      </c:valAx>
+      <c:spPr>
+        <a:noFill/>
+        <a:ln>
+          <a:noFill/>
+        </a:ln>
+        <a:effectLst/>
+      </c:spPr>
+    </c:plotArea>
+    <c:plotVisOnly val="1"/>
+    <c:dispBlanksAs val="gap"/>
+    <c:extLst>
+      <c:ext xmlns:c16r3="http://schemas.microsoft.com/office/drawing/2017/03/chart" uri="{56B9EC1D-385E-4148-901F-78D8002777C0}">
+        <c16r3:dataDisplayOptions16>
+          <c16r3:dispNaAsBlank val="1"/>
+        </c16r3:dataDisplayOptions16>
+      </c:ext>
+    </c:extLst>
+    <c:showDLblsOverMax val="0"/>
+  </c:chart>
+  <c:spPr>
+    <a:solidFill>
+      <a:schemeClr val="bg1"/>
+    </a:solidFill>
+    <a:ln w="9525" cap="flat" cmpd="sng" algn="ctr">
+      <a:solidFill>
+        <a:schemeClr val="tx1">
+          <a:lumMod val="15000"/>
+          <a:lumOff val="85000"/>
+        </a:schemeClr>
+      </a:solidFill>
+      <a:round/>
+    </a:ln>
+    <a:effectLst/>
+  </c:spPr>
+  <c:txPr>
+    <a:bodyPr/>
+    <a:lstStyle/>
+    <a:p>
+      <a:pPr>
+        <a:defRPr/>
+      </a:pPr>
+      <a:endParaRPr lang="en-US"/>
+    </a:p>
+  </c:txPr>
+  <c:externalData r:id="rId3">
+    <c:autoUpdate val="0"/>
+  </c:externalData>
+</c:chartSpace>
+</file>
+
+<file path=word/charts/colors1.xml><?xml version="1.0" encoding="utf-8"?>
+<cs:colorStyle xmlns:cs="http://schemas.microsoft.com/office/drawing/2012/chartStyle" xmlns:a="http://schemas.openxmlformats.org/drawingml/2006/main" meth="cycle" id="10">
+  <a:schemeClr val="accent1"/>
+  <a:schemeClr val="accent2"/>
+  <a:schemeClr val="accent3"/>
+  <a:schemeClr val="accent4"/>
+  <a:schemeClr val="accent5"/>
+  <a:schemeClr val="accent6"/>
+  <cs:variation/>
+  <cs:variation>
+    <a:lumMod val="60000"/>
+  </cs:variation>
+  <cs:variation>
+    <a:lumMod val="80000"/>
+    <a:lumOff val="20000"/>
+  </cs:variation>
+  <cs:variation>
+    <a:lumMod val="80000"/>
+  </cs:variation>
+  <cs:variation>
+    <a:lumMod val="60000"/>
+    <a:lumOff val="40000"/>
+  </cs:variation>
+  <cs:variation>
+    <a:lumMod val="50000"/>
+  </cs:variation>
+  <cs:variation>
+    <a:lumMod val="70000"/>
+    <a:lumOff val="30000"/>
+  </cs:variation>
+  <cs:variation>
+    <a:lumMod val="70000"/>
+  </cs:variation>
+  <cs:variation>
+    <a:lumMod val="50000"/>
+    <a:lumOff val="50000"/>
+  </cs:variation>
+</cs:colorStyle>
+</file>
+
+<file path=word/charts/colors2.xml><?xml version="1.0" encoding="utf-8"?>
+<cs:colorStyle xmlns:cs="http://schemas.microsoft.com/office/drawing/2012/chartStyle" xmlns:a="http://schemas.openxmlformats.org/drawingml/2006/main" meth="cycle" id="10">
+  <a:schemeClr val="accent1"/>
+  <a:schemeClr val="accent2"/>
+  <a:schemeClr val="accent3"/>
+  <a:schemeClr val="accent4"/>
+  <a:schemeClr val="accent5"/>
+  <a:schemeClr val="accent6"/>
+  <cs:variation/>
+  <cs:variation>
+    <a:lumMod val="60000"/>
+  </cs:variation>
+  <cs:variation>
+    <a:lumMod val="80000"/>
+    <a:lumOff val="20000"/>
+  </cs:variation>
+  <cs:variation>
+    <a:lumMod val="80000"/>
+  </cs:variation>
+  <cs:variation>
+    <a:lumMod val="60000"/>
+    <a:lumOff val="40000"/>
+  </cs:variation>
+  <cs:variation>
+    <a:lumMod val="50000"/>
+  </cs:variation>
+  <cs:variation>
+    <a:lumMod val="70000"/>
+    <a:lumOff val="30000"/>
+  </cs:variation>
+  <cs:variation>
+    <a:lumMod val="70000"/>
+  </cs:variation>
+  <cs:variation>
+    <a:lumMod val="50000"/>
+    <a:lumOff val="50000"/>
+  </cs:variation>
+</cs:colorStyle>
+</file>
+
+<file path=word/charts/style1.xml><?xml version="1.0" encoding="utf-8"?>
+<cs:chartStyle xmlns:cs="http://schemas.microsoft.com/office/drawing/2012/chartStyle" xmlns:a="http://schemas.openxmlformats.org/drawingml/2006/main" id="240">
+  <cs:axisTitle>
+    <cs:lnRef idx="0"/>
+    <cs:fillRef idx="0"/>
+    <cs:effectRef idx="0"/>
+    <cs:fontRef idx="minor">
+      <a:schemeClr val="tx1">
+        <a:lumMod val="65000"/>
+        <a:lumOff val="35000"/>
+      </a:schemeClr>
+    </cs:fontRef>
+    <cs:defRPr sz="1000" kern="1200"/>
+  </cs:axisTitle>
+  <cs:categoryAxis>
+    <cs:lnRef idx="0"/>
+    <cs:fillRef idx="0"/>
+    <cs:effectRef idx="0"/>
+    <cs:fontRef idx="minor">
+      <a:schemeClr val="tx1">
+        <a:lumMod val="65000"/>
+        <a:lumOff val="35000"/>
+      </a:schemeClr>
+    </cs:fontRef>
+    <cs:spPr>
+      <a:ln w="9525" cap="flat" cmpd="sng" algn="ctr">
+        <a:solidFill>
+          <a:schemeClr val="tx1">
+            <a:lumMod val="25000"/>
+            <a:lumOff val="75000"/>
+          </a:schemeClr>
+        </a:solidFill>
+        <a:round/>
+      </a:ln>
+    </cs:spPr>
+    <cs:defRPr sz="900" kern="1200"/>
+  </cs:categoryAxis>
+  <cs:chartArea mods="allowNoFillOverride allowNoLineOverride">
+    <cs:lnRef idx="0"/>
+    <cs:fillRef idx="0"/>
+    <cs:effectRef idx="0"/>
+    <cs:fontRef idx="minor">
+      <a:schemeClr val="tx1"/>
+    </cs:fontRef>
+    <cs:spPr>
+      <a:solidFill>
+        <a:schemeClr val="bg1"/>
+      </a:solidFill>
+      <a:ln w="9525" cap="flat" cmpd="sng" algn="ctr">
+        <a:solidFill>
+          <a:schemeClr val="tx1">
+            <a:lumMod val="15000"/>
+            <a:lumOff val="85000"/>
+          </a:schemeClr>
+        </a:solidFill>
+        <a:round/>
+      </a:ln>
+    </cs:spPr>
+    <cs:defRPr sz="1000" kern="1200"/>
+  </cs:chartArea>
+  <cs:dataLabel>
+    <cs:lnRef idx="0"/>
+    <cs:fillRef idx="0"/>
+    <cs:effectRef idx="0"/>
+    <cs:fontRef idx="minor">
+      <a:schemeClr val="tx1">
+        <a:lumMod val="75000"/>
+        <a:lumOff val="25000"/>
+      </a:schemeClr>
+    </cs:fontRef>
+    <cs:defRPr sz="900" kern="1200"/>
+  </cs:dataLabel>
+  <cs:dataLabelCallout>
+    <cs:lnRef idx="0"/>
+    <cs:fillRef idx="0"/>
+    <cs:effectRef idx="0"/>
+    <cs:fontRef idx="minor">
+      <a:schemeClr val="dk1">
+        <a:lumMod val="65000"/>
+        <a:lumOff val="35000"/>
+      </a:schemeClr>
+    </cs:fontRef>
+    <cs:spPr>
+      <a:solidFill>
+        <a:schemeClr val="lt1"/>
+      </a:solidFill>
+      <a:ln>
+        <a:solidFill>
+          <a:schemeClr val="dk1">
+            <a:lumMod val="25000"/>
+            <a:lumOff val="75000"/>
+          </a:schemeClr>
+        </a:solidFill>
+      </a:ln>
+    </cs:spPr>
+    <cs:defRPr sz="900" kern="1200"/>
+    <cs:bodyPr rot="0" spcFirstLastPara="1" vertOverflow="clip" horzOverflow="clip" vert="horz" wrap="square" lIns="36576" tIns="18288" rIns="36576" bIns="18288" anchor="ctr" anchorCtr="1">
+      <a:spAutoFit/>
+    </cs:bodyPr>
+  </cs:dataLabelCallout>
+  <cs:dataPoint>
+    <cs:lnRef idx="0"/>
+    <cs:fillRef idx="1">
+      <cs:styleClr val="auto"/>
+    </cs:fillRef>
+    <cs:effectRef idx="0"/>
+    <cs:fontRef idx="minor">
+      <a:schemeClr val="tx1"/>
+    </cs:fontRef>
+  </cs:dataPoint>
+  <cs:dataPoint3D>
+    <cs:lnRef idx="0"/>
+    <cs:fillRef idx="1">
+      <cs:styleClr val="auto"/>
+    </cs:fillRef>
+    <cs:effectRef idx="0"/>
+    <cs:fontRef idx="minor">
+      <a:schemeClr val="tx1"/>
+    </cs:fontRef>
+  </cs:dataPoint3D>
+  <cs:dataPointLine>
+    <cs:lnRef idx="0">
+      <cs:styleClr val="auto"/>
+    </cs:lnRef>
+    <cs:fillRef idx="1"/>
+    <cs:effectRef idx="0"/>
+    <cs:fontRef idx="minor">
+      <a:schemeClr val="tx1"/>
+    </cs:fontRef>
+    <cs:spPr>
+      <a:ln w="19050" cap="rnd">
+        <a:solidFill>
+          <a:schemeClr val="phClr"/>
+        </a:solidFill>
+        <a:round/>
+      </a:ln>
+    </cs:spPr>
+  </cs:dataPointLine>
+  <cs:dataPointMarker>
+    <cs:lnRef idx="0">
+      <cs:styleClr val="auto"/>
+    </cs:lnRef>
+    <cs:fillRef idx="1">
+      <cs:styleClr val="auto"/>
+    </cs:fillRef>
+    <cs:effectRef idx="0"/>
+    <cs:fontRef idx="minor">
+      <a:schemeClr val="tx1"/>
+    </cs:fontRef>
+    <cs:spPr>
+      <a:ln w="9525">
+        <a:solidFill>
+          <a:schemeClr val="phClr"/>
+        </a:solidFill>
+      </a:ln>
+    </cs:spPr>
+  </cs:dataPointMarker>
+  <cs:dataPointMarkerLayout symbol="circle" size="5"/>
+  <cs:dataPointWireframe>
+    <cs:lnRef idx="0">
+      <cs:styleClr val="auto"/>
+    </cs:lnRef>
+    <cs:fillRef idx="0"/>
+    <cs:effectRef idx="0"/>
+    <cs:fontRef idx="minor">
+      <a:schemeClr val="dk1"/>
+    </cs:fontRef>
+    <cs:spPr>
+      <a:ln w="9525" cap="rnd">
+        <a:solidFill>
+          <a:schemeClr val="phClr"/>
+        </a:solidFill>
+        <a:round/>
+      </a:ln>
+    </cs:spPr>
+  </cs:dataPointWireframe>
+  <cs:dataTable>
+    <cs:lnRef idx="0"/>
+    <cs:fillRef idx="0"/>
+    <cs:effectRef idx="0"/>
+    <cs:fontRef idx="minor">
+      <a:schemeClr val="tx1">
+        <a:lumMod val="65000"/>
+        <a:lumOff val="35000"/>
+      </a:schemeClr>
+    </cs:fontRef>
+    <cs:spPr>
+      <a:noFill/>
+      <a:ln w="9525" cap="flat" cmpd="sng" algn="ctr">
+        <a:solidFill>
+          <a:schemeClr val="tx1">
+            <a:lumMod val="15000"/>
+            <a:lumOff val="85000"/>
+          </a:schemeClr>
+        </a:solidFill>
+        <a:round/>
+      </a:ln>
+    </cs:spPr>
+    <cs:defRPr sz="900" kern="1200"/>
+  </cs:dataTable>
+  <cs:downBar>
+    <cs:lnRef idx="0"/>
+    <cs:fillRef idx="0"/>
+    <cs:effectRef idx="0"/>
+    <cs:fontRef idx="minor">
+      <a:schemeClr val="tx1"/>
+    </cs:fontRef>
+    <cs:spPr>
+      <a:solidFill>
+        <a:schemeClr val="dk1">
+          <a:lumMod val="75000"/>
+          <a:lumOff val="25000"/>
+        </a:schemeClr>
+      </a:solidFill>
+      <a:ln w="9525" cap="flat" cmpd="sng" algn="ctr">
+        <a:solidFill>
+          <a:schemeClr val="tx1">
+            <a:lumMod val="65000"/>
+            <a:lumOff val="35000"/>
+          </a:schemeClr>
+        </a:solidFill>
+        <a:round/>
+      </a:ln>
+    </cs:spPr>
+  </cs:downBar>
+  <cs:dropLine>
+    <cs:lnRef idx="0"/>
+    <cs:fillRef idx="0"/>
+    <cs:effectRef idx="0"/>
+    <cs:fontRef idx="minor">
+      <a:schemeClr val="tx1"/>
+    </cs:fontRef>
+    <cs:spPr>
+      <a:ln w="9525" cap="flat" cmpd="sng" algn="ctr">
+        <a:solidFill>
+          <a:schemeClr val="tx1">
+            <a:lumMod val="35000"/>
+            <a:lumOff val="65000"/>
+          </a:schemeClr>
+        </a:solidFill>
+        <a:round/>
+      </a:ln>
+    </cs:spPr>
+  </cs:dropLine>
+  <cs:errorBar>
+    <cs:lnRef idx="0"/>
+    <cs:fillRef idx="0"/>
+    <cs:effectRef idx="0"/>
+    <cs:fontRef idx="minor">
+      <a:schemeClr val="tx1"/>
+    </cs:fontRef>
+    <cs:spPr>
+      <a:ln w="9525" cap="flat" cmpd="sng" algn="ctr">
+        <a:solidFill>
+          <a:schemeClr val="tx1">
+            <a:lumMod val="65000"/>
+            <a:lumOff val="35000"/>
+          </a:schemeClr>
+        </a:solidFill>
+        <a:round/>
+      </a:ln>
+    </cs:spPr>
+  </cs:errorBar>
+  <cs:floor>
+    <cs:lnRef idx="0"/>
+    <cs:fillRef idx="0"/>
+    <cs:effectRef idx="0"/>
+    <cs:fontRef idx="minor">
+      <a:schemeClr val="tx1"/>
+    </cs:fontRef>
+    <cs:spPr>
+      <a:noFill/>
+      <a:ln>
+        <a:noFill/>
+      </a:ln>
+    </cs:spPr>
+  </cs:floor>
+  <cs:gridlineMajor>
+    <cs:lnRef idx="0"/>
+    <cs:fillRef idx="0"/>
+    <cs:effectRef idx="0"/>
+    <cs:fontRef idx="minor">
+      <a:schemeClr val="tx1"/>
+    </cs:fontRef>
+    <cs:spPr>
+      <a:ln w="9525" cap="flat" cmpd="sng" algn="ctr">
+        <a:solidFill>
+          <a:schemeClr val="tx1">
+            <a:lumMod val="15000"/>
+            <a:lumOff val="85000"/>
+          </a:schemeClr>
+        </a:solidFill>
+        <a:round/>
+      </a:ln>
+    </cs:spPr>
+  </cs:gridlineMajor>
+  <cs:gridlineMinor>
+    <cs:lnRef idx="0"/>
+    <cs:fillRef idx="0"/>
+    <cs:effectRef idx="0"/>
+    <cs:fontRef idx="minor">
+      <a:schemeClr val="tx1"/>
+    </cs:fontRef>
+    <cs:spPr>
+      <a:ln w="9525" cap="flat" cmpd="sng" algn="ctr">
+        <a:solidFill>
+          <a:schemeClr val="tx1">
+            <a:lumMod val="5000"/>
+            <a:lumOff val="95000"/>
+          </a:schemeClr>
+        </a:solidFill>
+        <a:round/>
+      </a:ln>
+    </cs:spPr>
+  </cs:gridlineMinor>
+  <cs:hiLoLine>
+    <cs:lnRef idx="0"/>
+    <cs:fillRef idx="0"/>
+    <cs:effectRef idx="0"/>
+    <cs:fontRef idx="minor">
+      <a:schemeClr val="tx1"/>
+    </cs:fontRef>
+    <cs:spPr>
+      <a:ln w="9525" cap="flat" cmpd="sng" algn="ctr">
+        <a:solidFill>
+          <a:schemeClr val="tx1">
+            <a:lumMod val="50000"/>
+            <a:lumOff val="50000"/>
+          </a:schemeClr>
+        </a:solidFill>
+        <a:round/>
+      </a:ln>
+    </cs:spPr>
+  </cs:hiLoLine>
+  <cs:leaderLine>
+    <cs:lnRef idx="0"/>
+    <cs:fillRef idx="0"/>
+    <cs:effectRef idx="0"/>
+    <cs:fontRef idx="minor">
+      <a:schemeClr val="tx1"/>
+    </cs:fontRef>
+    <cs:spPr>
+      <a:ln w="9525" cap="flat" cmpd="sng" algn="ctr">
+        <a:solidFill>
+          <a:schemeClr val="tx1">
+            <a:lumMod val="35000"/>
+            <a:lumOff val="65000"/>
+          </a:schemeClr>
+        </a:solidFill>
+        <a:round/>
+      </a:ln>
+    </cs:spPr>
+  </cs:leaderLine>
+  <cs:legend>
+    <cs:lnRef idx="0"/>
+    <cs:fillRef idx="0"/>
+    <cs:effectRef idx="0"/>
+    <cs:fontRef idx="minor">
+      <a:schemeClr val="tx1">
+        <a:lumMod val="65000"/>
+        <a:lumOff val="35000"/>
+      </a:schemeClr>
+    </cs:fontRef>
+    <cs:defRPr sz="900" kern="1200"/>
+  </cs:legend>
+  <cs:plotArea mods="allowNoFillOverride allowNoLineOverride">
+    <cs:lnRef idx="0"/>
+    <cs:fillRef idx="0"/>
+    <cs:effectRef idx="0"/>
+    <cs:fontRef idx="minor">
+      <a:schemeClr val="tx1"/>
+    </cs:fontRef>
+  </cs:plotArea>
+  <cs:plotArea3D mods="allowNoFillOverride allowNoLineOverride">
+    <cs:lnRef idx="0"/>
+    <cs:fillRef idx="0"/>
+    <cs:effectRef idx="0"/>
+    <cs:fontRef idx="minor">
+      <a:schemeClr val="tx1"/>
+    </cs:fontRef>
+  </cs:plotArea3D>
+  <cs:seriesAxis>
+    <cs:lnRef idx="0"/>
+    <cs:fillRef idx="0"/>
+    <cs:effectRef idx="0"/>
+    <cs:fontRef idx="minor">
+      <a:schemeClr val="tx1">
+        <a:lumMod val="65000"/>
+        <a:lumOff val="35000"/>
+      </a:schemeClr>
+    </cs:fontRef>
+    <cs:defRPr sz="900" kern="1200"/>
+  </cs:seriesAxis>
+  <cs:seriesLine>
+    <cs:lnRef idx="0"/>
+    <cs:fillRef idx="0"/>
+    <cs:effectRef idx="0"/>
+    <cs:fontRef idx="minor">
+      <a:schemeClr val="tx1"/>
+    </cs:fontRef>
+    <cs:spPr>
+      <a:ln w="9525" cap="flat" cmpd="sng" algn="ctr">
+        <a:solidFill>
+          <a:schemeClr val="tx1">
+            <a:lumMod val="35000"/>
+            <a:lumOff val="65000"/>
+          </a:schemeClr>
+        </a:solidFill>
+        <a:round/>
+      </a:ln>
+    </cs:spPr>
+  </cs:seriesLine>
+  <cs:title>
+    <cs:lnRef idx="0"/>
+    <cs:fillRef idx="0"/>
+    <cs:effectRef idx="0"/>
+    <cs:fontRef idx="minor">
+      <a:schemeClr val="tx1">
+        <a:lumMod val="65000"/>
+        <a:lumOff val="35000"/>
+      </a:schemeClr>
+    </cs:fontRef>
+    <cs:defRPr sz="1400" b="0" kern="1200" spc="0" baseline="0"/>
+  </cs:title>
+  <cs:trendline>
+    <cs:lnRef idx="0">
+      <cs:styleClr val="auto"/>
+    </cs:lnRef>
+    <cs:fillRef idx="0"/>
+    <cs:effectRef idx="0"/>
+    <cs:fontRef idx="minor">
+      <a:schemeClr val="tx1"/>
+    </cs:fontRef>
+    <cs:spPr>
+      <a:ln w="19050" cap="rnd">
+        <a:solidFill>
+          <a:schemeClr val="phClr"/>
+        </a:solidFill>
+        <a:prstDash val="sysDot"/>
+      </a:ln>
+    </cs:spPr>
+  </cs:trendline>
+  <cs:trendlineLabel>
+    <cs:lnRef idx="0"/>
+    <cs:fillRef idx="0"/>
+    <cs:effectRef idx="0"/>
+    <cs:fontRef idx="minor">
+      <a:schemeClr val="tx1">
+        <a:lumMod val="65000"/>
+        <a:lumOff val="35000"/>
+      </a:schemeClr>
+    </cs:fontRef>
+    <cs:defRPr sz="900" kern="1200"/>
+  </cs:trendlineLabel>
+  <cs:upBar>
+    <cs:lnRef idx="0"/>
+    <cs:fillRef idx="0"/>
+    <cs:effectRef idx="0"/>
+    <cs:fontRef idx="minor">
+      <a:schemeClr val="tx1"/>
+    </cs:fontRef>
+    <cs:spPr>
+      <a:solidFill>
+        <a:schemeClr val="lt1"/>
+      </a:solidFill>
+      <a:ln w="9525" cap="flat" cmpd="sng" algn="ctr">
+        <a:solidFill>
+          <a:schemeClr val="tx1">
+            <a:lumMod val="65000"/>
+            <a:lumOff val="35000"/>
+          </a:schemeClr>
+        </a:solidFill>
+        <a:round/>
+      </a:ln>
+    </cs:spPr>
+  </cs:upBar>
+  <cs:valueAxis>
+    <cs:lnRef idx="0"/>
+    <cs:fillRef idx="0"/>
+    <cs:effectRef idx="0"/>
+    <cs:fontRef idx="minor">
+      <a:schemeClr val="tx1">
+        <a:lumMod val="65000"/>
+        <a:lumOff val="35000"/>
+      </a:schemeClr>
+    </cs:fontRef>
+    <cs:spPr>
+      <a:ln w="9525" cap="flat" cmpd="sng" algn="ctr">
+        <a:solidFill>
+          <a:schemeClr val="tx1">
+            <a:lumMod val="25000"/>
+            <a:lumOff val="75000"/>
+          </a:schemeClr>
+        </a:solidFill>
+        <a:round/>
+      </a:ln>
+    </cs:spPr>
+    <cs:defRPr sz="900" kern="1200"/>
+  </cs:valueAxis>
+  <cs:wall>
+    <cs:lnRef idx="0"/>
+    <cs:fillRef idx="0"/>
+    <cs:effectRef idx="0"/>
+    <cs:fontRef idx="minor">
+      <a:schemeClr val="tx1"/>
+    </cs:fontRef>
+    <cs:spPr>
+      <a:noFill/>
+      <a:ln>
+        <a:noFill/>
+      </a:ln>
+    </cs:spPr>
+  </cs:wall>
+</cs:chartStyle>
+</file>
+
+<file path=word/charts/style2.xml><?xml version="1.0" encoding="utf-8"?>
+<cs:chartStyle xmlns:cs="http://schemas.microsoft.com/office/drawing/2012/chartStyle" xmlns:a="http://schemas.openxmlformats.org/drawingml/2006/main" id="240">
+  <cs:axisTitle>
+    <cs:lnRef idx="0"/>
+    <cs:fillRef idx="0"/>
+    <cs:effectRef idx="0"/>
+    <cs:fontRef idx="minor">
+      <a:schemeClr val="tx1">
+        <a:lumMod val="65000"/>
+        <a:lumOff val="35000"/>
+      </a:schemeClr>
+    </cs:fontRef>
+    <cs:defRPr sz="1000" kern="1200"/>
+  </cs:axisTitle>
+  <cs:categoryAxis>
+    <cs:lnRef idx="0"/>
+    <cs:fillRef idx="0"/>
+    <cs:effectRef idx="0"/>
+    <cs:fontRef idx="minor">
+      <a:schemeClr val="tx1">
+        <a:lumMod val="65000"/>
+        <a:lumOff val="35000"/>
+      </a:schemeClr>
+    </cs:fontRef>
+    <cs:spPr>
+      <a:ln w="9525" cap="flat" cmpd="sng" algn="ctr">
+        <a:solidFill>
+          <a:schemeClr val="tx1">
+            <a:lumMod val="25000"/>
+            <a:lumOff val="75000"/>
+          </a:schemeClr>
+        </a:solidFill>
+        <a:round/>
+      </a:ln>
+    </cs:spPr>
+    <cs:defRPr sz="900" kern="1200"/>
+  </cs:categoryAxis>
+  <cs:chartArea mods="allowNoFillOverride allowNoLineOverride">
+    <cs:lnRef idx="0"/>
+    <cs:fillRef idx="0"/>
+    <cs:effectRef idx="0"/>
+    <cs:fontRef idx="minor">
+      <a:schemeClr val="tx1"/>
+    </cs:fontRef>
+    <cs:spPr>
+      <a:solidFill>
+        <a:schemeClr val="bg1"/>
+      </a:solidFill>
+      <a:ln w="9525" cap="flat" cmpd="sng" algn="ctr">
+        <a:solidFill>
+          <a:schemeClr val="tx1">
+            <a:lumMod val="15000"/>
+            <a:lumOff val="85000"/>
+          </a:schemeClr>
+        </a:solidFill>
+        <a:round/>
+      </a:ln>
+    </cs:spPr>
+    <cs:defRPr sz="1000" kern="1200"/>
+  </cs:chartArea>
+  <cs:dataLabel>
+    <cs:lnRef idx="0"/>
+    <cs:fillRef idx="0"/>
+    <cs:effectRef idx="0"/>
+    <cs:fontRef idx="minor">
+      <a:schemeClr val="tx1">
+        <a:lumMod val="75000"/>
+        <a:lumOff val="25000"/>
+      </a:schemeClr>
+    </cs:fontRef>
+    <cs:defRPr sz="900" kern="1200"/>
+  </cs:dataLabel>
+  <cs:dataLabelCallout>
+    <cs:lnRef idx="0"/>
+    <cs:fillRef idx="0"/>
+    <cs:effectRef idx="0"/>
+    <cs:fontRef idx="minor">
+      <a:schemeClr val="dk1">
+        <a:lumMod val="65000"/>
+        <a:lumOff val="35000"/>
+      </a:schemeClr>
+    </cs:fontRef>
+    <cs:spPr>
+      <a:solidFill>
+        <a:schemeClr val="lt1"/>
+      </a:solidFill>
+      <a:ln>
+        <a:solidFill>
+          <a:schemeClr val="dk1">
+            <a:lumMod val="25000"/>
+            <a:lumOff val="75000"/>
+          </a:schemeClr>
+        </a:solidFill>
+      </a:ln>
+    </cs:spPr>
+    <cs:defRPr sz="900" kern="1200"/>
+    <cs:bodyPr rot="0" spcFirstLastPara="1" vertOverflow="clip" horzOverflow="clip" vert="horz" wrap="square" lIns="36576" tIns="18288" rIns="36576" bIns="18288" anchor="ctr" anchorCtr="1">
+      <a:spAutoFit/>
+    </cs:bodyPr>
+  </cs:dataLabelCallout>
+  <cs:dataPoint>
+    <cs:lnRef idx="0"/>
+    <cs:fillRef idx="1">
+      <cs:styleClr val="auto"/>
+    </cs:fillRef>
+    <cs:effectRef idx="0"/>
+    <cs:fontRef idx="minor">
+      <a:schemeClr val="tx1"/>
+    </cs:fontRef>
+  </cs:dataPoint>
+  <cs:dataPoint3D>
+    <cs:lnRef idx="0"/>
+    <cs:fillRef idx="1">
+      <cs:styleClr val="auto"/>
+    </cs:fillRef>
+    <cs:effectRef idx="0"/>
+    <cs:fontRef idx="minor">
+      <a:schemeClr val="tx1"/>
+    </cs:fontRef>
+  </cs:dataPoint3D>
+  <cs:dataPointLine>
+    <cs:lnRef idx="0">
+      <cs:styleClr val="auto"/>
+    </cs:lnRef>
+    <cs:fillRef idx="1"/>
+    <cs:effectRef idx="0"/>
+    <cs:fontRef idx="minor">
+      <a:schemeClr val="tx1"/>
+    </cs:fontRef>
+    <cs:spPr>
+      <a:ln w="19050" cap="rnd">
+        <a:solidFill>
+          <a:schemeClr val="phClr"/>
+        </a:solidFill>
+        <a:round/>
+      </a:ln>
+    </cs:spPr>
+  </cs:dataPointLine>
+  <cs:dataPointMarker>
+    <cs:lnRef idx="0">
+      <cs:styleClr val="auto"/>
+    </cs:lnRef>
+    <cs:fillRef idx="1">
+      <cs:styleClr val="auto"/>
+    </cs:fillRef>
+    <cs:effectRef idx="0"/>
+    <cs:fontRef idx="minor">
+      <a:schemeClr val="tx1"/>
+    </cs:fontRef>
+    <cs:spPr>
+      <a:ln w="9525">
+        <a:solidFill>
+          <a:schemeClr val="phClr"/>
+        </a:solidFill>
+      </a:ln>
+    </cs:spPr>
+  </cs:dataPointMarker>
+  <cs:dataPointMarkerLayout symbol="circle" size="5"/>
+  <cs:dataPointWireframe>
+    <cs:lnRef idx="0">
+      <cs:styleClr val="auto"/>
+    </cs:lnRef>
+    <cs:fillRef idx="0"/>
+    <cs:effectRef idx="0"/>
+    <cs:fontRef idx="minor">
+      <a:schemeClr val="dk1"/>
+    </cs:fontRef>
+    <cs:spPr>
+      <a:ln w="9525" cap="rnd">
+        <a:solidFill>
+          <a:schemeClr val="phClr"/>
+        </a:solidFill>
+        <a:round/>
+      </a:ln>
+    </cs:spPr>
+  </cs:dataPointWireframe>
+  <cs:dataTable>
+    <cs:lnRef idx="0"/>
+    <cs:fillRef idx="0"/>
+    <cs:effectRef idx="0"/>
+    <cs:fontRef idx="minor">
+      <a:schemeClr val="tx1">
+        <a:lumMod val="65000"/>
+        <a:lumOff val="35000"/>
+      </a:schemeClr>
+    </cs:fontRef>
+    <cs:spPr>
+      <a:noFill/>
+      <a:ln w="9525" cap="flat" cmpd="sng" algn="ctr">
+        <a:solidFill>
+          <a:schemeClr val="tx1">
+            <a:lumMod val="15000"/>
+            <a:lumOff val="85000"/>
+          </a:schemeClr>
+        </a:solidFill>
+        <a:round/>
+      </a:ln>
+    </cs:spPr>
+    <cs:defRPr sz="900" kern="1200"/>
+  </cs:dataTable>
+  <cs:downBar>
+    <cs:lnRef idx="0"/>
+    <cs:fillRef idx="0"/>
+    <cs:effectRef idx="0"/>
+    <cs:fontRef idx="minor">
+      <a:schemeClr val="tx1"/>
+    </cs:fontRef>
+    <cs:spPr>
+      <a:solidFill>
+        <a:schemeClr val="dk1">
+          <a:lumMod val="75000"/>
+          <a:lumOff val="25000"/>
+        </a:schemeClr>
+      </a:solidFill>
+      <a:ln w="9525" cap="flat" cmpd="sng" algn="ctr">
+        <a:solidFill>
+          <a:schemeClr val="tx1">
+            <a:lumMod val="65000"/>
+            <a:lumOff val="35000"/>
+          </a:schemeClr>
+        </a:solidFill>
+        <a:round/>
+      </a:ln>
+    </cs:spPr>
+  </cs:downBar>
+  <cs:dropLine>
+    <cs:lnRef idx="0"/>
+    <cs:fillRef idx="0"/>
+    <cs:effectRef idx="0"/>
+    <cs:fontRef idx="minor">
+      <a:schemeClr val="tx1"/>
+    </cs:fontRef>
+    <cs:spPr>
+      <a:ln w="9525" cap="flat" cmpd="sng" algn="ctr">
+        <a:solidFill>
+          <a:schemeClr val="tx1">
+            <a:lumMod val="35000"/>
+            <a:lumOff val="65000"/>
+          </a:schemeClr>
+        </a:solidFill>
+        <a:round/>
+      </a:ln>
+    </cs:spPr>
+  </cs:dropLine>
+  <cs:errorBar>
+    <cs:lnRef idx="0"/>
+    <cs:fillRef idx="0"/>
+    <cs:effectRef idx="0"/>
+    <cs:fontRef idx="minor">
+      <a:schemeClr val="tx1"/>
+    </cs:fontRef>
+    <cs:spPr>
+      <a:ln w="9525" cap="flat" cmpd="sng" algn="ctr">
+        <a:solidFill>
+          <a:schemeClr val="tx1">
+            <a:lumMod val="65000"/>
+            <a:lumOff val="35000"/>
+          </a:schemeClr>
+        </a:solidFill>
+        <a:round/>
+      </a:ln>
+    </cs:spPr>
+  </cs:errorBar>
+  <cs:floor>
+    <cs:lnRef idx="0"/>
+    <cs:fillRef idx="0"/>
+    <cs:effectRef idx="0"/>
+    <cs:fontRef idx="minor">
+      <a:schemeClr val="tx1"/>
+    </cs:fontRef>
+    <cs:spPr>
+      <a:noFill/>
+      <a:ln>
+        <a:noFill/>
+      </a:ln>
+    </cs:spPr>
+  </cs:floor>
+  <cs:gridlineMajor>
+    <cs:lnRef idx="0"/>
+    <cs:fillRef idx="0"/>
+    <cs:effectRef idx="0"/>
+    <cs:fontRef idx="minor">
+      <a:schemeClr val="tx1"/>
+    </cs:fontRef>
+    <cs:spPr>
+      <a:ln w="9525" cap="flat" cmpd="sng" algn="ctr">
+        <a:solidFill>
+          <a:schemeClr val="tx1">
+            <a:lumMod val="15000"/>
+            <a:lumOff val="85000"/>
+          </a:schemeClr>
+        </a:solidFill>
+        <a:round/>
+      </a:ln>
+    </cs:spPr>
+  </cs:gridlineMajor>
+  <cs:gridlineMinor>
+    <cs:lnRef idx="0"/>
+    <cs:fillRef idx="0"/>
+    <cs:effectRef idx="0"/>
+    <cs:fontRef idx="minor">
+      <a:schemeClr val="tx1"/>
+    </cs:fontRef>
+    <cs:spPr>
+      <a:ln w="9525" cap="flat" cmpd="sng" algn="ctr">
+        <a:solidFill>
+          <a:schemeClr val="tx1">
+            <a:lumMod val="5000"/>
+            <a:lumOff val="95000"/>
+          </a:schemeClr>
+        </a:solidFill>
+        <a:round/>
+      </a:ln>
+    </cs:spPr>
+  </cs:gridlineMinor>
+  <cs:hiLoLine>
+    <cs:lnRef idx="0"/>
+    <cs:fillRef idx="0"/>
+    <cs:effectRef idx="0"/>
+    <cs:fontRef idx="minor">
+      <a:schemeClr val="tx1"/>
+    </cs:fontRef>
+    <cs:spPr>
+      <a:ln w="9525" cap="flat" cmpd="sng" algn="ctr">
+        <a:solidFill>
+          <a:schemeClr val="tx1">
+            <a:lumMod val="50000"/>
+            <a:lumOff val="50000"/>
+          </a:schemeClr>
+        </a:solidFill>
+        <a:round/>
+      </a:ln>
+    </cs:spPr>
+  </cs:hiLoLine>
+  <cs:leaderLine>
+    <cs:lnRef idx="0"/>
+    <cs:fillRef idx="0"/>
+    <cs:effectRef idx="0"/>
+    <cs:fontRef idx="minor">
+      <a:schemeClr val="tx1"/>
+    </cs:fontRef>
+    <cs:spPr>
+      <a:ln w="9525" cap="flat" cmpd="sng" algn="ctr">
+        <a:solidFill>
+          <a:schemeClr val="tx1">
+            <a:lumMod val="35000"/>
+            <a:lumOff val="65000"/>
+          </a:schemeClr>
+        </a:solidFill>
+        <a:round/>
+      </a:ln>
+    </cs:spPr>
+  </cs:leaderLine>
+  <cs:legend>
+    <cs:lnRef idx="0"/>
+    <cs:fillRef idx="0"/>
+    <cs:effectRef idx="0"/>
+    <cs:fontRef idx="minor">
+      <a:schemeClr val="tx1">
+        <a:lumMod val="65000"/>
+        <a:lumOff val="35000"/>
+      </a:schemeClr>
+    </cs:fontRef>
+    <cs:defRPr sz="900" kern="1200"/>
+  </cs:legend>
+  <cs:plotArea mods="allowNoFillOverride allowNoLineOverride">
+    <cs:lnRef idx="0"/>
+    <cs:fillRef idx="0"/>
+    <cs:effectRef idx="0"/>
+    <cs:fontRef idx="minor">
+      <a:schemeClr val="tx1"/>
+    </cs:fontRef>
+  </cs:plotArea>
+  <cs:plotArea3D mods="allowNoFillOverride allowNoLineOverride">
+    <cs:lnRef idx="0"/>
+    <cs:fillRef idx="0"/>
+    <cs:effectRef idx="0"/>
+    <cs:fontRef idx="minor">
+      <a:schemeClr val="tx1"/>
+    </cs:fontRef>
+  </cs:plotArea3D>
+  <cs:seriesAxis>
+    <cs:lnRef idx="0"/>
+    <cs:fillRef idx="0"/>
+    <cs:effectRef idx="0"/>
+    <cs:fontRef idx="minor">
+      <a:schemeClr val="tx1">
+        <a:lumMod val="65000"/>
+        <a:lumOff val="35000"/>
+      </a:schemeClr>
+    </cs:fontRef>
+    <cs:defRPr sz="900" kern="1200"/>
+  </cs:seriesAxis>
+  <cs:seriesLine>
+    <cs:lnRef idx="0"/>
+    <cs:fillRef idx="0"/>
+    <cs:effectRef idx="0"/>
+    <cs:fontRef idx="minor">
+      <a:schemeClr val="tx1"/>
+    </cs:fontRef>
+    <cs:spPr>
+      <a:ln w="9525" cap="flat" cmpd="sng" algn="ctr">
+        <a:solidFill>
+          <a:schemeClr val="tx1">
+            <a:lumMod val="35000"/>
+            <a:lumOff val="65000"/>
+          </a:schemeClr>
+        </a:solidFill>
+        <a:round/>
+      </a:ln>
+    </cs:spPr>
+  </cs:seriesLine>
+  <cs:title>
+    <cs:lnRef idx="0"/>
+    <cs:fillRef idx="0"/>
+    <cs:effectRef idx="0"/>
+    <cs:fontRef idx="minor">
+      <a:schemeClr val="tx1">
+        <a:lumMod val="65000"/>
+        <a:lumOff val="35000"/>
+      </a:schemeClr>
+    </cs:fontRef>
+    <cs:defRPr sz="1400" b="0" kern="1200" spc="0" baseline="0"/>
+  </cs:title>
+  <cs:trendline>
+    <cs:lnRef idx="0">
+      <cs:styleClr val="auto"/>
+    </cs:lnRef>
+    <cs:fillRef idx="0"/>
+    <cs:effectRef idx="0"/>
+    <cs:fontRef idx="minor">
+      <a:schemeClr val="tx1"/>
+    </cs:fontRef>
+    <cs:spPr>
+      <a:ln w="19050" cap="rnd">
+        <a:solidFill>
+          <a:schemeClr val="phClr"/>
+        </a:solidFill>
+        <a:prstDash val="sysDot"/>
+      </a:ln>
+    </cs:spPr>
+  </cs:trendline>
+  <cs:trendlineLabel>
+    <cs:lnRef idx="0"/>
+    <cs:fillRef idx="0"/>
+    <cs:effectRef idx="0"/>
+    <cs:fontRef idx="minor">
+      <a:schemeClr val="tx1">
+        <a:lumMod val="65000"/>
+        <a:lumOff val="35000"/>
+      </a:schemeClr>
+    </cs:fontRef>
+    <cs:defRPr sz="900" kern="1200"/>
+  </cs:trendlineLabel>
+  <cs:upBar>
+    <cs:lnRef idx="0"/>
+    <cs:fillRef idx="0"/>
+    <cs:effectRef idx="0"/>
+    <cs:fontRef idx="minor">
+      <a:schemeClr val="tx1"/>
+    </cs:fontRef>
+    <cs:spPr>
+      <a:solidFill>
+        <a:schemeClr val="lt1"/>
+      </a:solidFill>
+      <a:ln w="9525" cap="flat" cmpd="sng" algn="ctr">
+        <a:solidFill>
+          <a:schemeClr val="tx1">
+            <a:lumMod val="65000"/>
+            <a:lumOff val="35000"/>
+          </a:schemeClr>
+        </a:solidFill>
+        <a:round/>
+      </a:ln>
+    </cs:spPr>
+  </cs:upBar>
+  <cs:valueAxis>
+    <cs:lnRef idx="0"/>
+    <cs:fillRef idx="0"/>
+    <cs:effectRef idx="0"/>
+    <cs:fontRef idx="minor">
+      <a:schemeClr val="tx1">
+        <a:lumMod val="65000"/>
+        <a:lumOff val="35000"/>
+      </a:schemeClr>
+    </cs:fontRef>
+    <cs:spPr>
+      <a:ln w="9525" cap="flat" cmpd="sng" algn="ctr">
+        <a:solidFill>
+          <a:schemeClr val="tx1">
+            <a:lumMod val="25000"/>
+            <a:lumOff val="75000"/>
+          </a:schemeClr>
+        </a:solidFill>
+        <a:round/>
+      </a:ln>
+    </cs:spPr>
+    <cs:defRPr sz="900" kern="1200"/>
+  </cs:valueAxis>
+  <cs:wall>
+    <cs:lnRef idx="0"/>
+    <cs:fillRef idx="0"/>
+    <cs:effectRef idx="0"/>
+    <cs:fontRef idx="minor">
+      <a:schemeClr val="tx1"/>
+    </cs:fontRef>
+    <cs:spPr>
+      <a:noFill/>
+      <a:ln>
+        <a:noFill/>
+      </a:ln>
+    </cs:spPr>
+  </cs:wall>
+</cs:chartStyle>
 </file>
 
 <file path=word/theme/theme1.xml><?xml version="1.0" encoding="utf-8"?>

--- a/Week 3/Measurement of Pi and Density (DROPBOX).docx
+++ b/Week 3/Measurement of Pi and Density (DROPBOX).docx
@@ -60,7 +60,7 @@
     </w:p>
     <w:p>
       <w:pPr>
-        <w:spacing w:line="240" w:lineRule="auto"/>
+        <w:spacing w:line="480" w:lineRule="auto"/>
         <w:jc w:val="center"/>
         <w:rPr>
           <w:rFonts w:ascii="Times New Roman" w:hAnsi="Times New Roman" w:cs="Times New Roman"/>
@@ -75,7 +75,7 @@
     </w:p>
     <w:p>
       <w:pPr>
-        <w:spacing w:line="240" w:lineRule="auto"/>
+        <w:spacing w:line="480" w:lineRule="auto"/>
         <w:jc w:val="center"/>
         <w:rPr>
           <w:rFonts w:ascii="Times New Roman" w:hAnsi="Times New Roman" w:cs="Times New Roman"/>
@@ -90,7 +90,7 @@
     </w:p>
     <w:p>
       <w:pPr>
-        <w:spacing w:line="240" w:lineRule="auto"/>
+        <w:spacing w:line="480" w:lineRule="auto"/>
         <w:jc w:val="center"/>
         <w:rPr>
           <w:rFonts w:ascii="Times New Roman" w:hAnsi="Times New Roman" w:cs="Times New Roman"/>
@@ -100,11 +100,36 @@
         <w:rPr>
           <w:rFonts w:ascii="Times New Roman" w:hAnsi="Times New Roman" w:cs="Times New Roman"/>
         </w:rPr>
-        <w:t>Sep 4, 2026 (Sep 9, 2026)</w:t>
+        <w:t xml:space="preserve">Sep </w:t>
+      </w:r>
+      <w:r>
+        <w:rPr>
+          <w:rFonts w:ascii="Times New Roman" w:hAnsi="Times New Roman" w:cs="Times New Roman"/>
+        </w:rPr>
+        <w:t>15</w:t>
+      </w:r>
+      <w:r>
+        <w:rPr>
+          <w:rFonts w:ascii="Times New Roman" w:hAnsi="Times New Roman" w:cs="Times New Roman"/>
+        </w:rPr>
+        <w:t xml:space="preserve">, 2026 (Sep </w:t>
+      </w:r>
+      <w:r>
+        <w:rPr>
+          <w:rFonts w:ascii="Times New Roman" w:hAnsi="Times New Roman" w:cs="Times New Roman"/>
+        </w:rPr>
+        <w:t>16</w:t>
+      </w:r>
+      <w:r>
+        <w:rPr>
+          <w:rFonts w:ascii="Times New Roman" w:hAnsi="Times New Roman" w:cs="Times New Roman"/>
+        </w:rPr>
+        <w:t>, 2026)</w:t>
       </w:r>
     </w:p>
     <w:p>
       <w:pPr>
+        <w:spacing w:line="480" w:lineRule="auto"/>
         <w:rPr>
           <w:rFonts w:ascii="Times New Roman" w:hAnsi="Times New Roman" w:cs="Times New Roman"/>
         </w:rPr>
@@ -126,6 +151,7 @@
     </w:p>
     <w:p>
       <w:pPr>
+        <w:spacing w:line="480" w:lineRule="auto"/>
         <w:rPr>
           <w:rFonts w:ascii="Times New Roman" w:hAnsi="Times New Roman" w:cs="Times New Roman"/>
           <w:b/>
@@ -179,7 +205,7 @@
           </w:tcPr>
           <w:p>
             <w:pPr>
-              <w:spacing w:after="0" w:line="240" w:lineRule="auto"/>
+              <w:spacing w:after="0" w:line="480" w:lineRule="auto"/>
               <w:jc w:val="center"/>
               <w:rPr>
                 <w:rFonts w:ascii="Aptos Narrow" w:eastAsia="Times New Roman" w:hAnsi="Aptos Narrow" w:cs="Times New Roman"/>
@@ -219,7 +245,7 @@
           </w:tcPr>
           <w:p>
             <w:pPr>
-              <w:spacing w:after="0" w:line="240" w:lineRule="auto"/>
+              <w:spacing w:after="0" w:line="480" w:lineRule="auto"/>
               <w:jc w:val="center"/>
               <w:rPr>
                 <w:rFonts w:ascii="Aptos Narrow" w:eastAsia="Times New Roman" w:hAnsi="Aptos Narrow" w:cs="Times New Roman"/>
@@ -263,7 +289,7 @@
           </w:tcPr>
           <w:p>
             <w:pPr>
-              <w:spacing w:after="0" w:line="240" w:lineRule="auto"/>
+              <w:spacing w:after="0" w:line="480" w:lineRule="auto"/>
               <w:jc w:val="center"/>
               <w:rPr>
                 <w:rFonts w:ascii="Aptos Narrow" w:eastAsia="Times New Roman" w:hAnsi="Aptos Narrow" w:cs="Times New Roman"/>
@@ -307,7 +333,7 @@
           </w:tcPr>
           <w:p>
             <w:pPr>
-              <w:spacing w:after="0" w:line="240" w:lineRule="auto"/>
+              <w:spacing w:after="0" w:line="480" w:lineRule="auto"/>
               <w:jc w:val="center"/>
               <w:rPr>
                 <w:rFonts w:ascii="Aptos Narrow" w:eastAsia="Times New Roman" w:hAnsi="Aptos Narrow" w:cs="Times New Roman"/>
@@ -351,7 +377,7 @@
           </w:tcPr>
           <w:p>
             <w:pPr>
-              <w:spacing w:after="0" w:line="240" w:lineRule="auto"/>
+              <w:spacing w:after="0" w:line="480" w:lineRule="auto"/>
               <w:jc w:val="center"/>
               <w:rPr>
                 <w:rFonts w:ascii="Aptos Narrow" w:eastAsia="Times New Roman" w:hAnsi="Aptos Narrow" w:cs="Times New Roman"/>
@@ -395,7 +421,7 @@
           </w:tcPr>
           <w:p>
             <w:pPr>
-              <w:spacing w:after="0" w:line="240" w:lineRule="auto"/>
+              <w:spacing w:after="0" w:line="480" w:lineRule="auto"/>
               <w:jc w:val="center"/>
               <w:rPr>
                 <w:rFonts w:ascii="Aptos Narrow" w:eastAsia="Times New Roman" w:hAnsi="Aptos Narrow" w:cs="Times New Roman"/>
@@ -439,7 +465,7 @@
           </w:tcPr>
           <w:p>
             <w:pPr>
-              <w:spacing w:after="0" w:line="240" w:lineRule="auto"/>
+              <w:spacing w:after="0" w:line="480" w:lineRule="auto"/>
               <w:jc w:val="center"/>
               <w:rPr>
                 <w:rFonts w:ascii="Aptos Narrow" w:eastAsia="Times New Roman" w:hAnsi="Aptos Narrow" w:cs="Times New Roman"/>
@@ -483,7 +509,7 @@
           </w:tcPr>
           <w:p>
             <w:pPr>
-              <w:spacing w:after="0" w:line="240" w:lineRule="auto"/>
+              <w:spacing w:after="0" w:line="480" w:lineRule="auto"/>
               <w:jc w:val="center"/>
               <w:rPr>
                 <w:rFonts w:ascii="Aptos Narrow" w:eastAsia="Times New Roman" w:hAnsi="Aptos Narrow" w:cs="Times New Roman"/>
@@ -519,7 +545,7 @@
           </w:tcPr>
           <w:p>
             <w:pPr>
-              <w:spacing w:after="0" w:line="240" w:lineRule="auto"/>
+              <w:spacing w:after="0" w:line="480" w:lineRule="auto"/>
               <w:jc w:val="center"/>
               <w:rPr>
                 <w:rFonts w:ascii="Aptos Narrow" w:eastAsia="Times New Roman" w:hAnsi="Aptos Narrow" w:cs="Times New Roman"/>
@@ -563,7 +589,7 @@
           </w:tcPr>
           <w:p>
             <w:pPr>
-              <w:spacing w:after="0" w:line="240" w:lineRule="auto"/>
+              <w:spacing w:after="0" w:line="480" w:lineRule="auto"/>
               <w:jc w:val="center"/>
               <w:rPr>
                 <w:rFonts w:ascii="Aptos Narrow" w:eastAsia="Times New Roman" w:hAnsi="Aptos Narrow" w:cs="Times New Roman"/>
@@ -603,7 +629,7 @@
           </w:tcPr>
           <w:p>
             <w:pPr>
-              <w:spacing w:after="0" w:line="240" w:lineRule="auto"/>
+              <w:spacing w:after="0" w:line="480" w:lineRule="auto"/>
               <w:jc w:val="center"/>
               <w:rPr>
                 <w:rFonts w:ascii="Aptos Narrow" w:eastAsia="Times New Roman" w:hAnsi="Aptos Narrow" w:cs="Times New Roman"/>
@@ -643,7 +669,7 @@
           </w:tcPr>
           <w:p>
             <w:pPr>
-              <w:spacing w:after="0" w:line="240" w:lineRule="auto"/>
+              <w:spacing w:after="0" w:line="480" w:lineRule="auto"/>
               <w:jc w:val="center"/>
               <w:rPr>
                 <w:rFonts w:ascii="Aptos Narrow" w:eastAsia="Times New Roman" w:hAnsi="Aptos Narrow" w:cs="Times New Roman"/>
@@ -683,7 +709,7 @@
           </w:tcPr>
           <w:p>
             <w:pPr>
-              <w:spacing w:after="0" w:line="240" w:lineRule="auto"/>
+              <w:spacing w:after="0" w:line="480" w:lineRule="auto"/>
               <w:jc w:val="center"/>
               <w:rPr>
                 <w:rFonts w:ascii="Aptos Narrow" w:eastAsia="Times New Roman" w:hAnsi="Aptos Narrow" w:cs="Times New Roman"/>
@@ -723,7 +749,7 @@
           </w:tcPr>
           <w:p>
             <w:pPr>
-              <w:spacing w:after="0" w:line="240" w:lineRule="auto"/>
+              <w:spacing w:after="0" w:line="480" w:lineRule="auto"/>
               <w:jc w:val="center"/>
               <w:rPr>
                 <w:rFonts w:ascii="Aptos Narrow" w:eastAsia="Times New Roman" w:hAnsi="Aptos Narrow" w:cs="Times New Roman"/>
@@ -763,7 +789,7 @@
           </w:tcPr>
           <w:p>
             <w:pPr>
-              <w:spacing w:after="0" w:line="240" w:lineRule="auto"/>
+              <w:spacing w:after="0" w:line="480" w:lineRule="auto"/>
               <w:jc w:val="center"/>
               <w:rPr>
                 <w:rFonts w:ascii="Aptos Narrow" w:eastAsia="Times New Roman" w:hAnsi="Aptos Narrow" w:cs="Times New Roman"/>
@@ -803,7 +829,7 @@
           </w:tcPr>
           <w:p>
             <w:pPr>
-              <w:spacing w:after="0" w:line="240" w:lineRule="auto"/>
+              <w:spacing w:after="0" w:line="480" w:lineRule="auto"/>
               <w:jc w:val="center"/>
               <w:rPr>
                 <w:rFonts w:ascii="Aptos Narrow" w:eastAsia="Times New Roman" w:hAnsi="Aptos Narrow" w:cs="Times New Roman"/>
@@ -837,7 +863,7 @@
           </w:tcPr>
           <w:p>
             <w:pPr>
-              <w:spacing w:after="0" w:line="240" w:lineRule="auto"/>
+              <w:spacing w:after="0" w:line="480" w:lineRule="auto"/>
               <w:jc w:val="center"/>
               <w:rPr>
                 <w:rFonts w:ascii="Aptos Narrow" w:eastAsia="Times New Roman" w:hAnsi="Aptos Narrow" w:cs="Times New Roman"/>
@@ -881,7 +907,7 @@
           </w:tcPr>
           <w:p>
             <w:pPr>
-              <w:spacing w:after="0" w:line="240" w:lineRule="auto"/>
+              <w:spacing w:after="0" w:line="480" w:lineRule="auto"/>
               <w:jc w:val="center"/>
               <w:rPr>
                 <w:rFonts w:ascii="Aptos Narrow" w:eastAsia="Times New Roman" w:hAnsi="Aptos Narrow" w:cs="Times New Roman"/>
@@ -921,7 +947,7 @@
           </w:tcPr>
           <w:p>
             <w:pPr>
-              <w:spacing w:after="0" w:line="240" w:lineRule="auto"/>
+              <w:spacing w:after="0" w:line="480" w:lineRule="auto"/>
               <w:jc w:val="center"/>
               <w:rPr>
                 <w:rFonts w:ascii="Aptos Narrow" w:eastAsia="Times New Roman" w:hAnsi="Aptos Narrow" w:cs="Times New Roman"/>
@@ -961,7 +987,7 @@
           </w:tcPr>
           <w:p>
             <w:pPr>
-              <w:spacing w:after="0" w:line="240" w:lineRule="auto"/>
+              <w:spacing w:after="0" w:line="480" w:lineRule="auto"/>
               <w:jc w:val="center"/>
               <w:rPr>
                 <w:rFonts w:ascii="Aptos Narrow" w:eastAsia="Times New Roman" w:hAnsi="Aptos Narrow" w:cs="Times New Roman"/>
@@ -1001,7 +1027,7 @@
           </w:tcPr>
           <w:p>
             <w:pPr>
-              <w:spacing w:after="0" w:line="240" w:lineRule="auto"/>
+              <w:spacing w:after="0" w:line="480" w:lineRule="auto"/>
               <w:jc w:val="center"/>
               <w:rPr>
                 <w:rFonts w:ascii="Aptos Narrow" w:eastAsia="Times New Roman" w:hAnsi="Aptos Narrow" w:cs="Times New Roman"/>
@@ -1041,7 +1067,7 @@
           </w:tcPr>
           <w:p>
             <w:pPr>
-              <w:spacing w:after="0" w:line="240" w:lineRule="auto"/>
+              <w:spacing w:after="0" w:line="480" w:lineRule="auto"/>
               <w:jc w:val="center"/>
               <w:rPr>
                 <w:rFonts w:ascii="Aptos Narrow" w:eastAsia="Times New Roman" w:hAnsi="Aptos Narrow" w:cs="Times New Roman"/>
@@ -1081,7 +1107,7 @@
           </w:tcPr>
           <w:p>
             <w:pPr>
-              <w:spacing w:after="0" w:line="240" w:lineRule="auto"/>
+              <w:spacing w:after="0" w:line="480" w:lineRule="auto"/>
               <w:jc w:val="center"/>
               <w:rPr>
                 <w:rFonts w:ascii="Aptos Narrow" w:eastAsia="Times New Roman" w:hAnsi="Aptos Narrow" w:cs="Times New Roman"/>
@@ -1121,7 +1147,7 @@
           </w:tcPr>
           <w:p>
             <w:pPr>
-              <w:spacing w:after="0" w:line="240" w:lineRule="auto"/>
+              <w:spacing w:after="0" w:line="480" w:lineRule="auto"/>
               <w:jc w:val="center"/>
               <w:rPr>
                 <w:rFonts w:ascii="Aptos Narrow" w:eastAsia="Times New Roman" w:hAnsi="Aptos Narrow" w:cs="Times New Roman"/>
@@ -1155,7 +1181,7 @@
           </w:tcPr>
           <w:p>
             <w:pPr>
-              <w:spacing w:after="0" w:line="240" w:lineRule="auto"/>
+              <w:spacing w:after="0" w:line="480" w:lineRule="auto"/>
               <w:jc w:val="center"/>
               <w:rPr>
                 <w:rFonts w:ascii="Aptos Narrow" w:eastAsia="Times New Roman" w:hAnsi="Aptos Narrow" w:cs="Times New Roman"/>
@@ -1199,7 +1225,7 @@
           </w:tcPr>
           <w:p>
             <w:pPr>
-              <w:spacing w:after="0" w:line="240" w:lineRule="auto"/>
+              <w:spacing w:after="0" w:line="480" w:lineRule="auto"/>
               <w:jc w:val="center"/>
               <w:rPr>
                 <w:rFonts w:ascii="Aptos Narrow" w:eastAsia="Times New Roman" w:hAnsi="Aptos Narrow" w:cs="Times New Roman"/>
@@ -1239,7 +1265,7 @@
           </w:tcPr>
           <w:p>
             <w:pPr>
-              <w:spacing w:after="0" w:line="240" w:lineRule="auto"/>
+              <w:spacing w:after="0" w:line="480" w:lineRule="auto"/>
               <w:jc w:val="center"/>
               <w:rPr>
                 <w:rFonts w:ascii="Aptos Narrow" w:eastAsia="Times New Roman" w:hAnsi="Aptos Narrow" w:cs="Times New Roman"/>
@@ -1279,7 +1305,7 @@
           </w:tcPr>
           <w:p>
             <w:pPr>
-              <w:spacing w:after="0" w:line="240" w:lineRule="auto"/>
+              <w:spacing w:after="0" w:line="480" w:lineRule="auto"/>
               <w:jc w:val="center"/>
               <w:rPr>
                 <w:rFonts w:ascii="Aptos Narrow" w:eastAsia="Times New Roman" w:hAnsi="Aptos Narrow" w:cs="Times New Roman"/>
@@ -1319,7 +1345,7 @@
           </w:tcPr>
           <w:p>
             <w:pPr>
-              <w:spacing w:after="0" w:line="240" w:lineRule="auto"/>
+              <w:spacing w:after="0" w:line="480" w:lineRule="auto"/>
               <w:jc w:val="center"/>
               <w:rPr>
                 <w:rFonts w:ascii="Aptos Narrow" w:eastAsia="Times New Roman" w:hAnsi="Aptos Narrow" w:cs="Times New Roman"/>
@@ -1359,7 +1385,7 @@
           </w:tcPr>
           <w:p>
             <w:pPr>
-              <w:spacing w:after="0" w:line="240" w:lineRule="auto"/>
+              <w:spacing w:after="0" w:line="480" w:lineRule="auto"/>
               <w:jc w:val="center"/>
               <w:rPr>
                 <w:rFonts w:ascii="Aptos Narrow" w:eastAsia="Times New Roman" w:hAnsi="Aptos Narrow" w:cs="Times New Roman"/>
@@ -1399,7 +1425,7 @@
           </w:tcPr>
           <w:p>
             <w:pPr>
-              <w:spacing w:after="0" w:line="240" w:lineRule="auto"/>
+              <w:spacing w:after="0" w:line="480" w:lineRule="auto"/>
               <w:jc w:val="center"/>
               <w:rPr>
                 <w:rFonts w:ascii="Aptos Narrow" w:eastAsia="Times New Roman" w:hAnsi="Aptos Narrow" w:cs="Times New Roman"/>
@@ -1439,7 +1465,7 @@
           </w:tcPr>
           <w:p>
             <w:pPr>
-              <w:spacing w:after="0" w:line="240" w:lineRule="auto"/>
+              <w:spacing w:after="0" w:line="480" w:lineRule="auto"/>
               <w:jc w:val="center"/>
               <w:rPr>
                 <w:rFonts w:ascii="Aptos Narrow" w:eastAsia="Times New Roman" w:hAnsi="Aptos Narrow" w:cs="Times New Roman"/>
@@ -1473,7 +1499,7 @@
           </w:tcPr>
           <w:p>
             <w:pPr>
-              <w:spacing w:after="0" w:line="240" w:lineRule="auto"/>
+              <w:spacing w:after="0" w:line="480" w:lineRule="auto"/>
               <w:jc w:val="center"/>
               <w:rPr>
                 <w:rFonts w:ascii="Aptos Narrow" w:eastAsia="Times New Roman" w:hAnsi="Aptos Narrow" w:cs="Times New Roman"/>
@@ -1517,7 +1543,7 @@
           </w:tcPr>
           <w:p>
             <w:pPr>
-              <w:spacing w:after="0" w:line="240" w:lineRule="auto"/>
+              <w:spacing w:after="0" w:line="480" w:lineRule="auto"/>
               <w:jc w:val="center"/>
               <w:rPr>
                 <w:rFonts w:ascii="Aptos Narrow" w:eastAsia="Times New Roman" w:hAnsi="Aptos Narrow" w:cs="Times New Roman"/>
@@ -1557,7 +1583,7 @@
           </w:tcPr>
           <w:p>
             <w:pPr>
-              <w:spacing w:after="0" w:line="240" w:lineRule="auto"/>
+              <w:spacing w:after="0" w:line="480" w:lineRule="auto"/>
               <w:jc w:val="center"/>
               <w:rPr>
                 <w:rFonts w:ascii="Aptos Narrow" w:eastAsia="Times New Roman" w:hAnsi="Aptos Narrow" w:cs="Times New Roman"/>
@@ -1597,7 +1623,7 @@
           </w:tcPr>
           <w:p>
             <w:pPr>
-              <w:spacing w:after="0" w:line="240" w:lineRule="auto"/>
+              <w:spacing w:after="0" w:line="480" w:lineRule="auto"/>
               <w:jc w:val="center"/>
               <w:rPr>
                 <w:rFonts w:ascii="Aptos Narrow" w:eastAsia="Times New Roman" w:hAnsi="Aptos Narrow" w:cs="Times New Roman"/>
@@ -1637,7 +1663,7 @@
           </w:tcPr>
           <w:p>
             <w:pPr>
-              <w:spacing w:after="0" w:line="240" w:lineRule="auto"/>
+              <w:spacing w:after="0" w:line="480" w:lineRule="auto"/>
               <w:jc w:val="center"/>
               <w:rPr>
                 <w:rFonts w:ascii="Aptos Narrow" w:eastAsia="Times New Roman" w:hAnsi="Aptos Narrow" w:cs="Times New Roman"/>
@@ -1677,7 +1703,7 @@
           </w:tcPr>
           <w:p>
             <w:pPr>
-              <w:spacing w:after="0" w:line="240" w:lineRule="auto"/>
+              <w:spacing w:after="0" w:line="480" w:lineRule="auto"/>
               <w:jc w:val="center"/>
               <w:rPr>
                 <w:rFonts w:ascii="Aptos Narrow" w:eastAsia="Times New Roman" w:hAnsi="Aptos Narrow" w:cs="Times New Roman"/>
@@ -1717,7 +1743,7 @@
           </w:tcPr>
           <w:p>
             <w:pPr>
-              <w:spacing w:after="0" w:line="240" w:lineRule="auto"/>
+              <w:spacing w:after="0" w:line="480" w:lineRule="auto"/>
               <w:jc w:val="center"/>
               <w:rPr>
                 <w:rFonts w:ascii="Aptos Narrow" w:eastAsia="Times New Roman" w:hAnsi="Aptos Narrow" w:cs="Times New Roman"/>
@@ -1757,7 +1783,7 @@
           </w:tcPr>
           <w:p>
             <w:pPr>
-              <w:spacing w:after="0" w:line="240" w:lineRule="auto"/>
+              <w:spacing w:after="0" w:line="480" w:lineRule="auto"/>
               <w:jc w:val="center"/>
               <w:rPr>
                 <w:rFonts w:ascii="Aptos Narrow" w:eastAsia="Times New Roman" w:hAnsi="Aptos Narrow" w:cs="Times New Roman"/>
@@ -1791,7 +1817,7 @@
           </w:tcPr>
           <w:p>
             <w:pPr>
-              <w:spacing w:after="0" w:line="240" w:lineRule="auto"/>
+              <w:spacing w:after="0" w:line="480" w:lineRule="auto"/>
               <w:jc w:val="center"/>
               <w:rPr>
                 <w:rFonts w:ascii="Aptos Narrow" w:eastAsia="Times New Roman" w:hAnsi="Aptos Narrow" w:cs="Times New Roman"/>
@@ -1835,7 +1861,7 @@
           </w:tcPr>
           <w:p>
             <w:pPr>
-              <w:spacing w:after="0" w:line="240" w:lineRule="auto"/>
+              <w:spacing w:after="0" w:line="480" w:lineRule="auto"/>
               <w:jc w:val="center"/>
               <w:rPr>
                 <w:rFonts w:ascii="Aptos Narrow" w:eastAsia="Times New Roman" w:hAnsi="Aptos Narrow" w:cs="Times New Roman"/>
@@ -1875,7 +1901,7 @@
           </w:tcPr>
           <w:p>
             <w:pPr>
-              <w:spacing w:after="0" w:line="240" w:lineRule="auto"/>
+              <w:spacing w:after="0" w:line="480" w:lineRule="auto"/>
               <w:jc w:val="center"/>
               <w:rPr>
                 <w:rFonts w:ascii="Aptos Narrow" w:eastAsia="Times New Roman" w:hAnsi="Aptos Narrow" w:cs="Times New Roman"/>
@@ -1915,7 +1941,7 @@
           </w:tcPr>
           <w:p>
             <w:pPr>
-              <w:spacing w:after="0" w:line="240" w:lineRule="auto"/>
+              <w:spacing w:after="0" w:line="480" w:lineRule="auto"/>
               <w:jc w:val="center"/>
               <w:rPr>
                 <w:rFonts w:ascii="Aptos Narrow" w:eastAsia="Times New Roman" w:hAnsi="Aptos Narrow" w:cs="Times New Roman"/>
@@ -1955,7 +1981,7 @@
           </w:tcPr>
           <w:p>
             <w:pPr>
-              <w:spacing w:after="0" w:line="240" w:lineRule="auto"/>
+              <w:spacing w:after="0" w:line="480" w:lineRule="auto"/>
               <w:jc w:val="center"/>
               <w:rPr>
                 <w:rFonts w:ascii="Aptos Narrow" w:eastAsia="Times New Roman" w:hAnsi="Aptos Narrow" w:cs="Times New Roman"/>
@@ -1995,7 +2021,7 @@
           </w:tcPr>
           <w:p>
             <w:pPr>
-              <w:spacing w:after="0" w:line="240" w:lineRule="auto"/>
+              <w:spacing w:after="0" w:line="480" w:lineRule="auto"/>
               <w:jc w:val="center"/>
               <w:rPr>
                 <w:rFonts w:ascii="Aptos Narrow" w:eastAsia="Times New Roman" w:hAnsi="Aptos Narrow" w:cs="Times New Roman"/>
@@ -2035,7 +2061,7 @@
           </w:tcPr>
           <w:p>
             <w:pPr>
-              <w:spacing w:after="0" w:line="240" w:lineRule="auto"/>
+              <w:spacing w:after="0" w:line="480" w:lineRule="auto"/>
               <w:jc w:val="center"/>
               <w:rPr>
                 <w:rFonts w:ascii="Aptos Narrow" w:eastAsia="Times New Roman" w:hAnsi="Aptos Narrow" w:cs="Times New Roman"/>
@@ -2075,7 +2101,7 @@
           </w:tcPr>
           <w:p>
             <w:pPr>
-              <w:spacing w:after="0" w:line="240" w:lineRule="auto"/>
+              <w:spacing w:after="0" w:line="480" w:lineRule="auto"/>
               <w:jc w:val="center"/>
               <w:rPr>
                 <w:rFonts w:ascii="Aptos Narrow" w:eastAsia="Times New Roman" w:hAnsi="Aptos Narrow" w:cs="Times New Roman"/>
@@ -2109,7 +2135,7 @@
           </w:tcPr>
           <w:p>
             <w:pPr>
-              <w:spacing w:after="0" w:line="240" w:lineRule="auto"/>
+              <w:spacing w:after="0" w:line="480" w:lineRule="auto"/>
               <w:jc w:val="center"/>
               <w:rPr>
                 <w:rFonts w:ascii="Aptos Narrow" w:eastAsia="Times New Roman" w:hAnsi="Aptos Narrow" w:cs="Times New Roman"/>
@@ -2149,7 +2175,7 @@
           </w:tcPr>
           <w:p>
             <w:pPr>
-              <w:spacing w:after="0" w:line="240" w:lineRule="auto"/>
+              <w:spacing w:after="0" w:line="480" w:lineRule="auto"/>
               <w:jc w:val="center"/>
               <w:rPr>
                 <w:rFonts w:ascii="Aptos Narrow" w:eastAsia="Times New Roman" w:hAnsi="Aptos Narrow" w:cs="Times New Roman"/>
@@ -2193,7 +2219,7 @@
           </w:tcPr>
           <w:p>
             <w:pPr>
-              <w:spacing w:after="0" w:line="240" w:lineRule="auto"/>
+              <w:spacing w:after="0" w:line="480" w:lineRule="auto"/>
               <w:jc w:val="center"/>
               <w:rPr>
                 <w:rFonts w:ascii="Aptos Narrow" w:eastAsia="Times New Roman" w:hAnsi="Aptos Narrow" w:cs="Times New Roman"/>
@@ -2237,7 +2263,7 @@
           </w:tcPr>
           <w:p>
             <w:pPr>
-              <w:spacing w:after="0" w:line="240" w:lineRule="auto"/>
+              <w:spacing w:after="0" w:line="480" w:lineRule="auto"/>
               <w:jc w:val="center"/>
               <w:rPr>
                 <w:rFonts w:ascii="Aptos Narrow" w:eastAsia="Times New Roman" w:hAnsi="Aptos Narrow" w:cs="Times New Roman"/>
@@ -2281,7 +2307,7 @@
           </w:tcPr>
           <w:p>
             <w:pPr>
-              <w:spacing w:after="0" w:line="240" w:lineRule="auto"/>
+              <w:spacing w:after="0" w:line="480" w:lineRule="auto"/>
               <w:jc w:val="center"/>
               <w:rPr>
                 <w:rFonts w:ascii="Aptos Narrow" w:eastAsia="Times New Roman" w:hAnsi="Aptos Narrow" w:cs="Times New Roman"/>
@@ -2325,7 +2351,7 @@
           </w:tcPr>
           <w:p>
             <w:pPr>
-              <w:spacing w:after="0" w:line="240" w:lineRule="auto"/>
+              <w:spacing w:after="0" w:line="480" w:lineRule="auto"/>
               <w:jc w:val="center"/>
               <w:rPr>
                 <w:rFonts w:ascii="Aptos Narrow" w:eastAsia="Times New Roman" w:hAnsi="Aptos Narrow" w:cs="Times New Roman"/>
@@ -2369,7 +2395,7 @@
           </w:tcPr>
           <w:p>
             <w:pPr>
-              <w:spacing w:after="0" w:line="240" w:lineRule="auto"/>
+              <w:spacing w:after="0" w:line="480" w:lineRule="auto"/>
               <w:jc w:val="center"/>
               <w:rPr>
                 <w:rFonts w:ascii="Aptos Narrow" w:eastAsia="Times New Roman" w:hAnsi="Aptos Narrow" w:cs="Times New Roman"/>
@@ -2413,7 +2439,7 @@
           </w:tcPr>
           <w:p>
             <w:pPr>
-              <w:spacing w:after="0" w:line="240" w:lineRule="auto"/>
+              <w:spacing w:after="0" w:line="480" w:lineRule="auto"/>
               <w:jc w:val="center"/>
               <w:rPr>
                 <w:rFonts w:ascii="Aptos Narrow" w:eastAsia="Times New Roman" w:hAnsi="Aptos Narrow" w:cs="Times New Roman"/>
@@ -2462,7 +2488,7 @@
           </w:tcPr>
           <w:p>
             <w:pPr>
-              <w:spacing w:after="0" w:line="240" w:lineRule="auto"/>
+              <w:spacing w:after="0" w:line="480" w:lineRule="auto"/>
               <w:jc w:val="center"/>
               <w:rPr>
                 <w:rFonts w:ascii="Aptos Narrow" w:eastAsia="Times New Roman" w:hAnsi="Aptos Narrow" w:cs="Times New Roman"/>
@@ -2506,7 +2532,7 @@
           </w:tcPr>
           <w:p>
             <w:pPr>
-              <w:spacing w:after="0" w:line="240" w:lineRule="auto"/>
+              <w:spacing w:after="0" w:line="480" w:lineRule="auto"/>
               <w:jc w:val="center"/>
               <w:rPr>
                 <w:rFonts w:ascii="Aptos Narrow" w:eastAsia="Times New Roman" w:hAnsi="Aptos Narrow" w:cs="Times New Roman"/>
@@ -2546,7 +2572,7 @@
           </w:tcPr>
           <w:p>
             <w:pPr>
-              <w:spacing w:after="0" w:line="240" w:lineRule="auto"/>
+              <w:spacing w:after="0" w:line="480" w:lineRule="auto"/>
               <w:jc w:val="center"/>
               <w:rPr>
                 <w:rFonts w:ascii="Aptos Narrow" w:eastAsia="Times New Roman" w:hAnsi="Aptos Narrow" w:cs="Times New Roman"/>
@@ -2586,7 +2612,7 @@
           </w:tcPr>
           <w:p>
             <w:pPr>
-              <w:spacing w:after="0" w:line="240" w:lineRule="auto"/>
+              <w:spacing w:after="0" w:line="480" w:lineRule="auto"/>
               <w:jc w:val="center"/>
               <w:rPr>
                 <w:rFonts w:ascii="Aptos Narrow" w:eastAsia="Times New Roman" w:hAnsi="Aptos Narrow" w:cs="Times New Roman"/>
@@ -2626,7 +2652,7 @@
           </w:tcPr>
           <w:p>
             <w:pPr>
-              <w:spacing w:after="0" w:line="240" w:lineRule="auto"/>
+              <w:spacing w:after="0" w:line="480" w:lineRule="auto"/>
               <w:jc w:val="center"/>
               <w:rPr>
                 <w:rFonts w:ascii="Aptos Narrow" w:eastAsia="Times New Roman" w:hAnsi="Aptos Narrow" w:cs="Times New Roman"/>
@@ -2666,7 +2692,7 @@
           </w:tcPr>
           <w:p>
             <w:pPr>
-              <w:spacing w:after="0" w:line="240" w:lineRule="auto"/>
+              <w:spacing w:after="0" w:line="480" w:lineRule="auto"/>
               <w:jc w:val="center"/>
               <w:rPr>
                 <w:rFonts w:ascii="Aptos Narrow" w:eastAsia="Times New Roman" w:hAnsi="Aptos Narrow" w:cs="Times New Roman"/>
@@ -2706,7 +2732,7 @@
           </w:tcPr>
           <w:p>
             <w:pPr>
-              <w:spacing w:after="0" w:line="240" w:lineRule="auto"/>
+              <w:spacing w:after="0" w:line="480" w:lineRule="auto"/>
               <w:jc w:val="center"/>
               <w:rPr>
                 <w:rFonts w:ascii="Aptos Narrow" w:eastAsia="Times New Roman" w:hAnsi="Aptos Narrow" w:cs="Times New Roman"/>
@@ -2746,7 +2772,7 @@
           </w:tcPr>
           <w:p>
             <w:pPr>
-              <w:spacing w:after="0" w:line="240" w:lineRule="auto"/>
+              <w:spacing w:after="0" w:line="480" w:lineRule="auto"/>
               <w:jc w:val="center"/>
               <w:rPr>
                 <w:rFonts w:ascii="Aptos Narrow" w:eastAsia="Times New Roman" w:hAnsi="Aptos Narrow" w:cs="Times New Roman"/>
@@ -2791,7 +2817,7 @@
           </w:tcPr>
           <w:p>
             <w:pPr>
-              <w:spacing w:after="0" w:line="240" w:lineRule="auto"/>
+              <w:spacing w:after="0" w:line="480" w:lineRule="auto"/>
               <w:jc w:val="center"/>
               <w:rPr>
                 <w:rFonts w:ascii="Aptos Narrow" w:eastAsia="Times New Roman" w:hAnsi="Aptos Narrow" w:cs="Times New Roman"/>
@@ -2835,7 +2861,7 @@
           </w:tcPr>
           <w:p>
             <w:pPr>
-              <w:spacing w:after="0" w:line="240" w:lineRule="auto"/>
+              <w:spacing w:after="0" w:line="480" w:lineRule="auto"/>
               <w:jc w:val="center"/>
               <w:rPr>
                 <w:rFonts w:ascii="Aptos Narrow" w:eastAsia="Times New Roman" w:hAnsi="Aptos Narrow" w:cs="Times New Roman"/>
@@ -2875,7 +2901,7 @@
           </w:tcPr>
           <w:p>
             <w:pPr>
-              <w:spacing w:after="0" w:line="240" w:lineRule="auto"/>
+              <w:spacing w:after="0" w:line="480" w:lineRule="auto"/>
               <w:jc w:val="center"/>
               <w:rPr>
                 <w:rFonts w:ascii="Aptos Narrow" w:eastAsia="Times New Roman" w:hAnsi="Aptos Narrow" w:cs="Times New Roman"/>
@@ -2915,7 +2941,7 @@
           </w:tcPr>
           <w:p>
             <w:pPr>
-              <w:spacing w:after="0" w:line="240" w:lineRule="auto"/>
+              <w:spacing w:after="0" w:line="480" w:lineRule="auto"/>
               <w:jc w:val="center"/>
               <w:rPr>
                 <w:rFonts w:ascii="Aptos Narrow" w:eastAsia="Times New Roman" w:hAnsi="Aptos Narrow" w:cs="Times New Roman"/>
@@ -2955,7 +2981,7 @@
           </w:tcPr>
           <w:p>
             <w:pPr>
-              <w:spacing w:after="0" w:line="240" w:lineRule="auto"/>
+              <w:spacing w:after="0" w:line="480" w:lineRule="auto"/>
               <w:jc w:val="center"/>
               <w:rPr>
                 <w:rFonts w:ascii="Aptos Narrow" w:eastAsia="Times New Roman" w:hAnsi="Aptos Narrow" w:cs="Times New Roman"/>
@@ -2995,7 +3021,7 @@
           </w:tcPr>
           <w:p>
             <w:pPr>
-              <w:spacing w:after="0" w:line="240" w:lineRule="auto"/>
+              <w:spacing w:after="0" w:line="480" w:lineRule="auto"/>
               <w:jc w:val="center"/>
               <w:rPr>
                 <w:rFonts w:ascii="Aptos Narrow" w:eastAsia="Times New Roman" w:hAnsi="Aptos Narrow" w:cs="Times New Roman"/>
@@ -3035,7 +3061,7 @@
           </w:tcPr>
           <w:p>
             <w:pPr>
-              <w:spacing w:after="0" w:line="240" w:lineRule="auto"/>
+              <w:spacing w:after="0" w:line="480" w:lineRule="auto"/>
               <w:jc w:val="center"/>
               <w:rPr>
                 <w:rFonts w:ascii="Aptos Narrow" w:eastAsia="Times New Roman" w:hAnsi="Aptos Narrow" w:cs="Times New Roman"/>
@@ -3075,7 +3101,7 @@
           </w:tcPr>
           <w:p>
             <w:pPr>
-              <w:spacing w:after="0" w:line="240" w:lineRule="auto"/>
+              <w:spacing w:after="0" w:line="480" w:lineRule="auto"/>
               <w:jc w:val="center"/>
               <w:rPr>
                 <w:rFonts w:ascii="Aptos Narrow" w:eastAsia="Times New Roman" w:hAnsi="Aptos Narrow" w:cs="Times New Roman"/>
@@ -3120,7 +3146,7 @@
           </w:tcPr>
           <w:p>
             <w:pPr>
-              <w:spacing w:after="0" w:line="240" w:lineRule="auto"/>
+              <w:spacing w:after="0" w:line="480" w:lineRule="auto"/>
               <w:jc w:val="center"/>
               <w:rPr>
                 <w:rFonts w:ascii="Aptos Narrow" w:eastAsia="Times New Roman" w:hAnsi="Aptos Narrow" w:cs="Times New Roman"/>
@@ -3164,7 +3190,7 @@
           </w:tcPr>
           <w:p>
             <w:pPr>
-              <w:spacing w:after="0" w:line="240" w:lineRule="auto"/>
+              <w:spacing w:after="0" w:line="480" w:lineRule="auto"/>
               <w:jc w:val="center"/>
               <w:rPr>
                 <w:rFonts w:ascii="Aptos Narrow" w:eastAsia="Times New Roman" w:hAnsi="Aptos Narrow" w:cs="Times New Roman"/>
@@ -3204,7 +3230,7 @@
           </w:tcPr>
           <w:p>
             <w:pPr>
-              <w:spacing w:after="0" w:line="240" w:lineRule="auto"/>
+              <w:spacing w:after="0" w:line="480" w:lineRule="auto"/>
               <w:jc w:val="center"/>
               <w:rPr>
                 <w:rFonts w:ascii="Aptos Narrow" w:eastAsia="Times New Roman" w:hAnsi="Aptos Narrow" w:cs="Times New Roman"/>
@@ -3244,7 +3270,7 @@
           </w:tcPr>
           <w:p>
             <w:pPr>
-              <w:spacing w:after="0" w:line="240" w:lineRule="auto"/>
+              <w:spacing w:after="0" w:line="480" w:lineRule="auto"/>
               <w:jc w:val="center"/>
               <w:rPr>
                 <w:rFonts w:ascii="Aptos Narrow" w:eastAsia="Times New Roman" w:hAnsi="Aptos Narrow" w:cs="Times New Roman"/>
@@ -3284,7 +3310,7 @@
           </w:tcPr>
           <w:p>
             <w:pPr>
-              <w:spacing w:after="0" w:line="240" w:lineRule="auto"/>
+              <w:spacing w:after="0" w:line="480" w:lineRule="auto"/>
               <w:jc w:val="center"/>
               <w:rPr>
                 <w:rFonts w:ascii="Aptos Narrow" w:eastAsia="Times New Roman" w:hAnsi="Aptos Narrow" w:cs="Times New Roman"/>
@@ -3324,7 +3350,7 @@
           </w:tcPr>
           <w:p>
             <w:pPr>
-              <w:spacing w:after="0" w:line="240" w:lineRule="auto"/>
+              <w:spacing w:after="0" w:line="480" w:lineRule="auto"/>
               <w:jc w:val="center"/>
               <w:rPr>
                 <w:rFonts w:ascii="Aptos Narrow" w:eastAsia="Times New Roman" w:hAnsi="Aptos Narrow" w:cs="Times New Roman"/>
@@ -3364,7 +3390,7 @@
           </w:tcPr>
           <w:p>
             <w:pPr>
-              <w:spacing w:after="0" w:line="240" w:lineRule="auto"/>
+              <w:spacing w:after="0" w:line="480" w:lineRule="auto"/>
               <w:jc w:val="center"/>
               <w:rPr>
                 <w:rFonts w:ascii="Aptos Narrow" w:eastAsia="Times New Roman" w:hAnsi="Aptos Narrow" w:cs="Times New Roman"/>
@@ -3404,10 +3430,11 @@
           </w:tcPr>
           <w:p>
             <w:pPr>
-              <w:spacing w:after="0" w:line="240" w:lineRule="auto"/>
+              <w:spacing w:after="0" w:line="480" w:lineRule="auto"/>
               <w:jc w:val="center"/>
               <w:rPr>
                 <w:rFonts w:ascii="Aptos Narrow" w:eastAsia="Times New Roman" w:hAnsi="Aptos Narrow" w:cs="Times New Roman"/>
+                <w:iCs/>
                 <w:color w:val="000000"/>
                 <w:kern w:val="0"/>
                 <w:sz w:val="22"/>
@@ -3417,7 +3444,8 @@
             </w:pPr>
             <w:r>
               <w:rPr>
-                <w:rFonts w:ascii="Aptos Narrow" w:eastAsia="Times New Roman" w:hAnsi="Aptos Narrow" w:cs="Times New Roman"/>
+                <w:rFonts w:ascii="Cambria Math" w:eastAsiaTheme="minorEastAsia" w:hAnsi="Cambria Math" w:cs="Times New Roman"/>
+                <w:iCs/>
                 <w:color w:val="000000"/>
                 <w:kern w:val="0"/>
                 <w:sz w:val="22"/>
@@ -3449,7 +3477,7 @@
           </w:tcPr>
           <w:p>
             <w:pPr>
-              <w:spacing w:after="0" w:line="240" w:lineRule="auto"/>
+              <w:spacing w:after="0" w:line="480" w:lineRule="auto"/>
               <w:jc w:val="center"/>
               <w:rPr>
                 <w:rFonts w:ascii="Aptos Narrow" w:eastAsia="Times New Roman" w:hAnsi="Aptos Narrow" w:cs="Times New Roman"/>
@@ -3493,7 +3521,7 @@
           </w:tcPr>
           <w:p>
             <w:pPr>
-              <w:spacing w:after="0" w:line="240" w:lineRule="auto"/>
+              <w:spacing w:after="0" w:line="480" w:lineRule="auto"/>
               <w:jc w:val="center"/>
               <w:rPr>
                 <w:rFonts w:ascii="Aptos Narrow" w:eastAsia="Times New Roman" w:hAnsi="Aptos Narrow" w:cs="Times New Roman"/>
@@ -3533,7 +3561,7 @@
           </w:tcPr>
           <w:p>
             <w:pPr>
-              <w:spacing w:after="0" w:line="240" w:lineRule="auto"/>
+              <w:spacing w:after="0" w:line="480" w:lineRule="auto"/>
               <w:jc w:val="center"/>
               <w:rPr>
                 <w:rFonts w:ascii="Aptos Narrow" w:eastAsia="Times New Roman" w:hAnsi="Aptos Narrow" w:cs="Times New Roman"/>
@@ -3573,7 +3601,7 @@
           </w:tcPr>
           <w:p>
             <w:pPr>
-              <w:spacing w:after="0" w:line="240" w:lineRule="auto"/>
+              <w:spacing w:after="0" w:line="480" w:lineRule="auto"/>
               <w:jc w:val="center"/>
               <w:rPr>
                 <w:rFonts w:ascii="Aptos Narrow" w:eastAsia="Times New Roman" w:hAnsi="Aptos Narrow" w:cs="Times New Roman"/>
@@ -3613,7 +3641,7 @@
           </w:tcPr>
           <w:p>
             <w:pPr>
-              <w:spacing w:after="0" w:line="240" w:lineRule="auto"/>
+              <w:spacing w:after="0" w:line="480" w:lineRule="auto"/>
               <w:jc w:val="center"/>
               <w:rPr>
                 <w:rFonts w:ascii="Aptos Narrow" w:eastAsia="Times New Roman" w:hAnsi="Aptos Narrow" w:cs="Times New Roman"/>
@@ -3653,7 +3681,7 @@
           </w:tcPr>
           <w:p>
             <w:pPr>
-              <w:spacing w:after="0" w:line="240" w:lineRule="auto"/>
+              <w:spacing w:after="0" w:line="480" w:lineRule="auto"/>
               <w:jc w:val="center"/>
               <w:rPr>
                 <w:rFonts w:ascii="Aptos Narrow" w:eastAsia="Times New Roman" w:hAnsi="Aptos Narrow" w:cs="Times New Roman"/>
@@ -3693,7 +3721,7 @@
           </w:tcPr>
           <w:p>
             <w:pPr>
-              <w:spacing w:after="0" w:line="240" w:lineRule="auto"/>
+              <w:spacing w:after="0" w:line="480" w:lineRule="auto"/>
               <w:jc w:val="center"/>
               <w:rPr>
                 <w:rFonts w:ascii="Aptos Narrow" w:eastAsia="Times New Roman" w:hAnsi="Aptos Narrow" w:cs="Times New Roman"/>
@@ -3733,7 +3761,7 @@
           </w:tcPr>
           <w:p>
             <w:pPr>
-              <w:spacing w:after="0" w:line="240" w:lineRule="auto"/>
+              <w:spacing w:after="0" w:line="480" w:lineRule="auto"/>
               <w:jc w:val="center"/>
               <w:rPr>
                 <w:rFonts w:ascii="Aptos Narrow" w:eastAsia="Times New Roman" w:hAnsi="Aptos Narrow" w:cs="Times New Roman"/>
@@ -3778,7 +3806,7 @@
           </w:tcPr>
           <w:p>
             <w:pPr>
-              <w:spacing w:after="0" w:line="240" w:lineRule="auto"/>
+              <w:spacing w:after="0" w:line="480" w:lineRule="auto"/>
               <w:jc w:val="center"/>
               <w:rPr>
                 <w:rFonts w:ascii="Aptos Narrow" w:eastAsia="Times New Roman" w:hAnsi="Aptos Narrow" w:cs="Times New Roman"/>
@@ -3822,7 +3850,7 @@
           </w:tcPr>
           <w:p>
             <w:pPr>
-              <w:spacing w:after="0" w:line="240" w:lineRule="auto"/>
+              <w:spacing w:after="0" w:line="480" w:lineRule="auto"/>
               <w:jc w:val="center"/>
               <w:rPr>
                 <w:rFonts w:ascii="Aptos Narrow" w:eastAsia="Times New Roman" w:hAnsi="Aptos Narrow" w:cs="Times New Roman"/>
@@ -3862,7 +3890,7 @@
           </w:tcPr>
           <w:p>
             <w:pPr>
-              <w:spacing w:after="0" w:line="240" w:lineRule="auto"/>
+              <w:spacing w:after="0" w:line="480" w:lineRule="auto"/>
               <w:jc w:val="center"/>
               <w:rPr>
                 <w:rFonts w:ascii="Aptos Narrow" w:eastAsia="Times New Roman" w:hAnsi="Aptos Narrow" w:cs="Times New Roman"/>
@@ -3902,7 +3930,7 @@
           </w:tcPr>
           <w:p>
             <w:pPr>
-              <w:spacing w:after="0" w:line="240" w:lineRule="auto"/>
+              <w:spacing w:after="0" w:line="480" w:lineRule="auto"/>
               <w:jc w:val="center"/>
               <w:rPr>
                 <w:rFonts w:ascii="Aptos Narrow" w:eastAsia="Times New Roman" w:hAnsi="Aptos Narrow" w:cs="Times New Roman"/>
@@ -3942,7 +3970,7 @@
           </w:tcPr>
           <w:p>
             <w:pPr>
-              <w:spacing w:after="0" w:line="240" w:lineRule="auto"/>
+              <w:spacing w:after="0" w:line="480" w:lineRule="auto"/>
               <w:jc w:val="center"/>
               <w:rPr>
                 <w:rFonts w:ascii="Aptos Narrow" w:eastAsia="Times New Roman" w:hAnsi="Aptos Narrow" w:cs="Times New Roman"/>
@@ -3982,7 +4010,7 @@
           </w:tcPr>
           <w:p>
             <w:pPr>
-              <w:spacing w:after="0" w:line="240" w:lineRule="auto"/>
+              <w:spacing w:after="0" w:line="480" w:lineRule="auto"/>
               <w:jc w:val="center"/>
               <w:rPr>
                 <w:rFonts w:ascii="Aptos Narrow" w:eastAsia="Times New Roman" w:hAnsi="Aptos Narrow" w:cs="Times New Roman"/>
@@ -4022,7 +4050,7 @@
           </w:tcPr>
           <w:p>
             <w:pPr>
-              <w:spacing w:after="0" w:line="240" w:lineRule="auto"/>
+              <w:spacing w:after="0" w:line="480" w:lineRule="auto"/>
               <w:jc w:val="center"/>
               <w:rPr>
                 <w:rFonts w:ascii="Aptos Narrow" w:eastAsia="Times New Roman" w:hAnsi="Aptos Narrow" w:cs="Times New Roman"/>
@@ -4062,7 +4090,7 @@
           </w:tcPr>
           <w:p>
             <w:pPr>
-              <w:spacing w:after="0" w:line="240" w:lineRule="auto"/>
+              <w:spacing w:after="0" w:line="480" w:lineRule="auto"/>
               <w:jc w:val="center"/>
               <w:rPr>
                 <w:rFonts w:ascii="Aptos Narrow" w:eastAsia="Times New Roman" w:hAnsi="Aptos Narrow" w:cs="Times New Roman"/>
@@ -4107,7 +4135,7 @@
           </w:tcPr>
           <w:p>
             <w:pPr>
-              <w:spacing w:after="0" w:line="240" w:lineRule="auto"/>
+              <w:spacing w:after="0" w:line="480" w:lineRule="auto"/>
               <w:jc w:val="center"/>
               <w:rPr>
                 <w:rFonts w:ascii="Aptos Narrow" w:eastAsia="Times New Roman" w:hAnsi="Aptos Narrow" w:cs="Times New Roman"/>
@@ -4136,7 +4164,7 @@
           </w:tcPr>
           <w:p>
             <w:pPr>
-              <w:spacing w:after="0" w:line="240" w:lineRule="auto"/>
+              <w:spacing w:after="0" w:line="480" w:lineRule="auto"/>
               <w:rPr>
                 <w:rFonts w:ascii="Times New Roman" w:eastAsia="Times New Roman" w:hAnsi="Times New Roman" w:cs="Times New Roman"/>
                 <w:kern w:val="0"/>
@@ -4163,7 +4191,7 @@
           </w:tcPr>
           <w:p>
             <w:pPr>
-              <w:spacing w:after="0" w:line="240" w:lineRule="auto"/>
+              <w:spacing w:after="0" w:line="480" w:lineRule="auto"/>
               <w:rPr>
                 <w:rFonts w:ascii="Times New Roman" w:eastAsia="Times New Roman" w:hAnsi="Times New Roman" w:cs="Times New Roman"/>
                 <w:kern w:val="0"/>
@@ -4190,7 +4218,7 @@
           </w:tcPr>
           <w:p>
             <w:pPr>
-              <w:spacing w:after="0" w:line="240" w:lineRule="auto"/>
+              <w:spacing w:after="0" w:line="480" w:lineRule="auto"/>
               <w:rPr>
                 <w:rFonts w:ascii="Times New Roman" w:eastAsia="Times New Roman" w:hAnsi="Times New Roman" w:cs="Times New Roman"/>
                 <w:kern w:val="0"/>
@@ -4217,7 +4245,7 @@
           </w:tcPr>
           <w:p>
             <w:pPr>
-              <w:spacing w:after="0" w:line="240" w:lineRule="auto"/>
+              <w:spacing w:after="0" w:line="480" w:lineRule="auto"/>
               <w:rPr>
                 <w:rFonts w:ascii="Times New Roman" w:eastAsia="Times New Roman" w:hAnsi="Times New Roman" w:cs="Times New Roman"/>
                 <w:kern w:val="0"/>
@@ -4244,7 +4272,7 @@
           </w:tcPr>
           <w:p>
             <w:pPr>
-              <w:spacing w:after="0" w:line="240" w:lineRule="auto"/>
+              <w:spacing w:after="0" w:line="480" w:lineRule="auto"/>
               <w:rPr>
                 <w:rFonts w:ascii="Aptos Narrow" w:eastAsia="Times New Roman" w:hAnsi="Aptos Narrow" w:cs="Times New Roman"/>
                 <w:b/>
@@ -4287,7 +4315,7 @@
           </w:tcPr>
           <w:p>
             <w:pPr>
-              <w:spacing w:after="0" w:line="240" w:lineRule="auto"/>
+              <w:spacing w:after="0" w:line="480" w:lineRule="auto"/>
               <w:rPr>
                 <w:rFonts w:ascii="Aptos Narrow" w:eastAsia="Times New Roman" w:hAnsi="Aptos Narrow" w:cs="Times New Roman"/>
                 <w:b/>
@@ -4317,7 +4345,7 @@
           </w:tcPr>
           <w:p>
             <w:pPr>
-              <w:spacing w:after="0" w:line="240" w:lineRule="auto"/>
+              <w:spacing w:after="0" w:line="480" w:lineRule="auto"/>
               <w:rPr>
                 <w:rFonts w:ascii="Aptos Narrow" w:eastAsia="Times New Roman" w:hAnsi="Aptos Narrow" w:cs="Times New Roman"/>
                 <w:b/>
@@ -4365,7 +4393,7 @@
           </w:tcPr>
           <w:p>
             <w:pPr>
-              <w:spacing w:after="0" w:line="240" w:lineRule="auto"/>
+              <w:spacing w:after="0" w:line="480" w:lineRule="auto"/>
               <w:rPr>
                 <w:rFonts w:ascii="Aptos Narrow" w:eastAsia="Times New Roman" w:hAnsi="Aptos Narrow" w:cs="Times New Roman"/>
                 <w:b/>
@@ -4395,7 +4423,7 @@
           </w:tcPr>
           <w:p>
             <w:pPr>
-              <w:spacing w:after="0" w:line="240" w:lineRule="auto"/>
+              <w:spacing w:after="0" w:line="480" w:lineRule="auto"/>
               <w:rPr>
                 <w:rFonts w:ascii="Times New Roman" w:eastAsia="Times New Roman" w:hAnsi="Times New Roman" w:cs="Times New Roman"/>
                 <w:kern w:val="0"/>
@@ -4422,7 +4450,7 @@
           </w:tcPr>
           <w:p>
             <w:pPr>
-              <w:spacing w:after="0" w:line="240" w:lineRule="auto"/>
+              <w:spacing w:after="0" w:line="480" w:lineRule="auto"/>
               <w:rPr>
                 <w:rFonts w:ascii="Times New Roman" w:eastAsia="Times New Roman" w:hAnsi="Times New Roman" w:cs="Times New Roman"/>
                 <w:kern w:val="0"/>
@@ -4449,7 +4477,7 @@
           </w:tcPr>
           <w:p>
             <w:pPr>
-              <w:spacing w:after="0" w:line="240" w:lineRule="auto"/>
+              <w:spacing w:after="0" w:line="480" w:lineRule="auto"/>
               <w:rPr>
                 <w:rFonts w:ascii="Times New Roman" w:eastAsia="Times New Roman" w:hAnsi="Times New Roman" w:cs="Times New Roman"/>
                 <w:kern w:val="0"/>
@@ -4476,7 +4504,7 @@
           </w:tcPr>
           <w:p>
             <w:pPr>
-              <w:spacing w:after="0" w:line="240" w:lineRule="auto"/>
+              <w:spacing w:after="0" w:line="480" w:lineRule="auto"/>
               <w:rPr>
                 <w:rFonts w:ascii="Times New Roman" w:eastAsia="Times New Roman" w:hAnsi="Times New Roman" w:cs="Times New Roman"/>
                 <w:kern w:val="0"/>
@@ -4503,7 +4531,7 @@
           </w:tcPr>
           <w:p>
             <w:pPr>
-              <w:spacing w:after="0" w:line="240" w:lineRule="auto"/>
+              <w:spacing w:after="0" w:line="480" w:lineRule="auto"/>
               <w:jc w:val="center"/>
               <w:rPr>
                 <w:rFonts w:ascii="Aptos Narrow" w:eastAsia="Times New Roman" w:hAnsi="Aptos Narrow" w:cs="Times New Roman"/>
@@ -4543,7 +4571,7 @@
           </w:tcPr>
           <w:p>
             <w:pPr>
-              <w:spacing w:after="0" w:line="240" w:lineRule="auto"/>
+              <w:spacing w:after="0" w:line="480" w:lineRule="auto"/>
               <w:jc w:val="center"/>
               <w:rPr>
                 <w:rFonts w:ascii="Aptos Narrow" w:eastAsia="Times New Roman" w:hAnsi="Aptos Narrow" w:cs="Times New Roman"/>
@@ -4572,7 +4600,7 @@
           </w:tcPr>
           <w:p>
             <w:pPr>
-              <w:spacing w:after="0" w:line="240" w:lineRule="auto"/>
+              <w:spacing w:after="0" w:line="480" w:lineRule="auto"/>
               <w:jc w:val="center"/>
               <w:rPr>
                 <w:rFonts w:ascii="Aptos Narrow" w:eastAsia="Times New Roman" w:hAnsi="Aptos Narrow" w:cs="Times New Roman"/>
@@ -4600,6 +4628,7 @@
     </w:tbl>
     <w:p>
       <w:pPr>
+        <w:spacing w:line="480" w:lineRule="auto"/>
         <w:rPr>
           <w:rFonts w:ascii="Times New Roman" w:hAnsi="Times New Roman" w:cs="Times New Roman"/>
           <w:b/>
@@ -4619,8 +4648,9 @@
     </w:p>
     <w:p>
       <w:pPr>
-        <w:rPr>
-          <w:rFonts w:ascii="Times New Roman" w:hAnsi="Times New Roman" w:cs="Times New Roman"/>
+        <w:spacing w:line="480" w:lineRule="auto"/>
+        <w:rPr>
+          <w:rFonts w:ascii="Times New Roman" w:eastAsiaTheme="minorEastAsia" w:hAnsi="Times New Roman" w:cs="Times New Roman"/>
         </w:rPr>
       </w:pPr>
       <w:r>
@@ -4670,8 +4700,34 @@
           <w:rPr>
             <w:rFonts w:ascii="Cambria Math" w:hAnsi="Cambria Math" w:cs="Times New Roman"/>
           </w:rPr>
-          <m:t>π=C/d</m:t>
+          <m:t>π=</m:t>
         </m:r>
+        <m:f>
+          <m:fPr>
+            <m:ctrlPr>
+              <w:rPr>
+                <w:rFonts w:ascii="Cambria Math" w:hAnsi="Cambria Math" w:cs="Times New Roman"/>
+                <w:i/>
+              </w:rPr>
+            </m:ctrlPr>
+          </m:fPr>
+          <m:num>
+            <m:r>
+              <w:rPr>
+                <w:rFonts w:ascii="Cambria Math" w:hAnsi="Cambria Math" w:cs="Times New Roman"/>
+              </w:rPr>
+              <m:t>C</m:t>
+            </m:r>
+          </m:num>
+          <m:den>
+            <m:r>
+              <w:rPr>
+                <w:rFonts w:ascii="Cambria Math" w:hAnsi="Cambria Math" w:cs="Times New Roman"/>
+              </w:rPr>
+              <m:t>d</m:t>
+            </m:r>
+          </m:den>
+        </m:f>
       </m:oMath>
       <w:r>
         <w:rPr>
@@ -4686,6 +4742,84 @@
         <w:br/>
         <w:t>1.</w:t>
       </w:r>
+      <m:oMath>
+        <m:sSub>
+          <m:sSubPr>
+            <m:ctrlPr>
+              <w:rPr>
+                <w:rFonts w:ascii="Cambria Math" w:hAnsi="Cambria Math" w:cs="Times New Roman"/>
+                <w:i/>
+              </w:rPr>
+            </m:ctrlPr>
+          </m:sSubPr>
+          <m:e>
+            <m:r>
+              <w:rPr>
+                <w:rFonts w:ascii="Cambria Math" w:hAnsi="Cambria Math" w:cs="Times New Roman"/>
+              </w:rPr>
+              <m:t>π</m:t>
+            </m:r>
+          </m:e>
+          <m:sub>
+            <m:r>
+              <w:rPr>
+                <w:rFonts w:ascii="Cambria Math" w:hAnsi="Cambria Math" w:cs="Times New Roman"/>
+              </w:rPr>
+              <m:t>1</m:t>
+            </m:r>
+          </m:sub>
+        </m:sSub>
+        <m:r>
+          <w:rPr>
+            <w:rFonts w:ascii="Cambria Math" w:hAnsi="Cambria Math" w:cs="Times New Roman"/>
+          </w:rPr>
+          <m:t>=</m:t>
+        </m:r>
+        <m:f>
+          <m:fPr>
+            <m:ctrlPr>
+              <w:rPr>
+                <w:rFonts w:ascii="Cambria Math" w:hAnsi="Cambria Math" w:cs="Times New Roman"/>
+                <w:i/>
+              </w:rPr>
+            </m:ctrlPr>
+          </m:fPr>
+          <m:num>
+            <m:r>
+              <w:rPr>
+                <w:rFonts w:ascii="Cambria Math" w:hAnsi="Cambria Math" w:cs="Times New Roman"/>
+              </w:rPr>
+              <m:t>0.15</m:t>
+            </m:r>
+            <m:r>
+              <w:rPr>
+                <w:rFonts w:ascii="Cambria Math" w:hAnsi="Cambria Math" w:cs="Times New Roman"/>
+              </w:rPr>
+              <m:t>m</m:t>
+            </m:r>
+          </m:num>
+          <m:den>
+            <m:r>
+              <w:rPr>
+                <w:rFonts w:ascii="Cambria Math" w:hAnsi="Cambria Math" w:cs="Times New Roman"/>
+              </w:rPr>
+              <m:t>0.04582</m:t>
+            </m:r>
+            <m:r>
+              <w:rPr>
+                <w:rFonts w:ascii="Cambria Math" w:hAnsi="Cambria Math" w:cs="Times New Roman"/>
+              </w:rPr>
+              <m:t>m</m:t>
+            </m:r>
+          </m:den>
+        </m:f>
+        <m:r>
+          <w:rPr>
+            <w:rFonts w:ascii="Cambria Math" w:hAnsi="Cambria Math" w:cs="Times New Roman"/>
+          </w:rPr>
+          <m:t>≈3.27</m:t>
+        </m:r>
+      </m:oMath>
       <w:r>
         <w:rPr>
           <w:rFonts w:ascii="Times New Roman" w:hAnsi="Times New Roman" w:cs="Times New Roman"/>
@@ -4695,6 +4829,103 @@
       </w:r>
       <w:r>
         <w:rPr>
+          <w:rFonts w:ascii="Cambria Math" w:hAnsi="Cambria Math" w:cs="Times New Roman"/>
+          <w:i/>
+        </w:rPr>
+        <w:t xml:space="preserve"> </w:t>
+      </w:r>
+      <m:oMath>
+        <m:sSub>
+          <m:sSubPr>
+            <m:ctrlPr>
+              <w:rPr>
+                <w:rFonts w:ascii="Cambria Math" w:hAnsi="Cambria Math" w:cs="Times New Roman"/>
+                <w:i/>
+              </w:rPr>
+            </m:ctrlPr>
+          </m:sSubPr>
+          <m:e>
+            <m:r>
+              <w:rPr>
+                <w:rFonts w:ascii="Cambria Math" w:hAnsi="Cambria Math" w:cs="Times New Roman"/>
+              </w:rPr>
+              <m:t>π</m:t>
+            </m:r>
+          </m:e>
+          <m:sub>
+            <m:r>
+              <w:rPr>
+                <w:rFonts w:ascii="Cambria Math" w:hAnsi="Cambria Math" w:cs="Times New Roman"/>
+              </w:rPr>
+              <m:t>1</m:t>
+            </m:r>
+          </m:sub>
+        </m:sSub>
+        <m:r>
+          <w:rPr>
+            <w:rFonts w:ascii="Cambria Math" w:hAnsi="Cambria Math" w:cs="Times New Roman"/>
+          </w:rPr>
+          <m:t>=</m:t>
+        </m:r>
+        <m:f>
+          <m:fPr>
+            <m:ctrlPr>
+              <w:rPr>
+                <w:rFonts w:ascii="Cambria Math" w:hAnsi="Cambria Math" w:cs="Times New Roman"/>
+                <w:i/>
+              </w:rPr>
+            </m:ctrlPr>
+          </m:fPr>
+          <m:num>
+            <m:r>
+              <w:rPr>
+                <w:rFonts w:ascii="Cambria Math" w:hAnsi="Cambria Math" w:cs="Times New Roman"/>
+              </w:rPr>
+              <m:t>0.</m:t>
+            </m:r>
+            <m:r>
+              <w:rPr>
+                <w:rFonts w:ascii="Cambria Math" w:hAnsi="Cambria Math" w:cs="Times New Roman"/>
+              </w:rPr>
+              <m:t>24</m:t>
+            </m:r>
+            <m:r>
+              <w:rPr>
+                <w:rFonts w:ascii="Cambria Math" w:hAnsi="Cambria Math" w:cs="Times New Roman"/>
+              </w:rPr>
+              <m:t>m</m:t>
+            </m:r>
+          </m:num>
+          <m:den>
+            <m:r>
+              <w:rPr>
+                <w:rFonts w:ascii="Cambria Math" w:hAnsi="Cambria Math" w:cs="Times New Roman"/>
+              </w:rPr>
+              <m:t>0.0</m:t>
+            </m:r>
+            <m:r>
+              <w:rPr>
+                <w:rFonts w:ascii="Cambria Math" w:hAnsi="Cambria Math" w:cs="Times New Roman"/>
+              </w:rPr>
+              <m:t>7479</m:t>
+            </m:r>
+            <m:r>
+              <w:rPr>
+                <w:rFonts w:ascii="Cambria Math" w:hAnsi="Cambria Math" w:cs="Times New Roman"/>
+              </w:rPr>
+              <m:t>m</m:t>
+            </m:r>
+          </m:den>
+        </m:f>
+        <m:r>
+          <w:rPr>
+            <w:rFonts w:ascii="Cambria Math" w:hAnsi="Cambria Math" w:cs="Times New Roman"/>
+          </w:rPr>
+          <m:t>≈3.21</m:t>
+        </m:r>
+      </m:oMath>
+      <w:r>
+        <w:rPr>
           <w:rFonts w:ascii="Times New Roman" w:hAnsi="Times New Roman" w:cs="Times New Roman"/>
         </w:rPr>
         <w:br/>
@@ -4702,11 +4933,217 @@
       </w:r>
       <w:r>
         <w:rPr>
+          <w:rFonts w:ascii="Cambria Math" w:hAnsi="Cambria Math" w:cs="Times New Roman"/>
+          <w:i/>
+        </w:rPr>
+        <w:t xml:space="preserve"> </w:t>
+      </w:r>
+      <m:oMath>
+        <m:sSub>
+          <m:sSubPr>
+            <m:ctrlPr>
+              <w:rPr>
+                <w:rFonts w:ascii="Cambria Math" w:hAnsi="Cambria Math" w:cs="Times New Roman"/>
+                <w:i/>
+              </w:rPr>
+            </m:ctrlPr>
+          </m:sSubPr>
+          <m:e>
+            <m:r>
+              <w:rPr>
+                <w:rFonts w:ascii="Cambria Math" w:hAnsi="Cambria Math" w:cs="Times New Roman"/>
+              </w:rPr>
+              <m:t>π</m:t>
+            </m:r>
+          </m:e>
+          <m:sub>
+            <m:r>
+              <w:rPr>
+                <w:rFonts w:ascii="Cambria Math" w:hAnsi="Cambria Math" w:cs="Times New Roman"/>
+              </w:rPr>
+              <m:t>3</m:t>
+            </m:r>
+          </m:sub>
+        </m:sSub>
+        <m:r>
+          <w:rPr>
+            <w:rFonts w:ascii="Cambria Math" w:hAnsi="Cambria Math" w:cs="Times New Roman"/>
+          </w:rPr>
+          <m:t>=</m:t>
+        </m:r>
+        <m:f>
+          <m:fPr>
+            <m:ctrlPr>
+              <w:rPr>
+                <w:rFonts w:ascii="Cambria Math" w:hAnsi="Cambria Math" w:cs="Times New Roman"/>
+                <w:i/>
+              </w:rPr>
+            </m:ctrlPr>
+          </m:fPr>
+          <m:num>
+            <m:r>
+              <w:rPr>
+                <w:rFonts w:ascii="Cambria Math" w:hAnsi="Cambria Math" w:cs="Times New Roman"/>
+              </w:rPr>
+              <m:t>0.</m:t>
+            </m:r>
+            <m:r>
+              <w:rPr>
+                <w:rFonts w:ascii="Cambria Math" w:hAnsi="Cambria Math" w:cs="Times New Roman"/>
+              </w:rPr>
+              <m:t>37</m:t>
+            </m:r>
+            <m:r>
+              <w:rPr>
+                <w:rFonts w:ascii="Cambria Math" w:hAnsi="Cambria Math" w:cs="Times New Roman"/>
+              </w:rPr>
+              <m:t>m</m:t>
+            </m:r>
+          </m:num>
+          <m:den>
+            <m:r>
+              <w:rPr>
+                <w:rFonts w:ascii="Cambria Math" w:hAnsi="Cambria Math" w:cs="Times New Roman"/>
+              </w:rPr>
+              <m:t>0.</m:t>
+            </m:r>
+            <m:r>
+              <w:rPr>
+                <w:rFonts w:ascii="Cambria Math" w:hAnsi="Cambria Math" w:cs="Times New Roman"/>
+              </w:rPr>
+              <m:t>10865</m:t>
+            </m:r>
+            <m:r>
+              <w:rPr>
+                <w:rFonts w:ascii="Cambria Math" w:hAnsi="Cambria Math" w:cs="Times New Roman"/>
+              </w:rPr>
+              <m:t>m</m:t>
+            </m:r>
+          </m:den>
+        </m:f>
+        <m:r>
+          <w:rPr>
+            <w:rFonts w:ascii="Cambria Math" w:hAnsi="Cambria Math" w:cs="Times New Roman"/>
+          </w:rPr>
+          <m:t>≈</m:t>
+        </m:r>
+        <m:r>
+          <w:rPr>
+            <w:rFonts w:ascii="Cambria Math" w:hAnsi="Cambria Math" w:cs="Times New Roman"/>
+          </w:rPr>
+          <m:t>3.41</m:t>
+        </m:r>
+      </m:oMath>
+      <w:r>
+        <w:rPr>
           <w:rFonts w:ascii="Times New Roman" w:hAnsi="Times New Roman" w:cs="Times New Roman"/>
         </w:rPr>
         <w:br/>
+      </w:r>
+      <w:r>
+        <w:rPr>
+          <w:rFonts w:ascii="Times New Roman" w:hAnsi="Times New Roman" w:cs="Times New Roman"/>
+        </w:rPr>
+        <w:lastRenderedPageBreak/>
         <w:t>4.</w:t>
       </w:r>
+      <w:r>
+        <w:rPr>
+          <w:rFonts w:ascii="Cambria Math" w:hAnsi="Cambria Math" w:cs="Times New Roman"/>
+          <w:i/>
+        </w:rPr>
+        <w:t xml:space="preserve"> </w:t>
+      </w:r>
+      <m:oMath>
+        <m:sSub>
+          <m:sSubPr>
+            <m:ctrlPr>
+              <w:rPr>
+                <w:rFonts w:ascii="Cambria Math" w:hAnsi="Cambria Math" w:cs="Times New Roman"/>
+                <w:i/>
+              </w:rPr>
+            </m:ctrlPr>
+          </m:sSubPr>
+          <m:e>
+            <m:r>
+              <w:rPr>
+                <w:rFonts w:ascii="Cambria Math" w:hAnsi="Cambria Math" w:cs="Times New Roman"/>
+              </w:rPr>
+              <m:t>π</m:t>
+            </m:r>
+          </m:e>
+          <m:sub>
+            <m:r>
+              <w:rPr>
+                <w:rFonts w:ascii="Cambria Math" w:hAnsi="Cambria Math" w:cs="Times New Roman"/>
+              </w:rPr>
+              <m:t>4</m:t>
+            </m:r>
+          </m:sub>
+        </m:sSub>
+        <m:r>
+          <w:rPr>
+            <w:rFonts w:ascii="Cambria Math" w:hAnsi="Cambria Math" w:cs="Times New Roman"/>
+          </w:rPr>
+          <m:t>=</m:t>
+        </m:r>
+        <m:f>
+          <m:fPr>
+            <m:ctrlPr>
+              <w:rPr>
+                <w:rFonts w:ascii="Cambria Math" w:hAnsi="Cambria Math" w:cs="Times New Roman"/>
+                <w:i/>
+              </w:rPr>
+            </m:ctrlPr>
+          </m:fPr>
+          <m:num>
+            <m:r>
+              <w:rPr>
+                <w:rFonts w:ascii="Cambria Math" w:hAnsi="Cambria Math" w:cs="Times New Roman"/>
+              </w:rPr>
+              <m:t>0.5</m:t>
+            </m:r>
+            <m:r>
+              <w:rPr>
+                <w:rFonts w:ascii="Cambria Math" w:hAnsi="Cambria Math" w:cs="Times New Roman"/>
+              </w:rPr>
+              <m:t>m</m:t>
+            </m:r>
+          </m:num>
+          <m:den>
+            <m:r>
+              <w:rPr>
+                <w:rFonts w:ascii="Cambria Math" w:hAnsi="Cambria Math" w:cs="Times New Roman"/>
+              </w:rPr>
+              <m:t>0.</m:t>
+            </m:r>
+            <m:r>
+              <w:rPr>
+                <w:rFonts w:ascii="Cambria Math" w:hAnsi="Cambria Math" w:cs="Times New Roman"/>
+              </w:rPr>
+              <m:t>165</m:t>
+            </m:r>
+            <m:r>
+              <w:rPr>
+                <w:rFonts w:ascii="Cambria Math" w:hAnsi="Cambria Math" w:cs="Times New Roman"/>
+              </w:rPr>
+              <m:t>m</m:t>
+            </m:r>
+          </m:den>
+        </m:f>
+        <m:r>
+          <w:rPr>
+            <w:rFonts w:ascii="Cambria Math" w:hAnsi="Cambria Math" w:cs="Times New Roman"/>
+          </w:rPr>
+          <m:t>≈</m:t>
+        </m:r>
+        <m:r>
+          <w:rPr>
+            <w:rFonts w:ascii="Cambria Math" w:hAnsi="Cambria Math" w:cs="Times New Roman"/>
+          </w:rPr>
+          <m:t>3.03</m:t>
+        </m:r>
+      </m:oMath>
       <w:r>
         <w:rPr>
           <w:rFonts w:ascii="Times New Roman" w:hAnsi="Times New Roman" w:cs="Times New Roman"/>
@@ -4716,16 +5153,155 @@
       </w:r>
       <w:r>
         <w:rPr>
+          <w:rFonts w:ascii="Cambria Math" w:hAnsi="Cambria Math" w:cs="Times New Roman"/>
+          <w:i/>
+        </w:rPr>
+        <w:t xml:space="preserve"> </w:t>
+      </w:r>
+      <m:oMath>
+        <m:sSub>
+          <m:sSubPr>
+            <m:ctrlPr>
+              <w:rPr>
+                <w:rFonts w:ascii="Cambria Math" w:hAnsi="Cambria Math" w:cs="Times New Roman"/>
+                <w:i/>
+              </w:rPr>
+            </m:ctrlPr>
+          </m:sSubPr>
+          <m:e>
+            <m:r>
+              <w:rPr>
+                <w:rFonts w:ascii="Cambria Math" w:hAnsi="Cambria Math" w:cs="Times New Roman"/>
+              </w:rPr>
+              <m:t>π</m:t>
+            </m:r>
+          </m:e>
+          <m:sub>
+            <m:r>
+              <w:rPr>
+                <w:rFonts w:ascii="Cambria Math" w:hAnsi="Cambria Math" w:cs="Times New Roman"/>
+              </w:rPr>
+              <m:t>5</m:t>
+            </m:r>
+          </m:sub>
+        </m:sSub>
+        <m:r>
+          <w:rPr>
+            <w:rFonts w:ascii="Cambria Math" w:hAnsi="Cambria Math" w:cs="Times New Roman"/>
+          </w:rPr>
+          <m:t>=</m:t>
+        </m:r>
+        <m:f>
+          <m:fPr>
+            <m:ctrlPr>
+              <w:rPr>
+                <w:rFonts w:ascii="Cambria Math" w:hAnsi="Cambria Math" w:cs="Times New Roman"/>
+                <w:i/>
+              </w:rPr>
+            </m:ctrlPr>
+          </m:fPr>
+          <m:num>
+            <m:r>
+              <w:rPr>
+                <w:rFonts w:ascii="Cambria Math" w:hAnsi="Cambria Math" w:cs="Times New Roman"/>
+              </w:rPr>
+              <m:t>0.67</m:t>
+            </m:r>
+            <m:r>
+              <w:rPr>
+                <w:rFonts w:ascii="Cambria Math" w:hAnsi="Cambria Math" w:cs="Times New Roman"/>
+              </w:rPr>
+              <m:t>m</m:t>
+            </m:r>
+          </m:num>
+          <m:den>
+            <m:r>
+              <w:rPr>
+                <w:rFonts w:ascii="Cambria Math" w:hAnsi="Cambria Math" w:cs="Times New Roman"/>
+              </w:rPr>
+              <m:t>0.</m:t>
+            </m:r>
+            <m:r>
+              <w:rPr>
+                <w:rFonts w:ascii="Cambria Math" w:hAnsi="Cambria Math" w:cs="Times New Roman"/>
+              </w:rPr>
+              <m:t>21</m:t>
+            </m:r>
+            <m:r>
+              <w:rPr>
+                <w:rFonts w:ascii="Cambria Math" w:hAnsi="Cambria Math" w:cs="Times New Roman"/>
+              </w:rPr>
+              <m:t>m</m:t>
+            </m:r>
+          </m:den>
+        </m:f>
+        <m:r>
+          <w:rPr>
+            <w:rFonts w:ascii="Cambria Math" w:hAnsi="Cambria Math" w:cs="Times New Roman"/>
+          </w:rPr>
+          <m:t>≈</m:t>
+        </m:r>
+        <m:r>
+          <w:rPr>
+            <w:rFonts w:ascii="Cambria Math" w:hAnsi="Cambria Math" w:cs="Times New Roman"/>
+          </w:rPr>
+          <m:t>3.19</m:t>
+        </m:r>
+      </m:oMath>
+      <w:r>
+        <w:rPr>
           <w:rFonts w:ascii="Times New Roman" w:hAnsi="Times New Roman" w:cs="Times New Roman"/>
         </w:rPr>
         <w:br/>
         <w:t>Average:</w:t>
       </w:r>
+      <w:r>
+        <w:rPr>
+          <w:rFonts w:ascii="Times New Roman" w:hAnsi="Times New Roman" w:cs="Times New Roman"/>
+        </w:rPr>
+        <w:t xml:space="preserve"> </w:t>
+      </w:r>
+      <m:oMath>
+        <m:f>
+          <m:fPr>
+            <m:ctrlPr>
+              <w:rPr>
+                <w:rFonts w:ascii="Cambria Math" w:hAnsi="Cambria Math" w:cs="Times New Roman"/>
+                <w:i/>
+              </w:rPr>
+            </m:ctrlPr>
+          </m:fPr>
+          <m:num>
+            <m:r>
+              <w:rPr>
+                <w:rFonts w:ascii="Cambria Math" w:hAnsi="Cambria Math" w:cs="Times New Roman"/>
+              </w:rPr>
+              <m:t>3.27+3.21+3.41+3.03+3.19</m:t>
+            </m:r>
+          </m:num>
+          <m:den>
+            <m:r>
+              <w:rPr>
+                <w:rFonts w:ascii="Cambria Math" w:hAnsi="Cambria Math" w:cs="Times New Roman"/>
+              </w:rPr>
+              <m:t>5</m:t>
+            </m:r>
+          </m:den>
+        </m:f>
+        <m:r>
+          <w:rPr>
+            <w:rFonts w:ascii="Cambria Math" w:eastAsiaTheme="minorEastAsia" w:hAnsi="Cambria Math" w:cs="Times New Roman"/>
+          </w:rPr>
+          <m:t>=3.222</m:t>
+        </m:r>
+      </m:oMath>
     </w:p>
     <w:p>
       <w:pPr>
-        <w:rPr>
-          <w:rFonts w:ascii="Times New Roman" w:hAnsi="Times New Roman" w:cs="Times New Roman"/>
+        <w:spacing w:line="480" w:lineRule="auto"/>
+        <w:rPr>
+          <w:rFonts w:ascii="Times New Roman" w:eastAsiaTheme="minorEastAsia" w:hAnsi="Times New Roman" w:cs="Times New Roman"/>
+          <w:iCs/>
         </w:rPr>
       </w:pPr>
       <w:r>
@@ -4870,11 +5446,381 @@
         <w:rPr>
           <w:rFonts w:ascii="Times New Roman" w:hAnsi="Times New Roman" w:cs="Times New Roman"/>
         </w:rPr>
+        <w:t xml:space="preserve"> </w:t>
+      </w:r>
+      <m:oMath>
+        <m:sSubSup>
+          <m:sSubSupPr>
+            <m:ctrlPr>
+              <w:rPr>
+                <w:rFonts w:ascii="Cambria Math" w:hAnsi="Cambria Math" w:cs="Times New Roman"/>
+                <w:i/>
+              </w:rPr>
+            </m:ctrlPr>
+          </m:sSubSupPr>
+          <m:e>
+            <m:r>
+              <w:rPr>
+                <w:rFonts w:ascii="Cambria Math" w:hAnsi="Cambria Math" w:cs="Times New Roman"/>
+              </w:rPr>
+              <m:t>r</m:t>
+            </m:r>
+          </m:e>
+          <m:sub>
+            <m:r>
+              <w:rPr>
+                <w:rFonts w:ascii="Cambria Math" w:hAnsi="Cambria Math" w:cs="Times New Roman"/>
+              </w:rPr>
+              <m:t>1</m:t>
+            </m:r>
+          </m:sub>
+          <m:sup>
+            <m:r>
+              <w:rPr>
+                <w:rFonts w:ascii="Cambria Math" w:hAnsi="Cambria Math" w:cs="Times New Roman"/>
+              </w:rPr>
+              <m:t>2</m:t>
+            </m:r>
+          </m:sup>
+        </m:sSubSup>
+        <m:r>
+          <w:rPr>
+            <w:rFonts w:ascii="Cambria Math" w:hAnsi="Cambria Math" w:cs="Times New Roman"/>
+          </w:rPr>
+          <m:t>=</m:t>
+        </m:r>
+        <m:sSup>
+          <m:sSupPr>
+            <m:ctrlPr>
+              <w:rPr>
+                <w:rFonts w:ascii="Cambria Math" w:hAnsi="Cambria Math" w:cs="Times New Roman"/>
+                <w:i/>
+              </w:rPr>
+            </m:ctrlPr>
+          </m:sSupPr>
+          <m:e>
+            <m:d>
+              <m:dPr>
+                <m:ctrlPr>
+                  <w:rPr>
+                    <w:rFonts w:ascii="Cambria Math" w:hAnsi="Cambria Math" w:cs="Times New Roman"/>
+                    <w:i/>
+                  </w:rPr>
+                </m:ctrlPr>
+              </m:dPr>
+              <m:e>
+                <m:f>
+                  <m:fPr>
+                    <m:ctrlPr>
+                      <w:rPr>
+                        <w:rFonts w:ascii="Cambria Math" w:hAnsi="Cambria Math" w:cs="Times New Roman"/>
+                        <w:i/>
+                      </w:rPr>
+                    </m:ctrlPr>
+                  </m:fPr>
+                  <m:num>
+                    <m:r>
+                      <w:rPr>
+                        <w:rFonts w:ascii="Cambria Math" w:hAnsi="Cambria Math" w:cs="Times New Roman"/>
+                      </w:rPr>
+                      <m:t>0.04582</m:t>
+                    </m:r>
+                    <m:r>
+                      <w:rPr>
+                        <w:rFonts w:ascii="Cambria Math" w:hAnsi="Cambria Math" w:cs="Times New Roman"/>
+                      </w:rPr>
+                      <m:t>m</m:t>
+                    </m:r>
+                  </m:num>
+                  <m:den>
+                    <m:r>
+                      <w:rPr>
+                        <w:rFonts w:ascii="Cambria Math" w:hAnsi="Cambria Math" w:cs="Times New Roman"/>
+                      </w:rPr>
+                      <m:t>2</m:t>
+                    </m:r>
+                  </m:den>
+                </m:f>
+              </m:e>
+            </m:d>
+          </m:e>
+          <m:sup>
+            <m:r>
+              <w:rPr>
+                <w:rFonts w:ascii="Cambria Math" w:hAnsi="Cambria Math" w:cs="Times New Roman"/>
+              </w:rPr>
+              <m:t>2</m:t>
+            </m:r>
+          </m:sup>
+        </m:sSup>
+      </m:oMath>
+      <w:r>
+        <w:rPr>
+          <w:rFonts w:ascii="Times New Roman" w:eastAsiaTheme="minorEastAsia" w:hAnsi="Times New Roman" w:cs="Times New Roman"/>
+        </w:rPr>
+        <w:t>=</w:t>
+      </w:r>
+      <w:r>
+        <w:rPr>
+          <w:rFonts w:ascii="Times New Roman" w:eastAsiaTheme="minorEastAsia" w:hAnsi="Times New Roman" w:cs="Times New Roman"/>
+        </w:rPr>
+        <w:t xml:space="preserve"> 0.</w:t>
+      </w:r>
+      <w:r>
+        <w:rPr>
+          <w:rFonts w:ascii="Aptos Narrow" w:eastAsia="Times New Roman" w:hAnsi="Aptos Narrow" w:cs="Times New Roman"/>
+          <w:color w:val="000000"/>
+          <w:kern w:val="0"/>
+          <w:sz w:val="22"/>
+          <w:szCs w:val="22"/>
+          <w14:ligatures w14:val="none"/>
+        </w:rPr>
+        <w:t xml:space="preserve"> </w:t>
+      </w:r>
+      <w:r>
+        <w:rPr>
+          <w:rFonts w:ascii="Aptos Narrow" w:eastAsia="Times New Roman" w:hAnsi="Aptos Narrow" w:cs="Times New Roman"/>
+          <w:color w:val="000000"/>
+          <w:kern w:val="0"/>
+          <w:sz w:val="22"/>
+          <w:szCs w:val="22"/>
+          <w14:ligatures w14:val="none"/>
+        </w:rPr>
+        <w:t>000524868</w:t>
+      </w:r>
+      <w:r>
+        <w:rPr>
+          <w:rFonts w:ascii="Aptos Narrow" w:eastAsia="Times New Roman" w:hAnsi="Aptos Narrow" w:cs="Times New Roman"/>
+          <w:color w:val="000000"/>
+          <w:kern w:val="0"/>
+          <w:sz w:val="22"/>
+          <w:szCs w:val="22"/>
+          <w14:ligatures w14:val="none"/>
+        </w:rPr>
+        <w:t xml:space="preserve"> </w:t>
+      </w:r>
+      <m:oMath>
+        <m:sSup>
+          <m:sSupPr>
+            <m:ctrlPr>
+              <w:rPr>
+                <w:rFonts w:ascii="Cambria Math" w:hAnsi="Cambria Math" w:cs="Times New Roman"/>
+                <w:i/>
+              </w:rPr>
+            </m:ctrlPr>
+          </m:sSupPr>
+          <m:e>
+            <m:r>
+              <w:rPr>
+                <w:rFonts w:ascii="Cambria Math" w:hAnsi="Cambria Math" w:cs="Times New Roman"/>
+              </w:rPr>
+              <m:t>m</m:t>
+            </m:r>
+          </m:e>
+          <m:sup>
+            <m:r>
+              <w:rPr>
+                <w:rFonts w:ascii="Cambria Math" w:hAnsi="Cambria Math" w:cs="Times New Roman"/>
+              </w:rPr>
+              <m:t>2</m:t>
+            </m:r>
+          </m:sup>
+        </m:sSup>
+      </m:oMath>
+      <w:r>
+        <w:rPr>
+          <w:rFonts w:ascii="Times New Roman" w:hAnsi="Times New Roman" w:cs="Times New Roman"/>
+        </w:rPr>
         <w:br/>
         <w:t>2.</w:t>
       </w:r>
       <w:r>
         <w:rPr>
+          <w:rFonts w:ascii="Cambria Math" w:hAnsi="Cambria Math" w:cs="Times New Roman"/>
+          <w:i/>
+        </w:rPr>
+        <w:t xml:space="preserve"> </w:t>
+      </w:r>
+      <m:oMath>
+        <m:sSubSup>
+          <m:sSubSupPr>
+            <m:ctrlPr>
+              <w:rPr>
+                <w:rFonts w:ascii="Cambria Math" w:hAnsi="Cambria Math" w:cs="Times New Roman"/>
+                <w:i/>
+              </w:rPr>
+            </m:ctrlPr>
+          </m:sSubSupPr>
+          <m:e>
+            <m:r>
+              <w:rPr>
+                <w:rFonts w:ascii="Cambria Math" w:hAnsi="Cambria Math" w:cs="Times New Roman"/>
+              </w:rPr>
+              <m:t>r</m:t>
+            </m:r>
+          </m:e>
+          <m:sub>
+            <m:r>
+              <w:rPr>
+                <w:rFonts w:ascii="Cambria Math" w:hAnsi="Cambria Math" w:cs="Times New Roman"/>
+              </w:rPr>
+              <m:t>1</m:t>
+            </m:r>
+          </m:sub>
+          <m:sup>
+            <m:r>
+              <w:rPr>
+                <w:rFonts w:ascii="Cambria Math" w:hAnsi="Cambria Math" w:cs="Times New Roman"/>
+              </w:rPr>
+              <m:t>2</m:t>
+            </m:r>
+          </m:sup>
+        </m:sSubSup>
+        <m:r>
+          <w:rPr>
+            <w:rFonts w:ascii="Cambria Math" w:hAnsi="Cambria Math" w:cs="Times New Roman"/>
+          </w:rPr>
+          <m:t>=</m:t>
+        </m:r>
+        <m:sSup>
+          <m:sSupPr>
+            <m:ctrlPr>
+              <w:rPr>
+                <w:rFonts w:ascii="Cambria Math" w:hAnsi="Cambria Math" w:cs="Times New Roman"/>
+                <w:i/>
+              </w:rPr>
+            </m:ctrlPr>
+          </m:sSupPr>
+          <m:e>
+            <m:d>
+              <m:dPr>
+                <m:ctrlPr>
+                  <w:rPr>
+                    <w:rFonts w:ascii="Cambria Math" w:hAnsi="Cambria Math" w:cs="Times New Roman"/>
+                    <w:i/>
+                  </w:rPr>
+                </m:ctrlPr>
+              </m:dPr>
+              <m:e>
+                <m:f>
+                  <m:fPr>
+                    <m:ctrlPr>
+                      <w:rPr>
+                        <w:rFonts w:ascii="Cambria Math" w:hAnsi="Cambria Math" w:cs="Times New Roman"/>
+                        <w:i/>
+                      </w:rPr>
+                    </m:ctrlPr>
+                  </m:fPr>
+                  <m:num>
+                    <m:r>
+                      <w:rPr>
+                        <w:rFonts w:ascii="Cambria Math" w:hAnsi="Cambria Math" w:cs="Times New Roman"/>
+                      </w:rPr>
+                      <m:t>0</m:t>
+                    </m:r>
+                    <m:r>
+                      <w:rPr>
+                        <w:rFonts w:ascii="Cambria Math" w:hAnsi="Cambria Math" w:cs="Times New Roman"/>
+                      </w:rPr>
+                      <m:t>.07479</m:t>
+                    </m:r>
+                    <m:r>
+                      <w:rPr>
+                        <w:rFonts w:ascii="Cambria Math" w:hAnsi="Cambria Math" w:cs="Times New Roman"/>
+                      </w:rPr>
+                      <m:t>m</m:t>
+                    </m:r>
+                  </m:num>
+                  <m:den>
+                    <m:r>
+                      <w:rPr>
+                        <w:rFonts w:ascii="Cambria Math" w:hAnsi="Cambria Math" w:cs="Times New Roman"/>
+                      </w:rPr>
+                      <m:t>2</m:t>
+                    </m:r>
+                  </m:den>
+                </m:f>
+              </m:e>
+            </m:d>
+          </m:e>
+          <m:sup>
+            <m:r>
+              <w:rPr>
+                <w:rFonts w:ascii="Cambria Math" w:hAnsi="Cambria Math" w:cs="Times New Roman"/>
+              </w:rPr>
+              <m:t>2</m:t>
+            </m:r>
+          </m:sup>
+        </m:sSup>
+        <m:r>
+          <w:rPr>
+            <w:rFonts w:ascii="Cambria Math" w:hAnsi="Cambria Math" w:cs="Times New Roman"/>
+          </w:rPr>
+          <m:t>=</m:t>
+        </m:r>
+        <m:r>
+          <w:rPr>
+            <w:rFonts w:ascii="Cambria Math" w:hAnsi="Cambria Math" w:cs="Times New Roman"/>
+          </w:rPr>
+          <m:t xml:space="preserve"> </m:t>
+        </m:r>
+        <m:sSup>
+          <m:sSupPr>
+            <m:ctrlPr>
+              <w:rPr>
+                <w:rFonts w:ascii="Cambria Math" w:hAnsi="Cambria Math" w:cs="Times New Roman"/>
+                <w:i/>
+              </w:rPr>
+            </m:ctrlPr>
+          </m:sSupPr>
+          <m:e>
+            <m:r>
+              <m:rPr>
+                <m:sty m:val="p"/>
+              </m:rPr>
+              <w:rPr>
+                <w:rFonts w:ascii="Cambria Math" w:eastAsia="Times New Roman" w:hAnsi="Cambria Math" w:cs="Times New Roman"/>
+                <w:color w:val="000000"/>
+                <w:kern w:val="0"/>
+                <w:sz w:val="22"/>
+                <w:szCs w:val="22"/>
+                <w14:ligatures w14:val="none"/>
+              </w:rPr>
+              <m:t>0.001398386</m:t>
+            </m:r>
+            <m:r>
+              <m:rPr>
+                <m:sty m:val="p"/>
+              </m:rPr>
+              <w:rPr>
+                <w:rFonts w:ascii="Cambria Math" w:eastAsia="Times New Roman" w:hAnsi="Cambria Math" w:cs="Times New Roman"/>
+                <w:color w:val="000000"/>
+                <w:kern w:val="0"/>
+                <w:sz w:val="22"/>
+                <w:szCs w:val="22"/>
+                <w14:ligatures w14:val="none"/>
+              </w:rPr>
+              <m:t xml:space="preserve"> </m:t>
+            </m:r>
+            <m:r>
+              <w:rPr>
+                <w:rFonts w:ascii="Cambria Math" w:hAnsi="Cambria Math" w:cs="Times New Roman"/>
+              </w:rPr>
+              <m:t>m</m:t>
+            </m:r>
+          </m:e>
+          <m:sup>
+            <m:r>
+              <w:rPr>
+                <w:rFonts w:ascii="Cambria Math" w:hAnsi="Cambria Math" w:cs="Times New Roman"/>
+              </w:rPr>
+              <m:t>2</m:t>
+            </m:r>
+          </m:sup>
+        </m:sSup>
+      </m:oMath>
+      <w:r>
+        <w:rPr>
           <w:rFonts w:ascii="Times New Roman" w:hAnsi="Times New Roman" w:cs="Times New Roman"/>
         </w:rPr>
         <w:br/>
@@ -4882,6 +5828,201 @@
       </w:r>
       <w:r>
         <w:rPr>
+          <w:rFonts w:ascii="Cambria Math" w:hAnsi="Cambria Math" w:cs="Times New Roman"/>
+          <w:i/>
+        </w:rPr>
+        <w:t xml:space="preserve"> </w:t>
+      </w:r>
+      <m:oMath>
+        <m:sSubSup>
+          <m:sSubSupPr>
+            <m:ctrlPr>
+              <w:rPr>
+                <w:rFonts w:ascii="Cambria Math" w:hAnsi="Cambria Math" w:cs="Times New Roman"/>
+                <w:i/>
+              </w:rPr>
+            </m:ctrlPr>
+          </m:sSubSupPr>
+          <m:e>
+            <m:r>
+              <w:rPr>
+                <w:rFonts w:ascii="Cambria Math" w:hAnsi="Cambria Math" w:cs="Times New Roman"/>
+              </w:rPr>
+              <m:t>r</m:t>
+            </m:r>
+          </m:e>
+          <m:sub>
+            <m:r>
+              <w:rPr>
+                <w:rFonts w:ascii="Cambria Math" w:hAnsi="Cambria Math" w:cs="Times New Roman"/>
+              </w:rPr>
+              <m:t>3</m:t>
+            </m:r>
+          </m:sub>
+          <m:sup>
+            <m:r>
+              <w:rPr>
+                <w:rFonts w:ascii="Cambria Math" w:hAnsi="Cambria Math" w:cs="Times New Roman"/>
+              </w:rPr>
+              <m:t>2</m:t>
+            </m:r>
+          </m:sup>
+        </m:sSubSup>
+        <m:r>
+          <w:rPr>
+            <w:rFonts w:ascii="Cambria Math" w:hAnsi="Cambria Math" w:cs="Times New Roman"/>
+          </w:rPr>
+          <m:t>=</m:t>
+        </m:r>
+        <m:sSup>
+          <m:sSupPr>
+            <m:ctrlPr>
+              <w:rPr>
+                <w:rFonts w:ascii="Cambria Math" w:hAnsi="Cambria Math" w:cs="Times New Roman"/>
+                <w:i/>
+              </w:rPr>
+            </m:ctrlPr>
+          </m:sSupPr>
+          <m:e>
+            <m:d>
+              <m:dPr>
+                <m:ctrlPr>
+                  <w:rPr>
+                    <w:rFonts w:ascii="Cambria Math" w:hAnsi="Cambria Math" w:cs="Times New Roman"/>
+                    <w:i/>
+                  </w:rPr>
+                </m:ctrlPr>
+              </m:dPr>
+              <m:e>
+                <m:f>
+                  <m:fPr>
+                    <m:ctrlPr>
+                      <w:rPr>
+                        <w:rFonts w:ascii="Cambria Math" w:hAnsi="Cambria Math" w:cs="Times New Roman"/>
+                        <w:i/>
+                      </w:rPr>
+                    </m:ctrlPr>
+                  </m:fPr>
+                  <m:num>
+                    <m:r>
+                      <w:rPr>
+                        <w:rFonts w:ascii="Cambria Math" w:hAnsi="Cambria Math" w:cs="Times New Roman"/>
+                      </w:rPr>
+                      <m:t>0</m:t>
+                    </m:r>
+                    <m:r>
+                      <w:rPr>
+                        <w:rFonts w:ascii="Cambria Math" w:hAnsi="Cambria Math" w:cs="Times New Roman"/>
+                      </w:rPr>
+                      <m:t>.10865</m:t>
+                    </m:r>
+                    <m:r>
+                      <w:rPr>
+                        <w:rFonts w:ascii="Cambria Math" w:hAnsi="Cambria Math" w:cs="Times New Roman"/>
+                      </w:rPr>
+                      <m:t>m</m:t>
+                    </m:r>
+                  </m:num>
+                  <m:den>
+                    <m:r>
+                      <w:rPr>
+                        <w:rFonts w:ascii="Cambria Math" w:hAnsi="Cambria Math" w:cs="Times New Roman"/>
+                      </w:rPr>
+                      <m:t>2</m:t>
+                    </m:r>
+                  </m:den>
+                </m:f>
+              </m:e>
+            </m:d>
+          </m:e>
+          <m:sup>
+            <m:r>
+              <w:rPr>
+                <w:rFonts w:ascii="Cambria Math" w:hAnsi="Cambria Math" w:cs="Times New Roman"/>
+              </w:rPr>
+              <m:t>2</m:t>
+            </m:r>
+          </m:sup>
+        </m:sSup>
+      </m:oMath>
+      <w:r>
+        <w:rPr>
+          <w:rFonts w:ascii="Cambria Math" w:eastAsiaTheme="minorEastAsia" w:hAnsi="Cambria Math" w:cs="Times New Roman"/>
+          <w:iCs/>
+        </w:rPr>
+        <w:t>=</w:t>
+      </w:r>
+      <w:r>
+        <w:rPr>
+          <w:rFonts w:ascii="Cambria Math" w:eastAsiaTheme="minorEastAsia" w:hAnsi="Cambria Math" w:cs="Times New Roman"/>
+          <w:iCs/>
+        </w:rPr>
+        <w:t xml:space="preserve"> </w:t>
+      </w:r>
+      <m:oMath>
+        <m:r>
+          <w:rPr>
+            <w:rFonts w:ascii="Cambria Math" w:eastAsiaTheme="minorEastAsia" w:hAnsi="Cambria Math" w:cs="Times New Roman"/>
+          </w:rPr>
+          <m:t>0.</m:t>
+        </m:r>
+        <m:r>
+          <m:rPr>
+            <m:sty m:val="p"/>
+          </m:rPr>
+          <w:rPr>
+            <w:rFonts w:ascii="Cambria Math" w:eastAsia="Times New Roman" w:hAnsi="Cambria Math" w:cs="Times New Roman"/>
+            <w:color w:val="000000"/>
+            <w:kern w:val="0"/>
+            <w:sz w:val="22"/>
+            <w:szCs w:val="22"/>
+            <w14:ligatures w14:val="none"/>
+          </w:rPr>
+          <m:t>002951206</m:t>
+        </m:r>
+        <m:r>
+          <m:rPr>
+            <m:sty m:val="p"/>
+          </m:rPr>
+          <w:rPr>
+            <w:rFonts w:ascii="Cambria Math" w:eastAsia="Times New Roman" w:hAnsi="Aptos Narrow" w:cs="Times New Roman"/>
+            <w:color w:val="000000"/>
+            <w:kern w:val="0"/>
+            <w:sz w:val="22"/>
+            <w:szCs w:val="22"/>
+            <w14:ligatures w14:val="none"/>
+          </w:rPr>
+          <m:t xml:space="preserve"> </m:t>
+        </m:r>
+        <m:sSup>
+          <m:sSupPr>
+            <m:ctrlPr>
+              <w:rPr>
+                <w:rFonts w:ascii="Cambria Math" w:hAnsi="Cambria Math" w:cs="Times New Roman"/>
+                <w:i/>
+              </w:rPr>
+            </m:ctrlPr>
+          </m:sSupPr>
+          <m:e>
+            <m:r>
+              <w:rPr>
+                <w:rFonts w:ascii="Cambria Math" w:hAnsi="Cambria Math" w:cs="Times New Roman"/>
+              </w:rPr>
+              <m:t>m</m:t>
+            </m:r>
+          </m:e>
+          <m:sup>
+            <m:r>
+              <w:rPr>
+                <w:rFonts w:ascii="Cambria Math" w:hAnsi="Cambria Math" w:cs="Times New Roman"/>
+              </w:rPr>
+              <m:t>2</m:t>
+            </m:r>
+          </m:sup>
+        </m:sSup>
+      </m:oMath>
+      <w:r>
+        <w:rPr>
           <w:rFonts w:ascii="Times New Roman" w:hAnsi="Times New Roman" w:cs="Times New Roman"/>
         </w:rPr>
         <w:br/>
@@ -4889,14 +6030,377 @@
       </w:r>
       <w:r>
         <w:rPr>
+          <w:rFonts w:ascii="Cambria Math" w:hAnsi="Cambria Math" w:cs="Times New Roman"/>
+          <w:i/>
+        </w:rPr>
+        <w:t xml:space="preserve"> </w:t>
+      </w:r>
+      <m:oMath>
+        <m:sSubSup>
+          <m:sSubSupPr>
+            <m:ctrlPr>
+              <w:rPr>
+                <w:rFonts w:ascii="Cambria Math" w:hAnsi="Cambria Math" w:cs="Times New Roman"/>
+                <w:i/>
+              </w:rPr>
+            </m:ctrlPr>
+          </m:sSubSupPr>
+          <m:e>
+            <m:r>
+              <w:rPr>
+                <w:rFonts w:ascii="Cambria Math" w:hAnsi="Cambria Math" w:cs="Times New Roman"/>
+              </w:rPr>
+              <m:t>r</m:t>
+            </m:r>
+          </m:e>
+          <m:sub>
+            <m:r>
+              <w:rPr>
+                <w:rFonts w:ascii="Cambria Math" w:hAnsi="Cambria Math" w:cs="Times New Roman"/>
+              </w:rPr>
+              <m:t>4</m:t>
+            </m:r>
+          </m:sub>
+          <m:sup>
+            <m:r>
+              <w:rPr>
+                <w:rFonts w:ascii="Cambria Math" w:hAnsi="Cambria Math" w:cs="Times New Roman"/>
+              </w:rPr>
+              <m:t>2</m:t>
+            </m:r>
+          </m:sup>
+        </m:sSubSup>
+        <m:r>
+          <w:rPr>
+            <w:rFonts w:ascii="Cambria Math" w:hAnsi="Cambria Math" w:cs="Times New Roman"/>
+          </w:rPr>
+          <m:t>=</m:t>
+        </m:r>
+        <m:sSup>
+          <m:sSupPr>
+            <m:ctrlPr>
+              <w:rPr>
+                <w:rFonts w:ascii="Cambria Math" w:hAnsi="Cambria Math" w:cs="Times New Roman"/>
+                <w:i/>
+              </w:rPr>
+            </m:ctrlPr>
+          </m:sSupPr>
+          <m:e>
+            <m:d>
+              <m:dPr>
+                <m:ctrlPr>
+                  <w:rPr>
+                    <w:rFonts w:ascii="Cambria Math" w:hAnsi="Cambria Math" w:cs="Times New Roman"/>
+                    <w:i/>
+                  </w:rPr>
+                </m:ctrlPr>
+              </m:dPr>
+              <m:e>
+                <m:f>
+                  <m:fPr>
+                    <m:ctrlPr>
+                      <w:rPr>
+                        <w:rFonts w:ascii="Cambria Math" w:hAnsi="Cambria Math" w:cs="Times New Roman"/>
+                        <w:i/>
+                      </w:rPr>
+                    </m:ctrlPr>
+                  </m:fPr>
+                  <m:num>
+                    <m:r>
+                      <w:rPr>
+                        <w:rFonts w:ascii="Cambria Math" w:hAnsi="Cambria Math" w:cs="Times New Roman"/>
+                      </w:rPr>
+                      <m:t>0.</m:t>
+                    </m:r>
+                    <m:r>
+                      <w:rPr>
+                        <w:rFonts w:ascii="Cambria Math" w:hAnsi="Cambria Math" w:cs="Times New Roman"/>
+                      </w:rPr>
+                      <m:t>165</m:t>
+                    </m:r>
+                    <m:r>
+                      <w:rPr>
+                        <w:rFonts w:ascii="Cambria Math" w:hAnsi="Cambria Math" w:cs="Times New Roman"/>
+                      </w:rPr>
+                      <m:t>m</m:t>
+                    </m:r>
+                  </m:num>
+                  <m:den>
+                    <m:r>
+                      <w:rPr>
+                        <w:rFonts w:ascii="Cambria Math" w:hAnsi="Cambria Math" w:cs="Times New Roman"/>
+                      </w:rPr>
+                      <m:t>2</m:t>
+                    </m:r>
+                  </m:den>
+                </m:f>
+              </m:e>
+            </m:d>
+          </m:e>
+          <m:sup>
+            <m:r>
+              <w:rPr>
+                <w:rFonts w:ascii="Cambria Math" w:hAnsi="Cambria Math" w:cs="Times New Roman"/>
+              </w:rPr>
+              <m:t>2</m:t>
+            </m:r>
+          </m:sup>
+        </m:sSup>
+      </m:oMath>
+      <w:r>
+        <w:rPr>
+          <w:rFonts w:ascii="Cambria Math" w:eastAsiaTheme="minorEastAsia" w:hAnsi="Cambria Math" w:cs="Times New Roman"/>
+          <w:iCs/>
+        </w:rPr>
+        <w:t>=</w:t>
+      </w:r>
+      <m:oMath>
+        <m:sSup>
+          <m:sSupPr>
+            <m:ctrlPr>
+              <w:rPr>
+                <w:rFonts w:ascii="Cambria Math" w:hAnsi="Cambria Math" w:cs="Times New Roman"/>
+                <w:i/>
+              </w:rPr>
+            </m:ctrlPr>
+          </m:sSupPr>
+          <m:e>
+            <m:r>
+              <w:rPr>
+                <w:rFonts w:ascii="Cambria Math" w:hAnsi="Cambria Math" w:cs="Times New Roman"/>
+              </w:rPr>
+              <m:t xml:space="preserve"> </m:t>
+            </m:r>
+            <m:r>
+              <m:rPr>
+                <m:sty m:val="p"/>
+              </m:rPr>
+              <w:rPr>
+                <w:rFonts w:ascii="Cambria Math" w:eastAsia="Times New Roman" w:hAnsi="Cambria Math" w:cs="Times New Roman"/>
+                <w:color w:val="000000"/>
+                <w:kern w:val="0"/>
+                <w:sz w:val="22"/>
+                <w:szCs w:val="22"/>
+                <w14:ligatures w14:val="none"/>
+              </w:rPr>
+              <m:t>0.00680625</m:t>
+            </m:r>
+            <m:r>
+              <w:rPr>
+                <w:rFonts w:ascii="Cambria Math" w:hAnsi="Cambria Math" w:cs="Times New Roman"/>
+              </w:rPr>
+              <m:t xml:space="preserve"> </m:t>
+            </m:r>
+            <m:r>
+              <w:rPr>
+                <w:rFonts w:ascii="Cambria Math" w:hAnsi="Cambria Math" w:cs="Times New Roman"/>
+              </w:rPr>
+              <m:t>m</m:t>
+            </m:r>
+          </m:e>
+          <m:sup>
+            <m:r>
+              <w:rPr>
+                <w:rFonts w:ascii="Cambria Math" w:hAnsi="Cambria Math" w:cs="Times New Roman"/>
+              </w:rPr>
+              <m:t>2</m:t>
+            </m:r>
+          </m:sup>
+        </m:sSup>
+      </m:oMath>
+      <w:r>
+        <w:rPr>
           <w:rFonts w:ascii="Times New Roman" w:hAnsi="Times New Roman" w:cs="Times New Roman"/>
         </w:rPr>
         <w:br/>
         <w:t>5.</w:t>
       </w:r>
+      <w:r>
+        <w:rPr>
+          <w:rFonts w:ascii="Cambria Math" w:hAnsi="Cambria Math" w:cs="Times New Roman"/>
+          <w:i/>
+        </w:rPr>
+        <w:t xml:space="preserve"> </w:t>
+      </w:r>
+      <m:oMath>
+        <m:sSubSup>
+          <m:sSubSupPr>
+            <m:ctrlPr>
+              <w:rPr>
+                <w:rFonts w:ascii="Cambria Math" w:hAnsi="Cambria Math" w:cs="Times New Roman"/>
+                <w:i/>
+              </w:rPr>
+            </m:ctrlPr>
+          </m:sSubSupPr>
+          <m:e>
+            <m:r>
+              <w:rPr>
+                <w:rFonts w:ascii="Cambria Math" w:hAnsi="Cambria Math" w:cs="Times New Roman"/>
+              </w:rPr>
+              <m:t>r</m:t>
+            </m:r>
+          </m:e>
+          <m:sub>
+            <m:r>
+              <w:rPr>
+                <w:rFonts w:ascii="Cambria Math" w:hAnsi="Cambria Math" w:cs="Times New Roman"/>
+              </w:rPr>
+              <m:t>5</m:t>
+            </m:r>
+          </m:sub>
+          <m:sup>
+            <m:r>
+              <w:rPr>
+                <w:rFonts w:ascii="Cambria Math" w:hAnsi="Cambria Math" w:cs="Times New Roman"/>
+              </w:rPr>
+              <m:t>2</m:t>
+            </m:r>
+          </m:sup>
+        </m:sSubSup>
+        <m:r>
+          <w:rPr>
+            <w:rFonts w:ascii="Cambria Math" w:hAnsi="Cambria Math" w:cs="Times New Roman"/>
+          </w:rPr>
+          <m:t>=</m:t>
+        </m:r>
+        <m:sSup>
+          <m:sSupPr>
+            <m:ctrlPr>
+              <w:rPr>
+                <w:rFonts w:ascii="Cambria Math" w:hAnsi="Cambria Math" w:cs="Times New Roman"/>
+                <w:i/>
+              </w:rPr>
+            </m:ctrlPr>
+          </m:sSupPr>
+          <m:e>
+            <m:d>
+              <m:dPr>
+                <m:ctrlPr>
+                  <w:rPr>
+                    <w:rFonts w:ascii="Cambria Math" w:hAnsi="Cambria Math" w:cs="Times New Roman"/>
+                    <w:i/>
+                  </w:rPr>
+                </m:ctrlPr>
+              </m:dPr>
+              <m:e>
+                <m:f>
+                  <m:fPr>
+                    <m:ctrlPr>
+                      <w:rPr>
+                        <w:rFonts w:ascii="Cambria Math" w:hAnsi="Cambria Math" w:cs="Times New Roman"/>
+                        <w:i/>
+                      </w:rPr>
+                    </m:ctrlPr>
+                  </m:fPr>
+                  <m:num>
+                    <m:r>
+                      <w:rPr>
+                        <w:rFonts w:ascii="Cambria Math" w:hAnsi="Cambria Math" w:cs="Times New Roman"/>
+                      </w:rPr>
+                      <m:t>0.</m:t>
+                    </m:r>
+                    <m:r>
+                      <w:rPr>
+                        <w:rFonts w:ascii="Cambria Math" w:hAnsi="Cambria Math" w:cs="Times New Roman"/>
+                      </w:rPr>
+                      <m:t>21</m:t>
+                    </m:r>
+                    <m:r>
+                      <w:rPr>
+                        <w:rFonts w:ascii="Cambria Math" w:hAnsi="Cambria Math" w:cs="Times New Roman"/>
+                      </w:rPr>
+                      <m:t>m</m:t>
+                    </m:r>
+                  </m:num>
+                  <m:den>
+                    <m:r>
+                      <w:rPr>
+                        <w:rFonts w:ascii="Cambria Math" w:hAnsi="Cambria Math" w:cs="Times New Roman"/>
+                      </w:rPr>
+                      <m:t>2</m:t>
+                    </m:r>
+                  </m:den>
+                </m:f>
+              </m:e>
+            </m:d>
+          </m:e>
+          <m:sup>
+            <m:r>
+              <w:rPr>
+                <w:rFonts w:ascii="Cambria Math" w:hAnsi="Cambria Math" w:cs="Times New Roman"/>
+              </w:rPr>
+              <m:t>2</m:t>
+            </m:r>
+          </m:sup>
+        </m:sSup>
+      </m:oMath>
+      <w:r>
+        <w:rPr>
+          <w:rFonts w:ascii="Cambria Math" w:eastAsiaTheme="minorEastAsia" w:hAnsi="Cambria Math" w:cs="Times New Roman"/>
+          <w:iCs/>
+        </w:rPr>
+        <w:t>=</w:t>
+      </w:r>
+      <m:oMath>
+        <m:r>
+          <m:rPr>
+            <m:sty m:val="p"/>
+          </m:rPr>
+          <w:rPr>
+            <w:rFonts w:ascii="Cambria Math" w:eastAsia="Times New Roman" w:hAnsi="Cambria Math" w:cs="Times New Roman"/>
+            <w:color w:val="000000"/>
+            <w:kern w:val="0"/>
+            <w:sz w:val="22"/>
+            <w:szCs w:val="22"/>
+            <w14:ligatures w14:val="none"/>
+          </w:rPr>
+          <m:t>0.011025</m:t>
+        </m:r>
+        <m:r>
+          <m:rPr>
+            <m:sty m:val="p"/>
+          </m:rPr>
+          <w:rPr>
+            <w:rFonts w:ascii="Cambria Math" w:eastAsia="Times New Roman" w:hAnsi="Aptos Narrow" w:cs="Times New Roman"/>
+            <w:color w:val="000000"/>
+            <w:kern w:val="0"/>
+            <w:sz w:val="22"/>
+            <w:szCs w:val="22"/>
+            <w14:ligatures w14:val="none"/>
+          </w:rPr>
+          <m:t xml:space="preserve"> </m:t>
+        </m:r>
+        <m:sSup>
+          <m:sSupPr>
+            <m:ctrlPr>
+              <w:rPr>
+                <w:rFonts w:ascii="Cambria Math" w:hAnsi="Cambria Math" w:cs="Times New Roman"/>
+                <w:i/>
+              </w:rPr>
+            </m:ctrlPr>
+          </m:sSupPr>
+          <m:e>
+            <m:r>
+              <w:rPr>
+                <w:rFonts w:ascii="Cambria Math" w:hAnsi="Cambria Math" w:cs="Times New Roman"/>
+              </w:rPr>
+              <m:t>m</m:t>
+            </m:r>
+          </m:e>
+          <m:sup>
+            <m:r>
+              <w:rPr>
+                <w:rFonts w:ascii="Cambria Math" w:hAnsi="Cambria Math" w:cs="Times New Roman"/>
+              </w:rPr>
+              <m:t>2</m:t>
+            </m:r>
+          </m:sup>
+        </m:sSup>
+      </m:oMath>
     </w:p>
     <w:p>
       <w:pPr>
+        <w:spacing w:line="480" w:lineRule="auto"/>
         <w:rPr>
           <w:rFonts w:ascii="Times New Roman" w:hAnsi="Times New Roman" w:cs="Times New Roman"/>
         </w:rPr>
@@ -4922,21 +6426,7 @@
             <w:rFonts w:ascii="Cambria Math" w:hAnsi="Cambria Math" w:cs="Times New Roman"/>
             <w:u w:val="single"/>
           </w:rPr>
-          <m:t>(</m:t>
-        </m:r>
-        <m:r>
-          <w:rPr>
-            <w:rFonts w:ascii="Cambria Math" w:hAnsi="Cambria Math" w:cs="Times New Roman"/>
-            <w:u w:val="single"/>
-          </w:rPr>
-          <m:t>V</m:t>
-        </m:r>
-        <m:r>
-          <w:rPr>
-            <w:rFonts w:ascii="Cambria Math" w:hAnsi="Cambria Math" w:cs="Times New Roman"/>
-            <w:u w:val="single"/>
-          </w:rPr>
-          <m:t>)</m:t>
+          <m:t>(V)</m:t>
         </m:r>
       </m:oMath>
       <w:r>
@@ -4988,22 +6478,163 @@
           <w:rPr>
             <w:rFonts w:ascii="Cambria Math" w:hAnsi="Cambria Math" w:cs="Times New Roman"/>
           </w:rPr>
-          <m:t>h</m:t>
+          <m:t>h)</m:t>
+        </m:r>
+      </m:oMath>
+      <w:r>
+        <w:rPr>
+          <w:rFonts w:ascii="Times New Roman" w:hAnsi="Times New Roman" w:cs="Times New Roman"/>
+        </w:rPr>
+        <w:br/>
+        <w:t>1.</w:t>
+      </w:r>
+      <m:oMath>
+        <m:sSub>
+          <m:sSubPr>
+            <m:ctrlPr>
+              <w:rPr>
+                <w:rFonts w:ascii="Cambria Math" w:hAnsi="Cambria Math" w:cs="Times New Roman"/>
+                <w:i/>
+              </w:rPr>
+            </m:ctrlPr>
+          </m:sSubPr>
+          <m:e>
+            <m:r>
+              <w:rPr>
+                <w:rFonts w:ascii="Cambria Math" w:hAnsi="Cambria Math" w:cs="Times New Roman"/>
+              </w:rPr>
+              <m:t>V</m:t>
+            </m:r>
+          </m:e>
+          <m:sub>
+            <m:r>
+              <w:rPr>
+                <w:rFonts w:ascii="Cambria Math" w:hAnsi="Cambria Math" w:cs="Times New Roman"/>
+              </w:rPr>
+              <m:t>1</m:t>
+            </m:r>
+          </m:sub>
+        </m:sSub>
+        <m:r>
+          <w:rPr>
+            <w:rFonts w:ascii="Cambria Math" w:hAnsi="Cambria Math" w:cs="Times New Roman"/>
+          </w:rPr>
+          <m:t>=</m:t>
         </m:r>
         <m:r>
           <w:rPr>
             <w:rFonts w:ascii="Cambria Math" w:hAnsi="Cambria Math" w:cs="Times New Roman"/>
           </w:rPr>
-          <m:t>)</m:t>
+          <m:t>π</m:t>
         </m:r>
+        <m:r>
+          <w:rPr>
+            <w:rFonts w:ascii="Cambria Math" w:hAnsi="Cambria Math" w:cs="Times New Roman"/>
+          </w:rPr>
+          <m:t>×</m:t>
+        </m:r>
+        <m:r>
+          <m:rPr>
+            <m:sty m:val="p"/>
+          </m:rPr>
+          <w:rPr>
+            <w:rFonts w:ascii="Cambria Math" w:eastAsiaTheme="minorEastAsia" w:hAnsi="Cambria Math" w:cs="Times New Roman"/>
+          </w:rPr>
+          <m:t>0.</m:t>
+        </m:r>
+        <m:r>
+          <m:rPr>
+            <m:sty m:val="p"/>
+          </m:rPr>
+          <w:rPr>
+            <w:rFonts w:ascii="Cambria Math" w:eastAsia="Times New Roman" w:hAnsi="Cambria Math" w:cs="Times New Roman"/>
+            <w:color w:val="000000"/>
+            <w:kern w:val="0"/>
+            <w:sz w:val="22"/>
+            <w:szCs w:val="22"/>
+            <w14:ligatures w14:val="none"/>
+          </w:rPr>
+          <m:t xml:space="preserve"> 000524868</m:t>
+        </m:r>
+        <m:sSup>
+          <m:sSupPr>
+            <m:ctrlPr>
+              <w:rPr>
+                <w:rFonts w:ascii="Cambria Math" w:hAnsi="Cambria Math" w:cs="Times New Roman"/>
+                <w:i/>
+              </w:rPr>
+            </m:ctrlPr>
+          </m:sSupPr>
+          <m:e>
+            <m:r>
+              <w:rPr>
+                <w:rFonts w:ascii="Cambria Math" w:hAnsi="Cambria Math" w:cs="Times New Roman"/>
+              </w:rPr>
+              <m:t>m</m:t>
+            </m:r>
+          </m:e>
+          <m:sup>
+            <m:r>
+              <w:rPr>
+                <w:rFonts w:ascii="Cambria Math" w:hAnsi="Cambria Math" w:cs="Times New Roman"/>
+              </w:rPr>
+              <m:t>2</m:t>
+            </m:r>
+          </m:sup>
+        </m:sSup>
+        <m:r>
+          <w:rPr>
+            <w:rFonts w:ascii="Cambria Math" w:hAnsi="Cambria Math" w:cs="Times New Roman"/>
+          </w:rPr>
+          <m:t>×0.1777m=</m:t>
+        </m:r>
+        <m:r>
+          <m:rPr>
+            <m:sty m:val="p"/>
+          </m:rPr>
+          <w:rPr>
+            <w:rFonts w:ascii="Cambria Math" w:eastAsia="Times New Roman" w:hAnsi="Cambria Math" w:cs="Times New Roman"/>
+            <w:color w:val="000000"/>
+            <w:kern w:val="0"/>
+            <w:sz w:val="22"/>
+            <w:szCs w:val="22"/>
+            <w14:ligatures w14:val="none"/>
+          </w:rPr>
+          <m:t xml:space="preserve">0.0003 </m:t>
+        </m:r>
+        <m:r>
+          <w:rPr>
+            <w:rFonts w:ascii="Cambria Math" w:hAnsi="Cambria Math" w:cs="Times New Roman"/>
+          </w:rPr>
+          <m:t xml:space="preserve"> </m:t>
+        </m:r>
+        <m:sSup>
+          <m:sSupPr>
+            <m:ctrlPr>
+              <w:rPr>
+                <w:rFonts w:ascii="Cambria Math" w:hAnsi="Cambria Math" w:cs="Times New Roman"/>
+                <w:i/>
+              </w:rPr>
+            </m:ctrlPr>
+          </m:sSupPr>
+          <m:e>
+            <m:r>
+              <w:rPr>
+                <w:rFonts w:ascii="Cambria Math" w:hAnsi="Cambria Math" w:cs="Times New Roman"/>
+              </w:rPr>
+              <m:t>m</m:t>
+            </m:r>
+          </m:e>
+          <m:sup>
+            <m:r>
+              <w:rPr>
+                <w:rFonts w:ascii="Cambria Math" w:hAnsi="Cambria Math" w:cs="Times New Roman"/>
+              </w:rPr>
+              <m:t>3</m:t>
+            </m:r>
+          </m:sup>
+        </m:sSup>
       </m:oMath>
-      <w:r>
-        <w:rPr>
-          <w:rFonts w:ascii="Times New Roman" w:hAnsi="Times New Roman" w:cs="Times New Roman"/>
-        </w:rPr>
-        <w:br/>
-        <w:t>1.</w:t>
-      </w:r>
       <w:r>
         <w:rPr>
           <w:rFonts w:ascii="Times New Roman" w:hAnsi="Times New Roman" w:cs="Times New Roman"/>
@@ -5013,6 +6644,172 @@
       </w:r>
       <w:r>
         <w:rPr>
+          <w:rFonts w:ascii="Cambria Math" w:hAnsi="Cambria Math" w:cs="Times New Roman"/>
+          <w:i/>
+        </w:rPr>
+        <w:t xml:space="preserve"> </w:t>
+      </w:r>
+      <m:oMath>
+        <m:sSub>
+          <m:sSubPr>
+            <m:ctrlPr>
+              <w:rPr>
+                <w:rFonts w:ascii="Cambria Math" w:hAnsi="Cambria Math" w:cs="Times New Roman"/>
+                <w:i/>
+              </w:rPr>
+            </m:ctrlPr>
+          </m:sSubPr>
+          <m:e>
+            <m:r>
+              <w:rPr>
+                <w:rFonts w:ascii="Cambria Math" w:hAnsi="Cambria Math" w:cs="Times New Roman"/>
+              </w:rPr>
+              <m:t>V</m:t>
+            </m:r>
+          </m:e>
+          <m:sub>
+            <m:r>
+              <w:rPr>
+                <w:rFonts w:ascii="Cambria Math" w:hAnsi="Cambria Math" w:cs="Times New Roman"/>
+              </w:rPr>
+              <m:t>2</m:t>
+            </m:r>
+          </m:sub>
+        </m:sSub>
+        <m:r>
+          <w:rPr>
+            <w:rFonts w:ascii="Cambria Math" w:hAnsi="Cambria Math" w:cs="Times New Roman"/>
+          </w:rPr>
+          <m:t>=</m:t>
+        </m:r>
+        <m:r>
+          <w:rPr>
+            <w:rFonts w:ascii="Cambria Math" w:hAnsi="Cambria Math" w:cs="Times New Roman"/>
+          </w:rPr>
+          <m:t>π</m:t>
+        </m:r>
+        <m:r>
+          <w:rPr>
+            <w:rFonts w:ascii="Cambria Math" w:hAnsi="Cambria Math" w:cs="Times New Roman"/>
+          </w:rPr>
+          <m:t>×</m:t>
+        </m:r>
+        <m:r>
+          <m:rPr>
+            <m:sty m:val="p"/>
+          </m:rPr>
+          <w:rPr>
+            <w:rFonts w:ascii="Cambria Math" w:eastAsia="Times New Roman" w:hAnsi="Cambria Math" w:cs="Times New Roman"/>
+            <w:color w:val="000000"/>
+            <w:kern w:val="0"/>
+            <w:sz w:val="22"/>
+            <w:szCs w:val="22"/>
+            <w14:ligatures w14:val="none"/>
+          </w:rPr>
+          <m:t>0.001398386</m:t>
+        </m:r>
+        <m:sSup>
+          <m:sSupPr>
+            <m:ctrlPr>
+              <w:rPr>
+                <w:rFonts w:ascii="Cambria Math" w:hAnsi="Cambria Math" w:cs="Times New Roman"/>
+                <w:i/>
+              </w:rPr>
+            </m:ctrlPr>
+          </m:sSupPr>
+          <m:e>
+            <m:r>
+              <w:rPr>
+                <w:rFonts w:ascii="Cambria Math" w:hAnsi="Cambria Math" w:cs="Times New Roman"/>
+              </w:rPr>
+              <m:t>m</m:t>
+            </m:r>
+          </m:e>
+          <m:sup>
+            <m:r>
+              <w:rPr>
+                <w:rFonts w:ascii="Cambria Math" w:hAnsi="Cambria Math" w:cs="Times New Roman"/>
+              </w:rPr>
+              <m:t>2</m:t>
+            </m:r>
+          </m:sup>
+        </m:sSup>
+        <m:r>
+          <w:rPr>
+            <w:rFonts w:ascii="Cambria Math" w:hAnsi="Cambria Math" w:cs="Times New Roman"/>
+          </w:rPr>
+          <m:t>×0.1777</m:t>
+        </m:r>
+        <m:r>
+          <w:rPr>
+            <w:rFonts w:ascii="Cambria Math" w:hAnsi="Cambria Math" w:cs="Times New Roman"/>
+          </w:rPr>
+          <m:t>m</m:t>
+        </m:r>
+        <m:r>
+          <w:rPr>
+            <w:rFonts w:ascii="Cambria Math" w:hAnsi="Cambria Math" w:cs="Times New Roman"/>
+          </w:rPr>
+          <m:t>=</m:t>
+        </m:r>
+        <m:r>
+          <w:rPr>
+            <w:rFonts w:ascii="Cambria Math" w:hAnsi="Cambria Math" w:cs="Times New Roman"/>
+          </w:rPr>
+          <m:t xml:space="preserve"> </m:t>
+        </m:r>
+        <m:r>
+          <m:rPr>
+            <m:sty m:val="p"/>
+          </m:rPr>
+          <w:rPr>
+            <w:rFonts w:ascii="Cambria Math" w:eastAsia="Times New Roman" w:hAnsi="Cambria Math" w:cs="Times New Roman"/>
+            <w:color w:val="000000"/>
+            <w:kern w:val="0"/>
+            <w:sz w:val="22"/>
+            <w:szCs w:val="22"/>
+            <w14:ligatures w14:val="none"/>
+          </w:rPr>
+          <m:t>0.0008</m:t>
+        </m:r>
+      </m:oMath>
+      <w:r>
+        <w:rPr>
+          <w:rFonts w:ascii="Cambria Math" w:eastAsiaTheme="minorEastAsia" w:hAnsi="Cambria Math" w:cs="Times New Roman"/>
+          <w:i/>
+        </w:rPr>
+        <w:t xml:space="preserve"> </w:t>
+      </w:r>
+      <m:oMath>
+        <m:sSup>
+          <m:sSupPr>
+            <m:ctrlPr>
+              <w:rPr>
+                <w:rFonts w:ascii="Cambria Math" w:hAnsi="Cambria Math" w:cs="Times New Roman"/>
+                <w:i/>
+              </w:rPr>
+            </m:ctrlPr>
+          </m:sSupPr>
+          <m:e>
+            <m:r>
+              <w:rPr>
+                <w:rFonts w:ascii="Cambria Math" w:hAnsi="Cambria Math" w:cs="Times New Roman"/>
+              </w:rPr>
+              <m:t>m</m:t>
+            </m:r>
+          </m:e>
+          <m:sup>
+            <m:r>
+              <w:rPr>
+                <w:rFonts w:ascii="Cambria Math" w:hAnsi="Cambria Math" w:cs="Times New Roman"/>
+              </w:rPr>
+              <m:t>3</m:t>
+            </m:r>
+          </m:sup>
+        </m:sSup>
+      </m:oMath>
+      <w:r>
+        <w:rPr>
           <w:rFonts w:ascii="Times New Roman" w:hAnsi="Times New Roman" w:cs="Times New Roman"/>
         </w:rPr>
         <w:br/>
@@ -5020,6 +6817,177 @@
       </w:r>
       <w:r>
         <w:rPr>
+          <w:rFonts w:ascii="Cambria Math" w:hAnsi="Cambria Math" w:cs="Times New Roman"/>
+          <w:i/>
+        </w:rPr>
+        <w:t xml:space="preserve"> </w:t>
+      </w:r>
+      <m:oMath>
+        <m:sSub>
+          <m:sSubPr>
+            <m:ctrlPr>
+              <w:rPr>
+                <w:rFonts w:ascii="Cambria Math" w:hAnsi="Cambria Math" w:cs="Times New Roman"/>
+                <w:i/>
+              </w:rPr>
+            </m:ctrlPr>
+          </m:sSubPr>
+          <m:e>
+            <m:r>
+              <w:rPr>
+                <w:rFonts w:ascii="Cambria Math" w:hAnsi="Cambria Math" w:cs="Times New Roman"/>
+              </w:rPr>
+              <m:t>V</m:t>
+            </m:r>
+          </m:e>
+          <m:sub>
+            <m:r>
+              <w:rPr>
+                <w:rFonts w:ascii="Cambria Math" w:hAnsi="Cambria Math" w:cs="Times New Roman"/>
+              </w:rPr>
+              <m:t>3</m:t>
+            </m:r>
+          </m:sub>
+        </m:sSub>
+        <m:r>
+          <w:rPr>
+            <w:rFonts w:ascii="Cambria Math" w:hAnsi="Cambria Math" w:cs="Times New Roman"/>
+          </w:rPr>
+          <m:t>=</m:t>
+        </m:r>
+        <m:r>
+          <w:rPr>
+            <w:rFonts w:ascii="Cambria Math" w:hAnsi="Cambria Math" w:cs="Times New Roman"/>
+          </w:rPr>
+          <m:t>π</m:t>
+        </m:r>
+        <m:r>
+          <w:rPr>
+            <w:rFonts w:ascii="Cambria Math" w:hAnsi="Cambria Math" w:cs="Times New Roman"/>
+          </w:rPr>
+          <m:t>×</m:t>
+        </m:r>
+        <m:r>
+          <w:rPr>
+            <w:rFonts w:ascii="Cambria Math" w:eastAsiaTheme="minorEastAsia" w:hAnsi="Cambria Math" w:cs="Times New Roman"/>
+          </w:rPr>
+          <m:t>0.</m:t>
+        </m:r>
+        <m:r>
+          <m:rPr>
+            <m:sty m:val="p"/>
+          </m:rPr>
+          <w:rPr>
+            <w:rFonts w:ascii="Cambria Math" w:eastAsia="Times New Roman" w:hAnsi="Cambria Math" w:cs="Times New Roman"/>
+            <w:color w:val="000000"/>
+            <w:kern w:val="0"/>
+            <w:sz w:val="22"/>
+            <w:szCs w:val="22"/>
+            <w14:ligatures w14:val="none"/>
+          </w:rPr>
+          <m:t>002951206</m:t>
+        </m:r>
+        <m:sSup>
+          <m:sSupPr>
+            <m:ctrlPr>
+              <w:rPr>
+                <w:rFonts w:ascii="Cambria Math" w:hAnsi="Cambria Math" w:cs="Times New Roman"/>
+                <w:i/>
+              </w:rPr>
+            </m:ctrlPr>
+          </m:sSupPr>
+          <m:e>
+            <m:r>
+              <w:rPr>
+                <w:rFonts w:ascii="Cambria Math" w:hAnsi="Cambria Math" w:cs="Times New Roman"/>
+              </w:rPr>
+              <m:t>m</m:t>
+            </m:r>
+          </m:e>
+          <m:sup>
+            <m:r>
+              <w:rPr>
+                <w:rFonts w:ascii="Cambria Math" w:hAnsi="Cambria Math" w:cs="Times New Roman"/>
+              </w:rPr>
+              <m:t>2</m:t>
+            </m:r>
+          </m:sup>
+        </m:sSup>
+        <m:r>
+          <w:rPr>
+            <w:rFonts w:ascii="Cambria Math" w:hAnsi="Cambria Math" w:cs="Times New Roman"/>
+          </w:rPr>
+          <m:t>×0.1777</m:t>
+        </m:r>
+        <m:r>
+          <w:rPr>
+            <w:rFonts w:ascii="Cambria Math" w:hAnsi="Cambria Math" w:cs="Times New Roman"/>
+          </w:rPr>
+          <m:t>m</m:t>
+        </m:r>
+        <m:r>
+          <w:rPr>
+            <w:rFonts w:ascii="Cambria Math" w:hAnsi="Cambria Math" w:cs="Times New Roman"/>
+          </w:rPr>
+          <m:t>=</m:t>
+        </m:r>
+        <m:r>
+          <m:rPr>
+            <m:sty m:val="p"/>
+          </m:rPr>
+          <w:rPr>
+            <w:rFonts w:ascii="Cambria Math" w:eastAsia="Times New Roman" w:hAnsi="Cambria Math" w:cs="Times New Roman"/>
+            <w:color w:val="000000"/>
+            <w:kern w:val="0"/>
+            <w:sz w:val="22"/>
+            <w:szCs w:val="22"/>
+            <w14:ligatures w14:val="none"/>
+          </w:rPr>
+          <m:t>0.0016</m:t>
+        </m:r>
+        <m:r>
+          <m:rPr>
+            <m:sty m:val="p"/>
+          </m:rPr>
+          <w:rPr>
+            <w:rFonts w:ascii="Cambria Math" w:eastAsia="Times New Roman" w:hAnsi="Aptos Narrow" w:cs="Times New Roman"/>
+            <w:color w:val="000000"/>
+            <w:kern w:val="0"/>
+            <w:sz w:val="22"/>
+            <w:szCs w:val="22"/>
+            <w14:ligatures w14:val="none"/>
+          </w:rPr>
+          <m:t xml:space="preserve"> </m:t>
+        </m:r>
+        <m:sSup>
+          <m:sSupPr>
+            <m:ctrlPr>
+              <w:rPr>
+                <w:rFonts w:ascii="Cambria Math" w:hAnsi="Cambria Math" w:cs="Times New Roman"/>
+                <w:i/>
+              </w:rPr>
+            </m:ctrlPr>
+          </m:sSupPr>
+          <m:e>
+            <m:r>
+              <w:rPr>
+                <w:rFonts w:ascii="Cambria Math" w:hAnsi="Cambria Math" w:cs="Times New Roman"/>
+              </w:rPr>
+              <m:t>m</m:t>
+            </m:r>
+          </m:e>
+          <m:sup>
+            <m:r>
+              <w:rPr>
+                <w:rFonts w:ascii="Cambria Math" w:hAnsi="Cambria Math" w:cs="Times New Roman"/>
+              </w:rPr>
+              <m:t>3</m:t>
+            </m:r>
+          </m:sup>
+        </m:sSup>
+      </m:oMath>
+      <w:r>
+        <w:rPr>
           <w:rFonts w:ascii="Times New Roman" w:hAnsi="Times New Roman" w:cs="Times New Roman"/>
         </w:rPr>
         <w:br/>
@@ -5027,16 +6995,333 @@
       </w:r>
       <w:r>
         <w:rPr>
+          <w:rFonts w:ascii="Cambria Math" w:hAnsi="Cambria Math" w:cs="Times New Roman"/>
+          <w:i/>
+        </w:rPr>
+        <w:t xml:space="preserve"> </w:t>
+      </w:r>
+      <m:oMath>
+        <m:sSub>
+          <m:sSubPr>
+            <m:ctrlPr>
+              <w:rPr>
+                <w:rFonts w:ascii="Cambria Math" w:hAnsi="Cambria Math" w:cs="Times New Roman"/>
+                <w:i/>
+              </w:rPr>
+            </m:ctrlPr>
+          </m:sSubPr>
+          <m:e>
+            <m:r>
+              <w:rPr>
+                <w:rFonts w:ascii="Cambria Math" w:hAnsi="Cambria Math" w:cs="Times New Roman"/>
+              </w:rPr>
+              <m:t>V</m:t>
+            </m:r>
+          </m:e>
+          <m:sub>
+            <m:r>
+              <w:rPr>
+                <w:rFonts w:ascii="Cambria Math" w:hAnsi="Cambria Math" w:cs="Times New Roman"/>
+              </w:rPr>
+              <m:t>4</m:t>
+            </m:r>
+          </m:sub>
+        </m:sSub>
+        <m:r>
+          <w:rPr>
+            <w:rFonts w:ascii="Cambria Math" w:hAnsi="Cambria Math" w:cs="Times New Roman"/>
+          </w:rPr>
+          <m:t>=</m:t>
+        </m:r>
+        <m:r>
+          <w:rPr>
+            <w:rFonts w:ascii="Cambria Math" w:hAnsi="Cambria Math" w:cs="Times New Roman"/>
+          </w:rPr>
+          <m:t>π</m:t>
+        </m:r>
+        <m:r>
+          <w:rPr>
+            <w:rFonts w:ascii="Cambria Math" w:hAnsi="Cambria Math" w:cs="Times New Roman"/>
+          </w:rPr>
+          <m:t>×</m:t>
+        </m:r>
+        <m:r>
+          <m:rPr>
+            <m:sty m:val="p"/>
+          </m:rPr>
+          <w:rPr>
+            <w:rFonts w:ascii="Cambria Math" w:eastAsia="Times New Roman" w:hAnsi="Cambria Math" w:cs="Times New Roman"/>
+            <w:color w:val="000000"/>
+            <w:kern w:val="0"/>
+            <w:sz w:val="22"/>
+            <w:szCs w:val="22"/>
+            <w14:ligatures w14:val="none"/>
+          </w:rPr>
+          <m:t>0.00680625</m:t>
+        </m:r>
+        <m:sSup>
+          <m:sSupPr>
+            <m:ctrlPr>
+              <w:rPr>
+                <w:rFonts w:ascii="Cambria Math" w:hAnsi="Cambria Math" w:cs="Times New Roman"/>
+                <w:i/>
+              </w:rPr>
+            </m:ctrlPr>
+          </m:sSupPr>
+          <m:e>
+            <m:r>
+              <w:rPr>
+                <w:rFonts w:ascii="Cambria Math" w:hAnsi="Cambria Math" w:cs="Times New Roman"/>
+              </w:rPr>
+              <m:t>m</m:t>
+            </m:r>
+          </m:e>
+          <m:sup>
+            <m:r>
+              <w:rPr>
+                <w:rFonts w:ascii="Cambria Math" w:hAnsi="Cambria Math" w:cs="Times New Roman"/>
+              </w:rPr>
+              <m:t>2</m:t>
+            </m:r>
+          </m:sup>
+        </m:sSup>
+        <m:r>
+          <w:rPr>
+            <w:rFonts w:ascii="Cambria Math" w:hAnsi="Cambria Math" w:cs="Times New Roman"/>
+          </w:rPr>
+          <m:t>×0.1777</m:t>
+        </m:r>
+        <m:r>
+          <w:rPr>
+            <w:rFonts w:ascii="Cambria Math" w:hAnsi="Cambria Math" w:cs="Times New Roman"/>
+          </w:rPr>
+          <m:t>m</m:t>
+        </m:r>
+        <m:r>
+          <w:rPr>
+            <w:rFonts w:ascii="Cambria Math" w:hAnsi="Cambria Math" w:cs="Times New Roman"/>
+          </w:rPr>
+          <m:t>=</m:t>
+        </m:r>
+        <m:r>
+          <m:rPr>
+            <m:sty m:val="p"/>
+          </m:rPr>
+          <w:rPr>
+            <w:rFonts w:ascii="Cambria Math" w:eastAsia="Times New Roman" w:hAnsi="Cambria Math" w:cs="Times New Roman"/>
+            <w:color w:val="000000"/>
+            <w:kern w:val="0"/>
+            <w:sz w:val="22"/>
+            <w:szCs w:val="22"/>
+            <w14:ligatures w14:val="none"/>
+          </w:rPr>
+          <m:t>0.0038</m:t>
+        </m:r>
+        <m:r>
+          <m:rPr>
+            <m:sty m:val="p"/>
+          </m:rPr>
+          <w:rPr>
+            <w:rFonts w:ascii="Cambria Math" w:eastAsia="Times New Roman" w:hAnsi="Aptos Narrow" w:cs="Times New Roman"/>
+            <w:color w:val="000000"/>
+            <w:kern w:val="0"/>
+            <w:sz w:val="22"/>
+            <w:szCs w:val="22"/>
+            <w14:ligatures w14:val="none"/>
+          </w:rPr>
+          <m:t xml:space="preserve"> </m:t>
+        </m:r>
+        <m:sSup>
+          <m:sSupPr>
+            <m:ctrlPr>
+              <w:rPr>
+                <w:rFonts w:ascii="Cambria Math" w:hAnsi="Cambria Math" w:cs="Times New Roman"/>
+                <w:i/>
+              </w:rPr>
+            </m:ctrlPr>
+          </m:sSupPr>
+          <m:e>
+            <m:r>
+              <w:rPr>
+                <w:rFonts w:ascii="Cambria Math" w:hAnsi="Cambria Math" w:cs="Times New Roman"/>
+              </w:rPr>
+              <m:t>m</m:t>
+            </m:r>
+          </m:e>
+          <m:sup>
+            <m:r>
+              <w:rPr>
+                <w:rFonts w:ascii="Cambria Math" w:hAnsi="Cambria Math" w:cs="Times New Roman"/>
+              </w:rPr>
+              <m:t>3</m:t>
+            </m:r>
+          </m:sup>
+        </m:sSup>
+      </m:oMath>
+      <w:r>
+        <w:rPr>
           <w:rFonts w:ascii="Times New Roman" w:hAnsi="Times New Roman" w:cs="Times New Roman"/>
         </w:rPr>
         <w:br/>
         <w:t>5.</w:t>
       </w:r>
+      <w:r>
+        <w:rPr>
+          <w:rFonts w:ascii="Cambria Math" w:hAnsi="Cambria Math" w:cs="Times New Roman"/>
+          <w:i/>
+        </w:rPr>
+        <w:t xml:space="preserve"> </w:t>
+      </w:r>
+      <m:oMath>
+        <m:sSub>
+          <m:sSubPr>
+            <m:ctrlPr>
+              <w:rPr>
+                <w:rFonts w:ascii="Cambria Math" w:hAnsi="Cambria Math" w:cs="Times New Roman"/>
+                <w:i/>
+              </w:rPr>
+            </m:ctrlPr>
+          </m:sSubPr>
+          <m:e>
+            <m:r>
+              <w:rPr>
+                <w:rFonts w:ascii="Cambria Math" w:hAnsi="Cambria Math" w:cs="Times New Roman"/>
+              </w:rPr>
+              <m:t>V</m:t>
+            </m:r>
+          </m:e>
+          <m:sub>
+            <m:r>
+              <w:rPr>
+                <w:rFonts w:ascii="Cambria Math" w:hAnsi="Cambria Math" w:cs="Times New Roman"/>
+              </w:rPr>
+              <m:t>5</m:t>
+            </m:r>
+          </m:sub>
+        </m:sSub>
+        <m:r>
+          <w:rPr>
+            <w:rFonts w:ascii="Cambria Math" w:hAnsi="Cambria Math" w:cs="Times New Roman"/>
+          </w:rPr>
+          <m:t>=</m:t>
+        </m:r>
+        <m:r>
+          <w:rPr>
+            <w:rFonts w:ascii="Cambria Math" w:hAnsi="Cambria Math" w:cs="Times New Roman"/>
+          </w:rPr>
+          <m:t>π</m:t>
+        </m:r>
+        <m:r>
+          <w:rPr>
+            <w:rFonts w:ascii="Cambria Math" w:hAnsi="Cambria Math" w:cs="Times New Roman"/>
+          </w:rPr>
+          <m:t>×</m:t>
+        </m:r>
+        <m:r>
+          <m:rPr>
+            <m:sty m:val="p"/>
+          </m:rPr>
+          <w:rPr>
+            <w:rFonts w:ascii="Cambria Math" w:eastAsia="Times New Roman" w:hAnsi="Cambria Math" w:cs="Times New Roman"/>
+            <w:color w:val="000000"/>
+            <w:kern w:val="0"/>
+            <w:sz w:val="22"/>
+            <w:szCs w:val="22"/>
+            <w14:ligatures w14:val="none"/>
+          </w:rPr>
+          <m:t>0.011025</m:t>
+        </m:r>
+        <m:sSup>
+          <m:sSupPr>
+            <m:ctrlPr>
+              <w:rPr>
+                <w:rFonts w:ascii="Cambria Math" w:hAnsi="Cambria Math" w:cs="Times New Roman"/>
+                <w:i/>
+              </w:rPr>
+            </m:ctrlPr>
+          </m:sSupPr>
+          <m:e>
+            <m:r>
+              <w:rPr>
+                <w:rFonts w:ascii="Cambria Math" w:hAnsi="Cambria Math" w:cs="Times New Roman"/>
+              </w:rPr>
+              <m:t>m</m:t>
+            </m:r>
+          </m:e>
+          <m:sup>
+            <m:r>
+              <w:rPr>
+                <w:rFonts w:ascii="Cambria Math" w:hAnsi="Cambria Math" w:cs="Times New Roman"/>
+              </w:rPr>
+              <m:t>2</m:t>
+            </m:r>
+          </m:sup>
+        </m:sSup>
+        <m:r>
+          <w:rPr>
+            <w:rFonts w:ascii="Cambria Math" w:hAnsi="Cambria Math" w:cs="Times New Roman"/>
+          </w:rPr>
+          <m:t>×0.1777</m:t>
+        </m:r>
+        <m:r>
+          <w:rPr>
+            <w:rFonts w:ascii="Cambria Math" w:hAnsi="Cambria Math" w:cs="Times New Roman"/>
+          </w:rPr>
+          <m:t>m</m:t>
+        </m:r>
+        <m:r>
+          <w:rPr>
+            <w:rFonts w:ascii="Cambria Math" w:hAnsi="Cambria Math" w:cs="Times New Roman"/>
+          </w:rPr>
+          <m:t>=</m:t>
+        </m:r>
+        <m:r>
+          <m:rPr>
+            <m:sty m:val="p"/>
+          </m:rPr>
+          <w:rPr>
+            <w:rFonts w:ascii="Cambria Math" w:eastAsia="Times New Roman" w:hAnsi="Cambria Math" w:cs="Times New Roman"/>
+            <w:color w:val="000000"/>
+            <w:kern w:val="0"/>
+            <w:sz w:val="22"/>
+            <w:szCs w:val="22"/>
+            <w14:ligatures w14:val="none"/>
+          </w:rPr>
+          <m:t>0.0062</m:t>
+        </m:r>
+        <m:sSup>
+          <m:sSupPr>
+            <m:ctrlPr>
+              <w:rPr>
+                <w:rFonts w:ascii="Cambria Math" w:hAnsi="Cambria Math" w:cs="Times New Roman"/>
+                <w:i/>
+              </w:rPr>
+            </m:ctrlPr>
+          </m:sSupPr>
+          <m:e>
+            <m:r>
+              <w:rPr>
+                <w:rFonts w:ascii="Cambria Math" w:hAnsi="Cambria Math" w:cs="Times New Roman"/>
+              </w:rPr>
+              <m:t>m</m:t>
+            </m:r>
+          </m:e>
+          <m:sup>
+            <m:r>
+              <w:rPr>
+                <w:rFonts w:ascii="Cambria Math" w:hAnsi="Cambria Math" w:cs="Times New Roman"/>
+              </w:rPr>
+              <m:t>3</m:t>
+            </m:r>
+          </m:sup>
+        </m:sSup>
+      </m:oMath>
     </w:p>
     <w:p>
       <w:pPr>
-        <w:rPr>
-          <w:rFonts w:ascii="Times New Roman" w:hAnsi="Times New Roman" w:cs="Times New Roman"/>
+        <w:spacing w:line="480" w:lineRule="auto"/>
+        <w:rPr>
+          <w:rFonts w:ascii="Times New Roman" w:eastAsiaTheme="minorEastAsia" w:hAnsi="Times New Roman" w:cs="Times New Roman"/>
         </w:rPr>
       </w:pPr>
       <w:r>
@@ -5044,7 +7329,6 @@
           <w:rFonts w:ascii="Times New Roman" w:hAnsi="Times New Roman" w:cs="Times New Roman"/>
           <w:u w:val="single"/>
         </w:rPr>
-        <w:lastRenderedPageBreak/>
         <w:t>Density (</w:t>
       </w:r>
       <m:oMath>
@@ -5086,8 +7370,88 @@
           <w:rPr>
             <w:rFonts w:ascii="Cambria Math" w:hAnsi="Cambria Math" w:cs="Times New Roman"/>
           </w:rPr>
-          <m:t>ρ</m:t>
+          <m:t>ρ=</m:t>
         </m:r>
+        <m:f>
+          <m:fPr>
+            <m:ctrlPr>
+              <w:rPr>
+                <w:rFonts w:ascii="Cambria Math" w:hAnsi="Cambria Math" w:cs="Times New Roman"/>
+                <w:i/>
+              </w:rPr>
+            </m:ctrlPr>
+          </m:fPr>
+          <m:num>
+            <m:r>
+              <w:rPr>
+                <w:rFonts w:ascii="Cambria Math" w:hAnsi="Cambria Math" w:cs="Times New Roman"/>
+              </w:rPr>
+              <m:t>m</m:t>
+            </m:r>
+          </m:num>
+          <m:den>
+            <m:r>
+              <w:rPr>
+                <w:rFonts w:ascii="Cambria Math" w:hAnsi="Cambria Math" w:cs="Times New Roman"/>
+              </w:rPr>
+              <m:t>V</m:t>
+            </m:r>
+          </m:den>
+        </m:f>
+      </m:oMath>
+      <w:r>
+        <w:rPr>
+          <w:rFonts w:ascii="Times New Roman" w:hAnsi="Times New Roman" w:cs="Times New Roman"/>
+        </w:rPr>
+        <w:t xml:space="preserve"> </w:t>
+      </w:r>
+      <w:r>
+        <w:rPr>
+          <w:rFonts w:ascii="Times New Roman" w:hAnsi="Times New Roman" w:cs="Times New Roman"/>
+        </w:rPr>
+        <w:t>)</w:t>
+      </w:r>
+      <w:r>
+        <w:rPr>
+          <w:rFonts w:ascii="Times New Roman" w:hAnsi="Times New Roman" w:cs="Times New Roman"/>
+        </w:rPr>
+        <w:br/>
+        <w:t>1.</w:t>
+      </w:r>
+      <w:r>
+        <w:rPr>
+          <w:rFonts w:ascii="Cambria Math" w:hAnsi="Cambria Math" w:cs="Times New Roman"/>
+          <w:i/>
+        </w:rPr>
+        <w:t xml:space="preserve"> </w:t>
+      </w:r>
+      <m:oMath>
+        <m:sSub>
+          <m:sSubPr>
+            <m:ctrlPr>
+              <w:rPr>
+                <w:rFonts w:ascii="Cambria Math" w:hAnsi="Cambria Math" w:cs="Times New Roman"/>
+                <w:i/>
+              </w:rPr>
+            </m:ctrlPr>
+          </m:sSubPr>
+          <m:e>
+            <m:r>
+              <w:rPr>
+                <w:rFonts w:ascii="Cambria Math" w:hAnsi="Cambria Math" w:cs="Times New Roman"/>
+              </w:rPr>
+              <m:t>ρ</m:t>
+            </m:r>
+          </m:e>
+          <m:sub>
+            <m:r>
+              <w:rPr>
+                <w:rFonts w:ascii="Cambria Math" w:hAnsi="Cambria Math" w:cs="Times New Roman"/>
+              </w:rPr>
+              <m:t>1</m:t>
+            </m:r>
+          </m:sub>
+        </m:sSub>
         <m:r>
           <w:rPr>
             <w:rFonts w:ascii="Cambria Math" w:hAnsi="Cambria Math" w:cs="Times New Roman"/>
@@ -5108,16 +7472,161 @@
               <w:rPr>
                 <w:rFonts w:ascii="Cambria Math" w:hAnsi="Cambria Math" w:cs="Times New Roman"/>
               </w:rPr>
-              <m:t>m</m:t>
+              <m:t>0.0151kg</m:t>
             </m:r>
           </m:num>
           <m:den>
             <m:r>
-              <w:rPr>
-                <w:rFonts w:ascii="Cambria Math" w:hAnsi="Cambria Math" w:cs="Times New Roman"/>
-              </w:rPr>
-              <m:t>V</m:t>
-            </m:r>
+              <m:rPr>
+                <m:sty m:val="p"/>
+              </m:rPr>
+              <w:rPr>
+                <w:rFonts w:ascii="Cambria Math" w:eastAsia="Times New Roman" w:hAnsi="Cambria Math" w:cs="Times New Roman"/>
+                <w:color w:val="000000"/>
+                <w:kern w:val="0"/>
+                <w:sz w:val="22"/>
+                <w:szCs w:val="22"/>
+                <w14:ligatures w14:val="none"/>
+              </w:rPr>
+              <m:t>0.000</m:t>
+            </m:r>
+            <m:r>
+              <m:rPr>
+                <m:sty m:val="p"/>
+              </m:rPr>
+              <w:rPr>
+                <w:rFonts w:ascii="Cambria Math" w:eastAsia="Times New Roman" w:hAnsi="Cambria Math" w:cs="Times New Roman"/>
+                <w:color w:val="000000"/>
+                <w:kern w:val="0"/>
+                <w:sz w:val="22"/>
+                <w:szCs w:val="22"/>
+                <w14:ligatures w14:val="none"/>
+              </w:rPr>
+              <m:t>3</m:t>
+            </m:r>
+            <m:r>
+              <w:rPr>
+                <w:rFonts w:ascii="Cambria Math" w:eastAsiaTheme="minorEastAsia" w:hAnsi="Cambria Math" w:cs="Times New Roman"/>
+              </w:rPr>
+              <m:t xml:space="preserve"> </m:t>
+            </m:r>
+            <m:sSup>
+              <m:sSupPr>
+                <m:ctrlPr>
+                  <w:rPr>
+                    <w:rFonts w:ascii="Cambria Math" w:hAnsi="Cambria Math" w:cs="Times New Roman"/>
+                    <w:i/>
+                  </w:rPr>
+                </m:ctrlPr>
+              </m:sSupPr>
+              <m:e>
+                <m:r>
+                  <w:rPr>
+                    <w:rFonts w:ascii="Cambria Math" w:hAnsi="Cambria Math" w:cs="Times New Roman"/>
+                  </w:rPr>
+                  <m:t>m</m:t>
+                </m:r>
+              </m:e>
+              <m:sup>
+                <m:r>
+                  <w:rPr>
+                    <w:rFonts w:ascii="Cambria Math" w:hAnsi="Cambria Math" w:cs="Times New Roman"/>
+                  </w:rPr>
+                  <m:t>3</m:t>
+                </m:r>
+              </m:sup>
+            </m:sSup>
+          </m:den>
+        </m:f>
+        <m:r>
+          <w:rPr>
+            <w:rFonts w:ascii="Cambria Math" w:hAnsi="Cambria Math" w:cs="Times New Roman"/>
+          </w:rPr>
+          <m:t>=</m:t>
+        </m:r>
+      </m:oMath>
+      <w:r>
+        <w:rPr>
+          <w:rFonts w:ascii="Aptos Narrow" w:eastAsia="Times New Roman" w:hAnsi="Aptos Narrow" w:cs="Times New Roman"/>
+          <w:color w:val="000000"/>
+          <w:kern w:val="0"/>
+          <w:sz w:val="22"/>
+          <w:szCs w:val="22"/>
+          <w14:ligatures w14:val="none"/>
+        </w:rPr>
+        <w:t>50.33</w:t>
+      </w:r>
+      <m:oMath>
+        <m:f>
+          <m:fPr>
+            <m:ctrlPr>
+              <w:rPr>
+                <w:rFonts w:ascii="Cambria Math" w:eastAsia="Times New Roman" w:hAnsi="Aptos Narrow" w:cs="Times New Roman"/>
+                <w:color w:val="000000"/>
+                <w:kern w:val="0"/>
+                <w:sz w:val="22"/>
+                <w:szCs w:val="22"/>
+                <w14:ligatures w14:val="none"/>
+              </w:rPr>
+            </m:ctrlPr>
+          </m:fPr>
+          <m:num>
+            <m:r>
+              <m:rPr>
+                <m:sty m:val="p"/>
+              </m:rPr>
+              <w:rPr>
+                <w:rFonts w:ascii="Cambria Math" w:eastAsia="Times New Roman" w:hAnsi="Aptos Narrow" w:cs="Times New Roman"/>
+                <w:color w:val="000000"/>
+                <w:kern w:val="0"/>
+                <w:sz w:val="22"/>
+                <w:szCs w:val="22"/>
+                <w14:ligatures w14:val="none"/>
+              </w:rPr>
+              <m:t>kg</m:t>
+            </m:r>
+          </m:num>
+          <m:den>
+            <m:sSup>
+              <m:sSupPr>
+                <m:ctrlPr>
+                  <w:rPr>
+                    <w:rFonts w:ascii="Cambria Math" w:eastAsia="Times New Roman" w:hAnsi="Aptos Narrow" w:cs="Times New Roman"/>
+                    <w:color w:val="000000"/>
+                    <w:kern w:val="0"/>
+                    <w:sz w:val="22"/>
+                    <w:szCs w:val="22"/>
+                    <w14:ligatures w14:val="none"/>
+                  </w:rPr>
+                </m:ctrlPr>
+              </m:sSupPr>
+              <m:e>
+                <m:r>
+                  <w:rPr>
+                    <w:rFonts w:ascii="Cambria Math" w:eastAsia="Times New Roman" w:hAnsi="Aptos Narrow" w:cs="Times New Roman"/>
+                    <w:color w:val="000000"/>
+                    <w:kern w:val="0"/>
+                    <w:sz w:val="22"/>
+                    <w:szCs w:val="22"/>
+                    <w14:ligatures w14:val="none"/>
+                  </w:rPr>
+                  <m:t>m</m:t>
+                </m:r>
+              </m:e>
+              <m:sup>
+                <m:r>
+                  <w:rPr>
+                    <w:rFonts w:ascii="Cambria Math" w:eastAsia="Times New Roman" w:hAnsi="Aptos Narrow" w:cs="Times New Roman"/>
+                    <w:color w:val="000000"/>
+                    <w:kern w:val="0"/>
+                    <w:sz w:val="22"/>
+                    <w:szCs w:val="22"/>
+                    <w14:ligatures w14:val="none"/>
+                  </w:rPr>
+                  <m:t>3</m:t>
+                </m:r>
+              </m:sup>
+            </m:sSup>
           </m:den>
         </m:f>
       </m:oMath>
@@ -5125,35 +7634,468 @@
         <w:rPr>
           <w:rFonts w:ascii="Times New Roman" w:hAnsi="Times New Roman" w:cs="Times New Roman"/>
         </w:rPr>
-        <w:t xml:space="preserve"> </w:t>
-      </w:r>
-      <w:r>
-        <w:rPr>
-          <w:rFonts w:ascii="Times New Roman" w:hAnsi="Times New Roman" w:cs="Times New Roman"/>
-        </w:rPr>
-        <w:t>)</w:t>
-      </w:r>
-      <w:r>
-        <w:rPr>
-          <w:rFonts w:ascii="Times New Roman" w:hAnsi="Times New Roman" w:cs="Times New Roman"/>
-        </w:rPr>
-        <w:br/>
-        <w:t>1.</w:t>
-      </w:r>
-      <w:r>
-        <w:rPr>
-          <w:rFonts w:ascii="Times New Roman" w:hAnsi="Times New Roman" w:cs="Times New Roman"/>
-        </w:rPr>
         <w:br/>
         <w:t>2.</w:t>
       </w:r>
       <w:r>
         <w:rPr>
+          <w:rFonts w:ascii="Cambria Math" w:hAnsi="Cambria Math" w:cs="Times New Roman"/>
+          <w:i/>
+        </w:rPr>
+        <w:t xml:space="preserve"> </w:t>
+      </w:r>
+      <m:oMath>
+        <m:sSub>
+          <m:sSubPr>
+            <m:ctrlPr>
+              <w:rPr>
+                <w:rFonts w:ascii="Cambria Math" w:hAnsi="Cambria Math" w:cs="Times New Roman"/>
+                <w:i/>
+              </w:rPr>
+            </m:ctrlPr>
+          </m:sSubPr>
+          <m:e>
+            <m:r>
+              <w:rPr>
+                <w:rFonts w:ascii="Cambria Math" w:hAnsi="Cambria Math" w:cs="Times New Roman"/>
+              </w:rPr>
+              <m:t>ρ</m:t>
+            </m:r>
+          </m:e>
+          <m:sub>
+            <m:r>
+              <w:rPr>
+                <w:rFonts w:ascii="Cambria Math" w:hAnsi="Cambria Math" w:cs="Times New Roman"/>
+              </w:rPr>
+              <m:t>2</m:t>
+            </m:r>
+          </m:sub>
+        </m:sSub>
+        <m:r>
+          <w:rPr>
+            <w:rFonts w:ascii="Cambria Math" w:hAnsi="Cambria Math" w:cs="Times New Roman"/>
+          </w:rPr>
+          <m:t>=</m:t>
+        </m:r>
+        <m:f>
+          <m:fPr>
+            <m:ctrlPr>
+              <w:rPr>
+                <w:rFonts w:ascii="Cambria Math" w:hAnsi="Cambria Math" w:cs="Times New Roman"/>
+                <w:i/>
+              </w:rPr>
+            </m:ctrlPr>
+          </m:fPr>
+          <m:num>
+            <m:r>
+              <m:rPr>
+                <m:sty m:val="p"/>
+              </m:rPr>
+              <w:rPr>
+                <w:rFonts w:ascii="Cambria Math" w:eastAsia="Times New Roman" w:hAnsi="Cambria Math" w:cs="Times New Roman"/>
+                <w:color w:val="000000"/>
+                <w:kern w:val="0"/>
+                <w:sz w:val="22"/>
+                <w:szCs w:val="22"/>
+                <w14:ligatures w14:val="none"/>
+              </w:rPr>
+              <m:t>0.0402</m:t>
+            </m:r>
+            <m:r>
+              <m:rPr>
+                <m:sty m:val="p"/>
+              </m:rPr>
+              <w:rPr>
+                <w:rFonts w:ascii="Cambria Math" w:eastAsia="Times New Roman" w:hAnsi="Aptos Narrow" w:cs="Times New Roman"/>
+                <w:color w:val="000000"/>
+                <w:kern w:val="0"/>
+                <w:sz w:val="22"/>
+                <w:szCs w:val="22"/>
+                <w14:ligatures w14:val="none"/>
+              </w:rPr>
+              <m:t xml:space="preserve"> </m:t>
+            </m:r>
+            <m:r>
+              <w:rPr>
+                <w:rFonts w:ascii="Cambria Math" w:hAnsi="Cambria Math" w:cs="Times New Roman"/>
+              </w:rPr>
+              <m:t>kg</m:t>
+            </m:r>
+          </m:num>
+          <m:den>
+            <m:r>
+              <m:rPr>
+                <m:sty m:val="p"/>
+              </m:rPr>
+              <w:rPr>
+                <w:rFonts w:ascii="Cambria Math" w:eastAsia="Times New Roman" w:hAnsi="Cambria Math" w:cs="Times New Roman"/>
+                <w:color w:val="000000"/>
+                <w:kern w:val="0"/>
+                <w:sz w:val="22"/>
+                <w:szCs w:val="22"/>
+                <w14:ligatures w14:val="none"/>
+              </w:rPr>
+              <m:t>0.00</m:t>
+            </m:r>
+            <m:r>
+              <m:rPr>
+                <m:sty m:val="p"/>
+              </m:rPr>
+              <w:rPr>
+                <w:rFonts w:ascii="Cambria Math" w:eastAsia="Times New Roman" w:hAnsi="Cambria Math" w:cs="Times New Roman"/>
+                <w:color w:val="000000"/>
+                <w:kern w:val="0"/>
+                <w:sz w:val="22"/>
+                <w:szCs w:val="22"/>
+                <w14:ligatures w14:val="none"/>
+              </w:rPr>
+              <m:t xml:space="preserve">08 </m:t>
+            </m:r>
+            <m:sSup>
+              <m:sSupPr>
+                <m:ctrlPr>
+                  <w:rPr>
+                    <w:rFonts w:ascii="Cambria Math" w:hAnsi="Cambria Math" w:cs="Times New Roman"/>
+                    <w:i/>
+                  </w:rPr>
+                </m:ctrlPr>
+              </m:sSupPr>
+              <m:e>
+                <m:r>
+                  <w:rPr>
+                    <w:rFonts w:ascii="Cambria Math" w:hAnsi="Cambria Math" w:cs="Times New Roman"/>
+                  </w:rPr>
+                  <m:t>m</m:t>
+                </m:r>
+              </m:e>
+              <m:sup>
+                <m:r>
+                  <w:rPr>
+                    <w:rFonts w:ascii="Cambria Math" w:hAnsi="Cambria Math" w:cs="Times New Roman"/>
+                  </w:rPr>
+                  <m:t>3</m:t>
+                </m:r>
+              </m:sup>
+            </m:sSup>
+          </m:den>
+        </m:f>
+        <m:r>
+          <w:rPr>
+            <w:rFonts w:ascii="Cambria Math" w:hAnsi="Cambria Math" w:cs="Times New Roman"/>
+          </w:rPr>
+          <m:t>=</m:t>
+        </m:r>
+        <m:r>
+          <w:rPr>
+            <w:rFonts w:ascii="Cambria Math" w:eastAsiaTheme="minorEastAsia" w:hAnsi="Cambria Math" w:cs="Times New Roman"/>
+          </w:rPr>
+          <m:t>50.25</m:t>
+        </m:r>
+        <m:f>
+          <m:fPr>
+            <m:ctrlPr>
+              <w:rPr>
+                <w:rFonts w:ascii="Cambria Math" w:eastAsia="Times New Roman" w:hAnsi="Aptos Narrow" w:cs="Times New Roman"/>
+                <w:color w:val="000000"/>
+                <w:kern w:val="0"/>
+                <w:sz w:val="22"/>
+                <w:szCs w:val="22"/>
+                <w14:ligatures w14:val="none"/>
+              </w:rPr>
+            </m:ctrlPr>
+          </m:fPr>
+          <m:num>
+            <m:r>
+              <m:rPr>
+                <m:sty m:val="p"/>
+              </m:rPr>
+              <w:rPr>
+                <w:rFonts w:ascii="Cambria Math" w:eastAsia="Times New Roman" w:hAnsi="Aptos Narrow" w:cs="Times New Roman"/>
+                <w:color w:val="000000"/>
+                <w:kern w:val="0"/>
+                <w:sz w:val="22"/>
+                <w:szCs w:val="22"/>
+                <w14:ligatures w14:val="none"/>
+              </w:rPr>
+              <m:t>kg</m:t>
+            </m:r>
+          </m:num>
+          <m:den>
+            <m:sSup>
+              <m:sSupPr>
+                <m:ctrlPr>
+                  <w:rPr>
+                    <w:rFonts w:ascii="Cambria Math" w:eastAsia="Times New Roman" w:hAnsi="Aptos Narrow" w:cs="Times New Roman"/>
+                    <w:color w:val="000000"/>
+                    <w:kern w:val="0"/>
+                    <w:sz w:val="22"/>
+                    <w:szCs w:val="22"/>
+                    <w14:ligatures w14:val="none"/>
+                  </w:rPr>
+                </m:ctrlPr>
+              </m:sSupPr>
+              <m:e>
+                <m:r>
+                  <w:rPr>
+                    <w:rFonts w:ascii="Cambria Math" w:eastAsia="Times New Roman" w:hAnsi="Aptos Narrow" w:cs="Times New Roman"/>
+                    <w:color w:val="000000"/>
+                    <w:kern w:val="0"/>
+                    <w:sz w:val="22"/>
+                    <w:szCs w:val="22"/>
+                    <w14:ligatures w14:val="none"/>
+                  </w:rPr>
+                  <m:t>m</m:t>
+                </m:r>
+              </m:e>
+              <m:sup>
+                <m:r>
+                  <w:rPr>
+                    <w:rFonts w:ascii="Cambria Math" w:eastAsia="Times New Roman" w:hAnsi="Aptos Narrow" w:cs="Times New Roman"/>
+                    <w:color w:val="000000"/>
+                    <w:kern w:val="0"/>
+                    <w:sz w:val="22"/>
+                    <w:szCs w:val="22"/>
+                    <w14:ligatures w14:val="none"/>
+                  </w:rPr>
+                  <m:t>3</m:t>
+                </m:r>
+              </m:sup>
+            </m:sSup>
+          </m:den>
+        </m:f>
+      </m:oMath>
+      <w:r>
+        <w:rPr>
           <w:rFonts w:ascii="Times New Roman" w:hAnsi="Times New Roman" w:cs="Times New Roman"/>
         </w:rPr>
         <w:br/>
+      </w:r>
+      <w:r>
+        <w:rPr>
+          <w:rFonts w:ascii="Times New Roman" w:hAnsi="Times New Roman" w:cs="Times New Roman"/>
+        </w:rPr>
+        <w:lastRenderedPageBreak/>
         <w:t>3.</w:t>
       </w:r>
+      <w:r>
+        <w:rPr>
+          <w:rFonts w:ascii="Cambria Math" w:hAnsi="Cambria Math" w:cs="Times New Roman"/>
+          <w:i/>
+        </w:rPr>
+        <w:t xml:space="preserve"> </w:t>
+      </w:r>
+      <m:oMath>
+        <m:sSub>
+          <m:sSubPr>
+            <m:ctrlPr>
+              <w:rPr>
+                <w:rFonts w:ascii="Cambria Math" w:hAnsi="Cambria Math" w:cs="Times New Roman"/>
+                <w:i/>
+              </w:rPr>
+            </m:ctrlPr>
+          </m:sSubPr>
+          <m:e>
+            <m:r>
+              <w:rPr>
+                <w:rFonts w:ascii="Cambria Math" w:hAnsi="Cambria Math" w:cs="Times New Roman"/>
+              </w:rPr>
+              <m:t>ρ</m:t>
+            </m:r>
+          </m:e>
+          <m:sub>
+            <m:r>
+              <w:rPr>
+                <w:rFonts w:ascii="Cambria Math" w:hAnsi="Cambria Math" w:cs="Times New Roman"/>
+              </w:rPr>
+              <m:t>3</m:t>
+            </m:r>
+          </m:sub>
+        </m:sSub>
+        <m:r>
+          <w:rPr>
+            <w:rFonts w:ascii="Cambria Math" w:hAnsi="Cambria Math" w:cs="Times New Roman"/>
+          </w:rPr>
+          <m:t>=</m:t>
+        </m:r>
+        <m:f>
+          <m:fPr>
+            <m:ctrlPr>
+              <w:rPr>
+                <w:rFonts w:ascii="Cambria Math" w:hAnsi="Cambria Math" w:cs="Times New Roman"/>
+                <w:i/>
+              </w:rPr>
+            </m:ctrlPr>
+          </m:fPr>
+          <m:num>
+            <m:r>
+              <m:rPr>
+                <m:sty m:val="p"/>
+              </m:rPr>
+              <w:rPr>
+                <w:rFonts w:ascii="Cambria Math" w:eastAsia="Times New Roman" w:hAnsi="Cambria Math" w:cs="Times New Roman"/>
+                <w:color w:val="000000"/>
+                <w:kern w:val="0"/>
+                <w:sz w:val="22"/>
+                <w:szCs w:val="22"/>
+                <w14:ligatures w14:val="none"/>
+              </w:rPr>
+              <m:t>0.1049</m:t>
+            </m:r>
+            <m:r>
+              <m:rPr>
+                <m:sty m:val="p"/>
+              </m:rPr>
+              <w:rPr>
+                <w:rFonts w:ascii="Cambria Math" w:eastAsia="Times New Roman" w:hAnsi="Aptos Narrow" w:cs="Times New Roman"/>
+                <w:color w:val="000000"/>
+                <w:kern w:val="0"/>
+                <w:sz w:val="22"/>
+                <w:szCs w:val="22"/>
+                <w14:ligatures w14:val="none"/>
+              </w:rPr>
+              <m:t xml:space="preserve">  </m:t>
+            </m:r>
+            <m:r>
+              <w:rPr>
+                <w:rFonts w:ascii="Cambria Math" w:hAnsi="Cambria Math" w:cs="Times New Roman"/>
+              </w:rPr>
+              <m:t>kg</m:t>
+            </m:r>
+          </m:num>
+          <m:den>
+            <m:r>
+              <w:rPr>
+                <w:rFonts w:ascii="Cambria Math" w:hAnsi="Cambria Math" w:cs="Times New Roman"/>
+              </w:rPr>
+              <m:t>0.00</m:t>
+            </m:r>
+            <m:r>
+              <w:rPr>
+                <w:rFonts w:ascii="Cambria Math" w:hAnsi="Cambria Math" w:cs="Times New Roman"/>
+              </w:rPr>
+              <m:t>16</m:t>
+            </m:r>
+            <m:sSup>
+              <m:sSupPr>
+                <m:ctrlPr>
+                  <w:rPr>
+                    <w:rFonts w:ascii="Cambria Math" w:hAnsi="Cambria Math" w:cs="Times New Roman"/>
+                    <w:i/>
+                  </w:rPr>
+                </m:ctrlPr>
+              </m:sSupPr>
+              <m:e>
+                <m:r>
+                  <w:rPr>
+                    <w:rFonts w:ascii="Cambria Math" w:hAnsi="Cambria Math" w:cs="Times New Roman"/>
+                  </w:rPr>
+                  <m:t>m</m:t>
+                </m:r>
+              </m:e>
+              <m:sup>
+                <m:r>
+                  <w:rPr>
+                    <w:rFonts w:ascii="Cambria Math" w:hAnsi="Cambria Math" w:cs="Times New Roman"/>
+                  </w:rPr>
+                  <m:t>3</m:t>
+                </m:r>
+              </m:sup>
+            </m:sSup>
+          </m:den>
+        </m:f>
+        <m:r>
+          <w:rPr>
+            <w:rFonts w:ascii="Cambria Math" w:hAnsi="Cambria Math" w:cs="Times New Roman"/>
+          </w:rPr>
+          <m:t>=</m:t>
+        </m:r>
+      </m:oMath>
+      <w:r>
+        <w:rPr>
+          <w:rFonts w:ascii="Cambria Math" w:eastAsiaTheme="minorEastAsia" w:hAnsi="Cambria Math" w:cs="Times New Roman"/>
+          <w:iCs/>
+          <w:color w:val="000000"/>
+          <w:kern w:val="0"/>
+          <w:sz w:val="22"/>
+          <w:szCs w:val="22"/>
+          <w14:ligatures w14:val="none"/>
+        </w:rPr>
+        <w:t>65.56</w:t>
+      </w:r>
+      <m:oMath>
+        <m:f>
+          <m:fPr>
+            <m:ctrlPr>
+              <w:rPr>
+                <w:rFonts w:ascii="Cambria Math" w:eastAsia="Times New Roman" w:hAnsi="Aptos Narrow" w:cs="Times New Roman"/>
+                <w:color w:val="000000"/>
+                <w:kern w:val="0"/>
+                <w:sz w:val="22"/>
+                <w:szCs w:val="22"/>
+                <w14:ligatures w14:val="none"/>
+              </w:rPr>
+            </m:ctrlPr>
+          </m:fPr>
+          <m:num>
+            <m:r>
+              <m:rPr>
+                <m:sty m:val="p"/>
+              </m:rPr>
+              <w:rPr>
+                <w:rFonts w:ascii="Cambria Math" w:eastAsia="Times New Roman" w:hAnsi="Aptos Narrow" w:cs="Times New Roman"/>
+                <w:color w:val="000000"/>
+                <w:kern w:val="0"/>
+                <w:sz w:val="22"/>
+                <w:szCs w:val="22"/>
+                <w14:ligatures w14:val="none"/>
+              </w:rPr>
+              <m:t>kg</m:t>
+            </m:r>
+          </m:num>
+          <m:den>
+            <m:sSup>
+              <m:sSupPr>
+                <m:ctrlPr>
+                  <w:rPr>
+                    <w:rFonts w:ascii="Cambria Math" w:eastAsia="Times New Roman" w:hAnsi="Aptos Narrow" w:cs="Times New Roman"/>
+                    <w:color w:val="000000"/>
+                    <w:kern w:val="0"/>
+                    <w:sz w:val="22"/>
+                    <w:szCs w:val="22"/>
+                    <w14:ligatures w14:val="none"/>
+                  </w:rPr>
+                </m:ctrlPr>
+              </m:sSupPr>
+              <m:e>
+                <m:r>
+                  <w:rPr>
+                    <w:rFonts w:ascii="Cambria Math" w:eastAsia="Times New Roman" w:hAnsi="Aptos Narrow" w:cs="Times New Roman"/>
+                    <w:color w:val="000000"/>
+                    <w:kern w:val="0"/>
+                    <w:sz w:val="22"/>
+                    <w:szCs w:val="22"/>
+                    <w14:ligatures w14:val="none"/>
+                  </w:rPr>
+                  <m:t>m</m:t>
+                </m:r>
+              </m:e>
+              <m:sup>
+                <m:r>
+                  <w:rPr>
+                    <w:rFonts w:ascii="Cambria Math" w:eastAsia="Times New Roman" w:hAnsi="Aptos Narrow" w:cs="Times New Roman"/>
+                    <w:color w:val="000000"/>
+                    <w:kern w:val="0"/>
+                    <w:sz w:val="22"/>
+                    <w:szCs w:val="22"/>
+                    <w14:ligatures w14:val="none"/>
+                  </w:rPr>
+                  <m:t>3</m:t>
+                </m:r>
+              </m:sup>
+            </m:sSup>
+          </m:den>
+        </m:f>
+      </m:oMath>
       <w:r>
         <w:rPr>
           <w:rFonts w:ascii="Times New Roman" w:hAnsi="Times New Roman" w:cs="Times New Roman"/>
@@ -5163,6 +8105,217 @@
       </w:r>
       <w:r>
         <w:rPr>
+          <w:rFonts w:ascii="Cambria Math" w:hAnsi="Cambria Math" w:cs="Times New Roman"/>
+          <w:i/>
+        </w:rPr>
+        <w:t xml:space="preserve"> </w:t>
+      </w:r>
+      <m:oMath>
+        <m:sSub>
+          <m:sSubPr>
+            <m:ctrlPr>
+              <w:rPr>
+                <w:rFonts w:ascii="Cambria Math" w:hAnsi="Cambria Math" w:cs="Times New Roman"/>
+                <w:i/>
+              </w:rPr>
+            </m:ctrlPr>
+          </m:sSubPr>
+          <m:e>
+            <m:r>
+              <w:rPr>
+                <w:rFonts w:ascii="Cambria Math" w:hAnsi="Cambria Math" w:cs="Times New Roman"/>
+              </w:rPr>
+              <m:t>ρ</m:t>
+            </m:r>
+          </m:e>
+          <m:sub>
+            <m:r>
+              <w:rPr>
+                <w:rFonts w:ascii="Cambria Math" w:hAnsi="Cambria Math" w:cs="Times New Roman"/>
+              </w:rPr>
+              <m:t>4</m:t>
+            </m:r>
+          </m:sub>
+        </m:sSub>
+        <m:r>
+          <w:rPr>
+            <w:rFonts w:ascii="Cambria Math" w:hAnsi="Cambria Math" w:cs="Times New Roman"/>
+          </w:rPr>
+          <m:t>=</m:t>
+        </m:r>
+        <m:f>
+          <m:fPr>
+            <m:ctrlPr>
+              <w:rPr>
+                <w:rFonts w:ascii="Cambria Math" w:hAnsi="Cambria Math" w:cs="Times New Roman"/>
+                <w:i/>
+              </w:rPr>
+            </m:ctrlPr>
+          </m:fPr>
+          <m:num>
+            <m:r>
+              <m:rPr>
+                <m:sty m:val="p"/>
+              </m:rPr>
+              <w:rPr>
+                <w:rFonts w:ascii="Cambria Math" w:eastAsia="Times New Roman" w:hAnsi="Cambria Math" w:cs="Times New Roman"/>
+                <w:color w:val="000000"/>
+                <w:kern w:val="0"/>
+                <w:sz w:val="22"/>
+                <w:szCs w:val="22"/>
+                <w14:ligatures w14:val="none"/>
+              </w:rPr>
+              <m:t>0.1877</m:t>
+            </m:r>
+            <m:r>
+              <w:rPr>
+                <w:rFonts w:ascii="Cambria Math" w:hAnsi="Cambria Math" w:cs="Times New Roman"/>
+              </w:rPr>
+              <m:t>kg</m:t>
+            </m:r>
+          </m:num>
+          <m:den>
+            <m:r>
+              <w:rPr>
+                <w:rFonts w:ascii="Cambria Math" w:hAnsi="Cambria Math" w:cs="Times New Roman"/>
+              </w:rPr>
+              <m:t>0.00</m:t>
+            </m:r>
+            <m:r>
+              <w:rPr>
+                <w:rFonts w:ascii="Cambria Math" w:hAnsi="Cambria Math" w:cs="Times New Roman"/>
+              </w:rPr>
+              <m:t>38</m:t>
+            </m:r>
+            <m:sSup>
+              <m:sSupPr>
+                <m:ctrlPr>
+                  <w:rPr>
+                    <w:rFonts w:ascii="Cambria Math" w:hAnsi="Cambria Math" w:cs="Times New Roman"/>
+                    <w:i/>
+                  </w:rPr>
+                </m:ctrlPr>
+              </m:sSupPr>
+              <m:e>
+                <m:r>
+                  <w:rPr>
+                    <w:rFonts w:ascii="Cambria Math" w:hAnsi="Cambria Math" w:cs="Times New Roman"/>
+                  </w:rPr>
+                  <m:t>m</m:t>
+                </m:r>
+              </m:e>
+              <m:sup>
+                <m:r>
+                  <w:rPr>
+                    <w:rFonts w:ascii="Cambria Math" w:hAnsi="Cambria Math" w:cs="Times New Roman"/>
+                  </w:rPr>
+                  <m:t>3</m:t>
+                </m:r>
+              </m:sup>
+            </m:sSup>
+          </m:den>
+        </m:f>
+        <m:r>
+          <w:rPr>
+            <w:rFonts w:ascii="Cambria Math" w:hAnsi="Cambria Math" w:cs="Times New Roman"/>
+          </w:rPr>
+          <m:t>=</m:t>
+        </m:r>
+        <m:r>
+          <w:rPr>
+            <w:rFonts w:ascii="Cambria Math" w:eastAsiaTheme="minorEastAsia" w:hAnsi="Cambria Math" w:cs="Times New Roman"/>
+          </w:rPr>
+          <m:t xml:space="preserve"> </m:t>
+        </m:r>
+        <m:r>
+          <m:rPr>
+            <m:sty m:val="p"/>
+          </m:rPr>
+          <w:rPr>
+            <w:rFonts w:ascii="Cambria Math" w:eastAsia="Times New Roman" w:hAnsi="Cambria Math" w:cs="Times New Roman"/>
+            <w:color w:val="000000"/>
+            <w:kern w:val="0"/>
+            <w:sz w:val="22"/>
+            <w:szCs w:val="22"/>
+            <w14:ligatures w14:val="none"/>
+          </w:rPr>
+          <m:t>49.39</m:t>
+        </m:r>
+        <m:f>
+          <m:fPr>
+            <m:ctrlPr>
+              <w:rPr>
+                <w:rFonts w:ascii="Cambria Math" w:eastAsia="Times New Roman" w:hAnsi="Aptos Narrow" w:cs="Times New Roman"/>
+                <w:color w:val="000000"/>
+                <w:kern w:val="0"/>
+                <w:sz w:val="22"/>
+                <w:szCs w:val="22"/>
+                <w14:ligatures w14:val="none"/>
+              </w:rPr>
+            </m:ctrlPr>
+          </m:fPr>
+          <m:num>
+            <m:r>
+              <m:rPr>
+                <m:sty m:val="p"/>
+              </m:rPr>
+              <w:rPr>
+                <w:rFonts w:ascii="Cambria Math" w:eastAsia="Times New Roman" w:hAnsi="Aptos Narrow" w:cs="Times New Roman"/>
+                <w:color w:val="000000"/>
+                <w:kern w:val="0"/>
+                <w:sz w:val="22"/>
+                <w:szCs w:val="22"/>
+                <w14:ligatures w14:val="none"/>
+              </w:rPr>
+              <m:t>kg</m:t>
+            </m:r>
+          </m:num>
+          <m:den>
+            <m:sSup>
+              <m:sSupPr>
+                <m:ctrlPr>
+                  <w:rPr>
+                    <w:rFonts w:ascii="Cambria Math" w:eastAsia="Times New Roman" w:hAnsi="Aptos Narrow" w:cs="Times New Roman"/>
+                    <w:color w:val="000000"/>
+                    <w:kern w:val="0"/>
+                    <w:sz w:val="22"/>
+                    <w:szCs w:val="22"/>
+                    <w14:ligatures w14:val="none"/>
+                  </w:rPr>
+                </m:ctrlPr>
+              </m:sSupPr>
+              <m:e>
+                <m:r>
+                  <w:rPr>
+                    <w:rFonts w:ascii="Cambria Math" w:eastAsia="Times New Roman" w:hAnsi="Aptos Narrow" w:cs="Times New Roman"/>
+                    <w:color w:val="000000"/>
+                    <w:kern w:val="0"/>
+                    <w:sz w:val="22"/>
+                    <w:szCs w:val="22"/>
+                    <w14:ligatures w14:val="none"/>
+                  </w:rPr>
+                  <m:t>m</m:t>
+                </m:r>
+              </m:e>
+              <m:sup>
+                <m:r>
+                  <w:rPr>
+                    <w:rFonts w:ascii="Cambria Math" w:eastAsia="Times New Roman" w:hAnsi="Aptos Narrow" w:cs="Times New Roman"/>
+                    <w:color w:val="000000"/>
+                    <w:kern w:val="0"/>
+                    <w:sz w:val="22"/>
+                    <w:szCs w:val="22"/>
+                    <w14:ligatures w14:val="none"/>
+                  </w:rPr>
+                  <m:t>3</m:t>
+                </m:r>
+              </m:sup>
+            </m:sSup>
+          </m:den>
+        </m:f>
+      </m:oMath>
+      <w:r>
+        <w:rPr>
           <w:rFonts w:ascii="Times New Roman" w:hAnsi="Times New Roman" w:cs="Times New Roman"/>
         </w:rPr>
         <w:br/>
@@ -5170,14 +8323,286 @@
       </w:r>
       <w:r>
         <w:rPr>
+          <w:rFonts w:ascii="Cambria Math" w:hAnsi="Cambria Math" w:cs="Times New Roman"/>
+          <w:i/>
+        </w:rPr>
+        <w:t xml:space="preserve"> </w:t>
+      </w:r>
+      <m:oMath>
+        <m:sSub>
+          <m:sSubPr>
+            <m:ctrlPr>
+              <w:rPr>
+                <w:rFonts w:ascii="Cambria Math" w:hAnsi="Cambria Math" w:cs="Times New Roman"/>
+                <w:i/>
+              </w:rPr>
+            </m:ctrlPr>
+          </m:sSubPr>
+          <m:e>
+            <m:r>
+              <w:rPr>
+                <w:rFonts w:ascii="Cambria Math" w:hAnsi="Cambria Math" w:cs="Times New Roman"/>
+              </w:rPr>
+              <m:t>ρ</m:t>
+            </m:r>
+          </m:e>
+          <m:sub>
+            <m:r>
+              <w:rPr>
+                <w:rFonts w:ascii="Cambria Math" w:hAnsi="Cambria Math" w:cs="Times New Roman"/>
+              </w:rPr>
+              <m:t>5</m:t>
+            </m:r>
+          </m:sub>
+        </m:sSub>
+        <m:r>
+          <w:rPr>
+            <w:rFonts w:ascii="Cambria Math" w:hAnsi="Cambria Math" w:cs="Times New Roman"/>
+          </w:rPr>
+          <m:t>=</m:t>
+        </m:r>
+        <m:f>
+          <m:fPr>
+            <m:ctrlPr>
+              <w:rPr>
+                <w:rFonts w:ascii="Cambria Math" w:hAnsi="Cambria Math" w:cs="Times New Roman"/>
+                <w:i/>
+              </w:rPr>
+            </m:ctrlPr>
+          </m:fPr>
+          <m:num>
+            <m:r>
+              <m:rPr>
+                <m:sty m:val="p"/>
+              </m:rPr>
+              <w:rPr>
+                <w:rFonts w:ascii="Cambria Math" w:eastAsia="Times New Roman" w:hAnsi="Cambria Math" w:cs="Times New Roman"/>
+                <w:color w:val="000000"/>
+                <w:kern w:val="0"/>
+                <w:sz w:val="22"/>
+                <w:szCs w:val="22"/>
+                <w14:ligatures w14:val="none"/>
+              </w:rPr>
+              <m:t>0.3242</m:t>
+            </m:r>
+            <m:r>
+              <w:rPr>
+                <w:rFonts w:ascii="Cambria Math" w:hAnsi="Cambria Math" w:cs="Times New Roman"/>
+              </w:rPr>
+              <m:t>kg</m:t>
+            </m:r>
+          </m:num>
+          <m:den>
+            <m:r>
+              <w:rPr>
+                <w:rFonts w:ascii="Cambria Math" w:hAnsi="Cambria Math" w:cs="Times New Roman"/>
+              </w:rPr>
+              <m:t>0.00</m:t>
+            </m:r>
+            <m:r>
+              <w:rPr>
+                <w:rFonts w:ascii="Cambria Math" w:hAnsi="Cambria Math" w:cs="Times New Roman"/>
+              </w:rPr>
+              <m:t>62</m:t>
+            </m:r>
+            <m:sSup>
+              <m:sSupPr>
+                <m:ctrlPr>
+                  <w:rPr>
+                    <w:rFonts w:ascii="Cambria Math" w:hAnsi="Cambria Math" w:cs="Times New Roman"/>
+                    <w:i/>
+                  </w:rPr>
+                </m:ctrlPr>
+              </m:sSupPr>
+              <m:e>
+                <m:r>
+                  <w:rPr>
+                    <w:rFonts w:ascii="Cambria Math" w:hAnsi="Cambria Math" w:cs="Times New Roman"/>
+                  </w:rPr>
+                  <m:t>m</m:t>
+                </m:r>
+              </m:e>
+              <m:sup>
+                <m:r>
+                  <w:rPr>
+                    <w:rFonts w:ascii="Cambria Math" w:hAnsi="Cambria Math" w:cs="Times New Roman"/>
+                  </w:rPr>
+                  <m:t>3</m:t>
+                </m:r>
+              </m:sup>
+            </m:sSup>
+          </m:den>
+        </m:f>
+        <m:r>
+          <w:rPr>
+            <w:rFonts w:ascii="Cambria Math" w:hAnsi="Cambria Math" w:cs="Times New Roman"/>
+          </w:rPr>
+          <m:t>=</m:t>
+        </m:r>
+        <m:r>
+          <m:rPr>
+            <m:sty m:val="p"/>
+          </m:rPr>
+          <w:rPr>
+            <w:rFonts w:ascii="Cambria Math" w:eastAsia="Times New Roman" w:hAnsi="Cambria Math" w:cs="Times New Roman"/>
+            <w:color w:val="000000"/>
+            <w:kern w:val="0"/>
+            <w:sz w:val="22"/>
+            <w:szCs w:val="22"/>
+            <w14:ligatures w14:val="none"/>
+          </w:rPr>
+          <m:t>52.29</m:t>
+        </m:r>
+        <m:f>
+          <m:fPr>
+            <m:ctrlPr>
+              <w:rPr>
+                <w:rFonts w:ascii="Cambria Math" w:eastAsia="Times New Roman" w:hAnsi="Aptos Narrow" w:cs="Times New Roman"/>
+                <w:color w:val="000000"/>
+                <w:kern w:val="0"/>
+                <w:sz w:val="22"/>
+                <w:szCs w:val="22"/>
+                <w14:ligatures w14:val="none"/>
+              </w:rPr>
+            </m:ctrlPr>
+          </m:fPr>
+          <m:num>
+            <m:r>
+              <m:rPr>
+                <m:sty m:val="p"/>
+              </m:rPr>
+              <w:rPr>
+                <w:rFonts w:ascii="Cambria Math" w:eastAsia="Times New Roman" w:hAnsi="Aptos Narrow" w:cs="Times New Roman"/>
+                <w:color w:val="000000"/>
+                <w:kern w:val="0"/>
+                <w:sz w:val="22"/>
+                <w:szCs w:val="22"/>
+                <w14:ligatures w14:val="none"/>
+              </w:rPr>
+              <m:t>kg</m:t>
+            </m:r>
+          </m:num>
+          <m:den>
+            <m:sSup>
+              <m:sSupPr>
+                <m:ctrlPr>
+                  <w:rPr>
+                    <w:rFonts w:ascii="Cambria Math" w:eastAsia="Times New Roman" w:hAnsi="Aptos Narrow" w:cs="Times New Roman"/>
+                    <w:color w:val="000000"/>
+                    <w:kern w:val="0"/>
+                    <w:sz w:val="22"/>
+                    <w:szCs w:val="22"/>
+                    <w14:ligatures w14:val="none"/>
+                  </w:rPr>
+                </m:ctrlPr>
+              </m:sSupPr>
+              <m:e>
+                <m:r>
+                  <w:rPr>
+                    <w:rFonts w:ascii="Cambria Math" w:eastAsia="Times New Roman" w:hAnsi="Aptos Narrow" w:cs="Times New Roman"/>
+                    <w:color w:val="000000"/>
+                    <w:kern w:val="0"/>
+                    <w:sz w:val="22"/>
+                    <w:szCs w:val="22"/>
+                    <w14:ligatures w14:val="none"/>
+                  </w:rPr>
+                  <m:t>m</m:t>
+                </m:r>
+              </m:e>
+              <m:sup>
+                <m:r>
+                  <w:rPr>
+                    <w:rFonts w:ascii="Cambria Math" w:eastAsia="Times New Roman" w:hAnsi="Aptos Narrow" w:cs="Times New Roman"/>
+                    <w:color w:val="000000"/>
+                    <w:kern w:val="0"/>
+                    <w:sz w:val="22"/>
+                    <w:szCs w:val="22"/>
+                    <w14:ligatures w14:val="none"/>
+                  </w:rPr>
+                  <m:t>3</m:t>
+                </m:r>
+              </m:sup>
+            </m:sSup>
+          </m:den>
+        </m:f>
+      </m:oMath>
+      <w:r>
+        <w:rPr>
           <w:rFonts w:ascii="Times New Roman" w:hAnsi="Times New Roman" w:cs="Times New Roman"/>
         </w:rPr>
         <w:br/>
         <w:t>Average:</w:t>
       </w:r>
+      <w:r>
+        <w:rPr>
+          <w:rFonts w:ascii="Times New Roman" w:hAnsi="Times New Roman" w:cs="Times New Roman"/>
+        </w:rPr>
+        <w:t xml:space="preserve"> </w:t>
+      </w:r>
+      <m:oMath>
+        <m:f>
+          <m:fPr>
+            <m:ctrlPr>
+              <w:rPr>
+                <w:rFonts w:ascii="Cambria Math" w:hAnsi="Cambria Math" w:cs="Times New Roman"/>
+                <w:i/>
+              </w:rPr>
+            </m:ctrlPr>
+          </m:fPr>
+          <m:num>
+            <m:r>
+              <w:rPr>
+                <w:rFonts w:ascii="Cambria Math" w:hAnsi="Cambria Math" w:cs="Times New Roman"/>
+              </w:rPr>
+              <m:t>50.33+50.25+65.56+49.39+52.29</m:t>
+            </m:r>
+          </m:num>
+          <m:den>
+            <m:r>
+              <w:rPr>
+                <w:rFonts w:ascii="Cambria Math" w:hAnsi="Cambria Math" w:cs="Times New Roman"/>
+              </w:rPr>
+              <m:t>5</m:t>
+            </m:r>
+          </m:den>
+        </m:f>
+        <m:r>
+          <w:rPr>
+            <w:rFonts w:ascii="Cambria Math" w:hAnsi="Cambria Math" w:cs="Times New Roman"/>
+          </w:rPr>
+          <m:t>=53.564 kg/</m:t>
+        </m:r>
+        <m:sSup>
+          <m:sSupPr>
+            <m:ctrlPr>
+              <w:rPr>
+                <w:rFonts w:ascii="Cambria Math" w:hAnsi="Cambria Math" w:cs="Times New Roman"/>
+                <w:i/>
+              </w:rPr>
+            </m:ctrlPr>
+          </m:sSupPr>
+          <m:e>
+            <m:r>
+              <w:rPr>
+                <w:rFonts w:ascii="Cambria Math" w:hAnsi="Cambria Math" w:cs="Times New Roman"/>
+              </w:rPr>
+              <m:t>m</m:t>
+            </m:r>
+          </m:e>
+          <m:sup>
+            <m:r>
+              <w:rPr>
+                <w:rFonts w:ascii="Cambria Math" w:hAnsi="Cambria Math" w:cs="Times New Roman"/>
+              </w:rPr>
+              <m:t>3</m:t>
+            </m:r>
+          </m:sup>
+        </m:sSup>
+      </m:oMath>
     </w:p>
     <w:p>
       <w:pPr>
+        <w:spacing w:line="480" w:lineRule="auto"/>
         <w:rPr>
           <w:rFonts w:ascii="Times New Roman" w:hAnsi="Times New Roman" w:cs="Times New Roman"/>
           <w:b/>
@@ -5197,6 +8622,7 @@
     </w:p>
     <w:p>
       <w:pPr>
+        <w:spacing w:line="480" w:lineRule="auto"/>
         <w:rPr>
           <w:rFonts w:ascii="Times New Roman" w:hAnsi="Times New Roman" w:cs="Times New Roman"/>
           <w:u w:val="single"/>
@@ -5212,6 +8638,7 @@
     </w:p>
     <w:p>
       <w:pPr>
+        <w:spacing w:line="480" w:lineRule="auto"/>
         <w:rPr>
           <w:rFonts w:ascii="Times New Roman" w:hAnsi="Times New Roman" w:cs="Times New Roman"/>
         </w:rPr>
@@ -5243,6 +8670,7 @@
     </w:p>
     <w:p>
       <w:pPr>
+        <w:spacing w:line="480" w:lineRule="auto"/>
         <w:rPr>
           <w:rFonts w:ascii="Times New Roman" w:hAnsi="Times New Roman" w:cs="Times New Roman"/>
         </w:rPr>
@@ -5290,6 +8718,7 @@
     </w:p>
     <w:p>
       <w:pPr>
+        <w:spacing w:line="480" w:lineRule="auto"/>
         <w:rPr>
           <w:rFonts w:ascii="Times New Roman" w:eastAsiaTheme="minorEastAsia" w:hAnsi="Times New Roman" w:cs="Times New Roman"/>
           <w:u w:val="single"/>
@@ -5336,6 +8765,7 @@
     </w:p>
     <w:p>
       <w:pPr>
+        <w:spacing w:line="480" w:lineRule="auto"/>
         <w:rPr>
           <w:rFonts w:ascii="Times New Roman" w:hAnsi="Times New Roman" w:cs="Times New Roman"/>
           <w:u w:val="single"/>
@@ -5369,6 +8799,7 @@
     </w:p>
     <w:p>
       <w:pPr>
+        <w:spacing w:line="480" w:lineRule="auto"/>
         <w:rPr>
           <w:rFonts w:ascii="Times New Roman" w:hAnsi="Times New Roman" w:cs="Times New Roman"/>
         </w:rPr>
@@ -5382,6 +8813,7 @@
     </w:p>
     <w:p>
       <w:pPr>
+        <w:spacing w:line="480" w:lineRule="auto"/>
         <w:rPr>
           <w:rFonts w:ascii="Times New Roman" w:hAnsi="Times New Roman" w:cs="Times New Roman"/>
         </w:rPr>
@@ -5522,6 +8954,7 @@
     </w:p>
     <w:p>
       <w:pPr>
+        <w:spacing w:line="480" w:lineRule="auto"/>
         <w:rPr>
           <w:rFonts w:ascii="Times New Roman" w:hAnsi="Times New Roman" w:cs="Times New Roman"/>
           <w:b/>
@@ -5569,7 +9002,7 @@
           </w:tcPr>
           <w:p>
             <w:pPr>
-              <w:spacing w:after="0" w:line="240" w:lineRule="auto"/>
+              <w:spacing w:after="0" w:line="480" w:lineRule="auto"/>
               <w:rPr>
                 <w:rFonts w:ascii="Aptos Narrow" w:eastAsia="Times New Roman" w:hAnsi="Aptos Narrow" w:cs="Times New Roman"/>
                 <w:b/>
@@ -5612,7 +9045,7 @@
           </w:tcPr>
           <w:p>
             <w:pPr>
-              <w:spacing w:after="0" w:line="240" w:lineRule="auto"/>
+              <w:spacing w:after="0" w:line="480" w:lineRule="auto"/>
               <w:rPr>
                 <w:rFonts w:ascii="Aptos Narrow" w:eastAsia="Times New Roman" w:hAnsi="Aptos Narrow" w:cs="Times New Roman"/>
                 <w:b/>
@@ -5655,7 +9088,7 @@
           </w:tcPr>
           <w:p>
             <w:pPr>
-              <w:spacing w:after="0" w:line="240" w:lineRule="auto"/>
+              <w:spacing w:after="0" w:line="480" w:lineRule="auto"/>
               <w:rPr>
                 <w:rFonts w:ascii="Aptos Narrow" w:eastAsia="Times New Roman" w:hAnsi="Aptos Narrow" w:cs="Times New Roman"/>
                 <w:b/>
@@ -5703,7 +9136,7 @@
           </w:tcPr>
           <w:p>
             <w:pPr>
-              <w:spacing w:after="0" w:line="240" w:lineRule="auto"/>
+              <w:spacing w:after="0" w:line="480" w:lineRule="auto"/>
               <w:rPr>
                 <w:rFonts w:ascii="Aptos Narrow" w:eastAsia="Times New Roman" w:hAnsi="Aptos Narrow" w:cs="Times New Roman"/>
                 <w:color w:val="000000"/>
@@ -5742,7 +9175,7 @@
           </w:tcPr>
           <w:p>
             <w:pPr>
-              <w:spacing w:after="0" w:line="240" w:lineRule="auto"/>
+              <w:spacing w:after="0" w:line="480" w:lineRule="auto"/>
               <w:jc w:val="right"/>
               <w:rPr>
                 <w:rFonts w:ascii="Aptos Narrow" w:eastAsia="Times New Roman" w:hAnsi="Aptos Narrow" w:cs="Times New Roman"/>
@@ -5782,7 +9215,7 @@
           </w:tcPr>
           <w:p>
             <w:pPr>
-              <w:spacing w:after="0" w:line="240" w:lineRule="auto"/>
+              <w:spacing w:after="0" w:line="480" w:lineRule="auto"/>
               <w:jc w:val="right"/>
               <w:rPr>
                 <w:rFonts w:ascii="Aptos Narrow" w:eastAsia="Times New Roman" w:hAnsi="Aptos Narrow" w:cs="Times New Roman"/>
@@ -5827,7 +9260,7 @@
           </w:tcPr>
           <w:p>
             <w:pPr>
-              <w:spacing w:after="0" w:line="240" w:lineRule="auto"/>
+              <w:spacing w:after="0" w:line="480" w:lineRule="auto"/>
               <w:jc w:val="center"/>
               <w:rPr>
                 <w:rFonts w:ascii="Aptos Narrow" w:eastAsia="Times New Roman" w:hAnsi="Aptos Narrow" w:cs="Times New Roman"/>
@@ -5867,7 +9300,7 @@
           </w:tcPr>
           <w:p>
             <w:pPr>
-              <w:spacing w:after="0" w:line="240" w:lineRule="auto"/>
+              <w:spacing w:after="0" w:line="480" w:lineRule="auto"/>
               <w:jc w:val="right"/>
               <w:rPr>
                 <w:rFonts w:ascii="Aptos Narrow" w:eastAsia="Times New Roman" w:hAnsi="Aptos Narrow" w:cs="Times New Roman"/>
@@ -5907,7 +9340,7 @@
           </w:tcPr>
           <w:p>
             <w:pPr>
-              <w:spacing w:after="0" w:line="240" w:lineRule="auto"/>
+              <w:spacing w:after="0" w:line="480" w:lineRule="auto"/>
               <w:jc w:val="right"/>
               <w:rPr>
                 <w:rFonts w:ascii="Aptos Narrow" w:eastAsia="Times New Roman" w:hAnsi="Aptos Narrow" w:cs="Times New Roman"/>
@@ -5935,6 +9368,7 @@
     </w:tbl>
     <w:p>
       <w:pPr>
+        <w:spacing w:line="480" w:lineRule="auto"/>
         <w:rPr>
           <w:rFonts w:ascii="Times New Roman" w:hAnsi="Times New Roman" w:cs="Times New Roman"/>
         </w:rPr>
@@ -5942,6 +9376,7 @@
     </w:p>
     <w:p>
       <w:pPr>
+        <w:spacing w:line="480" w:lineRule="auto"/>
         <w:rPr>
           <w:rFonts w:ascii="Times New Roman" w:hAnsi="Times New Roman" w:cs="Times New Roman"/>
           <w:b/>
@@ -5961,19 +9396,120 @@
     </w:p>
     <w:p>
       <w:pPr>
+        <w:spacing w:line="480" w:lineRule="auto"/>
         <w:rPr>
           <w:rFonts w:ascii="Times New Roman" w:hAnsi="Times New Roman" w:cs="Times New Roman"/>
           <w:b/>
           <w:bCs/>
-          <w:u w:val="single"/>
         </w:rPr>
       </w:pPr>
+      <w:r>
+        <w:rPr>
+          <w:rFonts w:ascii="Times New Roman" w:hAnsi="Times New Roman" w:cs="Times New Roman"/>
+          <w:b/>
+          <w:bCs/>
+        </w:rPr>
+        <w:t>3.</w:t>
+      </w:r>
     </w:p>
     <w:p>
       <w:pPr>
+        <w:spacing w:line="480" w:lineRule="auto"/>
         <w:rPr>
           <w:rFonts w:ascii="Times New Roman" w:hAnsi="Times New Roman" w:cs="Times New Roman"/>
-          <w:u w:val="single"/>
+          <w:b/>
+          <w:bCs/>
+        </w:rPr>
+      </w:pPr>
+      <w:r>
+        <w:rPr>
+          <w:rFonts w:ascii="Times New Roman" w:hAnsi="Times New Roman" w:cs="Times New Roman"/>
+          <w:b/>
+          <w:bCs/>
+        </w:rPr>
+        <w:t>4.</w:t>
+      </w:r>
+    </w:p>
+    <w:p>
+      <w:pPr>
+        <w:spacing w:line="480" w:lineRule="auto"/>
+        <w:rPr>
+          <w:rFonts w:ascii="Times New Roman" w:hAnsi="Times New Roman" w:cs="Times New Roman"/>
+          <w:b/>
+          <w:bCs/>
+        </w:rPr>
+      </w:pPr>
+      <w:r>
+        <w:rPr>
+          <w:rFonts w:ascii="Times New Roman" w:hAnsi="Times New Roman" w:cs="Times New Roman"/>
+          <w:b/>
+          <w:bCs/>
+        </w:rPr>
+        <w:t>5.</w:t>
+      </w:r>
+    </w:p>
+    <w:p>
+      <w:pPr>
+        <w:spacing w:line="480" w:lineRule="auto"/>
+        <w:rPr>
+          <w:rFonts w:ascii="Times New Roman" w:hAnsi="Times New Roman" w:cs="Times New Roman"/>
+          <w:b/>
+          <w:bCs/>
+        </w:rPr>
+      </w:pPr>
+      <w:r>
+        <w:rPr>
+          <w:rFonts w:ascii="Times New Roman" w:hAnsi="Times New Roman" w:cs="Times New Roman"/>
+          <w:b/>
+          <w:bCs/>
+        </w:rPr>
+        <w:t>6.</w:t>
+      </w:r>
+    </w:p>
+    <w:p>
+      <w:pPr>
+        <w:spacing w:line="480" w:lineRule="auto"/>
+        <w:rPr>
+          <w:rFonts w:ascii="Times New Roman" w:hAnsi="Times New Roman" w:cs="Times New Roman"/>
+          <w:b/>
+          <w:bCs/>
+        </w:rPr>
+      </w:pPr>
+      <w:r>
+        <w:rPr>
+          <w:rFonts w:ascii="Times New Roman" w:hAnsi="Times New Roman" w:cs="Times New Roman"/>
+          <w:b/>
+          <w:bCs/>
+        </w:rPr>
+        <w:lastRenderedPageBreak/>
+        <w:t>7.</w:t>
+      </w:r>
+    </w:p>
+    <w:p>
+      <w:pPr>
+        <w:spacing w:line="480" w:lineRule="auto"/>
+        <w:rPr>
+          <w:rFonts w:ascii="Times New Roman" w:hAnsi="Times New Roman" w:cs="Times New Roman"/>
+          <w:b/>
+          <w:bCs/>
+        </w:rPr>
+      </w:pPr>
+      <w:r>
+        <w:rPr>
+          <w:rFonts w:ascii="Times New Roman" w:hAnsi="Times New Roman" w:cs="Times New Roman"/>
+          <w:b/>
+          <w:bCs/>
+        </w:rPr>
+        <w:t>8.</w:t>
+      </w:r>
+    </w:p>
+    <w:p>
+      <w:pPr>
+        <w:spacing w:line="480" w:lineRule="auto"/>
+        <w:rPr>
+          <w:rFonts w:ascii="Times New Roman" w:hAnsi="Times New Roman" w:cs="Times New Roman"/>
+          <w:b/>
+          <w:bCs/>
         </w:rPr>
       </w:pPr>
     </w:p>
@@ -6591,6 +10127,7 @@
   <w:style w:type="character" w:default="1" w:styleId="DefaultParagraphFont">
     <w:name w:val="Default Paragraph Font"/>
     <w:uiPriority w:val="1"/>
+    <w:semiHidden/>
     <w:unhideWhenUsed/>
   </w:style>
   <w:style w:type="table" w:default="1" w:styleId="TableNormal">

--- a/Week 3/Measurement of Pi and Density (DROPBOX).docx
+++ b/Week 3/Measurement of Pi and Density (DROPBOX).docx
@@ -172,7 +172,7 @@
     </w:p>
     <w:tbl>
       <w:tblPr>
-        <w:tblW w:w="10340" w:type="dxa"/>
+        <w:tblW w:w="10666" w:type="dxa"/>
         <w:tblLook w:val="04A0" w:firstRow="1" w:lastRow="0" w:firstColumn="1" w:lastColumn="0" w:noHBand="0" w:noVBand="1"/>
       </w:tblPr>
       <w:tblGrid>
@@ -191,7 +191,7 @@
         </w:trPr>
         <w:tc>
           <w:tcPr>
-            <w:tcW w:w="480" w:type="dxa"/>
+            <w:tcW w:w="600" w:type="dxa"/>
             <w:tcBorders>
               <w:top w:val="single" w:sz="4" w:space="0" w:color="auto"/>
               <w:left w:val="single" w:sz="4" w:space="0" w:color="auto"/>
@@ -205,7 +205,7 @@
           </w:tcPr>
           <w:p>
             <w:pPr>
-              <w:spacing w:after="0" w:line="480" w:lineRule="auto"/>
+              <w:spacing w:after="0" w:line="240" w:lineRule="auto"/>
               <w:jc w:val="center"/>
               <w:rPr>
                 <w:rFonts w:ascii="Aptos Narrow" w:eastAsia="Times New Roman" w:hAnsi="Aptos Narrow" w:cs="Times New Roman"/>
@@ -231,7 +231,7 @@
         </w:tc>
         <w:tc>
           <w:tcPr>
-            <w:tcW w:w="1860" w:type="dxa"/>
+            <w:tcW w:w="2008" w:type="dxa"/>
             <w:tcBorders>
               <w:top w:val="single" w:sz="4" w:space="0" w:color="auto"/>
               <w:left w:val="nil"/>
@@ -245,7 +245,7 @@
           </w:tcPr>
           <w:p>
             <w:pPr>
-              <w:spacing w:after="0" w:line="480" w:lineRule="auto"/>
+              <w:spacing w:after="0" w:line="240" w:lineRule="auto"/>
               <w:jc w:val="center"/>
               <w:rPr>
                 <w:rFonts w:ascii="Aptos Narrow" w:eastAsia="Times New Roman" w:hAnsi="Aptos Narrow" w:cs="Times New Roman"/>
@@ -289,7 +289,7 @@
           </w:tcPr>
           <w:p>
             <w:pPr>
-              <w:spacing w:after="0" w:line="480" w:lineRule="auto"/>
+              <w:spacing w:after="0" w:line="240" w:lineRule="auto"/>
               <w:jc w:val="center"/>
               <w:rPr>
                 <w:rFonts w:ascii="Aptos Narrow" w:eastAsia="Times New Roman" w:hAnsi="Aptos Narrow" w:cs="Times New Roman"/>
@@ -333,7 +333,7 @@
           </w:tcPr>
           <w:p>
             <w:pPr>
-              <w:spacing w:after="0" w:line="480" w:lineRule="auto"/>
+              <w:spacing w:after="0" w:line="240" w:lineRule="auto"/>
               <w:jc w:val="center"/>
               <w:rPr>
                 <w:rFonts w:ascii="Aptos Narrow" w:eastAsia="Times New Roman" w:hAnsi="Aptos Narrow" w:cs="Times New Roman"/>
@@ -377,7 +377,7 @@
           </w:tcPr>
           <w:p>
             <w:pPr>
-              <w:spacing w:after="0" w:line="480" w:lineRule="auto"/>
+              <w:spacing w:after="0" w:line="240" w:lineRule="auto"/>
               <w:jc w:val="center"/>
               <w:rPr>
                 <w:rFonts w:ascii="Aptos Narrow" w:eastAsia="Times New Roman" w:hAnsi="Aptos Narrow" w:cs="Times New Roman"/>
@@ -407,7 +407,7 @@
         </w:tc>
         <w:tc>
           <w:tcPr>
-            <w:tcW w:w="1360" w:type="dxa"/>
+            <w:tcW w:w="1389" w:type="dxa"/>
             <w:tcBorders>
               <w:top w:val="single" w:sz="4" w:space="0" w:color="auto"/>
               <w:left w:val="nil"/>
@@ -421,7 +421,7 @@
           </w:tcPr>
           <w:p>
             <w:pPr>
-              <w:spacing w:after="0" w:line="480" w:lineRule="auto"/>
+              <w:spacing w:after="0" w:line="240" w:lineRule="auto"/>
               <w:jc w:val="center"/>
               <w:rPr>
                 <w:rFonts w:ascii="Aptos Narrow" w:eastAsia="Times New Roman" w:hAnsi="Aptos Narrow" w:cs="Times New Roman"/>
@@ -451,7 +451,7 @@
         </w:tc>
         <w:tc>
           <w:tcPr>
-            <w:tcW w:w="1360" w:type="dxa"/>
+            <w:tcW w:w="1389" w:type="dxa"/>
             <w:tcBorders>
               <w:top w:val="single" w:sz="4" w:space="0" w:color="auto"/>
               <w:left w:val="nil"/>
@@ -465,7 +465,7 @@
           </w:tcPr>
           <w:p>
             <w:pPr>
-              <w:spacing w:after="0" w:line="480" w:lineRule="auto"/>
+              <w:spacing w:after="0" w:line="240" w:lineRule="auto"/>
               <w:jc w:val="center"/>
               <w:rPr>
                 <w:rFonts w:ascii="Aptos Narrow" w:eastAsia="Times New Roman" w:hAnsi="Aptos Narrow" w:cs="Times New Roman"/>
@@ -509,7 +509,7 @@
           </w:tcPr>
           <w:p>
             <w:pPr>
-              <w:spacing w:after="0" w:line="480" w:lineRule="auto"/>
+              <w:spacing w:after="0" w:line="240" w:lineRule="auto"/>
               <w:jc w:val="center"/>
               <w:rPr>
                 <w:rFonts w:ascii="Aptos Narrow" w:eastAsia="Times New Roman" w:hAnsi="Aptos Narrow" w:cs="Times New Roman"/>
@@ -531,7 +531,7 @@
         </w:trPr>
         <w:tc>
           <w:tcPr>
-            <w:tcW w:w="480" w:type="dxa"/>
+            <w:tcW w:w="600" w:type="dxa"/>
             <w:tcBorders>
               <w:top w:val="nil"/>
               <w:left w:val="single" w:sz="4" w:space="0" w:color="auto"/>
@@ -545,7 +545,7 @@
           </w:tcPr>
           <w:p>
             <w:pPr>
-              <w:spacing w:after="0" w:line="480" w:lineRule="auto"/>
+              <w:spacing w:after="0" w:line="240" w:lineRule="auto"/>
               <w:jc w:val="center"/>
               <w:rPr>
                 <w:rFonts w:ascii="Aptos Narrow" w:eastAsia="Times New Roman" w:hAnsi="Aptos Narrow" w:cs="Times New Roman"/>
@@ -575,7 +575,7 @@
         </w:tc>
         <w:tc>
           <w:tcPr>
-            <w:tcW w:w="1860" w:type="dxa"/>
+            <w:tcW w:w="2008" w:type="dxa"/>
             <w:tcBorders>
               <w:top w:val="nil"/>
               <w:left w:val="nil"/>
@@ -589,7 +589,7 @@
           </w:tcPr>
           <w:p>
             <w:pPr>
-              <w:spacing w:after="0" w:line="480" w:lineRule="auto"/>
+              <w:spacing w:after="0" w:line="240" w:lineRule="auto"/>
               <w:jc w:val="center"/>
               <w:rPr>
                 <w:rFonts w:ascii="Aptos Narrow" w:eastAsia="Times New Roman" w:hAnsi="Aptos Narrow" w:cs="Times New Roman"/>
@@ -629,7 +629,7 @@
           </w:tcPr>
           <w:p>
             <w:pPr>
-              <w:spacing w:after="0" w:line="480" w:lineRule="auto"/>
+              <w:spacing w:after="0" w:line="240" w:lineRule="auto"/>
               <w:jc w:val="center"/>
               <w:rPr>
                 <w:rFonts w:ascii="Aptos Narrow" w:eastAsia="Times New Roman" w:hAnsi="Aptos Narrow" w:cs="Times New Roman"/>
@@ -669,7 +669,7 @@
           </w:tcPr>
           <w:p>
             <w:pPr>
-              <w:spacing w:after="0" w:line="480" w:lineRule="auto"/>
+              <w:spacing w:after="0" w:line="240" w:lineRule="auto"/>
               <w:jc w:val="center"/>
               <w:rPr>
                 <w:rFonts w:ascii="Aptos Narrow" w:eastAsia="Times New Roman" w:hAnsi="Aptos Narrow" w:cs="Times New Roman"/>
@@ -689,7 +689,7 @@
                 <w:szCs w:val="22"/>
                 <w14:ligatures w14:val="none"/>
               </w:rPr>
-              <w:t>177.7</w:t>
+              <w:t>17.77</w:t>
             </w:r>
           </w:p>
         </w:tc>
@@ -709,7 +709,7 @@
           </w:tcPr>
           <w:p>
             <w:pPr>
-              <w:spacing w:after="0" w:line="480" w:lineRule="auto"/>
+              <w:spacing w:after="0" w:line="240" w:lineRule="auto"/>
               <w:jc w:val="center"/>
               <w:rPr>
                 <w:rFonts w:ascii="Aptos Narrow" w:eastAsia="Times New Roman" w:hAnsi="Aptos Narrow" w:cs="Times New Roman"/>
@@ -735,7 +735,7 @@
         </w:tc>
         <w:tc>
           <w:tcPr>
-            <w:tcW w:w="1360" w:type="dxa"/>
+            <w:tcW w:w="1389" w:type="dxa"/>
             <w:tcBorders>
               <w:top w:val="nil"/>
               <w:left w:val="nil"/>
@@ -749,7 +749,7 @@
           </w:tcPr>
           <w:p>
             <w:pPr>
-              <w:spacing w:after="0" w:line="480" w:lineRule="auto"/>
+              <w:spacing w:after="0" w:line="240" w:lineRule="auto"/>
               <w:jc w:val="center"/>
               <w:rPr>
                 <w:rFonts w:ascii="Aptos Narrow" w:eastAsia="Times New Roman" w:hAnsi="Aptos Narrow" w:cs="Times New Roman"/>
@@ -775,7 +775,7 @@
         </w:tc>
         <w:tc>
           <w:tcPr>
-            <w:tcW w:w="1360" w:type="dxa"/>
+            <w:tcW w:w="1389" w:type="dxa"/>
             <w:tcBorders>
               <w:top w:val="nil"/>
               <w:left w:val="nil"/>
@@ -789,7 +789,7 @@
           </w:tcPr>
           <w:p>
             <w:pPr>
-              <w:spacing w:after="0" w:line="480" w:lineRule="auto"/>
+              <w:spacing w:after="0" w:line="240" w:lineRule="auto"/>
               <w:jc w:val="center"/>
               <w:rPr>
                 <w:rFonts w:ascii="Aptos Narrow" w:eastAsia="Times New Roman" w:hAnsi="Aptos Narrow" w:cs="Times New Roman"/>
@@ -829,7 +829,7 @@
           </w:tcPr>
           <w:p>
             <w:pPr>
-              <w:spacing w:after="0" w:line="480" w:lineRule="auto"/>
+              <w:spacing w:after="0" w:line="240" w:lineRule="auto"/>
               <w:jc w:val="center"/>
               <w:rPr>
                 <w:rFonts w:ascii="Aptos Narrow" w:eastAsia="Times New Roman" w:hAnsi="Aptos Narrow" w:cs="Times New Roman"/>
@@ -849,7 +849,7 @@
         </w:trPr>
         <w:tc>
           <w:tcPr>
-            <w:tcW w:w="480" w:type="dxa"/>
+            <w:tcW w:w="600" w:type="dxa"/>
             <w:tcBorders>
               <w:top w:val="nil"/>
               <w:left w:val="single" w:sz="4" w:space="0" w:color="auto"/>
@@ -863,7 +863,7 @@
           </w:tcPr>
           <w:p>
             <w:pPr>
-              <w:spacing w:after="0" w:line="480" w:lineRule="auto"/>
+              <w:spacing w:after="0" w:line="240" w:lineRule="auto"/>
               <w:jc w:val="center"/>
               <w:rPr>
                 <w:rFonts w:ascii="Aptos Narrow" w:eastAsia="Times New Roman" w:hAnsi="Aptos Narrow" w:cs="Times New Roman"/>
@@ -893,7 +893,7 @@
         </w:tc>
         <w:tc>
           <w:tcPr>
-            <w:tcW w:w="1860" w:type="dxa"/>
+            <w:tcW w:w="2008" w:type="dxa"/>
             <w:tcBorders>
               <w:top w:val="nil"/>
               <w:left w:val="nil"/>
@@ -907,7 +907,7 @@
           </w:tcPr>
           <w:p>
             <w:pPr>
-              <w:spacing w:after="0" w:line="480" w:lineRule="auto"/>
+              <w:spacing w:after="0" w:line="240" w:lineRule="auto"/>
               <w:jc w:val="center"/>
               <w:rPr>
                 <w:rFonts w:ascii="Aptos Narrow" w:eastAsia="Times New Roman" w:hAnsi="Aptos Narrow" w:cs="Times New Roman"/>
@@ -947,7 +947,7 @@
           </w:tcPr>
           <w:p>
             <w:pPr>
-              <w:spacing w:after="0" w:line="480" w:lineRule="auto"/>
+              <w:spacing w:after="0" w:line="240" w:lineRule="auto"/>
               <w:jc w:val="center"/>
               <w:rPr>
                 <w:rFonts w:ascii="Aptos Narrow" w:eastAsia="Times New Roman" w:hAnsi="Aptos Narrow" w:cs="Times New Roman"/>
@@ -987,7 +987,7 @@
           </w:tcPr>
           <w:p>
             <w:pPr>
-              <w:spacing w:after="0" w:line="480" w:lineRule="auto"/>
+              <w:spacing w:after="0" w:line="240" w:lineRule="auto"/>
               <w:jc w:val="center"/>
               <w:rPr>
                 <w:rFonts w:ascii="Aptos Narrow" w:eastAsia="Times New Roman" w:hAnsi="Aptos Narrow" w:cs="Times New Roman"/>
@@ -1007,7 +1007,7 @@
                 <w:szCs w:val="22"/>
                 <w14:ligatures w14:val="none"/>
               </w:rPr>
-              <w:t>177.7</w:t>
+              <w:t>17.77</w:t>
             </w:r>
           </w:p>
         </w:tc>
@@ -1027,7 +1027,7 @@
           </w:tcPr>
           <w:p>
             <w:pPr>
-              <w:spacing w:after="0" w:line="480" w:lineRule="auto"/>
+              <w:spacing w:after="0" w:line="240" w:lineRule="auto"/>
               <w:jc w:val="center"/>
               <w:rPr>
                 <w:rFonts w:ascii="Aptos Narrow" w:eastAsia="Times New Roman" w:hAnsi="Aptos Narrow" w:cs="Times New Roman"/>
@@ -1053,7 +1053,7 @@
         </w:tc>
         <w:tc>
           <w:tcPr>
-            <w:tcW w:w="1360" w:type="dxa"/>
+            <w:tcW w:w="1389" w:type="dxa"/>
             <w:tcBorders>
               <w:top w:val="nil"/>
               <w:left w:val="nil"/>
@@ -1067,7 +1067,7 @@
           </w:tcPr>
           <w:p>
             <w:pPr>
-              <w:spacing w:after="0" w:line="480" w:lineRule="auto"/>
+              <w:spacing w:after="0" w:line="240" w:lineRule="auto"/>
               <w:jc w:val="center"/>
               <w:rPr>
                 <w:rFonts w:ascii="Aptos Narrow" w:eastAsia="Times New Roman" w:hAnsi="Aptos Narrow" w:cs="Times New Roman"/>
@@ -1093,7 +1093,7 @@
         </w:tc>
         <w:tc>
           <w:tcPr>
-            <w:tcW w:w="1360" w:type="dxa"/>
+            <w:tcW w:w="1389" w:type="dxa"/>
             <w:tcBorders>
               <w:top w:val="nil"/>
               <w:left w:val="nil"/>
@@ -1107,7 +1107,7 @@
           </w:tcPr>
           <w:p>
             <w:pPr>
-              <w:spacing w:after="0" w:line="480" w:lineRule="auto"/>
+              <w:spacing w:after="0" w:line="240" w:lineRule="auto"/>
               <w:jc w:val="center"/>
               <w:rPr>
                 <w:rFonts w:ascii="Aptos Narrow" w:eastAsia="Times New Roman" w:hAnsi="Aptos Narrow" w:cs="Times New Roman"/>
@@ -1147,7 +1147,7 @@
           </w:tcPr>
           <w:p>
             <w:pPr>
-              <w:spacing w:after="0" w:line="480" w:lineRule="auto"/>
+              <w:spacing w:after="0" w:line="240" w:lineRule="auto"/>
               <w:jc w:val="center"/>
               <w:rPr>
                 <w:rFonts w:ascii="Aptos Narrow" w:eastAsia="Times New Roman" w:hAnsi="Aptos Narrow" w:cs="Times New Roman"/>
@@ -1167,7 +1167,7 @@
         </w:trPr>
         <w:tc>
           <w:tcPr>
-            <w:tcW w:w="480" w:type="dxa"/>
+            <w:tcW w:w="600" w:type="dxa"/>
             <w:tcBorders>
               <w:top w:val="nil"/>
               <w:left w:val="single" w:sz="4" w:space="0" w:color="auto"/>
@@ -1181,7 +1181,7 @@
           </w:tcPr>
           <w:p>
             <w:pPr>
-              <w:spacing w:after="0" w:line="480" w:lineRule="auto"/>
+              <w:spacing w:after="0" w:line="240" w:lineRule="auto"/>
               <w:jc w:val="center"/>
               <w:rPr>
                 <w:rFonts w:ascii="Aptos Narrow" w:eastAsia="Times New Roman" w:hAnsi="Aptos Narrow" w:cs="Times New Roman"/>
@@ -1211,7 +1211,7 @@
         </w:tc>
         <w:tc>
           <w:tcPr>
-            <w:tcW w:w="1860" w:type="dxa"/>
+            <w:tcW w:w="2008" w:type="dxa"/>
             <w:tcBorders>
               <w:top w:val="nil"/>
               <w:left w:val="nil"/>
@@ -1225,7 +1225,7 @@
           </w:tcPr>
           <w:p>
             <w:pPr>
-              <w:spacing w:after="0" w:line="480" w:lineRule="auto"/>
+              <w:spacing w:after="0" w:line="240" w:lineRule="auto"/>
               <w:jc w:val="center"/>
               <w:rPr>
                 <w:rFonts w:ascii="Aptos Narrow" w:eastAsia="Times New Roman" w:hAnsi="Aptos Narrow" w:cs="Times New Roman"/>
@@ -1265,7 +1265,7 @@
           </w:tcPr>
           <w:p>
             <w:pPr>
-              <w:spacing w:after="0" w:line="480" w:lineRule="auto"/>
+              <w:spacing w:after="0" w:line="240" w:lineRule="auto"/>
               <w:jc w:val="center"/>
               <w:rPr>
                 <w:rFonts w:ascii="Aptos Narrow" w:eastAsia="Times New Roman" w:hAnsi="Aptos Narrow" w:cs="Times New Roman"/>
@@ -1305,7 +1305,7 @@
           </w:tcPr>
           <w:p>
             <w:pPr>
-              <w:spacing w:after="0" w:line="480" w:lineRule="auto"/>
+              <w:spacing w:after="0" w:line="240" w:lineRule="auto"/>
               <w:jc w:val="center"/>
               <w:rPr>
                 <w:rFonts w:ascii="Aptos Narrow" w:eastAsia="Times New Roman" w:hAnsi="Aptos Narrow" w:cs="Times New Roman"/>
@@ -1325,7 +1325,7 @@
                 <w:szCs w:val="22"/>
                 <w14:ligatures w14:val="none"/>
               </w:rPr>
-              <w:t>177.7</w:t>
+              <w:t>17.77</w:t>
             </w:r>
           </w:p>
         </w:tc>
@@ -1345,7 +1345,7 @@
           </w:tcPr>
           <w:p>
             <w:pPr>
-              <w:spacing w:after="0" w:line="480" w:lineRule="auto"/>
+              <w:spacing w:after="0" w:line="240" w:lineRule="auto"/>
               <w:jc w:val="center"/>
               <w:rPr>
                 <w:rFonts w:ascii="Aptos Narrow" w:eastAsia="Times New Roman" w:hAnsi="Aptos Narrow" w:cs="Times New Roman"/>
@@ -1371,7 +1371,7 @@
         </w:tc>
         <w:tc>
           <w:tcPr>
-            <w:tcW w:w="1360" w:type="dxa"/>
+            <w:tcW w:w="1389" w:type="dxa"/>
             <w:tcBorders>
               <w:top w:val="nil"/>
               <w:left w:val="nil"/>
@@ -1385,7 +1385,7 @@
           </w:tcPr>
           <w:p>
             <w:pPr>
-              <w:spacing w:after="0" w:line="480" w:lineRule="auto"/>
+              <w:spacing w:after="0" w:line="240" w:lineRule="auto"/>
               <w:jc w:val="center"/>
               <w:rPr>
                 <w:rFonts w:ascii="Aptos Narrow" w:eastAsia="Times New Roman" w:hAnsi="Aptos Narrow" w:cs="Times New Roman"/>
@@ -1411,7 +1411,7 @@
         </w:tc>
         <w:tc>
           <w:tcPr>
-            <w:tcW w:w="1360" w:type="dxa"/>
+            <w:tcW w:w="1389" w:type="dxa"/>
             <w:tcBorders>
               <w:top w:val="nil"/>
               <w:left w:val="nil"/>
@@ -1425,7 +1425,7 @@
           </w:tcPr>
           <w:p>
             <w:pPr>
-              <w:spacing w:after="0" w:line="480" w:lineRule="auto"/>
+              <w:spacing w:after="0" w:line="240" w:lineRule="auto"/>
               <w:jc w:val="center"/>
               <w:rPr>
                 <w:rFonts w:ascii="Aptos Narrow" w:eastAsia="Times New Roman" w:hAnsi="Aptos Narrow" w:cs="Times New Roman"/>
@@ -1465,7 +1465,7 @@
           </w:tcPr>
           <w:p>
             <w:pPr>
-              <w:spacing w:after="0" w:line="480" w:lineRule="auto"/>
+              <w:spacing w:after="0" w:line="240" w:lineRule="auto"/>
               <w:jc w:val="center"/>
               <w:rPr>
                 <w:rFonts w:ascii="Aptos Narrow" w:eastAsia="Times New Roman" w:hAnsi="Aptos Narrow" w:cs="Times New Roman"/>
@@ -1485,7 +1485,7 @@
         </w:trPr>
         <w:tc>
           <w:tcPr>
-            <w:tcW w:w="480" w:type="dxa"/>
+            <w:tcW w:w="600" w:type="dxa"/>
             <w:tcBorders>
               <w:top w:val="nil"/>
               <w:left w:val="single" w:sz="4" w:space="0" w:color="auto"/>
@@ -1499,7 +1499,7 @@
           </w:tcPr>
           <w:p>
             <w:pPr>
-              <w:spacing w:after="0" w:line="480" w:lineRule="auto"/>
+              <w:spacing w:after="0" w:line="240" w:lineRule="auto"/>
               <w:jc w:val="center"/>
               <w:rPr>
                 <w:rFonts w:ascii="Aptos Narrow" w:eastAsia="Times New Roman" w:hAnsi="Aptos Narrow" w:cs="Times New Roman"/>
@@ -1529,7 +1529,7 @@
         </w:tc>
         <w:tc>
           <w:tcPr>
-            <w:tcW w:w="1860" w:type="dxa"/>
+            <w:tcW w:w="2008" w:type="dxa"/>
             <w:tcBorders>
               <w:top w:val="nil"/>
               <w:left w:val="nil"/>
@@ -1543,7 +1543,7 @@
           </w:tcPr>
           <w:p>
             <w:pPr>
-              <w:spacing w:after="0" w:line="480" w:lineRule="auto"/>
+              <w:spacing w:after="0" w:line="240" w:lineRule="auto"/>
               <w:jc w:val="center"/>
               <w:rPr>
                 <w:rFonts w:ascii="Aptos Narrow" w:eastAsia="Times New Roman" w:hAnsi="Aptos Narrow" w:cs="Times New Roman"/>
@@ -1583,7 +1583,7 @@
           </w:tcPr>
           <w:p>
             <w:pPr>
-              <w:spacing w:after="0" w:line="480" w:lineRule="auto"/>
+              <w:spacing w:after="0" w:line="240" w:lineRule="auto"/>
               <w:jc w:val="center"/>
               <w:rPr>
                 <w:rFonts w:ascii="Aptos Narrow" w:eastAsia="Times New Roman" w:hAnsi="Aptos Narrow" w:cs="Times New Roman"/>
@@ -1623,7 +1623,7 @@
           </w:tcPr>
           <w:p>
             <w:pPr>
-              <w:spacing w:after="0" w:line="480" w:lineRule="auto"/>
+              <w:spacing w:after="0" w:line="240" w:lineRule="auto"/>
               <w:jc w:val="center"/>
               <w:rPr>
                 <w:rFonts w:ascii="Aptos Narrow" w:eastAsia="Times New Roman" w:hAnsi="Aptos Narrow" w:cs="Times New Roman"/>
@@ -1643,7 +1643,7 @@
                 <w:szCs w:val="22"/>
                 <w14:ligatures w14:val="none"/>
               </w:rPr>
-              <w:t>177.7</w:t>
+              <w:t>17.77</w:t>
             </w:r>
           </w:p>
         </w:tc>
@@ -1663,7 +1663,7 @@
           </w:tcPr>
           <w:p>
             <w:pPr>
-              <w:spacing w:after="0" w:line="480" w:lineRule="auto"/>
+              <w:spacing w:after="0" w:line="240" w:lineRule="auto"/>
               <w:jc w:val="center"/>
               <w:rPr>
                 <w:rFonts w:ascii="Aptos Narrow" w:eastAsia="Times New Roman" w:hAnsi="Aptos Narrow" w:cs="Times New Roman"/>
@@ -1689,7 +1689,7 @@
         </w:tc>
         <w:tc>
           <w:tcPr>
-            <w:tcW w:w="1360" w:type="dxa"/>
+            <w:tcW w:w="1389" w:type="dxa"/>
             <w:tcBorders>
               <w:top w:val="nil"/>
               <w:left w:val="nil"/>
@@ -1703,7 +1703,7 @@
           </w:tcPr>
           <w:p>
             <w:pPr>
-              <w:spacing w:after="0" w:line="480" w:lineRule="auto"/>
+              <w:spacing w:after="0" w:line="240" w:lineRule="auto"/>
               <w:jc w:val="center"/>
               <w:rPr>
                 <w:rFonts w:ascii="Aptos Narrow" w:eastAsia="Times New Roman" w:hAnsi="Aptos Narrow" w:cs="Times New Roman"/>
@@ -1729,7 +1729,7 @@
         </w:tc>
         <w:tc>
           <w:tcPr>
-            <w:tcW w:w="1360" w:type="dxa"/>
+            <w:tcW w:w="1389" w:type="dxa"/>
             <w:tcBorders>
               <w:top w:val="nil"/>
               <w:left w:val="nil"/>
@@ -1743,7 +1743,7 @@
           </w:tcPr>
           <w:p>
             <w:pPr>
-              <w:spacing w:after="0" w:line="480" w:lineRule="auto"/>
+              <w:spacing w:after="0" w:line="240" w:lineRule="auto"/>
               <w:jc w:val="center"/>
               <w:rPr>
                 <w:rFonts w:ascii="Aptos Narrow" w:eastAsia="Times New Roman" w:hAnsi="Aptos Narrow" w:cs="Times New Roman"/>
@@ -1783,7 +1783,7 @@
           </w:tcPr>
           <w:p>
             <w:pPr>
-              <w:spacing w:after="0" w:line="480" w:lineRule="auto"/>
+              <w:spacing w:after="0" w:line="240" w:lineRule="auto"/>
               <w:jc w:val="center"/>
               <w:rPr>
                 <w:rFonts w:ascii="Aptos Narrow" w:eastAsia="Times New Roman" w:hAnsi="Aptos Narrow" w:cs="Times New Roman"/>
@@ -1803,7 +1803,7 @@
         </w:trPr>
         <w:tc>
           <w:tcPr>
-            <w:tcW w:w="480" w:type="dxa"/>
+            <w:tcW w:w="600" w:type="dxa"/>
             <w:tcBorders>
               <w:top w:val="nil"/>
               <w:left w:val="single" w:sz="4" w:space="0" w:color="auto"/>
@@ -1817,7 +1817,7 @@
           </w:tcPr>
           <w:p>
             <w:pPr>
-              <w:spacing w:after="0" w:line="480" w:lineRule="auto"/>
+              <w:spacing w:after="0" w:line="240" w:lineRule="auto"/>
               <w:jc w:val="center"/>
               <w:rPr>
                 <w:rFonts w:ascii="Aptos Narrow" w:eastAsia="Times New Roman" w:hAnsi="Aptos Narrow" w:cs="Times New Roman"/>
@@ -1847,7 +1847,7 @@
         </w:tc>
         <w:tc>
           <w:tcPr>
-            <w:tcW w:w="1860" w:type="dxa"/>
+            <w:tcW w:w="2008" w:type="dxa"/>
             <w:tcBorders>
               <w:top w:val="nil"/>
               <w:left w:val="nil"/>
@@ -1861,7 +1861,7 @@
           </w:tcPr>
           <w:p>
             <w:pPr>
-              <w:spacing w:after="0" w:line="480" w:lineRule="auto"/>
+              <w:spacing w:after="0" w:line="240" w:lineRule="auto"/>
               <w:jc w:val="center"/>
               <w:rPr>
                 <w:rFonts w:ascii="Aptos Narrow" w:eastAsia="Times New Roman" w:hAnsi="Aptos Narrow" w:cs="Times New Roman"/>
@@ -1901,7 +1901,7 @@
           </w:tcPr>
           <w:p>
             <w:pPr>
-              <w:spacing w:after="0" w:line="480" w:lineRule="auto"/>
+              <w:spacing w:after="0" w:line="240" w:lineRule="auto"/>
               <w:jc w:val="center"/>
               <w:rPr>
                 <w:rFonts w:ascii="Aptos Narrow" w:eastAsia="Times New Roman" w:hAnsi="Aptos Narrow" w:cs="Times New Roman"/>
@@ -1941,7 +1941,7 @@
           </w:tcPr>
           <w:p>
             <w:pPr>
-              <w:spacing w:after="0" w:line="480" w:lineRule="auto"/>
+              <w:spacing w:after="0" w:line="240" w:lineRule="auto"/>
               <w:jc w:val="center"/>
               <w:rPr>
                 <w:rFonts w:ascii="Aptos Narrow" w:eastAsia="Times New Roman" w:hAnsi="Aptos Narrow" w:cs="Times New Roman"/>
@@ -1961,7 +1961,7 @@
                 <w:szCs w:val="22"/>
                 <w14:ligatures w14:val="none"/>
               </w:rPr>
-              <w:t>177.7</w:t>
+              <w:t>17.77</w:t>
             </w:r>
           </w:p>
         </w:tc>
@@ -1981,7 +1981,7 @@
           </w:tcPr>
           <w:p>
             <w:pPr>
-              <w:spacing w:after="0" w:line="480" w:lineRule="auto"/>
+              <w:spacing w:after="0" w:line="240" w:lineRule="auto"/>
               <w:jc w:val="center"/>
               <w:rPr>
                 <w:rFonts w:ascii="Aptos Narrow" w:eastAsia="Times New Roman" w:hAnsi="Aptos Narrow" w:cs="Times New Roman"/>
@@ -2007,7 +2007,7 @@
         </w:tc>
         <w:tc>
           <w:tcPr>
-            <w:tcW w:w="1360" w:type="dxa"/>
+            <w:tcW w:w="1389" w:type="dxa"/>
             <w:tcBorders>
               <w:top w:val="nil"/>
               <w:left w:val="nil"/>
@@ -2021,7 +2021,7 @@
           </w:tcPr>
           <w:p>
             <w:pPr>
-              <w:spacing w:after="0" w:line="480" w:lineRule="auto"/>
+              <w:spacing w:after="0" w:line="240" w:lineRule="auto"/>
               <w:jc w:val="center"/>
               <w:rPr>
                 <w:rFonts w:ascii="Aptos Narrow" w:eastAsia="Times New Roman" w:hAnsi="Aptos Narrow" w:cs="Times New Roman"/>
@@ -2047,7 +2047,7 @@
         </w:tc>
         <w:tc>
           <w:tcPr>
-            <w:tcW w:w="1360" w:type="dxa"/>
+            <w:tcW w:w="1389" w:type="dxa"/>
             <w:tcBorders>
               <w:top w:val="nil"/>
               <w:left w:val="nil"/>
@@ -2061,7 +2061,7 @@
           </w:tcPr>
           <w:p>
             <w:pPr>
-              <w:spacing w:after="0" w:line="480" w:lineRule="auto"/>
+              <w:spacing w:after="0" w:line="240" w:lineRule="auto"/>
               <w:jc w:val="center"/>
               <w:rPr>
                 <w:rFonts w:ascii="Aptos Narrow" w:eastAsia="Times New Roman" w:hAnsi="Aptos Narrow" w:cs="Times New Roman"/>
@@ -2101,7 +2101,7 @@
           </w:tcPr>
           <w:p>
             <w:pPr>
-              <w:spacing w:after="0" w:line="480" w:lineRule="auto"/>
+              <w:spacing w:after="0" w:line="240" w:lineRule="auto"/>
               <w:jc w:val="center"/>
               <w:rPr>
                 <w:rFonts w:ascii="Aptos Narrow" w:eastAsia="Times New Roman" w:hAnsi="Aptos Narrow" w:cs="Times New Roman"/>
@@ -2121,7 +2121,7 @@
         </w:trPr>
         <w:tc>
           <w:tcPr>
-            <w:tcW w:w="480" w:type="dxa"/>
+            <w:tcW w:w="600" w:type="dxa"/>
             <w:tcBorders>
               <w:top w:val="nil"/>
               <w:left w:val="single" w:sz="4" w:space="0" w:color="auto"/>
@@ -2135,7 +2135,7 @@
           </w:tcPr>
           <w:p>
             <w:pPr>
-              <w:spacing w:after="0" w:line="480" w:lineRule="auto"/>
+              <w:spacing w:after="0" w:line="240" w:lineRule="auto"/>
               <w:jc w:val="center"/>
               <w:rPr>
                 <w:rFonts w:ascii="Aptos Narrow" w:eastAsia="Times New Roman" w:hAnsi="Aptos Narrow" w:cs="Times New Roman"/>
@@ -2161,7 +2161,7 @@
         </w:tc>
         <w:tc>
           <w:tcPr>
-            <w:tcW w:w="1860" w:type="dxa"/>
+            <w:tcW w:w="2008" w:type="dxa"/>
             <w:tcBorders>
               <w:top w:val="nil"/>
               <w:left w:val="nil"/>
@@ -2175,7 +2175,7 @@
           </w:tcPr>
           <w:p>
             <w:pPr>
-              <w:spacing w:after="0" w:line="480" w:lineRule="auto"/>
+              <w:spacing w:after="0" w:line="240" w:lineRule="auto"/>
               <w:jc w:val="center"/>
               <w:rPr>
                 <w:rFonts w:ascii="Aptos Narrow" w:eastAsia="Times New Roman" w:hAnsi="Aptos Narrow" w:cs="Times New Roman"/>
@@ -2219,7 +2219,7 @@
           </w:tcPr>
           <w:p>
             <w:pPr>
-              <w:spacing w:after="0" w:line="480" w:lineRule="auto"/>
+              <w:spacing w:after="0" w:line="240" w:lineRule="auto"/>
               <w:jc w:val="center"/>
               <w:rPr>
                 <w:rFonts w:ascii="Aptos Narrow" w:eastAsia="Times New Roman" w:hAnsi="Aptos Narrow" w:cs="Times New Roman"/>
@@ -2263,7 +2263,7 @@
           </w:tcPr>
           <w:p>
             <w:pPr>
-              <w:spacing w:after="0" w:line="480" w:lineRule="auto"/>
+              <w:spacing w:after="0" w:line="240" w:lineRule="auto"/>
               <w:jc w:val="center"/>
               <w:rPr>
                 <w:rFonts w:ascii="Aptos Narrow" w:eastAsia="Times New Roman" w:hAnsi="Aptos Narrow" w:cs="Times New Roman"/>
@@ -2307,7 +2307,7 @@
           </w:tcPr>
           <w:p>
             <w:pPr>
-              <w:spacing w:after="0" w:line="480" w:lineRule="auto"/>
+              <w:spacing w:after="0" w:line="240" w:lineRule="auto"/>
               <w:jc w:val="center"/>
               <w:rPr>
                 <w:rFonts w:ascii="Aptos Narrow" w:eastAsia="Times New Roman" w:hAnsi="Aptos Narrow" w:cs="Times New Roman"/>
@@ -2337,7 +2337,7 @@
         </w:tc>
         <w:tc>
           <w:tcPr>
-            <w:tcW w:w="1360" w:type="dxa"/>
+            <w:tcW w:w="1389" w:type="dxa"/>
             <w:tcBorders>
               <w:top w:val="nil"/>
               <w:left w:val="nil"/>
@@ -2351,7 +2351,7 @@
           </w:tcPr>
           <w:p>
             <w:pPr>
-              <w:spacing w:after="0" w:line="480" w:lineRule="auto"/>
+              <w:spacing w:after="0" w:line="240" w:lineRule="auto"/>
               <w:jc w:val="center"/>
               <w:rPr>
                 <w:rFonts w:ascii="Aptos Narrow" w:eastAsia="Times New Roman" w:hAnsi="Aptos Narrow" w:cs="Times New Roman"/>
@@ -2381,7 +2381,7 @@
         </w:tc>
         <w:tc>
           <w:tcPr>
-            <w:tcW w:w="1360" w:type="dxa"/>
+            <w:tcW w:w="1389" w:type="dxa"/>
             <w:tcBorders>
               <w:top w:val="nil"/>
               <w:left w:val="nil"/>
@@ -2395,7 +2395,7 @@
           </w:tcPr>
           <w:p>
             <w:pPr>
-              <w:spacing w:after="0" w:line="480" w:lineRule="auto"/>
+              <w:spacing w:after="0" w:line="240" w:lineRule="auto"/>
               <w:jc w:val="center"/>
               <w:rPr>
                 <w:rFonts w:ascii="Aptos Narrow" w:eastAsia="Times New Roman" w:hAnsi="Aptos Narrow" w:cs="Times New Roman"/>
@@ -2439,7 +2439,7 @@
           </w:tcPr>
           <w:p>
             <w:pPr>
-              <w:spacing w:after="0" w:line="480" w:lineRule="auto"/>
+              <w:spacing w:after="0" w:line="240" w:lineRule="auto"/>
               <w:jc w:val="center"/>
               <w:rPr>
                 <w:rFonts w:ascii="Aptos Narrow" w:eastAsia="Times New Roman" w:hAnsi="Aptos Narrow" w:cs="Times New Roman"/>
@@ -2474,7 +2474,7 @@
         </w:trPr>
         <w:tc>
           <w:tcPr>
-            <w:tcW w:w="480" w:type="dxa"/>
+            <w:tcW w:w="600" w:type="dxa"/>
             <w:tcBorders>
               <w:top w:val="nil"/>
               <w:left w:val="single" w:sz="4" w:space="0" w:color="auto"/>
@@ -2488,7 +2488,7 @@
           </w:tcPr>
           <w:p>
             <w:pPr>
-              <w:spacing w:after="0" w:line="480" w:lineRule="auto"/>
+              <w:spacing w:after="0" w:line="240" w:lineRule="auto"/>
               <w:jc w:val="center"/>
               <w:rPr>
                 <w:rFonts w:ascii="Aptos Narrow" w:eastAsia="Times New Roman" w:hAnsi="Aptos Narrow" w:cs="Times New Roman"/>
@@ -2518,7 +2518,7 @@
         </w:tc>
         <w:tc>
           <w:tcPr>
-            <w:tcW w:w="1860" w:type="dxa"/>
+            <w:tcW w:w="2008" w:type="dxa"/>
             <w:tcBorders>
               <w:top w:val="nil"/>
               <w:left w:val="nil"/>
@@ -2532,7 +2532,7 @@
           </w:tcPr>
           <w:p>
             <w:pPr>
-              <w:spacing w:after="0" w:line="480" w:lineRule="auto"/>
+              <w:spacing w:after="0" w:line="240" w:lineRule="auto"/>
               <w:jc w:val="center"/>
               <w:rPr>
                 <w:rFonts w:ascii="Aptos Narrow" w:eastAsia="Times New Roman" w:hAnsi="Aptos Narrow" w:cs="Times New Roman"/>
@@ -2572,7 +2572,7 @@
           </w:tcPr>
           <w:p>
             <w:pPr>
-              <w:spacing w:after="0" w:line="480" w:lineRule="auto"/>
+              <w:spacing w:after="0" w:line="240" w:lineRule="auto"/>
               <w:jc w:val="center"/>
               <w:rPr>
                 <w:rFonts w:ascii="Aptos Narrow" w:eastAsia="Times New Roman" w:hAnsi="Aptos Narrow" w:cs="Times New Roman"/>
@@ -2612,7 +2612,7 @@
           </w:tcPr>
           <w:p>
             <w:pPr>
-              <w:spacing w:after="0" w:line="480" w:lineRule="auto"/>
+              <w:spacing w:after="0" w:line="240" w:lineRule="auto"/>
               <w:jc w:val="center"/>
               <w:rPr>
                 <w:rFonts w:ascii="Aptos Narrow" w:eastAsia="Times New Roman" w:hAnsi="Aptos Narrow" w:cs="Times New Roman"/>
@@ -2632,7 +2632,7 @@
                 <w:szCs w:val="22"/>
                 <w14:ligatures w14:val="none"/>
               </w:rPr>
-              <w:t>0.1777</w:t>
+              <w:t>0.01777</w:t>
             </w:r>
           </w:p>
         </w:tc>
@@ -2652,7 +2652,7 @@
           </w:tcPr>
           <w:p>
             <w:pPr>
-              <w:spacing w:after="0" w:line="480" w:lineRule="auto"/>
+              <w:spacing w:after="0" w:line="240" w:lineRule="auto"/>
               <w:jc w:val="center"/>
               <w:rPr>
                 <w:rFonts w:ascii="Aptos Narrow" w:eastAsia="Times New Roman" w:hAnsi="Aptos Narrow" w:cs="Times New Roman"/>
@@ -2673,6 +2673,84 @@
                 <w14:ligatures w14:val="none"/>
               </w:rPr>
               <w:t>0.0151</w:t>
+            </w:r>
+          </w:p>
+        </w:tc>
+        <w:tc>
+          <w:tcPr>
+            <w:tcW w:w="1389" w:type="dxa"/>
+            <w:tcBorders>
+              <w:top w:val="nil"/>
+              <w:left w:val="nil"/>
+              <w:bottom w:val="single" w:sz="4" w:space="0" w:color="auto"/>
+              <w:right w:val="single" w:sz="4" w:space="0" w:color="auto"/>
+            </w:tcBorders>
+            <w:shd w:val="clear" w:color="auto" w:fill="auto"/>
+            <w:noWrap/>
+            <w:vAlign w:val="bottom"/>
+            <w:hideMark/>
+          </w:tcPr>
+          <w:p>
+            <w:pPr>
+              <w:spacing w:after="0" w:line="240" w:lineRule="auto"/>
+              <w:jc w:val="center"/>
+              <w:rPr>
+                <w:rFonts w:ascii="Aptos Narrow" w:eastAsia="Times New Roman" w:hAnsi="Aptos Narrow" w:cs="Times New Roman"/>
+                <w:color w:val="000000"/>
+                <w:kern w:val="0"/>
+                <w:sz w:val="22"/>
+                <w:szCs w:val="22"/>
+                <w14:ligatures w14:val="none"/>
+              </w:rPr>
+            </w:pPr>
+            <w:r>
+              <w:rPr>
+                <w:rFonts w:ascii="Aptos Narrow" w:eastAsia="Times New Roman" w:hAnsi="Aptos Narrow" w:cs="Times New Roman"/>
+                <w:color w:val="000000"/>
+                <w:kern w:val="0"/>
+                <w:sz w:val="22"/>
+                <w:szCs w:val="22"/>
+                <w14:ligatures w14:val="none"/>
+              </w:rPr>
+              <w:t>3.27</w:t>
+            </w:r>
+          </w:p>
+        </w:tc>
+        <w:tc>
+          <w:tcPr>
+            <w:tcW w:w="1389" w:type="dxa"/>
+            <w:tcBorders>
+              <w:top w:val="nil"/>
+              <w:left w:val="nil"/>
+              <w:bottom w:val="single" w:sz="4" w:space="0" w:color="auto"/>
+              <w:right w:val="single" w:sz="4" w:space="0" w:color="auto"/>
+            </w:tcBorders>
+            <w:shd w:val="clear" w:color="auto" w:fill="auto"/>
+            <w:noWrap/>
+            <w:vAlign w:val="bottom"/>
+            <w:hideMark/>
+          </w:tcPr>
+          <w:p>
+            <w:pPr>
+              <w:spacing w:after="0" w:line="240" w:lineRule="auto"/>
+              <w:jc w:val="center"/>
+              <w:rPr>
+                <w:rFonts w:ascii="Aptos Narrow" w:eastAsia="Times New Roman" w:hAnsi="Aptos Narrow" w:cs="Times New Roman"/>
+                <w:color w:val="000000"/>
+                <w:kern w:val="0"/>
+                <w:sz w:val="22"/>
+                <w:szCs w:val="22"/>
+                <w14:ligatures w14:val="none"/>
+              </w:rPr>
+            </w:pPr>
+            <w:r>
+              <w:rPr>
+                <w:rFonts w:ascii="Aptos Narrow" w:hAnsi="Aptos Narrow"/>
+                <w:color w:val="000000"/>
+                <w:sz w:val="22"/>
+                <w:szCs w:val="22"/>
+              </w:rPr>
+              <w:t>0.000029</w:t>
             </w:r>
           </w:p>
         </w:tc>
@@ -2692,7 +2770,7 @@
           </w:tcPr>
           <w:p>
             <w:pPr>
-              <w:spacing w:after="0" w:line="480" w:lineRule="auto"/>
+              <w:spacing w:after="0" w:line="240" w:lineRule="auto"/>
               <w:jc w:val="center"/>
               <w:rPr>
                 <w:rFonts w:ascii="Aptos Narrow" w:eastAsia="Times New Roman" w:hAnsi="Aptos Narrow" w:cs="Times New Roman"/>
@@ -2705,20 +2783,67 @@
             </w:pPr>
             <w:r>
               <w:rPr>
-                <w:rFonts w:ascii="Aptos Narrow" w:eastAsia="Times New Roman" w:hAnsi="Aptos Narrow" w:cs="Times New Roman"/>
-                <w:color w:val="000000"/>
-                <w:kern w:val="0"/>
-                <w:sz w:val="22"/>
-                <w:szCs w:val="22"/>
-                <w14:ligatures w14:val="none"/>
-              </w:rPr>
-              <w:t>3.27</w:t>
+                <w:rFonts w:ascii="Aptos Narrow" w:hAnsi="Aptos Narrow"/>
+                <w:color w:val="000000"/>
+                <w:sz w:val="22"/>
+                <w:szCs w:val="22"/>
+              </w:rPr>
+              <w:t>520.69</w:t>
+            </w:r>
+          </w:p>
+        </w:tc>
+      </w:tr>
+      <w:tr>
+        <w:trPr>
+          <w:trHeight w:val="288"/>
+        </w:trPr>
+        <w:tc>
+          <w:tcPr>
+            <w:tcW w:w="600" w:type="dxa"/>
+            <w:tcBorders>
+              <w:top w:val="nil"/>
+              <w:left w:val="single" w:sz="4" w:space="0" w:color="auto"/>
+              <w:bottom w:val="single" w:sz="4" w:space="0" w:color="auto"/>
+              <w:right w:val="single" w:sz="4" w:space="0" w:color="auto"/>
+            </w:tcBorders>
+            <w:shd w:val="clear" w:color="auto" w:fill="auto"/>
+            <w:noWrap/>
+            <w:vAlign w:val="bottom"/>
+            <w:hideMark/>
+          </w:tcPr>
+          <w:p>
+            <w:pPr>
+              <w:spacing w:after="0" w:line="240" w:lineRule="auto"/>
+              <w:jc w:val="center"/>
+              <w:rPr>
+                <w:rFonts w:ascii="Aptos Narrow" w:eastAsia="Times New Roman" w:hAnsi="Aptos Narrow" w:cs="Times New Roman"/>
+                <w:b/>
+                <w:bCs/>
+                <w:color w:val="000000"/>
+                <w:kern w:val="0"/>
+                <w:sz w:val="22"/>
+                <w:szCs w:val="22"/>
+                <w14:ligatures w14:val="none"/>
+              </w:rPr>
+            </w:pPr>
+            <w:r>
+              <w:rPr>
+                <w:rFonts w:ascii="Aptos Narrow" w:eastAsia="Times New Roman" w:hAnsi="Aptos Narrow" w:cs="Times New Roman"/>
+                <w:b/>
+                <w:bCs/>
+                <w:color w:val="000000"/>
+                <w:kern w:val="0"/>
+                <w:sz w:val="22"/>
+                <w:szCs w:val="22"/>
+                <w14:ligatures w14:val="none"/>
+              </w:rPr>
+              <w:t>2</w:t>
             </w:r>
           </w:p>
         </w:tc>
         <w:tc>
           <w:tcPr>
-            <w:tcW w:w="1360" w:type="dxa"/>
+            <w:tcW w:w="2008" w:type="dxa"/>
             <w:tcBorders>
               <w:top w:val="nil"/>
               <w:left w:val="nil"/>
@@ -2732,136 +2857,7 @@
           </w:tcPr>
           <w:p>
             <w:pPr>
-              <w:spacing w:after="0" w:line="480" w:lineRule="auto"/>
-              <w:jc w:val="center"/>
-              <w:rPr>
-                <w:rFonts w:ascii="Aptos Narrow" w:eastAsia="Times New Roman" w:hAnsi="Aptos Narrow" w:cs="Times New Roman"/>
-                <w:color w:val="000000"/>
-                <w:kern w:val="0"/>
-                <w:sz w:val="22"/>
-                <w:szCs w:val="22"/>
-                <w14:ligatures w14:val="none"/>
-              </w:rPr>
-            </w:pPr>
-            <w:r>
-              <w:rPr>
-                <w:rFonts w:ascii="Aptos Narrow" w:eastAsia="Times New Roman" w:hAnsi="Aptos Narrow" w:cs="Times New Roman"/>
-                <w:color w:val="000000"/>
-                <w:kern w:val="0"/>
-                <w:sz w:val="22"/>
-                <w:szCs w:val="22"/>
-                <w14:ligatures w14:val="none"/>
-              </w:rPr>
-              <w:t>0.0003</w:t>
-            </w:r>
-          </w:p>
-        </w:tc>
-        <w:tc>
-          <w:tcPr>
-            <w:tcW w:w="1360" w:type="dxa"/>
-            <w:tcBorders>
-              <w:top w:val="nil"/>
-              <w:left w:val="nil"/>
-              <w:bottom w:val="single" w:sz="4" w:space="0" w:color="auto"/>
-              <w:right w:val="single" w:sz="4" w:space="0" w:color="auto"/>
-            </w:tcBorders>
-            <w:shd w:val="clear" w:color="auto" w:fill="auto"/>
-            <w:noWrap/>
-            <w:vAlign w:val="bottom"/>
-            <w:hideMark/>
-          </w:tcPr>
-          <w:p>
-            <w:pPr>
-              <w:spacing w:after="0" w:line="480" w:lineRule="auto"/>
-              <w:jc w:val="center"/>
-              <w:rPr>
-                <w:rFonts w:ascii="Aptos Narrow" w:eastAsia="Times New Roman" w:hAnsi="Aptos Narrow" w:cs="Times New Roman"/>
-                <w:color w:val="000000"/>
-                <w:kern w:val="0"/>
-                <w:sz w:val="22"/>
-                <w:szCs w:val="22"/>
-                <w14:ligatures w14:val="none"/>
-              </w:rPr>
-            </w:pPr>
-            <w:r>
-              <w:rPr>
-                <w:rFonts w:ascii="Aptos Narrow" w:eastAsia="Times New Roman" w:hAnsi="Aptos Narrow" w:cs="Times New Roman"/>
-                <w:color w:val="000000"/>
-                <w:kern w:val="0"/>
-                <w:sz w:val="22"/>
-                <w:szCs w:val="22"/>
-                <w14:ligatures w14:val="none"/>
-              </w:rPr>
-              <w:t>50.33</w:t>
-            </w:r>
-          </w:p>
-        </w:tc>
-      </w:tr>
-      <w:tr>
-        <w:trPr>
-          <w:trHeight w:val="288"/>
-        </w:trPr>
-        <w:tc>
-          <w:tcPr>
-            <w:tcW w:w="480" w:type="dxa"/>
-            <w:tcBorders>
-              <w:top w:val="nil"/>
-              <w:left w:val="single" w:sz="4" w:space="0" w:color="auto"/>
-              <w:bottom w:val="single" w:sz="4" w:space="0" w:color="auto"/>
-              <w:right w:val="single" w:sz="4" w:space="0" w:color="auto"/>
-            </w:tcBorders>
-            <w:shd w:val="clear" w:color="auto" w:fill="auto"/>
-            <w:noWrap/>
-            <w:vAlign w:val="bottom"/>
-            <w:hideMark/>
-          </w:tcPr>
-          <w:p>
-            <w:pPr>
-              <w:spacing w:after="0" w:line="480" w:lineRule="auto"/>
-              <w:jc w:val="center"/>
-              <w:rPr>
-                <w:rFonts w:ascii="Aptos Narrow" w:eastAsia="Times New Roman" w:hAnsi="Aptos Narrow" w:cs="Times New Roman"/>
-                <w:b/>
-                <w:bCs/>
-                <w:color w:val="000000"/>
-                <w:kern w:val="0"/>
-                <w:sz w:val="22"/>
-                <w:szCs w:val="22"/>
-                <w14:ligatures w14:val="none"/>
-              </w:rPr>
-            </w:pPr>
-            <w:r>
-              <w:rPr>
-                <w:rFonts w:ascii="Aptos Narrow" w:eastAsia="Times New Roman" w:hAnsi="Aptos Narrow" w:cs="Times New Roman"/>
-                <w:b/>
-                <w:bCs/>
-                <w:color w:val="000000"/>
-                <w:kern w:val="0"/>
-                <w:sz w:val="22"/>
-                <w:szCs w:val="22"/>
-                <w14:ligatures w14:val="none"/>
-              </w:rPr>
-              <w:t>2</w:t>
-            </w:r>
-          </w:p>
-        </w:tc>
-        <w:tc>
-          <w:tcPr>
-            <w:tcW w:w="1860" w:type="dxa"/>
-            <w:tcBorders>
-              <w:top w:val="nil"/>
-              <w:left w:val="nil"/>
-              <w:bottom w:val="single" w:sz="4" w:space="0" w:color="auto"/>
-              <w:right w:val="single" w:sz="4" w:space="0" w:color="auto"/>
-            </w:tcBorders>
-            <w:shd w:val="clear" w:color="auto" w:fill="auto"/>
-            <w:noWrap/>
-            <w:vAlign w:val="bottom"/>
-            <w:hideMark/>
-          </w:tcPr>
-          <w:p>
-            <w:pPr>
-              <w:spacing w:after="0" w:line="480" w:lineRule="auto"/>
+              <w:spacing w:after="0" w:line="240" w:lineRule="auto"/>
               <w:jc w:val="center"/>
               <w:rPr>
                 <w:rFonts w:ascii="Aptos Narrow" w:eastAsia="Times New Roman" w:hAnsi="Aptos Narrow" w:cs="Times New Roman"/>
@@ -2901,7 +2897,7 @@
           </w:tcPr>
           <w:p>
             <w:pPr>
-              <w:spacing w:after="0" w:line="480" w:lineRule="auto"/>
+              <w:spacing w:after="0" w:line="240" w:lineRule="auto"/>
               <w:jc w:val="center"/>
               <w:rPr>
                 <w:rFonts w:ascii="Aptos Narrow" w:eastAsia="Times New Roman" w:hAnsi="Aptos Narrow" w:cs="Times New Roman"/>
@@ -2941,7 +2937,7 @@
           </w:tcPr>
           <w:p>
             <w:pPr>
-              <w:spacing w:after="0" w:line="480" w:lineRule="auto"/>
+              <w:spacing w:after="0" w:line="240" w:lineRule="auto"/>
               <w:jc w:val="center"/>
               <w:rPr>
                 <w:rFonts w:ascii="Aptos Narrow" w:eastAsia="Times New Roman" w:hAnsi="Aptos Narrow" w:cs="Times New Roman"/>
@@ -2961,7 +2957,7 @@
                 <w:szCs w:val="22"/>
                 <w14:ligatures w14:val="none"/>
               </w:rPr>
-              <w:t>0.1777</w:t>
+              <w:t>0.01777</w:t>
             </w:r>
           </w:p>
         </w:tc>
@@ -2981,7 +2977,7 @@
           </w:tcPr>
           <w:p>
             <w:pPr>
-              <w:spacing w:after="0" w:line="480" w:lineRule="auto"/>
+              <w:spacing w:after="0" w:line="240" w:lineRule="auto"/>
               <w:jc w:val="center"/>
               <w:rPr>
                 <w:rFonts w:ascii="Aptos Narrow" w:eastAsia="Times New Roman" w:hAnsi="Aptos Narrow" w:cs="Times New Roman"/>
@@ -3002,6 +2998,84 @@
                 <w14:ligatures w14:val="none"/>
               </w:rPr>
               <w:t>0.0402</w:t>
+            </w:r>
+          </w:p>
+        </w:tc>
+        <w:tc>
+          <w:tcPr>
+            <w:tcW w:w="1389" w:type="dxa"/>
+            <w:tcBorders>
+              <w:top w:val="nil"/>
+              <w:left w:val="nil"/>
+              <w:bottom w:val="single" w:sz="4" w:space="0" w:color="auto"/>
+              <w:right w:val="single" w:sz="4" w:space="0" w:color="auto"/>
+            </w:tcBorders>
+            <w:shd w:val="clear" w:color="auto" w:fill="auto"/>
+            <w:noWrap/>
+            <w:vAlign w:val="bottom"/>
+            <w:hideMark/>
+          </w:tcPr>
+          <w:p>
+            <w:pPr>
+              <w:spacing w:after="0" w:line="240" w:lineRule="auto"/>
+              <w:jc w:val="center"/>
+              <w:rPr>
+                <w:rFonts w:ascii="Aptos Narrow" w:eastAsia="Times New Roman" w:hAnsi="Aptos Narrow" w:cs="Times New Roman"/>
+                <w:color w:val="000000"/>
+                <w:kern w:val="0"/>
+                <w:sz w:val="22"/>
+                <w:szCs w:val="22"/>
+                <w14:ligatures w14:val="none"/>
+              </w:rPr>
+            </w:pPr>
+            <w:r>
+              <w:rPr>
+                <w:rFonts w:ascii="Aptos Narrow" w:eastAsia="Times New Roman" w:hAnsi="Aptos Narrow" w:cs="Times New Roman"/>
+                <w:color w:val="000000"/>
+                <w:kern w:val="0"/>
+                <w:sz w:val="22"/>
+                <w:szCs w:val="22"/>
+                <w14:ligatures w14:val="none"/>
+              </w:rPr>
+              <w:t>3.21</w:t>
+            </w:r>
+          </w:p>
+        </w:tc>
+        <w:tc>
+          <w:tcPr>
+            <w:tcW w:w="1389" w:type="dxa"/>
+            <w:tcBorders>
+              <w:top w:val="nil"/>
+              <w:left w:val="nil"/>
+              <w:bottom w:val="single" w:sz="4" w:space="0" w:color="auto"/>
+              <w:right w:val="single" w:sz="4" w:space="0" w:color="auto"/>
+            </w:tcBorders>
+            <w:shd w:val="clear" w:color="auto" w:fill="auto"/>
+            <w:noWrap/>
+            <w:vAlign w:val="bottom"/>
+            <w:hideMark/>
+          </w:tcPr>
+          <w:p>
+            <w:pPr>
+              <w:spacing w:after="0" w:line="240" w:lineRule="auto"/>
+              <w:jc w:val="center"/>
+              <w:rPr>
+                <w:rFonts w:ascii="Aptos Narrow" w:eastAsia="Times New Roman" w:hAnsi="Aptos Narrow" w:cs="Times New Roman"/>
+                <w:color w:val="000000"/>
+                <w:kern w:val="0"/>
+                <w:sz w:val="22"/>
+                <w:szCs w:val="22"/>
+                <w14:ligatures w14:val="none"/>
+              </w:rPr>
+            </w:pPr>
+            <w:r>
+              <w:rPr>
+                <w:rFonts w:ascii="Aptos Narrow" w:hAnsi="Aptos Narrow"/>
+                <w:color w:val="000000"/>
+                <w:sz w:val="22"/>
+                <w:szCs w:val="22"/>
+              </w:rPr>
+              <w:t>0.000078</w:t>
             </w:r>
           </w:p>
         </w:tc>
@@ -3021,7 +3095,7 @@
           </w:tcPr>
           <w:p>
             <w:pPr>
-              <w:spacing w:after="0" w:line="480" w:lineRule="auto"/>
+              <w:spacing w:after="0" w:line="240" w:lineRule="auto"/>
               <w:jc w:val="center"/>
               <w:rPr>
                 <w:rFonts w:ascii="Aptos Narrow" w:eastAsia="Times New Roman" w:hAnsi="Aptos Narrow" w:cs="Times New Roman"/>
@@ -3034,20 +3108,67 @@
             </w:pPr>
             <w:r>
               <w:rPr>
-                <w:rFonts w:ascii="Aptos Narrow" w:eastAsia="Times New Roman" w:hAnsi="Aptos Narrow" w:cs="Times New Roman"/>
-                <w:color w:val="000000"/>
-                <w:kern w:val="0"/>
-                <w:sz w:val="22"/>
-                <w:szCs w:val="22"/>
-                <w14:ligatures w14:val="none"/>
-              </w:rPr>
-              <w:t>3.21</w:t>
+                <w:rFonts w:ascii="Aptos Narrow" w:hAnsi="Aptos Narrow"/>
+                <w:color w:val="000000"/>
+                <w:sz w:val="22"/>
+                <w:szCs w:val="22"/>
+              </w:rPr>
+              <w:t>515.38</w:t>
+            </w:r>
+          </w:p>
+        </w:tc>
+      </w:tr>
+      <w:tr>
+        <w:trPr>
+          <w:trHeight w:val="288"/>
+        </w:trPr>
+        <w:tc>
+          <w:tcPr>
+            <w:tcW w:w="600" w:type="dxa"/>
+            <w:tcBorders>
+              <w:top w:val="nil"/>
+              <w:left w:val="single" w:sz="4" w:space="0" w:color="auto"/>
+              <w:bottom w:val="single" w:sz="4" w:space="0" w:color="auto"/>
+              <w:right w:val="single" w:sz="4" w:space="0" w:color="auto"/>
+            </w:tcBorders>
+            <w:shd w:val="clear" w:color="auto" w:fill="auto"/>
+            <w:noWrap/>
+            <w:vAlign w:val="bottom"/>
+            <w:hideMark/>
+          </w:tcPr>
+          <w:p>
+            <w:pPr>
+              <w:spacing w:after="0" w:line="240" w:lineRule="auto"/>
+              <w:jc w:val="center"/>
+              <w:rPr>
+                <w:rFonts w:ascii="Aptos Narrow" w:eastAsia="Times New Roman" w:hAnsi="Aptos Narrow" w:cs="Times New Roman"/>
+                <w:b/>
+                <w:bCs/>
+                <w:color w:val="000000"/>
+                <w:kern w:val="0"/>
+                <w:sz w:val="22"/>
+                <w:szCs w:val="22"/>
+                <w14:ligatures w14:val="none"/>
+              </w:rPr>
+            </w:pPr>
+            <w:r>
+              <w:rPr>
+                <w:rFonts w:ascii="Aptos Narrow" w:eastAsia="Times New Roman" w:hAnsi="Aptos Narrow" w:cs="Times New Roman"/>
+                <w:b/>
+                <w:bCs/>
+                <w:color w:val="000000"/>
+                <w:kern w:val="0"/>
+                <w:sz w:val="22"/>
+                <w:szCs w:val="22"/>
+                <w14:ligatures w14:val="none"/>
+              </w:rPr>
+              <w:t>3</w:t>
             </w:r>
           </w:p>
         </w:tc>
         <w:tc>
           <w:tcPr>
-            <w:tcW w:w="1360" w:type="dxa"/>
+            <w:tcW w:w="2008" w:type="dxa"/>
             <w:tcBorders>
               <w:top w:val="nil"/>
               <w:left w:val="nil"/>
@@ -3061,136 +3182,7 @@
           </w:tcPr>
           <w:p>
             <w:pPr>
-              <w:spacing w:after="0" w:line="480" w:lineRule="auto"/>
-              <w:jc w:val="center"/>
-              <w:rPr>
-                <w:rFonts w:ascii="Aptos Narrow" w:eastAsia="Times New Roman" w:hAnsi="Aptos Narrow" w:cs="Times New Roman"/>
-                <w:color w:val="000000"/>
-                <w:kern w:val="0"/>
-                <w:sz w:val="22"/>
-                <w:szCs w:val="22"/>
-                <w14:ligatures w14:val="none"/>
-              </w:rPr>
-            </w:pPr>
-            <w:r>
-              <w:rPr>
-                <w:rFonts w:ascii="Aptos Narrow" w:eastAsia="Times New Roman" w:hAnsi="Aptos Narrow" w:cs="Times New Roman"/>
-                <w:color w:val="000000"/>
-                <w:kern w:val="0"/>
-                <w:sz w:val="22"/>
-                <w:szCs w:val="22"/>
-                <w14:ligatures w14:val="none"/>
-              </w:rPr>
-              <w:t>0.0008</w:t>
-            </w:r>
-          </w:p>
-        </w:tc>
-        <w:tc>
-          <w:tcPr>
-            <w:tcW w:w="1360" w:type="dxa"/>
-            <w:tcBorders>
-              <w:top w:val="nil"/>
-              <w:left w:val="nil"/>
-              <w:bottom w:val="single" w:sz="4" w:space="0" w:color="auto"/>
-              <w:right w:val="single" w:sz="4" w:space="0" w:color="auto"/>
-            </w:tcBorders>
-            <w:shd w:val="clear" w:color="auto" w:fill="auto"/>
-            <w:noWrap/>
-            <w:vAlign w:val="bottom"/>
-            <w:hideMark/>
-          </w:tcPr>
-          <w:p>
-            <w:pPr>
-              <w:spacing w:after="0" w:line="480" w:lineRule="auto"/>
-              <w:jc w:val="center"/>
-              <w:rPr>
-                <w:rFonts w:ascii="Aptos Narrow" w:eastAsia="Times New Roman" w:hAnsi="Aptos Narrow" w:cs="Times New Roman"/>
-                <w:color w:val="000000"/>
-                <w:kern w:val="0"/>
-                <w:sz w:val="22"/>
-                <w:szCs w:val="22"/>
-                <w14:ligatures w14:val="none"/>
-              </w:rPr>
-            </w:pPr>
-            <w:r>
-              <w:rPr>
-                <w:rFonts w:ascii="Aptos Narrow" w:eastAsia="Times New Roman" w:hAnsi="Aptos Narrow" w:cs="Times New Roman"/>
-                <w:color w:val="000000"/>
-                <w:kern w:val="0"/>
-                <w:sz w:val="22"/>
-                <w:szCs w:val="22"/>
-                <w14:ligatures w14:val="none"/>
-              </w:rPr>
-              <w:t>50.25</w:t>
-            </w:r>
-          </w:p>
-        </w:tc>
-      </w:tr>
-      <w:tr>
-        <w:trPr>
-          <w:trHeight w:val="288"/>
-        </w:trPr>
-        <w:tc>
-          <w:tcPr>
-            <w:tcW w:w="480" w:type="dxa"/>
-            <w:tcBorders>
-              <w:top w:val="nil"/>
-              <w:left w:val="single" w:sz="4" w:space="0" w:color="auto"/>
-              <w:bottom w:val="single" w:sz="4" w:space="0" w:color="auto"/>
-              <w:right w:val="single" w:sz="4" w:space="0" w:color="auto"/>
-            </w:tcBorders>
-            <w:shd w:val="clear" w:color="auto" w:fill="auto"/>
-            <w:noWrap/>
-            <w:vAlign w:val="bottom"/>
-            <w:hideMark/>
-          </w:tcPr>
-          <w:p>
-            <w:pPr>
-              <w:spacing w:after="0" w:line="480" w:lineRule="auto"/>
-              <w:jc w:val="center"/>
-              <w:rPr>
-                <w:rFonts w:ascii="Aptos Narrow" w:eastAsia="Times New Roman" w:hAnsi="Aptos Narrow" w:cs="Times New Roman"/>
-                <w:b/>
-                <w:bCs/>
-                <w:color w:val="000000"/>
-                <w:kern w:val="0"/>
-                <w:sz w:val="22"/>
-                <w:szCs w:val="22"/>
-                <w14:ligatures w14:val="none"/>
-              </w:rPr>
-            </w:pPr>
-            <w:r>
-              <w:rPr>
-                <w:rFonts w:ascii="Aptos Narrow" w:eastAsia="Times New Roman" w:hAnsi="Aptos Narrow" w:cs="Times New Roman"/>
-                <w:b/>
-                <w:bCs/>
-                <w:color w:val="000000"/>
-                <w:kern w:val="0"/>
-                <w:sz w:val="22"/>
-                <w:szCs w:val="22"/>
-                <w14:ligatures w14:val="none"/>
-              </w:rPr>
-              <w:t>3</w:t>
-            </w:r>
-          </w:p>
-        </w:tc>
-        <w:tc>
-          <w:tcPr>
-            <w:tcW w:w="1860" w:type="dxa"/>
-            <w:tcBorders>
-              <w:top w:val="nil"/>
-              <w:left w:val="nil"/>
-              <w:bottom w:val="single" w:sz="4" w:space="0" w:color="auto"/>
-              <w:right w:val="single" w:sz="4" w:space="0" w:color="auto"/>
-            </w:tcBorders>
-            <w:shd w:val="clear" w:color="auto" w:fill="auto"/>
-            <w:noWrap/>
-            <w:vAlign w:val="bottom"/>
-            <w:hideMark/>
-          </w:tcPr>
-          <w:p>
-            <w:pPr>
-              <w:spacing w:after="0" w:line="480" w:lineRule="auto"/>
+              <w:spacing w:after="0" w:line="240" w:lineRule="auto"/>
               <w:jc w:val="center"/>
               <w:rPr>
                 <w:rFonts w:ascii="Aptos Narrow" w:eastAsia="Times New Roman" w:hAnsi="Aptos Narrow" w:cs="Times New Roman"/>
@@ -3230,7 +3222,7 @@
           </w:tcPr>
           <w:p>
             <w:pPr>
-              <w:spacing w:after="0" w:line="480" w:lineRule="auto"/>
+              <w:spacing w:after="0" w:line="240" w:lineRule="auto"/>
               <w:jc w:val="center"/>
               <w:rPr>
                 <w:rFonts w:ascii="Aptos Narrow" w:eastAsia="Times New Roman" w:hAnsi="Aptos Narrow" w:cs="Times New Roman"/>
@@ -3270,7 +3262,7 @@
           </w:tcPr>
           <w:p>
             <w:pPr>
-              <w:spacing w:after="0" w:line="480" w:lineRule="auto"/>
+              <w:spacing w:after="0" w:line="240" w:lineRule="auto"/>
               <w:jc w:val="center"/>
               <w:rPr>
                 <w:rFonts w:ascii="Aptos Narrow" w:eastAsia="Times New Roman" w:hAnsi="Aptos Narrow" w:cs="Times New Roman"/>
@@ -3290,7 +3282,7 @@
                 <w:szCs w:val="22"/>
                 <w14:ligatures w14:val="none"/>
               </w:rPr>
-              <w:t>0.1777</w:t>
+              <w:t>0.01777</w:t>
             </w:r>
           </w:p>
         </w:tc>
@@ -3310,7 +3302,7 @@
           </w:tcPr>
           <w:p>
             <w:pPr>
-              <w:spacing w:after="0" w:line="480" w:lineRule="auto"/>
+              <w:spacing w:after="0" w:line="240" w:lineRule="auto"/>
               <w:jc w:val="center"/>
               <w:rPr>
                 <w:rFonts w:ascii="Aptos Narrow" w:eastAsia="Times New Roman" w:hAnsi="Aptos Narrow" w:cs="Times New Roman"/>
@@ -3331,6 +3323,84 @@
                 <w14:ligatures w14:val="none"/>
               </w:rPr>
               <w:t>0.1049</w:t>
+            </w:r>
+          </w:p>
+        </w:tc>
+        <w:tc>
+          <w:tcPr>
+            <w:tcW w:w="1389" w:type="dxa"/>
+            <w:tcBorders>
+              <w:top w:val="nil"/>
+              <w:left w:val="nil"/>
+              <w:bottom w:val="single" w:sz="4" w:space="0" w:color="auto"/>
+              <w:right w:val="single" w:sz="4" w:space="0" w:color="auto"/>
+            </w:tcBorders>
+            <w:shd w:val="clear" w:color="auto" w:fill="auto"/>
+            <w:noWrap/>
+            <w:vAlign w:val="bottom"/>
+            <w:hideMark/>
+          </w:tcPr>
+          <w:p>
+            <w:pPr>
+              <w:spacing w:after="0" w:line="240" w:lineRule="auto"/>
+              <w:jc w:val="center"/>
+              <w:rPr>
+                <w:rFonts w:ascii="Aptos Narrow" w:eastAsia="Times New Roman" w:hAnsi="Aptos Narrow" w:cs="Times New Roman"/>
+                <w:color w:val="000000"/>
+                <w:kern w:val="0"/>
+                <w:sz w:val="22"/>
+                <w:szCs w:val="22"/>
+                <w14:ligatures w14:val="none"/>
+              </w:rPr>
+            </w:pPr>
+            <w:r>
+              <w:rPr>
+                <w:rFonts w:ascii="Aptos Narrow" w:eastAsia="Times New Roman" w:hAnsi="Aptos Narrow" w:cs="Times New Roman"/>
+                <w:color w:val="000000"/>
+                <w:kern w:val="0"/>
+                <w:sz w:val="22"/>
+                <w:szCs w:val="22"/>
+                <w14:ligatures w14:val="none"/>
+              </w:rPr>
+              <w:t>3.41</w:t>
+            </w:r>
+          </w:p>
+        </w:tc>
+        <w:tc>
+          <w:tcPr>
+            <w:tcW w:w="1389" w:type="dxa"/>
+            <w:tcBorders>
+              <w:top w:val="nil"/>
+              <w:left w:val="nil"/>
+              <w:bottom w:val="single" w:sz="4" w:space="0" w:color="auto"/>
+              <w:right w:val="single" w:sz="4" w:space="0" w:color="auto"/>
+            </w:tcBorders>
+            <w:shd w:val="clear" w:color="auto" w:fill="auto"/>
+            <w:noWrap/>
+            <w:vAlign w:val="bottom"/>
+            <w:hideMark/>
+          </w:tcPr>
+          <w:p>
+            <w:pPr>
+              <w:spacing w:after="0" w:line="240" w:lineRule="auto"/>
+              <w:jc w:val="center"/>
+              <w:rPr>
+                <w:rFonts w:ascii="Aptos Narrow" w:eastAsia="Times New Roman" w:hAnsi="Aptos Narrow" w:cs="Times New Roman"/>
+                <w:color w:val="000000"/>
+                <w:kern w:val="0"/>
+                <w:sz w:val="22"/>
+                <w:szCs w:val="22"/>
+                <w14:ligatures w14:val="none"/>
+              </w:rPr>
+            </w:pPr>
+            <w:r>
+              <w:rPr>
+                <w:rFonts w:ascii="Aptos Narrow" w:hAnsi="Aptos Narrow"/>
+                <w:color w:val="000000"/>
+                <w:sz w:val="22"/>
+                <w:szCs w:val="22"/>
+              </w:rPr>
+              <w:t>0.000165</w:t>
             </w:r>
           </w:p>
         </w:tc>
@@ -3350,7 +3420,7 @@
           </w:tcPr>
           <w:p>
             <w:pPr>
-              <w:spacing w:after="0" w:line="480" w:lineRule="auto"/>
+              <w:spacing w:after="0" w:line="240" w:lineRule="auto"/>
               <w:jc w:val="center"/>
               <w:rPr>
                 <w:rFonts w:ascii="Aptos Narrow" w:eastAsia="Times New Roman" w:hAnsi="Aptos Narrow" w:cs="Times New Roman"/>
@@ -3363,20 +3433,67 @@
             </w:pPr>
             <w:r>
               <w:rPr>
-                <w:rFonts w:ascii="Aptos Narrow" w:eastAsia="Times New Roman" w:hAnsi="Aptos Narrow" w:cs="Times New Roman"/>
-                <w:color w:val="000000"/>
-                <w:kern w:val="0"/>
-                <w:sz w:val="22"/>
-                <w:szCs w:val="22"/>
-                <w14:ligatures w14:val="none"/>
-              </w:rPr>
-              <w:t>3.41</w:t>
+                <w:rFonts w:ascii="Aptos Narrow" w:hAnsi="Aptos Narrow"/>
+                <w:color w:val="000000"/>
+                <w:sz w:val="22"/>
+                <w:szCs w:val="22"/>
+              </w:rPr>
+              <w:t>635.76</w:t>
+            </w:r>
+          </w:p>
+        </w:tc>
+      </w:tr>
+      <w:tr>
+        <w:trPr>
+          <w:trHeight w:val="288"/>
+        </w:trPr>
+        <w:tc>
+          <w:tcPr>
+            <w:tcW w:w="600" w:type="dxa"/>
+            <w:tcBorders>
+              <w:top w:val="nil"/>
+              <w:left w:val="single" w:sz="4" w:space="0" w:color="auto"/>
+              <w:bottom w:val="single" w:sz="4" w:space="0" w:color="auto"/>
+              <w:right w:val="single" w:sz="4" w:space="0" w:color="auto"/>
+            </w:tcBorders>
+            <w:shd w:val="clear" w:color="auto" w:fill="auto"/>
+            <w:noWrap/>
+            <w:vAlign w:val="bottom"/>
+            <w:hideMark/>
+          </w:tcPr>
+          <w:p>
+            <w:pPr>
+              <w:spacing w:after="0" w:line="240" w:lineRule="auto"/>
+              <w:jc w:val="center"/>
+              <w:rPr>
+                <w:rFonts w:ascii="Aptos Narrow" w:eastAsia="Times New Roman" w:hAnsi="Aptos Narrow" w:cs="Times New Roman"/>
+                <w:b/>
+                <w:bCs/>
+                <w:color w:val="000000"/>
+                <w:kern w:val="0"/>
+                <w:sz w:val="22"/>
+                <w:szCs w:val="22"/>
+                <w14:ligatures w14:val="none"/>
+              </w:rPr>
+            </w:pPr>
+            <w:r>
+              <w:rPr>
+                <w:rFonts w:ascii="Aptos Narrow" w:eastAsia="Times New Roman" w:hAnsi="Aptos Narrow" w:cs="Times New Roman"/>
+                <w:b/>
+                <w:bCs/>
+                <w:color w:val="000000"/>
+                <w:kern w:val="0"/>
+                <w:sz w:val="22"/>
+                <w:szCs w:val="22"/>
+                <w14:ligatures w14:val="none"/>
+              </w:rPr>
+              <w:t>4</w:t>
             </w:r>
           </w:p>
         </w:tc>
         <w:tc>
           <w:tcPr>
-            <w:tcW w:w="1360" w:type="dxa"/>
+            <w:tcW w:w="2008" w:type="dxa"/>
             <w:tcBorders>
               <w:top w:val="nil"/>
               <w:left w:val="nil"/>
@@ -3390,138 +3507,7 @@
           </w:tcPr>
           <w:p>
             <w:pPr>
-              <w:spacing w:after="0" w:line="480" w:lineRule="auto"/>
-              <w:jc w:val="center"/>
-              <w:rPr>
-                <w:rFonts w:ascii="Aptos Narrow" w:eastAsia="Times New Roman" w:hAnsi="Aptos Narrow" w:cs="Times New Roman"/>
-                <w:color w:val="000000"/>
-                <w:kern w:val="0"/>
-                <w:sz w:val="22"/>
-                <w:szCs w:val="22"/>
-                <w14:ligatures w14:val="none"/>
-              </w:rPr>
-            </w:pPr>
-            <w:r>
-              <w:rPr>
-                <w:rFonts w:ascii="Aptos Narrow" w:eastAsia="Times New Roman" w:hAnsi="Aptos Narrow" w:cs="Times New Roman"/>
-                <w:color w:val="000000"/>
-                <w:kern w:val="0"/>
-                <w:sz w:val="22"/>
-                <w:szCs w:val="22"/>
-                <w14:ligatures w14:val="none"/>
-              </w:rPr>
-              <w:t>0.0016</w:t>
-            </w:r>
-          </w:p>
-        </w:tc>
-        <w:tc>
-          <w:tcPr>
-            <w:tcW w:w="1360" w:type="dxa"/>
-            <w:tcBorders>
-              <w:top w:val="nil"/>
-              <w:left w:val="nil"/>
-              <w:bottom w:val="single" w:sz="4" w:space="0" w:color="auto"/>
-              <w:right w:val="single" w:sz="4" w:space="0" w:color="auto"/>
-            </w:tcBorders>
-            <w:shd w:val="clear" w:color="auto" w:fill="auto"/>
-            <w:noWrap/>
-            <w:vAlign w:val="bottom"/>
-            <w:hideMark/>
-          </w:tcPr>
-          <w:p>
-            <w:pPr>
-              <w:spacing w:after="0" w:line="480" w:lineRule="auto"/>
-              <w:jc w:val="center"/>
-              <w:rPr>
-                <w:rFonts w:ascii="Aptos Narrow" w:eastAsia="Times New Roman" w:hAnsi="Aptos Narrow" w:cs="Times New Roman"/>
-                <w:iCs/>
-                <w:color w:val="000000"/>
-                <w:kern w:val="0"/>
-                <w:sz w:val="22"/>
-                <w:szCs w:val="22"/>
-                <w14:ligatures w14:val="none"/>
-              </w:rPr>
-            </w:pPr>
-            <w:r>
-              <w:rPr>
-                <w:rFonts w:ascii="Cambria Math" w:eastAsiaTheme="minorEastAsia" w:hAnsi="Cambria Math" w:cs="Times New Roman"/>
-                <w:iCs/>
-                <w:color w:val="000000"/>
-                <w:kern w:val="0"/>
-                <w:sz w:val="22"/>
-                <w:szCs w:val="22"/>
-                <w14:ligatures w14:val="none"/>
-              </w:rPr>
-              <w:t>65.56</w:t>
-            </w:r>
-          </w:p>
-        </w:tc>
-      </w:tr>
-      <w:tr>
-        <w:trPr>
-          <w:trHeight w:val="288"/>
-        </w:trPr>
-        <w:tc>
-          <w:tcPr>
-            <w:tcW w:w="480" w:type="dxa"/>
-            <w:tcBorders>
-              <w:top w:val="nil"/>
-              <w:left w:val="single" w:sz="4" w:space="0" w:color="auto"/>
-              <w:bottom w:val="single" w:sz="4" w:space="0" w:color="auto"/>
-              <w:right w:val="single" w:sz="4" w:space="0" w:color="auto"/>
-            </w:tcBorders>
-            <w:shd w:val="clear" w:color="auto" w:fill="auto"/>
-            <w:noWrap/>
-            <w:vAlign w:val="bottom"/>
-            <w:hideMark/>
-          </w:tcPr>
-          <w:p>
-            <w:pPr>
-              <w:spacing w:after="0" w:line="480" w:lineRule="auto"/>
-              <w:jc w:val="center"/>
-              <w:rPr>
-                <w:rFonts w:ascii="Aptos Narrow" w:eastAsia="Times New Roman" w:hAnsi="Aptos Narrow" w:cs="Times New Roman"/>
-                <w:b/>
-                <w:bCs/>
-                <w:color w:val="000000"/>
-                <w:kern w:val="0"/>
-                <w:sz w:val="22"/>
-                <w:szCs w:val="22"/>
-                <w14:ligatures w14:val="none"/>
-              </w:rPr>
-            </w:pPr>
-            <w:r>
-              <w:rPr>
-                <w:rFonts w:ascii="Aptos Narrow" w:eastAsia="Times New Roman" w:hAnsi="Aptos Narrow" w:cs="Times New Roman"/>
-                <w:b/>
-                <w:bCs/>
-                <w:color w:val="000000"/>
-                <w:kern w:val="0"/>
-                <w:sz w:val="22"/>
-                <w:szCs w:val="22"/>
-                <w14:ligatures w14:val="none"/>
-              </w:rPr>
-              <w:t>4</w:t>
-            </w:r>
-          </w:p>
-        </w:tc>
-        <w:tc>
-          <w:tcPr>
-            <w:tcW w:w="1860" w:type="dxa"/>
-            <w:tcBorders>
-              <w:top w:val="nil"/>
-              <w:left w:val="nil"/>
-              <w:bottom w:val="single" w:sz="4" w:space="0" w:color="auto"/>
-              <w:right w:val="single" w:sz="4" w:space="0" w:color="auto"/>
-            </w:tcBorders>
-            <w:shd w:val="clear" w:color="auto" w:fill="auto"/>
-            <w:noWrap/>
-            <w:vAlign w:val="bottom"/>
-            <w:hideMark/>
-          </w:tcPr>
-          <w:p>
-            <w:pPr>
-              <w:spacing w:after="0" w:line="480" w:lineRule="auto"/>
+              <w:spacing w:after="0" w:line="240" w:lineRule="auto"/>
               <w:jc w:val="center"/>
               <w:rPr>
                 <w:rFonts w:ascii="Aptos Narrow" w:eastAsia="Times New Roman" w:hAnsi="Aptos Narrow" w:cs="Times New Roman"/>
@@ -3561,7 +3547,7 @@
           </w:tcPr>
           <w:p>
             <w:pPr>
-              <w:spacing w:after="0" w:line="480" w:lineRule="auto"/>
+              <w:spacing w:after="0" w:line="240" w:lineRule="auto"/>
               <w:jc w:val="center"/>
               <w:rPr>
                 <w:rFonts w:ascii="Aptos Narrow" w:eastAsia="Times New Roman" w:hAnsi="Aptos Narrow" w:cs="Times New Roman"/>
@@ -3601,7 +3587,7 @@
           </w:tcPr>
           <w:p>
             <w:pPr>
-              <w:spacing w:after="0" w:line="480" w:lineRule="auto"/>
+              <w:spacing w:after="0" w:line="240" w:lineRule="auto"/>
               <w:jc w:val="center"/>
               <w:rPr>
                 <w:rFonts w:ascii="Aptos Narrow" w:eastAsia="Times New Roman" w:hAnsi="Aptos Narrow" w:cs="Times New Roman"/>
@@ -3621,7 +3607,7 @@
                 <w:szCs w:val="22"/>
                 <w14:ligatures w14:val="none"/>
               </w:rPr>
-              <w:t>0.1777</w:t>
+              <w:t>0.01777</w:t>
             </w:r>
           </w:p>
         </w:tc>
@@ -3641,7 +3627,7 @@
           </w:tcPr>
           <w:p>
             <w:pPr>
-              <w:spacing w:after="0" w:line="480" w:lineRule="auto"/>
+              <w:spacing w:after="0" w:line="240" w:lineRule="auto"/>
               <w:jc w:val="center"/>
               <w:rPr>
                 <w:rFonts w:ascii="Aptos Narrow" w:eastAsia="Times New Roman" w:hAnsi="Aptos Narrow" w:cs="Times New Roman"/>
@@ -3662,6 +3648,84 @@
                 <w14:ligatures w14:val="none"/>
               </w:rPr>
               <w:t>0.1877</w:t>
+            </w:r>
+          </w:p>
+        </w:tc>
+        <w:tc>
+          <w:tcPr>
+            <w:tcW w:w="1389" w:type="dxa"/>
+            <w:tcBorders>
+              <w:top w:val="nil"/>
+              <w:left w:val="nil"/>
+              <w:bottom w:val="single" w:sz="4" w:space="0" w:color="auto"/>
+              <w:right w:val="single" w:sz="4" w:space="0" w:color="auto"/>
+            </w:tcBorders>
+            <w:shd w:val="clear" w:color="auto" w:fill="auto"/>
+            <w:noWrap/>
+            <w:vAlign w:val="bottom"/>
+            <w:hideMark/>
+          </w:tcPr>
+          <w:p>
+            <w:pPr>
+              <w:spacing w:after="0" w:line="240" w:lineRule="auto"/>
+              <w:jc w:val="center"/>
+              <w:rPr>
+                <w:rFonts w:ascii="Aptos Narrow" w:eastAsia="Times New Roman" w:hAnsi="Aptos Narrow" w:cs="Times New Roman"/>
+                <w:color w:val="000000"/>
+                <w:kern w:val="0"/>
+                <w:sz w:val="22"/>
+                <w:szCs w:val="22"/>
+                <w14:ligatures w14:val="none"/>
+              </w:rPr>
+            </w:pPr>
+            <w:r>
+              <w:rPr>
+                <w:rFonts w:ascii="Aptos Narrow" w:eastAsia="Times New Roman" w:hAnsi="Aptos Narrow" w:cs="Times New Roman"/>
+                <w:color w:val="000000"/>
+                <w:kern w:val="0"/>
+                <w:sz w:val="22"/>
+                <w:szCs w:val="22"/>
+                <w14:ligatures w14:val="none"/>
+              </w:rPr>
+              <w:t>3.03</w:t>
+            </w:r>
+          </w:p>
+        </w:tc>
+        <w:tc>
+          <w:tcPr>
+            <w:tcW w:w="1389" w:type="dxa"/>
+            <w:tcBorders>
+              <w:top w:val="nil"/>
+              <w:left w:val="nil"/>
+              <w:bottom w:val="single" w:sz="4" w:space="0" w:color="auto"/>
+              <w:right w:val="single" w:sz="4" w:space="0" w:color="auto"/>
+            </w:tcBorders>
+            <w:shd w:val="clear" w:color="auto" w:fill="auto"/>
+            <w:noWrap/>
+            <w:vAlign w:val="bottom"/>
+            <w:hideMark/>
+          </w:tcPr>
+          <w:p>
+            <w:pPr>
+              <w:spacing w:after="0" w:line="240" w:lineRule="auto"/>
+              <w:jc w:val="center"/>
+              <w:rPr>
+                <w:rFonts w:ascii="Aptos Narrow" w:eastAsia="Times New Roman" w:hAnsi="Aptos Narrow" w:cs="Times New Roman"/>
+                <w:color w:val="000000"/>
+                <w:kern w:val="0"/>
+                <w:sz w:val="22"/>
+                <w:szCs w:val="22"/>
+                <w14:ligatures w14:val="none"/>
+              </w:rPr>
+            </w:pPr>
+            <w:r>
+              <w:rPr>
+                <w:rFonts w:ascii="Aptos Narrow" w:hAnsi="Aptos Narrow"/>
+                <w:color w:val="000000"/>
+                <w:sz w:val="22"/>
+                <w:szCs w:val="22"/>
+              </w:rPr>
+              <w:t>0.00038</w:t>
             </w:r>
           </w:p>
         </w:tc>
@@ -3681,7 +3745,7 @@
           </w:tcPr>
           <w:p>
             <w:pPr>
-              <w:spacing w:after="0" w:line="480" w:lineRule="auto"/>
+              <w:spacing w:after="0" w:line="240" w:lineRule="auto"/>
               <w:jc w:val="center"/>
               <w:rPr>
                 <w:rFonts w:ascii="Aptos Narrow" w:eastAsia="Times New Roman" w:hAnsi="Aptos Narrow" w:cs="Times New Roman"/>
@@ -3694,20 +3758,67 @@
             </w:pPr>
             <w:r>
               <w:rPr>
-                <w:rFonts w:ascii="Aptos Narrow" w:eastAsia="Times New Roman" w:hAnsi="Aptos Narrow" w:cs="Times New Roman"/>
-                <w:color w:val="000000"/>
-                <w:kern w:val="0"/>
-                <w:sz w:val="22"/>
-                <w:szCs w:val="22"/>
-                <w14:ligatures w14:val="none"/>
-              </w:rPr>
-              <w:t>3.03</w:t>
+                <w:rFonts w:ascii="Aptos Narrow" w:hAnsi="Aptos Narrow"/>
+                <w:color w:val="000000"/>
+                <w:sz w:val="22"/>
+                <w:szCs w:val="22"/>
+              </w:rPr>
+              <w:t>493.95</w:t>
+            </w:r>
+          </w:p>
+        </w:tc>
+      </w:tr>
+      <w:tr>
+        <w:trPr>
+          <w:trHeight w:val="288"/>
+        </w:trPr>
+        <w:tc>
+          <w:tcPr>
+            <w:tcW w:w="600" w:type="dxa"/>
+            <w:tcBorders>
+              <w:top w:val="nil"/>
+              <w:left w:val="single" w:sz="4" w:space="0" w:color="auto"/>
+              <w:bottom w:val="single" w:sz="4" w:space="0" w:color="auto"/>
+              <w:right w:val="single" w:sz="4" w:space="0" w:color="auto"/>
+            </w:tcBorders>
+            <w:shd w:val="clear" w:color="auto" w:fill="auto"/>
+            <w:noWrap/>
+            <w:vAlign w:val="bottom"/>
+            <w:hideMark/>
+          </w:tcPr>
+          <w:p>
+            <w:pPr>
+              <w:spacing w:after="0" w:line="240" w:lineRule="auto"/>
+              <w:jc w:val="center"/>
+              <w:rPr>
+                <w:rFonts w:ascii="Aptos Narrow" w:eastAsia="Times New Roman" w:hAnsi="Aptos Narrow" w:cs="Times New Roman"/>
+                <w:b/>
+                <w:bCs/>
+                <w:color w:val="000000"/>
+                <w:kern w:val="0"/>
+                <w:sz w:val="22"/>
+                <w:szCs w:val="22"/>
+                <w14:ligatures w14:val="none"/>
+              </w:rPr>
+            </w:pPr>
+            <w:r>
+              <w:rPr>
+                <w:rFonts w:ascii="Aptos Narrow" w:eastAsia="Times New Roman" w:hAnsi="Aptos Narrow" w:cs="Times New Roman"/>
+                <w:b/>
+                <w:bCs/>
+                <w:color w:val="000000"/>
+                <w:kern w:val="0"/>
+                <w:sz w:val="22"/>
+                <w:szCs w:val="22"/>
+                <w14:ligatures w14:val="none"/>
+              </w:rPr>
+              <w:t>5</w:t>
             </w:r>
           </w:p>
         </w:tc>
         <w:tc>
           <w:tcPr>
-            <w:tcW w:w="1360" w:type="dxa"/>
+            <w:tcW w:w="2008" w:type="dxa"/>
             <w:tcBorders>
               <w:top w:val="nil"/>
               <w:left w:val="nil"/>
@@ -3721,136 +3832,7 @@
           </w:tcPr>
           <w:p>
             <w:pPr>
-              <w:spacing w:after="0" w:line="480" w:lineRule="auto"/>
-              <w:jc w:val="center"/>
-              <w:rPr>
-                <w:rFonts w:ascii="Aptos Narrow" w:eastAsia="Times New Roman" w:hAnsi="Aptos Narrow" w:cs="Times New Roman"/>
-                <w:color w:val="000000"/>
-                <w:kern w:val="0"/>
-                <w:sz w:val="22"/>
-                <w:szCs w:val="22"/>
-                <w14:ligatures w14:val="none"/>
-              </w:rPr>
-            </w:pPr>
-            <w:r>
-              <w:rPr>
-                <w:rFonts w:ascii="Aptos Narrow" w:eastAsia="Times New Roman" w:hAnsi="Aptos Narrow" w:cs="Times New Roman"/>
-                <w:color w:val="000000"/>
-                <w:kern w:val="0"/>
-                <w:sz w:val="22"/>
-                <w:szCs w:val="22"/>
-                <w14:ligatures w14:val="none"/>
-              </w:rPr>
-              <w:t>0.0038</w:t>
-            </w:r>
-          </w:p>
-        </w:tc>
-        <w:tc>
-          <w:tcPr>
-            <w:tcW w:w="1360" w:type="dxa"/>
-            <w:tcBorders>
-              <w:top w:val="nil"/>
-              <w:left w:val="nil"/>
-              <w:bottom w:val="single" w:sz="4" w:space="0" w:color="auto"/>
-              <w:right w:val="single" w:sz="4" w:space="0" w:color="auto"/>
-            </w:tcBorders>
-            <w:shd w:val="clear" w:color="auto" w:fill="auto"/>
-            <w:noWrap/>
-            <w:vAlign w:val="bottom"/>
-            <w:hideMark/>
-          </w:tcPr>
-          <w:p>
-            <w:pPr>
-              <w:spacing w:after="0" w:line="480" w:lineRule="auto"/>
-              <w:jc w:val="center"/>
-              <w:rPr>
-                <w:rFonts w:ascii="Aptos Narrow" w:eastAsia="Times New Roman" w:hAnsi="Aptos Narrow" w:cs="Times New Roman"/>
-                <w:color w:val="000000"/>
-                <w:kern w:val="0"/>
-                <w:sz w:val="22"/>
-                <w:szCs w:val="22"/>
-                <w14:ligatures w14:val="none"/>
-              </w:rPr>
-            </w:pPr>
-            <w:r>
-              <w:rPr>
-                <w:rFonts w:ascii="Aptos Narrow" w:eastAsia="Times New Roman" w:hAnsi="Aptos Narrow" w:cs="Times New Roman"/>
-                <w:color w:val="000000"/>
-                <w:kern w:val="0"/>
-                <w:sz w:val="22"/>
-                <w:szCs w:val="22"/>
-                <w14:ligatures w14:val="none"/>
-              </w:rPr>
-              <w:t>49.39</w:t>
-            </w:r>
-          </w:p>
-        </w:tc>
-      </w:tr>
-      <w:tr>
-        <w:trPr>
-          <w:trHeight w:val="288"/>
-        </w:trPr>
-        <w:tc>
-          <w:tcPr>
-            <w:tcW w:w="480" w:type="dxa"/>
-            <w:tcBorders>
-              <w:top w:val="nil"/>
-              <w:left w:val="single" w:sz="4" w:space="0" w:color="auto"/>
-              <w:bottom w:val="single" w:sz="4" w:space="0" w:color="auto"/>
-              <w:right w:val="single" w:sz="4" w:space="0" w:color="auto"/>
-            </w:tcBorders>
-            <w:shd w:val="clear" w:color="auto" w:fill="auto"/>
-            <w:noWrap/>
-            <w:vAlign w:val="bottom"/>
-            <w:hideMark/>
-          </w:tcPr>
-          <w:p>
-            <w:pPr>
-              <w:spacing w:after="0" w:line="480" w:lineRule="auto"/>
-              <w:jc w:val="center"/>
-              <w:rPr>
-                <w:rFonts w:ascii="Aptos Narrow" w:eastAsia="Times New Roman" w:hAnsi="Aptos Narrow" w:cs="Times New Roman"/>
-                <w:b/>
-                <w:bCs/>
-                <w:color w:val="000000"/>
-                <w:kern w:val="0"/>
-                <w:sz w:val="22"/>
-                <w:szCs w:val="22"/>
-                <w14:ligatures w14:val="none"/>
-              </w:rPr>
-            </w:pPr>
-            <w:r>
-              <w:rPr>
-                <w:rFonts w:ascii="Aptos Narrow" w:eastAsia="Times New Roman" w:hAnsi="Aptos Narrow" w:cs="Times New Roman"/>
-                <w:b/>
-                <w:bCs/>
-                <w:color w:val="000000"/>
-                <w:kern w:val="0"/>
-                <w:sz w:val="22"/>
-                <w:szCs w:val="22"/>
-                <w14:ligatures w14:val="none"/>
-              </w:rPr>
-              <w:t>5</w:t>
-            </w:r>
-          </w:p>
-        </w:tc>
-        <w:tc>
-          <w:tcPr>
-            <w:tcW w:w="1860" w:type="dxa"/>
-            <w:tcBorders>
-              <w:top w:val="nil"/>
-              <w:left w:val="nil"/>
-              <w:bottom w:val="single" w:sz="4" w:space="0" w:color="auto"/>
-              <w:right w:val="single" w:sz="4" w:space="0" w:color="auto"/>
-            </w:tcBorders>
-            <w:shd w:val="clear" w:color="auto" w:fill="auto"/>
-            <w:noWrap/>
-            <w:vAlign w:val="bottom"/>
-            <w:hideMark/>
-          </w:tcPr>
-          <w:p>
-            <w:pPr>
-              <w:spacing w:after="0" w:line="480" w:lineRule="auto"/>
+              <w:spacing w:after="0" w:line="240" w:lineRule="auto"/>
               <w:jc w:val="center"/>
               <w:rPr>
                 <w:rFonts w:ascii="Aptos Narrow" w:eastAsia="Times New Roman" w:hAnsi="Aptos Narrow" w:cs="Times New Roman"/>
@@ -3890,7 +3872,7 @@
           </w:tcPr>
           <w:p>
             <w:pPr>
-              <w:spacing w:after="0" w:line="480" w:lineRule="auto"/>
+              <w:spacing w:after="0" w:line="240" w:lineRule="auto"/>
               <w:jc w:val="center"/>
               <w:rPr>
                 <w:rFonts w:ascii="Aptos Narrow" w:eastAsia="Times New Roman" w:hAnsi="Aptos Narrow" w:cs="Times New Roman"/>
@@ -3930,7 +3912,7 @@
           </w:tcPr>
           <w:p>
             <w:pPr>
-              <w:spacing w:after="0" w:line="480" w:lineRule="auto"/>
+              <w:spacing w:after="0" w:line="240" w:lineRule="auto"/>
               <w:jc w:val="center"/>
               <w:rPr>
                 <w:rFonts w:ascii="Aptos Narrow" w:eastAsia="Times New Roman" w:hAnsi="Aptos Narrow" w:cs="Times New Roman"/>
@@ -3950,7 +3932,7 @@
                 <w:szCs w:val="22"/>
                 <w14:ligatures w14:val="none"/>
               </w:rPr>
-              <w:t>0.1777</w:t>
+              <w:t>0.01777</w:t>
             </w:r>
           </w:p>
         </w:tc>
@@ -3970,7 +3952,7 @@
           </w:tcPr>
           <w:p>
             <w:pPr>
-              <w:spacing w:after="0" w:line="480" w:lineRule="auto"/>
+              <w:spacing w:after="0" w:line="240" w:lineRule="auto"/>
               <w:jc w:val="center"/>
               <w:rPr>
                 <w:rFonts w:ascii="Aptos Narrow" w:eastAsia="Times New Roman" w:hAnsi="Aptos Narrow" w:cs="Times New Roman"/>
@@ -3991,6 +3973,84 @@
                 <w14:ligatures w14:val="none"/>
               </w:rPr>
               <w:t>0.3242</w:t>
+            </w:r>
+          </w:p>
+        </w:tc>
+        <w:tc>
+          <w:tcPr>
+            <w:tcW w:w="1389" w:type="dxa"/>
+            <w:tcBorders>
+              <w:top w:val="nil"/>
+              <w:left w:val="nil"/>
+              <w:bottom w:val="single" w:sz="4" w:space="0" w:color="auto"/>
+              <w:right w:val="single" w:sz="4" w:space="0" w:color="auto"/>
+            </w:tcBorders>
+            <w:shd w:val="clear" w:color="auto" w:fill="auto"/>
+            <w:noWrap/>
+            <w:vAlign w:val="bottom"/>
+            <w:hideMark/>
+          </w:tcPr>
+          <w:p>
+            <w:pPr>
+              <w:spacing w:after="0" w:line="240" w:lineRule="auto"/>
+              <w:jc w:val="center"/>
+              <w:rPr>
+                <w:rFonts w:ascii="Aptos Narrow" w:eastAsia="Times New Roman" w:hAnsi="Aptos Narrow" w:cs="Times New Roman"/>
+                <w:color w:val="000000"/>
+                <w:kern w:val="0"/>
+                <w:sz w:val="22"/>
+                <w:szCs w:val="22"/>
+                <w14:ligatures w14:val="none"/>
+              </w:rPr>
+            </w:pPr>
+            <w:r>
+              <w:rPr>
+                <w:rFonts w:ascii="Aptos Narrow" w:eastAsia="Times New Roman" w:hAnsi="Aptos Narrow" w:cs="Times New Roman"/>
+                <w:color w:val="000000"/>
+                <w:kern w:val="0"/>
+                <w:sz w:val="22"/>
+                <w:szCs w:val="22"/>
+                <w14:ligatures w14:val="none"/>
+              </w:rPr>
+              <w:t>3.19</w:t>
+            </w:r>
+          </w:p>
+        </w:tc>
+        <w:tc>
+          <w:tcPr>
+            <w:tcW w:w="1389" w:type="dxa"/>
+            <w:tcBorders>
+              <w:top w:val="nil"/>
+              <w:left w:val="nil"/>
+              <w:bottom w:val="single" w:sz="4" w:space="0" w:color="auto"/>
+              <w:right w:val="single" w:sz="4" w:space="0" w:color="auto"/>
+            </w:tcBorders>
+            <w:shd w:val="clear" w:color="auto" w:fill="auto"/>
+            <w:noWrap/>
+            <w:vAlign w:val="bottom"/>
+            <w:hideMark/>
+          </w:tcPr>
+          <w:p>
+            <w:pPr>
+              <w:spacing w:after="0" w:line="240" w:lineRule="auto"/>
+              <w:jc w:val="center"/>
+              <w:rPr>
+                <w:rFonts w:ascii="Aptos Narrow" w:eastAsia="Times New Roman" w:hAnsi="Aptos Narrow" w:cs="Times New Roman"/>
+                <w:color w:val="000000"/>
+                <w:kern w:val="0"/>
+                <w:sz w:val="22"/>
+                <w:szCs w:val="22"/>
+                <w14:ligatures w14:val="none"/>
+              </w:rPr>
+            </w:pPr>
+            <w:r>
+              <w:rPr>
+                <w:rFonts w:ascii="Aptos Narrow" w:hAnsi="Aptos Narrow"/>
+                <w:color w:val="000000"/>
+                <w:sz w:val="22"/>
+                <w:szCs w:val="22"/>
+              </w:rPr>
+              <w:t>0.000615</w:t>
             </w:r>
           </w:p>
         </w:tc>
@@ -4010,7 +4070,7 @@
           </w:tcPr>
           <w:p>
             <w:pPr>
-              <w:spacing w:after="0" w:line="480" w:lineRule="auto"/>
+              <w:spacing w:after="0" w:line="240" w:lineRule="auto"/>
               <w:jc w:val="center"/>
               <w:rPr>
                 <w:rFonts w:ascii="Aptos Narrow" w:eastAsia="Times New Roman" w:hAnsi="Aptos Narrow" w:cs="Times New Roman"/>
@@ -4023,94 +4083,12 @@
             </w:pPr>
             <w:r>
               <w:rPr>
-                <w:rFonts w:ascii="Aptos Narrow" w:eastAsia="Times New Roman" w:hAnsi="Aptos Narrow" w:cs="Times New Roman"/>
-                <w:color w:val="000000"/>
-                <w:kern w:val="0"/>
-                <w:sz w:val="22"/>
-                <w:szCs w:val="22"/>
-                <w14:ligatures w14:val="none"/>
-              </w:rPr>
-              <w:t>3.19</w:t>
-            </w:r>
-          </w:p>
-        </w:tc>
-        <w:tc>
-          <w:tcPr>
-            <w:tcW w:w="1360" w:type="dxa"/>
-            <w:tcBorders>
-              <w:top w:val="nil"/>
-              <w:left w:val="nil"/>
-              <w:bottom w:val="single" w:sz="4" w:space="0" w:color="auto"/>
-              <w:right w:val="single" w:sz="4" w:space="0" w:color="auto"/>
-            </w:tcBorders>
-            <w:shd w:val="clear" w:color="auto" w:fill="auto"/>
-            <w:noWrap/>
-            <w:vAlign w:val="bottom"/>
-            <w:hideMark/>
-          </w:tcPr>
-          <w:p>
-            <w:pPr>
-              <w:spacing w:after="0" w:line="480" w:lineRule="auto"/>
-              <w:jc w:val="center"/>
-              <w:rPr>
-                <w:rFonts w:ascii="Aptos Narrow" w:eastAsia="Times New Roman" w:hAnsi="Aptos Narrow" w:cs="Times New Roman"/>
-                <w:color w:val="000000"/>
-                <w:kern w:val="0"/>
-                <w:sz w:val="22"/>
-                <w:szCs w:val="22"/>
-                <w14:ligatures w14:val="none"/>
-              </w:rPr>
-            </w:pPr>
-            <w:r>
-              <w:rPr>
-                <w:rFonts w:ascii="Aptos Narrow" w:eastAsia="Times New Roman" w:hAnsi="Aptos Narrow" w:cs="Times New Roman"/>
-                <w:color w:val="000000"/>
-                <w:kern w:val="0"/>
-                <w:sz w:val="22"/>
-                <w:szCs w:val="22"/>
-                <w14:ligatures w14:val="none"/>
-              </w:rPr>
-              <w:t>0.0062</w:t>
-            </w:r>
-          </w:p>
-        </w:tc>
-        <w:tc>
-          <w:tcPr>
-            <w:tcW w:w="1360" w:type="dxa"/>
-            <w:tcBorders>
-              <w:top w:val="nil"/>
-              <w:left w:val="nil"/>
-              <w:bottom w:val="single" w:sz="4" w:space="0" w:color="auto"/>
-              <w:right w:val="single" w:sz="4" w:space="0" w:color="auto"/>
-            </w:tcBorders>
-            <w:shd w:val="clear" w:color="auto" w:fill="auto"/>
-            <w:noWrap/>
-            <w:vAlign w:val="bottom"/>
-            <w:hideMark/>
-          </w:tcPr>
-          <w:p>
-            <w:pPr>
-              <w:spacing w:after="0" w:line="480" w:lineRule="auto"/>
-              <w:jc w:val="center"/>
-              <w:rPr>
-                <w:rFonts w:ascii="Aptos Narrow" w:eastAsia="Times New Roman" w:hAnsi="Aptos Narrow" w:cs="Times New Roman"/>
-                <w:color w:val="000000"/>
-                <w:kern w:val="0"/>
-                <w:sz w:val="22"/>
-                <w:szCs w:val="22"/>
-                <w14:ligatures w14:val="none"/>
-              </w:rPr>
-            </w:pPr>
-            <w:r>
-              <w:rPr>
-                <w:rFonts w:ascii="Aptos Narrow" w:eastAsia="Times New Roman" w:hAnsi="Aptos Narrow" w:cs="Times New Roman"/>
-                <w:color w:val="000000"/>
-                <w:kern w:val="0"/>
-                <w:sz w:val="22"/>
-                <w:szCs w:val="22"/>
-                <w14:ligatures w14:val="none"/>
-              </w:rPr>
-              <w:t>52.29</w:t>
+                <w:rFonts w:ascii="Aptos Narrow" w:hAnsi="Aptos Narrow"/>
+                <w:color w:val="000000"/>
+                <w:sz w:val="22"/>
+                <w:szCs w:val="22"/>
+              </w:rPr>
+              <w:t>527.15</w:t>
             </w:r>
           </w:p>
         </w:tc>
@@ -4121,7 +4099,7 @@
         </w:trPr>
         <w:tc>
           <w:tcPr>
-            <w:tcW w:w="480" w:type="dxa"/>
+            <w:tcW w:w="600" w:type="dxa"/>
             <w:tcBorders>
               <w:top w:val="nil"/>
               <w:left w:val="nil"/>
@@ -4135,7 +4113,7 @@
           </w:tcPr>
           <w:p>
             <w:pPr>
-              <w:spacing w:after="0" w:line="480" w:lineRule="auto"/>
+              <w:spacing w:after="0" w:line="240" w:lineRule="auto"/>
               <w:jc w:val="center"/>
               <w:rPr>
                 <w:rFonts w:ascii="Aptos Narrow" w:eastAsia="Times New Roman" w:hAnsi="Aptos Narrow" w:cs="Times New Roman"/>
@@ -4150,7 +4128,7 @@
         </w:tc>
         <w:tc>
           <w:tcPr>
-            <w:tcW w:w="1860" w:type="dxa"/>
+            <w:tcW w:w="2008" w:type="dxa"/>
             <w:tcBorders>
               <w:top w:val="nil"/>
               <w:left w:val="nil"/>
@@ -4164,7 +4142,7 @@
           </w:tcPr>
           <w:p>
             <w:pPr>
-              <w:spacing w:after="0" w:line="480" w:lineRule="auto"/>
+              <w:spacing w:after="0" w:line="240" w:lineRule="auto"/>
               <w:rPr>
                 <w:rFonts w:ascii="Times New Roman" w:eastAsia="Times New Roman" w:hAnsi="Times New Roman" w:cs="Times New Roman"/>
                 <w:kern w:val="0"/>
@@ -4191,7 +4169,7 @@
           </w:tcPr>
           <w:p>
             <w:pPr>
-              <w:spacing w:after="0" w:line="480" w:lineRule="auto"/>
+              <w:spacing w:after="0" w:line="240" w:lineRule="auto"/>
               <w:rPr>
                 <w:rFonts w:ascii="Times New Roman" w:eastAsia="Times New Roman" w:hAnsi="Times New Roman" w:cs="Times New Roman"/>
                 <w:kern w:val="0"/>
@@ -4218,7 +4196,7 @@
           </w:tcPr>
           <w:p>
             <w:pPr>
-              <w:spacing w:after="0" w:line="480" w:lineRule="auto"/>
+              <w:spacing w:after="0" w:line="240" w:lineRule="auto"/>
               <w:rPr>
                 <w:rFonts w:ascii="Times New Roman" w:eastAsia="Times New Roman" w:hAnsi="Times New Roman" w:cs="Times New Roman"/>
                 <w:kern w:val="0"/>
@@ -4245,12 +4223,85 @@
           </w:tcPr>
           <w:p>
             <w:pPr>
-              <w:spacing w:after="0" w:line="480" w:lineRule="auto"/>
+              <w:spacing w:after="0" w:line="240" w:lineRule="auto"/>
               <w:rPr>
                 <w:rFonts w:ascii="Times New Roman" w:eastAsia="Times New Roman" w:hAnsi="Times New Roman" w:cs="Times New Roman"/>
                 <w:kern w:val="0"/>
                 <w:sz w:val="20"/>
                 <w:szCs w:val="20"/>
+                <w14:ligatures w14:val="none"/>
+              </w:rPr>
+            </w:pPr>
+          </w:p>
+        </w:tc>
+        <w:tc>
+          <w:tcPr>
+            <w:tcW w:w="1389" w:type="dxa"/>
+            <w:tcBorders>
+              <w:top w:val="nil"/>
+              <w:left w:val="single" w:sz="4" w:space="0" w:color="auto"/>
+              <w:bottom w:val="single" w:sz="4" w:space="0" w:color="auto"/>
+              <w:right w:val="single" w:sz="4" w:space="0" w:color="auto"/>
+            </w:tcBorders>
+            <w:shd w:val="clear" w:color="auto" w:fill="auto"/>
+            <w:noWrap/>
+            <w:vAlign w:val="bottom"/>
+            <w:hideMark/>
+          </w:tcPr>
+          <w:p>
+            <w:pPr>
+              <w:spacing w:after="0" w:line="240" w:lineRule="auto"/>
+              <w:rPr>
+                <w:rFonts w:ascii="Aptos Narrow" w:eastAsia="Times New Roman" w:hAnsi="Aptos Narrow" w:cs="Times New Roman"/>
+                <w:b/>
+                <w:bCs/>
+                <w:color w:val="000000"/>
+                <w:kern w:val="0"/>
+                <w:sz w:val="22"/>
+                <w:szCs w:val="22"/>
+                <w14:ligatures w14:val="none"/>
+              </w:rPr>
+            </w:pPr>
+            <w:r>
+              <w:rPr>
+                <w:rFonts w:ascii="Aptos Narrow" w:eastAsia="Times New Roman" w:hAnsi="Aptos Narrow" w:cs="Times New Roman"/>
+                <w:b/>
+                <w:bCs/>
+                <w:color w:val="000000"/>
+                <w:kern w:val="0"/>
+                <w:sz w:val="22"/>
+                <w:szCs w:val="22"/>
+                <w14:ligatures w14:val="none"/>
+              </w:rPr>
+              <w:t>Average:</w:t>
+            </w:r>
+          </w:p>
+        </w:tc>
+        <w:tc>
+          <w:tcPr>
+            <w:tcW w:w="1389" w:type="dxa"/>
+            <w:tcBorders>
+              <w:top w:val="nil"/>
+              <w:left w:val="nil"/>
+              <w:bottom w:val="nil"/>
+              <w:right w:val="nil"/>
+            </w:tcBorders>
+            <w:shd w:val="clear" w:color="auto" w:fill="auto"/>
+            <w:noWrap/>
+            <w:vAlign w:val="bottom"/>
+            <w:hideMark/>
+          </w:tcPr>
+          <w:p>
+            <w:pPr>
+              <w:spacing w:after="0" w:line="240" w:lineRule="auto"/>
+              <w:rPr>
+                <w:rFonts w:ascii="Aptos Narrow" w:eastAsia="Times New Roman" w:hAnsi="Aptos Narrow" w:cs="Times New Roman"/>
+                <w:b/>
+                <w:bCs/>
+                <w:color w:val="000000"/>
+                <w:kern w:val="0"/>
+                <w:sz w:val="22"/>
+                <w:szCs w:val="22"/>
                 <w14:ligatures w14:val="none"/>
               </w:rPr>
             </w:pPr>
@@ -4272,7 +4323,7 @@
           </w:tcPr>
           <w:p>
             <w:pPr>
-              <w:spacing w:after="0" w:line="480" w:lineRule="auto"/>
+              <w:spacing w:after="0" w:line="240" w:lineRule="auto"/>
               <w:rPr>
                 <w:rFonts w:ascii="Aptos Narrow" w:eastAsia="Times New Roman" w:hAnsi="Aptos Narrow" w:cs="Times New Roman"/>
                 <w:b/>
@@ -4299,9 +4350,14 @@
             </w:r>
           </w:p>
         </w:tc>
+      </w:tr>
+      <w:tr>
+        <w:trPr>
+          <w:trHeight w:val="288"/>
+        </w:trPr>
         <w:tc>
           <w:tcPr>
-            <w:tcW w:w="1360" w:type="dxa"/>
+            <w:tcW w:w="600" w:type="dxa"/>
             <w:tcBorders>
               <w:top w:val="nil"/>
               <w:left w:val="nil"/>
@@ -4315,11 +4371,188 @@
           </w:tcPr>
           <w:p>
             <w:pPr>
-              <w:spacing w:after="0" w:line="480" w:lineRule="auto"/>
+              <w:spacing w:after="0" w:line="240" w:lineRule="auto"/>
               <w:rPr>
                 <w:rFonts w:ascii="Aptos Narrow" w:eastAsia="Times New Roman" w:hAnsi="Aptos Narrow" w:cs="Times New Roman"/>
                 <w:b/>
                 <w:bCs/>
+                <w:color w:val="000000"/>
+                <w:kern w:val="0"/>
+                <w:sz w:val="22"/>
+                <w:szCs w:val="22"/>
+                <w14:ligatures w14:val="none"/>
+              </w:rPr>
+            </w:pPr>
+          </w:p>
+        </w:tc>
+        <w:tc>
+          <w:tcPr>
+            <w:tcW w:w="2008" w:type="dxa"/>
+            <w:tcBorders>
+              <w:top w:val="nil"/>
+              <w:left w:val="nil"/>
+              <w:bottom w:val="nil"/>
+              <w:right w:val="nil"/>
+            </w:tcBorders>
+            <w:shd w:val="clear" w:color="auto" w:fill="auto"/>
+            <w:noWrap/>
+            <w:vAlign w:val="bottom"/>
+            <w:hideMark/>
+          </w:tcPr>
+          <w:p>
+            <w:pPr>
+              <w:spacing w:after="0" w:line="240" w:lineRule="auto"/>
+              <w:rPr>
+                <w:rFonts w:ascii="Times New Roman" w:eastAsia="Times New Roman" w:hAnsi="Times New Roman" w:cs="Times New Roman"/>
+                <w:kern w:val="0"/>
+                <w:sz w:val="20"/>
+                <w:szCs w:val="20"/>
+                <w14:ligatures w14:val="none"/>
+              </w:rPr>
+            </w:pPr>
+          </w:p>
+        </w:tc>
+        <w:tc>
+          <w:tcPr>
+            <w:tcW w:w="1460" w:type="dxa"/>
+            <w:tcBorders>
+              <w:top w:val="nil"/>
+              <w:left w:val="nil"/>
+              <w:bottom w:val="nil"/>
+              <w:right w:val="nil"/>
+            </w:tcBorders>
+            <w:shd w:val="clear" w:color="auto" w:fill="auto"/>
+            <w:noWrap/>
+            <w:vAlign w:val="bottom"/>
+            <w:hideMark/>
+          </w:tcPr>
+          <w:p>
+            <w:pPr>
+              <w:spacing w:after="0" w:line="240" w:lineRule="auto"/>
+              <w:rPr>
+                <w:rFonts w:ascii="Times New Roman" w:eastAsia="Times New Roman" w:hAnsi="Times New Roman" w:cs="Times New Roman"/>
+                <w:kern w:val="0"/>
+                <w:sz w:val="20"/>
+                <w:szCs w:val="20"/>
+                <w14:ligatures w14:val="none"/>
+              </w:rPr>
+            </w:pPr>
+          </w:p>
+        </w:tc>
+        <w:tc>
+          <w:tcPr>
+            <w:tcW w:w="1520" w:type="dxa"/>
+            <w:tcBorders>
+              <w:top w:val="nil"/>
+              <w:left w:val="nil"/>
+              <w:bottom w:val="nil"/>
+              <w:right w:val="nil"/>
+            </w:tcBorders>
+            <w:shd w:val="clear" w:color="auto" w:fill="auto"/>
+            <w:noWrap/>
+            <w:vAlign w:val="bottom"/>
+            <w:hideMark/>
+          </w:tcPr>
+          <w:p>
+            <w:pPr>
+              <w:spacing w:after="0" w:line="240" w:lineRule="auto"/>
+              <w:rPr>
+                <w:rFonts w:ascii="Times New Roman" w:eastAsia="Times New Roman" w:hAnsi="Times New Roman" w:cs="Times New Roman"/>
+                <w:kern w:val="0"/>
+                <w:sz w:val="20"/>
+                <w:szCs w:val="20"/>
+                <w14:ligatures w14:val="none"/>
+              </w:rPr>
+            </w:pPr>
+          </w:p>
+        </w:tc>
+        <w:tc>
+          <w:tcPr>
+            <w:tcW w:w="940" w:type="dxa"/>
+            <w:tcBorders>
+              <w:top w:val="nil"/>
+              <w:left w:val="nil"/>
+              <w:bottom w:val="nil"/>
+              <w:right w:val="nil"/>
+            </w:tcBorders>
+            <w:shd w:val="clear" w:color="auto" w:fill="auto"/>
+            <w:noWrap/>
+            <w:vAlign w:val="bottom"/>
+            <w:hideMark/>
+          </w:tcPr>
+          <w:p>
+            <w:pPr>
+              <w:spacing w:after="0" w:line="240" w:lineRule="auto"/>
+              <w:rPr>
+                <w:rFonts w:ascii="Times New Roman" w:eastAsia="Times New Roman" w:hAnsi="Times New Roman" w:cs="Times New Roman"/>
+                <w:kern w:val="0"/>
+                <w:sz w:val="20"/>
+                <w:szCs w:val="20"/>
+                <w14:ligatures w14:val="none"/>
+              </w:rPr>
+            </w:pPr>
+          </w:p>
+        </w:tc>
+        <w:tc>
+          <w:tcPr>
+            <w:tcW w:w="1389" w:type="dxa"/>
+            <w:tcBorders>
+              <w:top w:val="nil"/>
+              <w:left w:val="single" w:sz="4" w:space="0" w:color="auto"/>
+              <w:bottom w:val="single" w:sz="4" w:space="0" w:color="auto"/>
+              <w:right w:val="single" w:sz="4" w:space="0" w:color="auto"/>
+            </w:tcBorders>
+            <w:shd w:val="clear" w:color="auto" w:fill="auto"/>
+            <w:noWrap/>
+            <w:vAlign w:val="bottom"/>
+            <w:hideMark/>
+          </w:tcPr>
+          <w:p>
+            <w:pPr>
+              <w:spacing w:after="0" w:line="240" w:lineRule="auto"/>
+              <w:jc w:val="center"/>
+              <w:rPr>
+                <w:rFonts w:ascii="Aptos Narrow" w:eastAsia="Times New Roman" w:hAnsi="Aptos Narrow" w:cs="Times New Roman"/>
+                <w:color w:val="000000"/>
+                <w:kern w:val="0"/>
+                <w:sz w:val="22"/>
+                <w:szCs w:val="22"/>
+                <w14:ligatures w14:val="none"/>
+              </w:rPr>
+            </w:pPr>
+            <w:r>
+              <w:rPr>
+                <w:rFonts w:ascii="Aptos Narrow" w:eastAsia="Times New Roman" w:hAnsi="Aptos Narrow" w:cs="Times New Roman"/>
+                <w:color w:val="000000"/>
+                <w:kern w:val="0"/>
+                <w:sz w:val="22"/>
+                <w:szCs w:val="22"/>
+                <w14:ligatures w14:val="none"/>
+              </w:rPr>
+              <w:t>3.222</w:t>
+            </w:r>
+          </w:p>
+        </w:tc>
+        <w:tc>
+          <w:tcPr>
+            <w:tcW w:w="1389" w:type="dxa"/>
+            <w:tcBorders>
+              <w:top w:val="nil"/>
+              <w:left w:val="nil"/>
+              <w:bottom w:val="nil"/>
+              <w:right w:val="nil"/>
+            </w:tcBorders>
+            <w:shd w:val="clear" w:color="auto" w:fill="auto"/>
+            <w:noWrap/>
+            <w:vAlign w:val="bottom"/>
+            <w:hideMark/>
+          </w:tcPr>
+          <w:p>
+            <w:pPr>
+              <w:spacing w:after="0" w:line="240" w:lineRule="auto"/>
+              <w:jc w:val="center"/>
+              <w:rPr>
+                <w:rFonts w:ascii="Aptos Narrow" w:eastAsia="Times New Roman" w:hAnsi="Aptos Narrow" w:cs="Times New Roman"/>
                 <w:color w:val="000000"/>
                 <w:kern w:val="0"/>
                 <w:sz w:val="22"/>
@@ -4345,282 +4578,22 @@
           </w:tcPr>
           <w:p>
             <w:pPr>
-              <w:spacing w:after="0" w:line="480" w:lineRule="auto"/>
-              <w:rPr>
-                <w:rFonts w:ascii="Aptos Narrow" w:eastAsia="Times New Roman" w:hAnsi="Aptos Narrow" w:cs="Times New Roman"/>
-                <w:b/>
-                <w:bCs/>
-                <w:color w:val="000000"/>
-                <w:kern w:val="0"/>
-                <w:sz w:val="22"/>
-                <w:szCs w:val="22"/>
-                <w14:ligatures w14:val="none"/>
+              <w:jc w:val="center"/>
+              <w:rPr>
+                <w:rFonts w:ascii="Aptos Narrow" w:hAnsi="Aptos Narrow"/>
+                <w:color w:val="000000"/>
+                <w:sz w:val="22"/>
+                <w:szCs w:val="22"/>
               </w:rPr>
             </w:pPr>
             <w:r>
               <w:rPr>
-                <w:rFonts w:ascii="Aptos Narrow" w:eastAsia="Times New Roman" w:hAnsi="Aptos Narrow" w:cs="Times New Roman"/>
-                <w:b/>
-                <w:bCs/>
-                <w:color w:val="000000"/>
-                <w:kern w:val="0"/>
-                <w:sz w:val="22"/>
-                <w:szCs w:val="22"/>
-                <w14:ligatures w14:val="none"/>
-              </w:rPr>
-              <w:t>Average:</w:t>
-            </w:r>
-          </w:p>
-        </w:tc>
-      </w:tr>
-      <w:tr>
-        <w:trPr>
-          <w:trHeight w:val="288"/>
-        </w:trPr>
-        <w:tc>
-          <w:tcPr>
-            <w:tcW w:w="480" w:type="dxa"/>
-            <w:tcBorders>
-              <w:top w:val="nil"/>
-              <w:left w:val="nil"/>
-              <w:bottom w:val="nil"/>
-              <w:right w:val="nil"/>
-            </w:tcBorders>
-            <w:shd w:val="clear" w:color="auto" w:fill="auto"/>
-            <w:noWrap/>
-            <w:vAlign w:val="bottom"/>
-            <w:hideMark/>
-          </w:tcPr>
-          <w:p>
-            <w:pPr>
-              <w:spacing w:after="0" w:line="480" w:lineRule="auto"/>
-              <w:rPr>
-                <w:rFonts w:ascii="Aptos Narrow" w:eastAsia="Times New Roman" w:hAnsi="Aptos Narrow" w:cs="Times New Roman"/>
-                <w:b/>
-                <w:bCs/>
-                <w:color w:val="000000"/>
-                <w:kern w:val="0"/>
-                <w:sz w:val="22"/>
-                <w:szCs w:val="22"/>
-                <w14:ligatures w14:val="none"/>
-              </w:rPr>
-            </w:pPr>
-          </w:p>
-        </w:tc>
-        <w:tc>
-          <w:tcPr>
-            <w:tcW w:w="1860" w:type="dxa"/>
-            <w:tcBorders>
-              <w:top w:val="nil"/>
-              <w:left w:val="nil"/>
-              <w:bottom w:val="nil"/>
-              <w:right w:val="nil"/>
-            </w:tcBorders>
-            <w:shd w:val="clear" w:color="auto" w:fill="auto"/>
-            <w:noWrap/>
-            <w:vAlign w:val="bottom"/>
-            <w:hideMark/>
-          </w:tcPr>
-          <w:p>
-            <w:pPr>
-              <w:spacing w:after="0" w:line="480" w:lineRule="auto"/>
-              <w:rPr>
-                <w:rFonts w:ascii="Times New Roman" w:eastAsia="Times New Roman" w:hAnsi="Times New Roman" w:cs="Times New Roman"/>
-                <w:kern w:val="0"/>
-                <w:sz w:val="20"/>
-                <w:szCs w:val="20"/>
-                <w14:ligatures w14:val="none"/>
-              </w:rPr>
-            </w:pPr>
-          </w:p>
-        </w:tc>
-        <w:tc>
-          <w:tcPr>
-            <w:tcW w:w="1460" w:type="dxa"/>
-            <w:tcBorders>
-              <w:top w:val="nil"/>
-              <w:left w:val="nil"/>
-              <w:bottom w:val="nil"/>
-              <w:right w:val="nil"/>
-            </w:tcBorders>
-            <w:shd w:val="clear" w:color="auto" w:fill="auto"/>
-            <w:noWrap/>
-            <w:vAlign w:val="bottom"/>
-            <w:hideMark/>
-          </w:tcPr>
-          <w:p>
-            <w:pPr>
-              <w:spacing w:after="0" w:line="480" w:lineRule="auto"/>
-              <w:rPr>
-                <w:rFonts w:ascii="Times New Roman" w:eastAsia="Times New Roman" w:hAnsi="Times New Roman" w:cs="Times New Roman"/>
-                <w:kern w:val="0"/>
-                <w:sz w:val="20"/>
-                <w:szCs w:val="20"/>
-                <w14:ligatures w14:val="none"/>
-              </w:rPr>
-            </w:pPr>
-          </w:p>
-        </w:tc>
-        <w:tc>
-          <w:tcPr>
-            <w:tcW w:w="1520" w:type="dxa"/>
-            <w:tcBorders>
-              <w:top w:val="nil"/>
-              <w:left w:val="nil"/>
-              <w:bottom w:val="nil"/>
-              <w:right w:val="nil"/>
-            </w:tcBorders>
-            <w:shd w:val="clear" w:color="auto" w:fill="auto"/>
-            <w:noWrap/>
-            <w:vAlign w:val="bottom"/>
-            <w:hideMark/>
-          </w:tcPr>
-          <w:p>
-            <w:pPr>
-              <w:spacing w:after="0" w:line="480" w:lineRule="auto"/>
-              <w:rPr>
-                <w:rFonts w:ascii="Times New Roman" w:eastAsia="Times New Roman" w:hAnsi="Times New Roman" w:cs="Times New Roman"/>
-                <w:kern w:val="0"/>
-                <w:sz w:val="20"/>
-                <w:szCs w:val="20"/>
-                <w14:ligatures w14:val="none"/>
-              </w:rPr>
-            </w:pPr>
-          </w:p>
-        </w:tc>
-        <w:tc>
-          <w:tcPr>
-            <w:tcW w:w="940" w:type="dxa"/>
-            <w:tcBorders>
-              <w:top w:val="nil"/>
-              <w:left w:val="nil"/>
-              <w:bottom w:val="nil"/>
-              <w:right w:val="nil"/>
-            </w:tcBorders>
-            <w:shd w:val="clear" w:color="auto" w:fill="auto"/>
-            <w:noWrap/>
-            <w:vAlign w:val="bottom"/>
-            <w:hideMark/>
-          </w:tcPr>
-          <w:p>
-            <w:pPr>
-              <w:spacing w:after="0" w:line="480" w:lineRule="auto"/>
-              <w:rPr>
-                <w:rFonts w:ascii="Times New Roman" w:eastAsia="Times New Roman" w:hAnsi="Times New Roman" w:cs="Times New Roman"/>
-                <w:kern w:val="0"/>
-                <w:sz w:val="20"/>
-                <w:szCs w:val="20"/>
-                <w14:ligatures w14:val="none"/>
-              </w:rPr>
-            </w:pPr>
-          </w:p>
-        </w:tc>
-        <w:tc>
-          <w:tcPr>
-            <w:tcW w:w="1360" w:type="dxa"/>
-            <w:tcBorders>
-              <w:top w:val="nil"/>
-              <w:left w:val="single" w:sz="4" w:space="0" w:color="auto"/>
-              <w:bottom w:val="single" w:sz="4" w:space="0" w:color="auto"/>
-              <w:right w:val="single" w:sz="4" w:space="0" w:color="auto"/>
-            </w:tcBorders>
-            <w:shd w:val="clear" w:color="auto" w:fill="auto"/>
-            <w:noWrap/>
-            <w:vAlign w:val="bottom"/>
-            <w:hideMark/>
-          </w:tcPr>
-          <w:p>
-            <w:pPr>
-              <w:spacing w:after="0" w:line="480" w:lineRule="auto"/>
-              <w:jc w:val="center"/>
-              <w:rPr>
-                <w:rFonts w:ascii="Aptos Narrow" w:eastAsia="Times New Roman" w:hAnsi="Aptos Narrow" w:cs="Times New Roman"/>
-                <w:color w:val="000000"/>
-                <w:kern w:val="0"/>
-                <w:sz w:val="22"/>
-                <w:szCs w:val="22"/>
-                <w14:ligatures w14:val="none"/>
-              </w:rPr>
-            </w:pPr>
-            <w:r>
-              <w:rPr>
-                <w:rFonts w:ascii="Aptos Narrow" w:eastAsia="Times New Roman" w:hAnsi="Aptos Narrow" w:cs="Times New Roman"/>
-                <w:color w:val="000000"/>
-                <w:kern w:val="0"/>
-                <w:sz w:val="22"/>
-                <w:szCs w:val="22"/>
-                <w14:ligatures w14:val="none"/>
-              </w:rPr>
-              <w:t>3.222</w:t>
-            </w:r>
-          </w:p>
-        </w:tc>
-        <w:tc>
-          <w:tcPr>
-            <w:tcW w:w="1360" w:type="dxa"/>
-            <w:tcBorders>
-              <w:top w:val="nil"/>
-              <w:left w:val="nil"/>
-              <w:bottom w:val="nil"/>
-              <w:right w:val="nil"/>
-            </w:tcBorders>
-            <w:shd w:val="clear" w:color="auto" w:fill="auto"/>
-            <w:noWrap/>
-            <w:vAlign w:val="bottom"/>
-            <w:hideMark/>
-          </w:tcPr>
-          <w:p>
-            <w:pPr>
-              <w:spacing w:after="0" w:line="480" w:lineRule="auto"/>
-              <w:jc w:val="center"/>
-              <w:rPr>
-                <w:rFonts w:ascii="Aptos Narrow" w:eastAsia="Times New Roman" w:hAnsi="Aptos Narrow" w:cs="Times New Roman"/>
-                <w:color w:val="000000"/>
-                <w:kern w:val="0"/>
-                <w:sz w:val="22"/>
-                <w:szCs w:val="22"/>
-                <w14:ligatures w14:val="none"/>
-              </w:rPr>
-            </w:pPr>
-          </w:p>
-        </w:tc>
-        <w:tc>
-          <w:tcPr>
-            <w:tcW w:w="1360" w:type="dxa"/>
-            <w:tcBorders>
-              <w:top w:val="nil"/>
-              <w:left w:val="single" w:sz="4" w:space="0" w:color="auto"/>
-              <w:bottom w:val="single" w:sz="4" w:space="0" w:color="auto"/>
-              <w:right w:val="single" w:sz="4" w:space="0" w:color="auto"/>
-            </w:tcBorders>
-            <w:shd w:val="clear" w:color="auto" w:fill="auto"/>
-            <w:noWrap/>
-            <w:vAlign w:val="bottom"/>
-            <w:hideMark/>
-          </w:tcPr>
-          <w:p>
-            <w:pPr>
-              <w:spacing w:after="0" w:line="480" w:lineRule="auto"/>
-              <w:jc w:val="center"/>
-              <w:rPr>
-                <w:rFonts w:ascii="Aptos Narrow" w:eastAsia="Times New Roman" w:hAnsi="Aptos Narrow" w:cs="Times New Roman"/>
-                <w:color w:val="000000"/>
-                <w:kern w:val="0"/>
-                <w:sz w:val="22"/>
-                <w:szCs w:val="22"/>
-                <w14:ligatures w14:val="none"/>
-              </w:rPr>
-            </w:pPr>
-            <w:r>
-              <w:rPr>
-                <w:rFonts w:ascii="Aptos Narrow" w:eastAsia="Times New Roman" w:hAnsi="Aptos Narrow" w:cs="Times New Roman"/>
-                <w:color w:val="000000"/>
-                <w:kern w:val="0"/>
-                <w:sz w:val="22"/>
-                <w:szCs w:val="22"/>
-                <w14:ligatures w14:val="none"/>
-              </w:rPr>
-              <w:t>53.564</w:t>
+                <w:rFonts w:ascii="Aptos Narrow" w:hAnsi="Aptos Narrow"/>
+                <w:color w:val="000000"/>
+                <w:sz w:val="22"/>
+                <w:szCs w:val="22"/>
+              </w:rPr>
+              <w:t>538.586</w:t>
             </w:r>
           </w:p>
         </w:tc>
@@ -4789,13 +4762,7 @@
               <w:rPr>
                 <w:rFonts w:ascii="Cambria Math" w:hAnsi="Cambria Math" w:cs="Times New Roman"/>
               </w:rPr>
-              <m:t>0.15</m:t>
-            </m:r>
-            <m:r>
-              <w:rPr>
-                <w:rFonts w:ascii="Cambria Math" w:hAnsi="Cambria Math" w:cs="Times New Roman"/>
-              </w:rPr>
-              <m:t>m</m:t>
+              <m:t>0.15m</m:t>
             </m:r>
           </m:num>
           <m:den>
@@ -4803,13 +4770,7 @@
               <w:rPr>
                 <w:rFonts w:ascii="Cambria Math" w:hAnsi="Cambria Math" w:cs="Times New Roman"/>
               </w:rPr>
-              <m:t>0.04582</m:t>
-            </m:r>
-            <m:r>
-              <w:rPr>
-                <w:rFonts w:ascii="Cambria Math" w:hAnsi="Cambria Math" w:cs="Times New Roman"/>
-              </w:rPr>
-              <m:t>m</m:t>
+              <m:t>0.04582m</m:t>
             </m:r>
           </m:den>
         </m:f>
@@ -4881,19 +4842,7 @@
               <w:rPr>
                 <w:rFonts w:ascii="Cambria Math" w:hAnsi="Cambria Math" w:cs="Times New Roman"/>
               </w:rPr>
-              <m:t>0.</m:t>
-            </m:r>
-            <m:r>
-              <w:rPr>
-                <w:rFonts w:ascii="Cambria Math" w:hAnsi="Cambria Math" w:cs="Times New Roman"/>
-              </w:rPr>
-              <m:t>24</m:t>
-            </m:r>
-            <m:r>
-              <w:rPr>
-                <w:rFonts w:ascii="Cambria Math" w:hAnsi="Cambria Math" w:cs="Times New Roman"/>
-              </w:rPr>
-              <m:t>m</m:t>
+              <m:t>0.24m</m:t>
             </m:r>
           </m:num>
           <m:den>
@@ -4901,19 +4850,7 @@
               <w:rPr>
                 <w:rFonts w:ascii="Cambria Math" w:hAnsi="Cambria Math" w:cs="Times New Roman"/>
               </w:rPr>
-              <m:t>0.0</m:t>
-            </m:r>
-            <m:r>
-              <w:rPr>
-                <w:rFonts w:ascii="Cambria Math" w:hAnsi="Cambria Math" w:cs="Times New Roman"/>
-              </w:rPr>
-              <m:t>7479</m:t>
-            </m:r>
-            <m:r>
-              <w:rPr>
-                <w:rFonts w:ascii="Cambria Math" w:hAnsi="Cambria Math" w:cs="Times New Roman"/>
-              </w:rPr>
-              <m:t>m</m:t>
+              <m:t>0.07479m</m:t>
             </m:r>
           </m:den>
         </m:f>
@@ -4985,19 +4922,7 @@
               <w:rPr>
                 <w:rFonts w:ascii="Cambria Math" w:hAnsi="Cambria Math" w:cs="Times New Roman"/>
               </w:rPr>
-              <m:t>0.</m:t>
-            </m:r>
-            <m:r>
-              <w:rPr>
-                <w:rFonts w:ascii="Cambria Math" w:hAnsi="Cambria Math" w:cs="Times New Roman"/>
-              </w:rPr>
-              <m:t>37</m:t>
-            </m:r>
-            <m:r>
-              <w:rPr>
-                <w:rFonts w:ascii="Cambria Math" w:hAnsi="Cambria Math" w:cs="Times New Roman"/>
-              </w:rPr>
-              <m:t>m</m:t>
+              <m:t>0.37m</m:t>
             </m:r>
           </m:num>
           <m:den>
@@ -5005,19 +4930,7 @@
               <w:rPr>
                 <w:rFonts w:ascii="Cambria Math" w:hAnsi="Cambria Math" w:cs="Times New Roman"/>
               </w:rPr>
-              <m:t>0.</m:t>
-            </m:r>
-            <m:r>
-              <w:rPr>
-                <w:rFonts w:ascii="Cambria Math" w:hAnsi="Cambria Math" w:cs="Times New Roman"/>
-              </w:rPr>
-              <m:t>10865</m:t>
-            </m:r>
-            <m:r>
-              <w:rPr>
-                <w:rFonts w:ascii="Cambria Math" w:hAnsi="Cambria Math" w:cs="Times New Roman"/>
-              </w:rPr>
-              <m:t>m</m:t>
+              <m:t>0.10865m</m:t>
             </m:r>
           </m:den>
         </m:f>
@@ -5025,13 +4938,7 @@
           <w:rPr>
             <w:rFonts w:ascii="Cambria Math" w:hAnsi="Cambria Math" w:cs="Times New Roman"/>
           </w:rPr>
-          <m:t>≈</m:t>
-        </m:r>
-        <m:r>
-          <w:rPr>
-            <w:rFonts w:ascii="Cambria Math" w:hAnsi="Cambria Math" w:cs="Times New Roman"/>
-          </w:rPr>
-          <m:t>3.41</m:t>
+          <m:t>≈3.41</m:t>
         </m:r>
       </m:oMath>
       <w:r>
@@ -5039,12 +4946,6 @@
           <w:rFonts w:ascii="Times New Roman" w:hAnsi="Times New Roman" w:cs="Times New Roman"/>
         </w:rPr>
         <w:br/>
-      </w:r>
-      <w:r>
-        <w:rPr>
-          <w:rFonts w:ascii="Times New Roman" w:hAnsi="Times New Roman" w:cs="Times New Roman"/>
-        </w:rPr>
-        <w:lastRenderedPageBreak/>
         <w:t>4.</w:t>
       </w:r>
       <w:r>
@@ -5101,13 +5002,7 @@
               <w:rPr>
                 <w:rFonts w:ascii="Cambria Math" w:hAnsi="Cambria Math" w:cs="Times New Roman"/>
               </w:rPr>
-              <m:t>0.5</m:t>
-            </m:r>
-            <m:r>
-              <w:rPr>
-                <w:rFonts w:ascii="Cambria Math" w:hAnsi="Cambria Math" w:cs="Times New Roman"/>
-              </w:rPr>
-              <m:t>m</m:t>
+              <m:t>0.5m</m:t>
             </m:r>
           </m:num>
           <m:den>
@@ -5115,19 +5010,7 @@
               <w:rPr>
                 <w:rFonts w:ascii="Cambria Math" w:hAnsi="Cambria Math" w:cs="Times New Roman"/>
               </w:rPr>
-              <m:t>0.</m:t>
-            </m:r>
-            <m:r>
-              <w:rPr>
-                <w:rFonts w:ascii="Cambria Math" w:hAnsi="Cambria Math" w:cs="Times New Roman"/>
-              </w:rPr>
-              <m:t>165</m:t>
-            </m:r>
-            <m:r>
-              <w:rPr>
-                <w:rFonts w:ascii="Cambria Math" w:hAnsi="Cambria Math" w:cs="Times New Roman"/>
-              </w:rPr>
-              <m:t>m</m:t>
+              <m:t>0.165m</m:t>
             </m:r>
           </m:den>
         </m:f>
@@ -5135,13 +5018,7 @@
           <w:rPr>
             <w:rFonts w:ascii="Cambria Math" w:hAnsi="Cambria Math" w:cs="Times New Roman"/>
           </w:rPr>
-          <m:t>≈</m:t>
-        </m:r>
-        <m:r>
-          <w:rPr>
-            <w:rFonts w:ascii="Cambria Math" w:hAnsi="Cambria Math" w:cs="Times New Roman"/>
-          </w:rPr>
-          <m:t>3.03</m:t>
+          <m:t>≈3.03</m:t>
         </m:r>
       </m:oMath>
       <w:r>
@@ -5205,13 +5082,7 @@
               <w:rPr>
                 <w:rFonts w:ascii="Cambria Math" w:hAnsi="Cambria Math" w:cs="Times New Roman"/>
               </w:rPr>
-              <m:t>0.67</m:t>
-            </m:r>
-            <m:r>
-              <w:rPr>
-                <w:rFonts w:ascii="Cambria Math" w:hAnsi="Cambria Math" w:cs="Times New Roman"/>
-              </w:rPr>
-              <m:t>m</m:t>
+              <m:t>0.67m</m:t>
             </m:r>
           </m:num>
           <m:den>
@@ -5219,19 +5090,7 @@
               <w:rPr>
                 <w:rFonts w:ascii="Cambria Math" w:hAnsi="Cambria Math" w:cs="Times New Roman"/>
               </w:rPr>
-              <m:t>0.</m:t>
-            </m:r>
-            <m:r>
-              <w:rPr>
-                <w:rFonts w:ascii="Cambria Math" w:hAnsi="Cambria Math" w:cs="Times New Roman"/>
-              </w:rPr>
-              <m:t>21</m:t>
-            </m:r>
-            <m:r>
-              <w:rPr>
-                <w:rFonts w:ascii="Cambria Math" w:hAnsi="Cambria Math" w:cs="Times New Roman"/>
-              </w:rPr>
-              <m:t>m</m:t>
+              <m:t>0.21m</m:t>
             </m:r>
           </m:den>
         </m:f>
@@ -5239,13 +5098,7 @@
           <w:rPr>
             <w:rFonts w:ascii="Cambria Math" w:hAnsi="Cambria Math" w:cs="Times New Roman"/>
           </w:rPr>
-          <m:t>≈</m:t>
-        </m:r>
-        <m:r>
-          <w:rPr>
-            <w:rFonts w:ascii="Cambria Math" w:hAnsi="Cambria Math" w:cs="Times New Roman"/>
-          </w:rPr>
-          <m:t>3.19</m:t>
+          <m:t>≈3.19</m:t>
         </m:r>
       </m:oMath>
       <w:r>
@@ -5523,13 +5376,7 @@
                       <w:rPr>
                         <w:rFonts w:ascii="Cambria Math" w:hAnsi="Cambria Math" w:cs="Times New Roman"/>
                       </w:rPr>
-                      <m:t>0.04582</m:t>
-                    </m:r>
-                    <m:r>
-                      <w:rPr>
-                        <w:rFonts w:ascii="Cambria Math" w:hAnsi="Cambria Math" w:cs="Times New Roman"/>
-                      </w:rPr>
-                      <m:t>m</m:t>
+                      <m:t>0.04582m</m:t>
                     </m:r>
                   </m:num>
                   <m:den>
@@ -5632,6 +5479,12 @@
           <w:rFonts w:ascii="Times New Roman" w:hAnsi="Times New Roman" w:cs="Times New Roman"/>
         </w:rPr>
         <w:br/>
+      </w:r>
+      <w:r>
+        <w:rPr>
+          <w:rFonts w:ascii="Times New Roman" w:hAnsi="Times New Roman" w:cs="Times New Roman"/>
+        </w:rPr>
+        <w:lastRenderedPageBreak/>
         <w:t>2.</w:t>
       </w:r>
       <w:r>
@@ -5716,19 +5569,7 @@
                       <w:rPr>
                         <w:rFonts w:ascii="Cambria Math" w:hAnsi="Cambria Math" w:cs="Times New Roman"/>
                       </w:rPr>
-                      <m:t>0</m:t>
-                    </m:r>
-                    <m:r>
-                      <w:rPr>
-                        <w:rFonts w:ascii="Cambria Math" w:hAnsi="Cambria Math" w:cs="Times New Roman"/>
-                      </w:rPr>
-                      <m:t>.07479</m:t>
-                    </m:r>
-                    <m:r>
-                      <w:rPr>
-                        <w:rFonts w:ascii="Cambria Math" w:hAnsi="Cambria Math" w:cs="Times New Roman"/>
-                      </w:rPr>
-                      <m:t>m</m:t>
+                      <m:t>0.07479m</m:t>
                     </m:r>
                   </m:num>
                   <m:den>
@@ -5756,13 +5597,7 @@
           <w:rPr>
             <w:rFonts w:ascii="Cambria Math" w:hAnsi="Cambria Math" w:cs="Times New Roman"/>
           </w:rPr>
-          <m:t>=</m:t>
-        </m:r>
-        <m:r>
-          <w:rPr>
-            <w:rFonts w:ascii="Cambria Math" w:hAnsi="Cambria Math" w:cs="Times New Roman"/>
-          </w:rPr>
-          <m:t xml:space="preserve"> </m:t>
+          <m:t xml:space="preserve">= </m:t>
         </m:r>
         <m:sSup>
           <m:sSupPr>
@@ -5786,21 +5621,7 @@
                 <w:szCs w:val="22"/>
                 <w14:ligatures w14:val="none"/>
               </w:rPr>
-              <m:t>0.001398386</m:t>
-            </m:r>
-            <m:r>
-              <m:rPr>
-                <m:sty m:val="p"/>
-              </m:rPr>
-              <w:rPr>
-                <w:rFonts w:ascii="Cambria Math" w:eastAsia="Times New Roman" w:hAnsi="Cambria Math" w:cs="Times New Roman"/>
-                <w:color w:val="000000"/>
-                <w:kern w:val="0"/>
-                <w:sz w:val="22"/>
-                <w:szCs w:val="22"/>
-                <w14:ligatures w14:val="none"/>
-              </w:rPr>
-              <m:t xml:space="preserve"> </m:t>
+              <m:t xml:space="preserve">0.001398386 </m:t>
             </m:r>
             <m:r>
               <w:rPr>
@@ -5908,19 +5729,7 @@
                       <w:rPr>
                         <w:rFonts w:ascii="Cambria Math" w:hAnsi="Cambria Math" w:cs="Times New Roman"/>
                       </w:rPr>
-                      <m:t>0</m:t>
-                    </m:r>
-                    <m:r>
-                      <w:rPr>
-                        <w:rFonts w:ascii="Cambria Math" w:hAnsi="Cambria Math" w:cs="Times New Roman"/>
-                      </w:rPr>
-                      <m:t>.10865</m:t>
-                    </m:r>
-                    <m:r>
-                      <w:rPr>
-                        <w:rFonts w:ascii="Cambria Math" w:hAnsi="Cambria Math" w:cs="Times New Roman"/>
-                      </w:rPr>
-                      <m:t>m</m:t>
+                      <m:t>0.10865m</m:t>
                     </m:r>
                   </m:num>
                   <m:den>
@@ -6110,19 +5919,7 @@
                       <w:rPr>
                         <w:rFonts w:ascii="Cambria Math" w:hAnsi="Cambria Math" w:cs="Times New Roman"/>
                       </w:rPr>
-                      <m:t>0.</m:t>
-                    </m:r>
-                    <m:r>
-                      <w:rPr>
-                        <w:rFonts w:ascii="Cambria Math" w:hAnsi="Cambria Math" w:cs="Times New Roman"/>
-                      </w:rPr>
-                      <m:t>165</m:t>
-                    </m:r>
-                    <m:r>
-                      <w:rPr>
-                        <w:rFonts w:ascii="Cambria Math" w:hAnsi="Cambria Math" w:cs="Times New Roman"/>
-                      </w:rPr>
-                      <m:t>m</m:t>
+                      <m:t>0.165m</m:t>
                     </m:r>
                   </m:num>
                   <m:den>
@@ -6189,13 +5986,7 @@
               <w:rPr>
                 <w:rFonts w:ascii="Cambria Math" w:hAnsi="Cambria Math" w:cs="Times New Roman"/>
               </w:rPr>
-              <m:t xml:space="preserve"> </m:t>
-            </m:r>
-            <m:r>
-              <w:rPr>
-                <w:rFonts w:ascii="Cambria Math" w:hAnsi="Cambria Math" w:cs="Times New Roman"/>
-              </w:rPr>
-              <m:t>m</m:t>
+              <m:t xml:space="preserve"> m</m:t>
             </m:r>
           </m:e>
           <m:sup>
@@ -6297,19 +6088,7 @@
                       <w:rPr>
                         <w:rFonts w:ascii="Cambria Math" w:hAnsi="Cambria Math" w:cs="Times New Roman"/>
                       </w:rPr>
-                      <m:t>0.</m:t>
-                    </m:r>
-                    <m:r>
-                      <w:rPr>
-                        <w:rFonts w:ascii="Cambria Math" w:hAnsi="Cambria Math" w:cs="Times New Roman"/>
-                      </w:rPr>
-                      <m:t>21</m:t>
-                    </m:r>
-                    <m:r>
-                      <w:rPr>
-                        <w:rFonts w:ascii="Cambria Math" w:hAnsi="Cambria Math" w:cs="Times New Roman"/>
-                      </w:rPr>
-                      <m:t>m</m:t>
+                      <m:t>0.21m</m:t>
                     </m:r>
                   </m:num>
                   <m:den>
@@ -6400,9 +6179,14 @@
     </w:p>
     <w:p>
       <w:pPr>
-        <w:spacing w:line="480" w:lineRule="auto"/>
-        <w:rPr>
-          <w:rFonts w:ascii="Times New Roman" w:hAnsi="Times New Roman" w:cs="Times New Roman"/>
+        <w:spacing w:after="0" w:line="240" w:lineRule="auto"/>
+        <w:rPr>
+          <w:rFonts w:ascii="Aptos Narrow" w:eastAsia="Times New Roman" w:hAnsi="Aptos Narrow" w:cs="Times New Roman"/>
+          <w:color w:val="000000"/>
+          <w:kern w:val="0"/>
+          <w:sz w:val="22"/>
+          <w:szCs w:val="22"/>
+          <w14:ligatures w14:val="none"/>
         </w:rPr>
       </w:pPr>
       <w:r>
@@ -6519,19 +6303,7 @@
           <w:rPr>
             <w:rFonts w:ascii="Cambria Math" w:hAnsi="Cambria Math" w:cs="Times New Roman"/>
           </w:rPr>
-          <m:t>=</m:t>
-        </m:r>
-        <m:r>
-          <w:rPr>
-            <w:rFonts w:ascii="Cambria Math" w:hAnsi="Cambria Math" w:cs="Times New Roman"/>
-          </w:rPr>
-          <m:t>π</m:t>
-        </m:r>
-        <m:r>
-          <w:rPr>
-            <w:rFonts w:ascii="Cambria Math" w:hAnsi="Cambria Math" w:cs="Times New Roman"/>
-          </w:rPr>
-          <m:t>×</m:t>
+          <m:t>=π×</m:t>
         </m:r>
         <m:r>
           <m:rPr>
@@ -6586,7 +6358,7 @@
           <w:rPr>
             <w:rFonts w:ascii="Cambria Math" w:hAnsi="Cambria Math" w:cs="Times New Roman"/>
           </w:rPr>
-          <m:t>×0.1777m=</m:t>
+          <m:t>×</m:t>
         </m:r>
         <m:r>
           <m:rPr>
@@ -6600,7 +6372,27 @@
             <w:szCs w:val="22"/>
             <w14:ligatures w14:val="none"/>
           </w:rPr>
-          <m:t xml:space="preserve">0.0003 </m:t>
+          <m:t>0.01777</m:t>
+        </m:r>
+        <m:r>
+          <w:rPr>
+            <w:rFonts w:ascii="Cambria Math" w:hAnsi="Cambria Math" w:cs="Times New Roman"/>
+          </w:rPr>
+          <m:t>m=</m:t>
+        </m:r>
+        <m:r>
+          <m:rPr>
+            <m:sty m:val="p"/>
+          </m:rPr>
+          <w:rPr>
+            <w:rFonts w:ascii="Cambria Math" w:eastAsia="Times New Roman" w:hAnsi="Cambria Math" w:cs="Times New Roman"/>
+            <w:color w:val="000000"/>
+            <w:kern w:val="0"/>
+            <w:sz w:val="22"/>
+            <w:szCs w:val="22"/>
+            <w14:ligatures w14:val="none"/>
+          </w:rPr>
+          <m:t xml:space="preserve">0.000029 </m:t>
         </m:r>
         <m:r>
           <w:rPr>
@@ -6680,14 +6472,48 @@
           <w:rPr>
             <w:rFonts w:ascii="Cambria Math" w:hAnsi="Cambria Math" w:cs="Times New Roman"/>
           </w:rPr>
-          <m:t>=</m:t>
+          <m:t>=π×</m:t>
         </m:r>
         <m:r>
+          <m:rPr>
+            <m:sty m:val="p"/>
+          </m:rPr>
           <w:rPr>
-            <w:rFonts w:ascii="Cambria Math" w:hAnsi="Cambria Math" w:cs="Times New Roman"/>
+            <w:rFonts w:ascii="Cambria Math" w:eastAsia="Times New Roman" w:hAnsi="Cambria Math" w:cs="Times New Roman"/>
+            <w:color w:val="000000"/>
+            <w:kern w:val="0"/>
+            <w:sz w:val="22"/>
+            <w:szCs w:val="22"/>
+            <w14:ligatures w14:val="none"/>
           </w:rPr>
-          <m:t>π</m:t>
+          <m:t>0.001398386</m:t>
         </m:r>
+        <m:sSup>
+          <m:sSupPr>
+            <m:ctrlPr>
+              <w:rPr>
+                <w:rFonts w:ascii="Cambria Math" w:hAnsi="Cambria Math" w:cs="Times New Roman"/>
+                <w:i/>
+              </w:rPr>
+            </m:ctrlPr>
+          </m:sSupPr>
+          <m:e>
+            <m:r>
+              <w:rPr>
+                <w:rFonts w:ascii="Cambria Math" w:hAnsi="Cambria Math" w:cs="Times New Roman"/>
+              </w:rPr>
+              <m:t>m</m:t>
+            </m:r>
+          </m:e>
+          <m:sup>
+            <m:r>
+              <w:rPr>
+                <w:rFonts w:ascii="Cambria Math" w:hAnsi="Cambria Math" w:cs="Times New Roman"/>
+              </w:rPr>
+              <m:t>2</m:t>
+            </m:r>
+          </m:sup>
+        </m:sSup>
         <m:r>
           <w:rPr>
             <w:rFonts w:ascii="Cambria Math" w:hAnsi="Cambria Math" w:cs="Times New Roman"/>
@@ -6706,73 +6532,24 @@
             <w:szCs w:val="22"/>
             <w14:ligatures w14:val="none"/>
           </w:rPr>
-          <m:t>0.001398386</m:t>
-        </m:r>
-        <m:sSup>
-          <m:sSupPr>
-            <m:ctrlPr>
-              <w:rPr>
-                <w:rFonts w:ascii="Cambria Math" w:hAnsi="Cambria Math" w:cs="Times New Roman"/>
-                <w:i/>
-              </w:rPr>
-            </m:ctrlPr>
-          </m:sSupPr>
-          <m:e>
-            <m:r>
-              <w:rPr>
-                <w:rFonts w:ascii="Cambria Math" w:hAnsi="Cambria Math" w:cs="Times New Roman"/>
-              </w:rPr>
-              <m:t>m</m:t>
-            </m:r>
-          </m:e>
-          <m:sup>
-            <m:r>
-              <w:rPr>
-                <w:rFonts w:ascii="Cambria Math" w:hAnsi="Cambria Math" w:cs="Times New Roman"/>
-              </w:rPr>
-              <m:t>2</m:t>
-            </m:r>
-          </m:sup>
-        </m:sSup>
-        <m:r>
-          <w:rPr>
-            <w:rFonts w:ascii="Cambria Math" w:hAnsi="Cambria Math" w:cs="Times New Roman"/>
-          </w:rPr>
-          <m:t>×0.1777</m:t>
+          <m:t>0.01777</m:t>
         </m:r>
         <m:r>
           <w:rPr>
             <w:rFonts w:ascii="Cambria Math" w:hAnsi="Cambria Math" w:cs="Times New Roman"/>
           </w:rPr>
-          <m:t>m</m:t>
-        </m:r>
-        <m:r>
-          <w:rPr>
-            <w:rFonts w:ascii="Cambria Math" w:hAnsi="Cambria Math" w:cs="Times New Roman"/>
-          </w:rPr>
-          <m:t>=</m:t>
-        </m:r>
-        <m:r>
-          <w:rPr>
-            <w:rFonts w:ascii="Cambria Math" w:hAnsi="Cambria Math" w:cs="Times New Roman"/>
-          </w:rPr>
-          <m:t xml:space="preserve"> </m:t>
-        </m:r>
-        <m:r>
-          <m:rPr>
-            <m:sty m:val="p"/>
-          </m:rPr>
-          <w:rPr>
-            <w:rFonts w:ascii="Cambria Math" w:eastAsia="Times New Roman" w:hAnsi="Cambria Math" w:cs="Times New Roman"/>
-            <w:color w:val="000000"/>
-            <w:kern w:val="0"/>
-            <w:sz w:val="22"/>
-            <w:szCs w:val="22"/>
-            <w14:ligatures w14:val="none"/>
-          </w:rPr>
-          <m:t>0.0008</m:t>
+          <m:t xml:space="preserve">m= </m:t>
         </m:r>
       </m:oMath>
+      <w:r>
+        <w:rPr>
+          <w:rFonts w:ascii="Aptos Narrow" w:hAnsi="Aptos Narrow"/>
+          <w:color w:val="000000"/>
+          <w:sz w:val="22"/>
+          <w:szCs w:val="22"/>
+        </w:rPr>
+        <w:t>0.000078</w:t>
+      </w:r>
       <w:r>
         <w:rPr>
           <w:rFonts w:ascii="Cambria Math" w:eastAsiaTheme="minorEastAsia" w:hAnsi="Cambria Math" w:cs="Times New Roman"/>
@@ -6853,19 +6630,7 @@
           <w:rPr>
             <w:rFonts w:ascii="Cambria Math" w:hAnsi="Cambria Math" w:cs="Times New Roman"/>
           </w:rPr>
-          <m:t>=</m:t>
-        </m:r>
-        <m:r>
-          <w:rPr>
-            <w:rFonts w:ascii="Cambria Math" w:hAnsi="Cambria Math" w:cs="Times New Roman"/>
-          </w:rPr>
-          <m:t>π</m:t>
-        </m:r>
-        <m:r>
-          <w:rPr>
-            <w:rFonts w:ascii="Cambria Math" w:hAnsi="Cambria Math" w:cs="Times New Roman"/>
-          </w:rPr>
-          <m:t>×</m:t>
+          <m:t>=π×</m:t>
         </m:r>
         <m:r>
           <w:rPr>
@@ -6917,19 +6682,7 @@
           <w:rPr>
             <w:rFonts w:ascii="Cambria Math" w:hAnsi="Cambria Math" w:cs="Times New Roman"/>
           </w:rPr>
-          <m:t>×0.1777</m:t>
-        </m:r>
-        <m:r>
-          <w:rPr>
-            <w:rFonts w:ascii="Cambria Math" w:hAnsi="Cambria Math" w:cs="Times New Roman"/>
-          </w:rPr>
-          <m:t>m</m:t>
-        </m:r>
-        <m:r>
-          <w:rPr>
-            <w:rFonts w:ascii="Cambria Math" w:hAnsi="Cambria Math" w:cs="Times New Roman"/>
-          </w:rPr>
-          <m:t>=</m:t>
+          <m:t>×</m:t>
         </m:r>
         <m:r>
           <m:rPr>
@@ -6943,7 +6696,179 @@
             <w:szCs w:val="22"/>
             <w14:ligatures w14:val="none"/>
           </w:rPr>
-          <m:t>0.0016</m:t>
+          <m:t>0.01777</m:t>
+        </m:r>
+        <m:r>
+          <w:rPr>
+            <w:rFonts w:ascii="Cambria Math" w:hAnsi="Cambria Math" w:cs="Times New Roman"/>
+          </w:rPr>
+          <m:t>m=</m:t>
+        </m:r>
+        <m:r>
+          <m:rPr>
+            <m:sty m:val="p"/>
+          </m:rPr>
+          <w:rPr>
+            <w:rFonts w:ascii="Cambria Math" w:hAnsi="Cambria Math"/>
+            <w:color w:val="000000"/>
+            <w:sz w:val="22"/>
+            <w:szCs w:val="22"/>
+          </w:rPr>
+          <m:t>0.000165</m:t>
+        </m:r>
+        <m:sSup>
+          <m:sSupPr>
+            <m:ctrlPr>
+              <w:rPr>
+                <w:rFonts w:ascii="Cambria Math" w:hAnsi="Cambria Math" w:cs="Times New Roman"/>
+                <w:i/>
+              </w:rPr>
+            </m:ctrlPr>
+          </m:sSupPr>
+          <m:e>
+            <m:r>
+              <w:rPr>
+                <w:rFonts w:ascii="Cambria Math" w:hAnsi="Cambria Math" w:cs="Times New Roman"/>
+              </w:rPr>
+              <m:t>m</m:t>
+            </m:r>
+          </m:e>
+          <m:sup>
+            <m:r>
+              <w:rPr>
+                <w:rFonts w:ascii="Cambria Math" w:hAnsi="Cambria Math" w:cs="Times New Roman"/>
+              </w:rPr>
+              <m:t>3</m:t>
+            </m:r>
+          </m:sup>
+        </m:sSup>
+      </m:oMath>
+      <w:r>
+        <w:rPr>
+          <w:rFonts w:ascii="Times New Roman" w:hAnsi="Times New Roman" w:cs="Times New Roman"/>
+        </w:rPr>
+        <w:br/>
+        <w:t>4.</w:t>
+      </w:r>
+      <w:r>
+        <w:rPr>
+          <w:rFonts w:ascii="Cambria Math" w:hAnsi="Cambria Math" w:cs="Times New Roman"/>
+          <w:i/>
+        </w:rPr>
+        <w:t xml:space="preserve"> </w:t>
+      </w:r>
+      <m:oMath>
+        <m:sSub>
+          <m:sSubPr>
+            <m:ctrlPr>
+              <w:rPr>
+                <w:rFonts w:ascii="Cambria Math" w:hAnsi="Cambria Math" w:cs="Times New Roman"/>
+                <w:i/>
+              </w:rPr>
+            </m:ctrlPr>
+          </m:sSubPr>
+          <m:e>
+            <m:r>
+              <w:rPr>
+                <w:rFonts w:ascii="Cambria Math" w:hAnsi="Cambria Math" w:cs="Times New Roman"/>
+              </w:rPr>
+              <m:t>V</m:t>
+            </m:r>
+          </m:e>
+          <m:sub>
+            <m:r>
+              <w:rPr>
+                <w:rFonts w:ascii="Cambria Math" w:hAnsi="Cambria Math" w:cs="Times New Roman"/>
+              </w:rPr>
+              <m:t>4</m:t>
+            </m:r>
+          </m:sub>
+        </m:sSub>
+        <m:r>
+          <w:rPr>
+            <w:rFonts w:ascii="Cambria Math" w:hAnsi="Cambria Math" w:cs="Times New Roman"/>
+          </w:rPr>
+          <m:t>=π×</m:t>
+        </m:r>
+        <m:r>
+          <m:rPr>
+            <m:sty m:val="p"/>
+          </m:rPr>
+          <w:rPr>
+            <w:rFonts w:ascii="Cambria Math" w:eastAsia="Times New Roman" w:hAnsi="Cambria Math" w:cs="Times New Roman"/>
+            <w:color w:val="000000"/>
+            <w:kern w:val="0"/>
+            <w:sz w:val="22"/>
+            <w:szCs w:val="22"/>
+            <w14:ligatures w14:val="none"/>
+          </w:rPr>
+          <m:t>0.00680625</m:t>
+        </m:r>
+        <m:sSup>
+          <m:sSupPr>
+            <m:ctrlPr>
+              <w:rPr>
+                <w:rFonts w:ascii="Cambria Math" w:hAnsi="Cambria Math" w:cs="Times New Roman"/>
+                <w:i/>
+              </w:rPr>
+            </m:ctrlPr>
+          </m:sSupPr>
+          <m:e>
+            <m:r>
+              <w:rPr>
+                <w:rFonts w:ascii="Cambria Math" w:hAnsi="Cambria Math" w:cs="Times New Roman"/>
+              </w:rPr>
+              <m:t>m</m:t>
+            </m:r>
+          </m:e>
+          <m:sup>
+            <m:r>
+              <w:rPr>
+                <w:rFonts w:ascii="Cambria Math" w:hAnsi="Cambria Math" w:cs="Times New Roman"/>
+              </w:rPr>
+              <m:t>2</m:t>
+            </m:r>
+          </m:sup>
+        </m:sSup>
+        <m:r>
+          <w:rPr>
+            <w:rFonts w:ascii="Cambria Math" w:hAnsi="Cambria Math" w:cs="Times New Roman"/>
+          </w:rPr>
+          <m:t>×</m:t>
+        </m:r>
+        <m:r>
+          <m:rPr>
+            <m:sty m:val="p"/>
+          </m:rPr>
+          <w:rPr>
+            <w:rFonts w:ascii="Cambria Math" w:eastAsia="Times New Roman" w:hAnsi="Cambria Math" w:cs="Times New Roman"/>
+            <w:color w:val="000000"/>
+            <w:kern w:val="0"/>
+            <w:sz w:val="22"/>
+            <w:szCs w:val="22"/>
+            <w14:ligatures w14:val="none"/>
+          </w:rPr>
+          <m:t>0.01777</m:t>
+        </m:r>
+        <m:r>
+          <w:rPr>
+            <w:rFonts w:ascii="Cambria Math" w:hAnsi="Cambria Math" w:cs="Times New Roman"/>
+          </w:rPr>
+          <m:t>m=</m:t>
+        </m:r>
+        <m:r>
+          <m:rPr>
+            <m:sty m:val="p"/>
+          </m:rPr>
+          <w:rPr>
+            <w:rFonts w:ascii="Cambria Math" w:eastAsia="Times New Roman" w:hAnsi="Cambria Math" w:cs="Times New Roman"/>
+            <w:color w:val="000000"/>
+            <w:kern w:val="0"/>
+            <w:sz w:val="22"/>
+            <w:szCs w:val="22"/>
+            <w14:ligatures w14:val="none"/>
+          </w:rPr>
+          <m:t>0.00038</m:t>
         </m:r>
         <m:r>
           <m:rPr>
@@ -6991,7 +6916,7 @@
           <w:rFonts w:ascii="Times New Roman" w:hAnsi="Times New Roman" w:cs="Times New Roman"/>
         </w:rPr>
         <w:br/>
-        <w:t>4.</w:t>
+        <w:t>5.</w:t>
       </w:r>
       <w:r>
         <w:rPr>
@@ -7023,7 +6948,7 @@
               <w:rPr>
                 <w:rFonts w:ascii="Cambria Math" w:hAnsi="Cambria Math" w:cs="Times New Roman"/>
               </w:rPr>
-              <m:t>4</m:t>
+              <m:t>5</m:t>
             </m:r>
           </m:sub>
         </m:sSub>
@@ -7031,14 +6956,48 @@
           <w:rPr>
             <w:rFonts w:ascii="Cambria Math" w:hAnsi="Cambria Math" w:cs="Times New Roman"/>
           </w:rPr>
-          <m:t>=</m:t>
+          <m:t>=π×</m:t>
         </m:r>
         <m:r>
+          <m:rPr>
+            <m:sty m:val="p"/>
+          </m:rPr>
           <w:rPr>
-            <w:rFonts w:ascii="Cambria Math" w:hAnsi="Cambria Math" w:cs="Times New Roman"/>
+            <w:rFonts w:ascii="Cambria Math" w:eastAsia="Times New Roman" w:hAnsi="Cambria Math" w:cs="Times New Roman"/>
+            <w:color w:val="000000"/>
+            <w:kern w:val="0"/>
+            <w:sz w:val="22"/>
+            <w:szCs w:val="22"/>
+            <w14:ligatures w14:val="none"/>
           </w:rPr>
-          <m:t>π</m:t>
+          <m:t>0.011025</m:t>
         </m:r>
+        <m:sSup>
+          <m:sSupPr>
+            <m:ctrlPr>
+              <w:rPr>
+                <w:rFonts w:ascii="Cambria Math" w:hAnsi="Cambria Math" w:cs="Times New Roman"/>
+                <w:i/>
+              </w:rPr>
+            </m:ctrlPr>
+          </m:sSupPr>
+          <m:e>
+            <m:r>
+              <w:rPr>
+                <w:rFonts w:ascii="Cambria Math" w:hAnsi="Cambria Math" w:cs="Times New Roman"/>
+              </w:rPr>
+              <m:t>m</m:t>
+            </m:r>
+          </m:e>
+          <m:sup>
+            <m:r>
+              <w:rPr>
+                <w:rFonts w:ascii="Cambria Math" w:hAnsi="Cambria Math" w:cs="Times New Roman"/>
+              </w:rPr>
+              <m:t>2</m:t>
+            </m:r>
+          </m:sup>
+        </m:sSup>
         <m:r>
           <w:rPr>
             <w:rFonts w:ascii="Cambria Math" w:hAnsi="Cambria Math" w:cs="Times New Roman"/>
@@ -7057,51 +7016,13 @@
             <w:szCs w:val="22"/>
             <w14:ligatures w14:val="none"/>
           </w:rPr>
-          <m:t>0.00680625</m:t>
-        </m:r>
-        <m:sSup>
-          <m:sSupPr>
-            <m:ctrlPr>
-              <w:rPr>
-                <w:rFonts w:ascii="Cambria Math" w:hAnsi="Cambria Math" w:cs="Times New Roman"/>
-                <w:i/>
-              </w:rPr>
-            </m:ctrlPr>
-          </m:sSupPr>
-          <m:e>
-            <m:r>
-              <w:rPr>
-                <w:rFonts w:ascii="Cambria Math" w:hAnsi="Cambria Math" w:cs="Times New Roman"/>
-              </w:rPr>
-              <m:t>m</m:t>
-            </m:r>
-          </m:e>
-          <m:sup>
-            <m:r>
-              <w:rPr>
-                <w:rFonts w:ascii="Cambria Math" w:hAnsi="Cambria Math" w:cs="Times New Roman"/>
-              </w:rPr>
-              <m:t>2</m:t>
-            </m:r>
-          </m:sup>
-        </m:sSup>
-        <m:r>
-          <w:rPr>
-            <w:rFonts w:ascii="Cambria Math" w:hAnsi="Cambria Math" w:cs="Times New Roman"/>
-          </w:rPr>
-          <m:t>×0.1777</m:t>
+          <m:t>0.01777</m:t>
         </m:r>
         <m:r>
           <w:rPr>
             <w:rFonts w:ascii="Cambria Math" w:hAnsi="Cambria Math" w:cs="Times New Roman"/>
           </w:rPr>
-          <m:t>m</m:t>
-        </m:r>
-        <m:r>
-          <w:rPr>
-            <w:rFonts w:ascii="Cambria Math" w:hAnsi="Cambria Math" w:cs="Times New Roman"/>
-          </w:rPr>
-          <m:t>=</m:t>
+          <m:t>m=</m:t>
         </m:r>
         <m:r>
           <m:rPr>
@@ -7115,179 +7036,7 @@
             <w:szCs w:val="22"/>
             <w14:ligatures w14:val="none"/>
           </w:rPr>
-          <m:t>0.0038</m:t>
-        </m:r>
-        <m:r>
-          <m:rPr>
-            <m:sty m:val="p"/>
-          </m:rPr>
-          <w:rPr>
-            <w:rFonts w:ascii="Cambria Math" w:eastAsia="Times New Roman" w:hAnsi="Aptos Narrow" w:cs="Times New Roman"/>
-            <w:color w:val="000000"/>
-            <w:kern w:val="0"/>
-            <w:sz w:val="22"/>
-            <w:szCs w:val="22"/>
-            <w14:ligatures w14:val="none"/>
-          </w:rPr>
-          <m:t xml:space="preserve"> </m:t>
-        </m:r>
-        <m:sSup>
-          <m:sSupPr>
-            <m:ctrlPr>
-              <w:rPr>
-                <w:rFonts w:ascii="Cambria Math" w:hAnsi="Cambria Math" w:cs="Times New Roman"/>
-                <w:i/>
-              </w:rPr>
-            </m:ctrlPr>
-          </m:sSupPr>
-          <m:e>
-            <m:r>
-              <w:rPr>
-                <w:rFonts w:ascii="Cambria Math" w:hAnsi="Cambria Math" w:cs="Times New Roman"/>
-              </w:rPr>
-              <m:t>m</m:t>
-            </m:r>
-          </m:e>
-          <m:sup>
-            <m:r>
-              <w:rPr>
-                <w:rFonts w:ascii="Cambria Math" w:hAnsi="Cambria Math" w:cs="Times New Roman"/>
-              </w:rPr>
-              <m:t>3</m:t>
-            </m:r>
-          </m:sup>
-        </m:sSup>
-      </m:oMath>
-      <w:r>
-        <w:rPr>
-          <w:rFonts w:ascii="Times New Roman" w:hAnsi="Times New Roman" w:cs="Times New Roman"/>
-        </w:rPr>
-        <w:br/>
-        <w:t>5.</w:t>
-      </w:r>
-      <w:r>
-        <w:rPr>
-          <w:rFonts w:ascii="Cambria Math" w:hAnsi="Cambria Math" w:cs="Times New Roman"/>
-          <w:i/>
-        </w:rPr>
-        <w:t xml:space="preserve"> </w:t>
-      </w:r>
-      <m:oMath>
-        <m:sSub>
-          <m:sSubPr>
-            <m:ctrlPr>
-              <w:rPr>
-                <w:rFonts w:ascii="Cambria Math" w:hAnsi="Cambria Math" w:cs="Times New Roman"/>
-                <w:i/>
-              </w:rPr>
-            </m:ctrlPr>
-          </m:sSubPr>
-          <m:e>
-            <m:r>
-              <w:rPr>
-                <w:rFonts w:ascii="Cambria Math" w:hAnsi="Cambria Math" w:cs="Times New Roman"/>
-              </w:rPr>
-              <m:t>V</m:t>
-            </m:r>
-          </m:e>
-          <m:sub>
-            <m:r>
-              <w:rPr>
-                <w:rFonts w:ascii="Cambria Math" w:hAnsi="Cambria Math" w:cs="Times New Roman"/>
-              </w:rPr>
-              <m:t>5</m:t>
-            </m:r>
-          </m:sub>
-        </m:sSub>
-        <m:r>
-          <w:rPr>
-            <w:rFonts w:ascii="Cambria Math" w:hAnsi="Cambria Math" w:cs="Times New Roman"/>
-          </w:rPr>
-          <m:t>=</m:t>
-        </m:r>
-        <m:r>
-          <w:rPr>
-            <w:rFonts w:ascii="Cambria Math" w:hAnsi="Cambria Math" w:cs="Times New Roman"/>
-          </w:rPr>
-          <m:t>π</m:t>
-        </m:r>
-        <m:r>
-          <w:rPr>
-            <w:rFonts w:ascii="Cambria Math" w:hAnsi="Cambria Math" w:cs="Times New Roman"/>
-          </w:rPr>
-          <m:t>×</m:t>
-        </m:r>
-        <m:r>
-          <m:rPr>
-            <m:sty m:val="p"/>
-          </m:rPr>
-          <w:rPr>
-            <w:rFonts w:ascii="Cambria Math" w:eastAsia="Times New Roman" w:hAnsi="Cambria Math" w:cs="Times New Roman"/>
-            <w:color w:val="000000"/>
-            <w:kern w:val="0"/>
-            <w:sz w:val="22"/>
-            <w:szCs w:val="22"/>
-            <w14:ligatures w14:val="none"/>
-          </w:rPr>
-          <m:t>0.011025</m:t>
-        </m:r>
-        <m:sSup>
-          <m:sSupPr>
-            <m:ctrlPr>
-              <w:rPr>
-                <w:rFonts w:ascii="Cambria Math" w:hAnsi="Cambria Math" w:cs="Times New Roman"/>
-                <w:i/>
-              </w:rPr>
-            </m:ctrlPr>
-          </m:sSupPr>
-          <m:e>
-            <m:r>
-              <w:rPr>
-                <w:rFonts w:ascii="Cambria Math" w:hAnsi="Cambria Math" w:cs="Times New Roman"/>
-              </w:rPr>
-              <m:t>m</m:t>
-            </m:r>
-          </m:e>
-          <m:sup>
-            <m:r>
-              <w:rPr>
-                <w:rFonts w:ascii="Cambria Math" w:hAnsi="Cambria Math" w:cs="Times New Roman"/>
-              </w:rPr>
-              <m:t>2</m:t>
-            </m:r>
-          </m:sup>
-        </m:sSup>
-        <m:r>
-          <w:rPr>
-            <w:rFonts w:ascii="Cambria Math" w:hAnsi="Cambria Math" w:cs="Times New Roman"/>
-          </w:rPr>
-          <m:t>×0.1777</m:t>
-        </m:r>
-        <m:r>
-          <w:rPr>
-            <w:rFonts w:ascii="Cambria Math" w:hAnsi="Cambria Math" w:cs="Times New Roman"/>
-          </w:rPr>
-          <m:t>m</m:t>
-        </m:r>
-        <m:r>
-          <w:rPr>
-            <w:rFonts w:ascii="Cambria Math" w:hAnsi="Cambria Math" w:cs="Times New Roman"/>
-          </w:rPr>
-          <m:t>=</m:t>
-        </m:r>
-        <m:r>
-          <m:rPr>
-            <m:sty m:val="p"/>
-          </m:rPr>
-          <w:rPr>
-            <w:rFonts w:ascii="Cambria Math" w:eastAsia="Times New Roman" w:hAnsi="Cambria Math" w:cs="Times New Roman"/>
-            <w:color w:val="000000"/>
-            <w:kern w:val="0"/>
-            <w:sz w:val="22"/>
-            <w:szCs w:val="22"/>
-            <w14:ligatures w14:val="none"/>
-          </w:rPr>
-          <m:t>0.0062</m:t>
+          <m:t>0.000615</m:t>
         </m:r>
         <m:sSup>
           <m:sSupPr>
@@ -7488,21 +7237,7 @@
                 <w:szCs w:val="22"/>
                 <w14:ligatures w14:val="none"/>
               </w:rPr>
-              <m:t>0.000</m:t>
-            </m:r>
-            <m:r>
-              <m:rPr>
-                <m:sty m:val="p"/>
-              </m:rPr>
-              <w:rPr>
-                <w:rFonts w:ascii="Cambria Math" w:eastAsia="Times New Roman" w:hAnsi="Cambria Math" w:cs="Times New Roman"/>
-                <w:color w:val="000000"/>
-                <w:kern w:val="0"/>
-                <w:sz w:val="22"/>
-                <w:szCs w:val="22"/>
-                <w14:ligatures w14:val="none"/>
-              </w:rPr>
-              <m:t>3</m:t>
+              <m:t>0.000029</m:t>
             </m:r>
             <m:r>
               <w:rPr>
@@ -7554,7 +7289,40 @@
           <w:szCs w:val="22"/>
           <w14:ligatures w14:val="none"/>
         </w:rPr>
-        <w:t>50.33</w:t>
+        <w:t>5</w:t>
+      </w:r>
+      <w:r>
+        <w:rPr>
+          <w:rFonts w:ascii="Aptos Narrow" w:eastAsia="Times New Roman" w:hAnsi="Aptos Narrow" w:cs="Times New Roman"/>
+          <w:color w:val="000000"/>
+          <w:kern w:val="0"/>
+          <w:sz w:val="22"/>
+          <w:szCs w:val="22"/>
+          <w14:ligatures w14:val="none"/>
+        </w:rPr>
+        <w:t>20</w:t>
+      </w:r>
+      <w:r>
+        <w:rPr>
+          <w:rFonts w:ascii="Aptos Narrow" w:eastAsia="Times New Roman" w:hAnsi="Aptos Narrow" w:cs="Times New Roman"/>
+          <w:color w:val="000000"/>
+          <w:kern w:val="0"/>
+          <w:sz w:val="22"/>
+          <w:szCs w:val="22"/>
+          <w14:ligatures w14:val="none"/>
+        </w:rPr>
+        <w:t>.</w:t>
+      </w:r>
+      <w:r>
+        <w:rPr>
+          <w:rFonts w:ascii="Aptos Narrow" w:eastAsia="Times New Roman" w:hAnsi="Aptos Narrow" w:cs="Times New Roman"/>
+          <w:color w:val="000000"/>
+          <w:kern w:val="0"/>
+          <w:sz w:val="22"/>
+          <w:szCs w:val="22"/>
+          <w14:ligatures w14:val="none"/>
+        </w:rPr>
+        <w:t>69</w:t>
       </w:r>
       <m:oMath>
         <m:f>
@@ -7728,14 +7496,12 @@
                 <m:sty m:val="p"/>
               </m:rPr>
               <w:rPr>
-                <w:rFonts w:ascii="Cambria Math" w:eastAsia="Times New Roman" w:hAnsi="Cambria Math" w:cs="Times New Roman"/>
-                <w:color w:val="000000"/>
-                <w:kern w:val="0"/>
-                <w:sz w:val="22"/>
-                <w:szCs w:val="22"/>
-                <w14:ligatures w14:val="none"/>
-              </w:rPr>
-              <m:t>0.00</m:t>
+                <w:rFonts w:ascii="Cambria Math" w:hAnsi="Cambria Math"/>
+                <w:color w:val="000000"/>
+                <w:sz w:val="22"/>
+                <w:szCs w:val="22"/>
+              </w:rPr>
+              <m:t>0.000078</m:t>
             </m:r>
             <m:r>
               <m:rPr>
@@ -7749,7 +7515,7 @@
                 <w:szCs w:val="22"/>
                 <w14:ligatures w14:val="none"/>
               </w:rPr>
-              <m:t xml:space="preserve">08 </m:t>
+              <m:t xml:space="preserve"> </m:t>
             </m:r>
             <m:sSup>
               <m:sSupPr>
@@ -7789,7 +7555,7 @@
           <w:rPr>
             <w:rFonts w:ascii="Cambria Math" w:eastAsiaTheme="minorEastAsia" w:hAnsi="Cambria Math" w:cs="Times New Roman"/>
           </w:rPr>
-          <m:t>50.25</m:t>
+          <m:t>515.38</m:t>
         </m:r>
         <m:f>
           <m:fPr>
@@ -7869,12 +7635,6 @@
           <w:rFonts w:ascii="Times New Roman" w:hAnsi="Times New Roman" w:cs="Times New Roman"/>
         </w:rPr>
         <w:br/>
-      </w:r>
-      <w:r>
-        <w:rPr>
-          <w:rFonts w:ascii="Times New Roman" w:hAnsi="Times New Roman" w:cs="Times New Roman"/>
-        </w:rPr>
-        <w:lastRenderedPageBreak/>
         <w:t>3.</w:t>
       </w:r>
       <w:r>
@@ -7964,16 +7724,16 @@
           </m:num>
           <m:den>
             <m:r>
-              <w:rPr>
-                <w:rFonts w:ascii="Cambria Math" w:hAnsi="Cambria Math" w:cs="Times New Roman"/>
-              </w:rPr>
-              <m:t>0.00</m:t>
-            </m:r>
-            <m:r>
-              <w:rPr>
-                <w:rFonts w:ascii="Cambria Math" w:hAnsi="Cambria Math" w:cs="Times New Roman"/>
-              </w:rPr>
-              <m:t>16</m:t>
+              <m:rPr>
+                <m:sty m:val="p"/>
+              </m:rPr>
+              <w:rPr>
+                <w:rFonts w:ascii="Cambria Math" w:hAnsi="Cambria Math"/>
+                <w:color w:val="000000"/>
+                <w:sz w:val="22"/>
+                <w:szCs w:val="22"/>
+              </w:rPr>
+              <m:t>0.000165</m:t>
             </m:r>
             <m:sSup>
               <m:sSupPr>
@@ -8020,7 +7780,7 @@
           <w:szCs w:val="22"/>
           <w14:ligatures w14:val="none"/>
         </w:rPr>
-        <w:t>65.56</w:t>
+        <w:t>635.76</w:t>
       </w:r>
       <m:oMath>
         <m:f>
@@ -8179,13 +7939,7 @@
               <w:rPr>
                 <w:rFonts w:ascii="Cambria Math" w:hAnsi="Cambria Math" w:cs="Times New Roman"/>
               </w:rPr>
-              <m:t>0.00</m:t>
-            </m:r>
-            <m:r>
-              <w:rPr>
-                <w:rFonts w:ascii="Cambria Math" w:hAnsi="Cambria Math" w:cs="Times New Roman"/>
-              </w:rPr>
-              <m:t>38</m:t>
+              <m:t>0.00038</m:t>
             </m:r>
             <m:sSup>
               <m:sSupPr>
@@ -8239,7 +7993,7 @@
             <w:szCs w:val="22"/>
             <w14:ligatures w14:val="none"/>
           </w:rPr>
-          <m:t>49.39</m:t>
+          <m:t>493.95</m:t>
         </m:r>
         <m:f>
           <m:fPr>
@@ -8394,16 +8148,18 @@
           </m:num>
           <m:den>
             <m:r>
-              <w:rPr>
-                <w:rFonts w:ascii="Cambria Math" w:hAnsi="Cambria Math" w:cs="Times New Roman"/>
-              </w:rPr>
-              <m:t>0.00</m:t>
-            </m:r>
-            <m:r>
-              <w:rPr>
-                <w:rFonts w:ascii="Cambria Math" w:hAnsi="Cambria Math" w:cs="Times New Roman"/>
-              </w:rPr>
-              <m:t>62</m:t>
+              <m:rPr>
+                <m:sty m:val="p"/>
+              </m:rPr>
+              <w:rPr>
+                <w:rFonts w:ascii="Cambria Math" w:eastAsia="Times New Roman" w:hAnsi="Cambria Math" w:cs="Times New Roman"/>
+                <w:color w:val="000000"/>
+                <w:kern w:val="0"/>
+                <w:sz w:val="22"/>
+                <w:szCs w:val="22"/>
+                <w14:ligatures w14:val="none"/>
+              </w:rPr>
+              <m:t>0.000615</m:t>
             </m:r>
             <m:sSup>
               <m:sSupPr>
@@ -8451,7 +8207,7 @@
             <w:szCs w:val="22"/>
             <w14:ligatures w14:val="none"/>
           </w:rPr>
-          <m:t>52.29</m:t>
+          <m:t>527.15</m:t>
         </m:r>
         <m:f>
           <m:fPr>
@@ -8554,7 +8310,7 @@
               <w:rPr>
                 <w:rFonts w:ascii="Cambria Math" w:hAnsi="Cambria Math" w:cs="Times New Roman"/>
               </w:rPr>
-              <m:t>50.33+50.25+65.56+49.39+52.29</m:t>
+              <m:t>520.69+515.38+635.76+493.95+527.15</m:t>
             </m:r>
           </m:num>
           <m:den>
@@ -8570,7 +8326,7 @@
           <w:rPr>
             <w:rFonts w:ascii="Cambria Math" w:hAnsi="Cambria Math" w:cs="Times New Roman"/>
           </w:rPr>
-          <m:t>=53.564 kg/</m:t>
+          <m:t>=538.586 kg/</m:t>
         </m:r>
         <m:sSup>
           <m:sSupPr>
@@ -8647,6 +8403,7 @@
         <w:rPr>
           <w:noProof/>
         </w:rPr>
+        <w:lastRenderedPageBreak/>
         <w:drawing>
           <wp:inline distT="0" distB="0" distL="0" distR="0" wp14:anchorId="54882EE6" wp14:editId="077C0B98">
             <wp:extent cx="4571573" cy="2683435"/>
@@ -8775,7 +8532,6 @@
         <w:rPr>
           <w:noProof/>
         </w:rPr>
-        <w:lastRenderedPageBreak/>
         <w:drawing>
           <wp:inline distT="0" distB="0" distL="0" distR="0" wp14:anchorId="6C842EB8" wp14:editId="26013BB6">
             <wp:extent cx="4588221" cy="2679167"/>
@@ -8907,7 +8663,7 @@
               <w:rPr>
                 <w:rFonts w:ascii="Cambria Math" w:hAnsi="Cambria Math" w:cs="Times New Roman"/>
               </w:rPr>
-              <m:t>3.1416×0.1777</m:t>
+              <m:t>3.1416×0.01777</m:t>
             </m:r>
           </m:den>
         </m:f>
@@ -8915,7 +8671,7 @@
           <w:rPr>
             <w:rFonts w:ascii="Cambria Math" w:hAnsi="Cambria Math" w:cs="Times New Roman"/>
           </w:rPr>
-          <m:t>≈51.42 kg/</m:t>
+          <m:t>≈514.256 kg/</m:t>
         </m:r>
         <m:sSup>
           <m:sSupPr>
@@ -8980,7 +8736,7 @@
       <w:tblGrid>
         <w:gridCol w:w="1475"/>
         <w:gridCol w:w="831"/>
-        <w:gridCol w:w="885"/>
+        <w:gridCol w:w="1063"/>
       </w:tblGrid>
       <w:tr>
         <w:trPr>
@@ -9025,6 +8781,7 @@
                 <w:szCs w:val="22"/>
                 <w14:ligatures w14:val="none"/>
               </w:rPr>
+              <w:lastRenderedPageBreak/>
               <w:t>Method</w:t>
             </w:r>
           </w:p>
@@ -9226,17 +8983,16 @@
                 <w14:ligatures w14:val="none"/>
               </w:rPr>
             </w:pPr>
-            <w:r>
-              <w:rPr>
-                <w:rFonts w:ascii="Aptos Narrow" w:eastAsia="Times New Roman" w:hAnsi="Aptos Narrow" w:cs="Times New Roman"/>
-                <w:color w:val="000000"/>
-                <w:kern w:val="0"/>
-                <w:sz w:val="22"/>
-                <w:szCs w:val="22"/>
-                <w14:ligatures w14:val="none"/>
-              </w:rPr>
-              <w:t>53.564</w:t>
-            </w:r>
+            <m:oMathPara>
+              <m:oMath>
+                <m:r>
+                  <w:rPr>
+                    <w:rFonts w:ascii="Cambria Math" w:hAnsi="Cambria Math" w:cs="Times New Roman"/>
+                  </w:rPr>
+                  <m:t>538.586</m:t>
+                </m:r>
+              </m:oMath>
+            </m:oMathPara>
           </w:p>
         </w:tc>
       </w:tr>
@@ -9351,17 +9107,16 @@
                 <w14:ligatures w14:val="none"/>
               </w:rPr>
             </w:pPr>
-            <w:r>
-              <w:rPr>
-                <w:rFonts w:ascii="Aptos Narrow" w:eastAsia="Times New Roman" w:hAnsi="Aptos Narrow" w:cs="Times New Roman"/>
-                <w:color w:val="000000"/>
-                <w:kern w:val="0"/>
-                <w:sz w:val="22"/>
-                <w:szCs w:val="22"/>
-                <w14:ligatures w14:val="none"/>
-              </w:rPr>
-              <w:t>51.42</w:t>
-            </w:r>
+            <m:oMathPara>
+              <m:oMath>
+                <m:r>
+                  <w:rPr>
+                    <w:rFonts w:ascii="Cambria Math" w:hAnsi="Cambria Math" w:cs="Times New Roman"/>
+                  </w:rPr>
+                  <m:t>514.256</m:t>
+                </m:r>
+              </m:oMath>
+            </m:oMathPara>
           </w:p>
         </w:tc>
       </w:tr>
@@ -9399,8 +9154,6 @@
         <w:spacing w:line="480" w:lineRule="auto"/>
         <w:rPr>
           <w:rFonts w:ascii="Times New Roman" w:hAnsi="Times New Roman" w:cs="Times New Roman"/>
-          <w:b/>
-          <w:bCs/>
         </w:rPr>
       </w:pPr>
       <w:r>
@@ -9408,8 +9161,15 @@
           <w:rFonts w:ascii="Times New Roman" w:hAnsi="Times New Roman" w:cs="Times New Roman"/>
           <w:b/>
           <w:bCs/>
-        </w:rPr>
-        <w:t>3.</w:t>
+          <w:u w:val="single"/>
+        </w:rPr>
+        <w:t>3</w:t>
+      </w:r>
+      <w:r>
+        <w:rPr>
+          <w:rFonts w:ascii="Times New Roman" w:hAnsi="Times New Roman" w:cs="Times New Roman"/>
+        </w:rPr>
+        <w:t xml:space="preserve"> One random error is the pi calculations, slight human errors in our measurements of the circumference and the diameter of the disk give us pi values that are slightly off from the real value of pi. One systematic error is the thickness, we used one disk’s thickness and based the others from it, giving us consistent errors in true thickness.</w:t>
       </w:r>
     </w:p>
     <w:p>
@@ -9417,8 +9177,6 @@
         <w:spacing w:line="480" w:lineRule="auto"/>
         <w:rPr>
           <w:rFonts w:ascii="Times New Roman" w:hAnsi="Times New Roman" w:cs="Times New Roman"/>
-          <w:b/>
-          <w:bCs/>
         </w:rPr>
       </w:pPr>
       <w:r>
@@ -9426,8 +9184,15 @@
           <w:rFonts w:ascii="Times New Roman" w:hAnsi="Times New Roman" w:cs="Times New Roman"/>
           <w:b/>
           <w:bCs/>
-        </w:rPr>
-        <w:t>4.</w:t>
+          <w:u w:val="single"/>
+        </w:rPr>
+        <w:t>4</w:t>
+      </w:r>
+      <w:r>
+        <w:rPr>
+          <w:rFonts w:ascii="Times New Roman" w:hAnsi="Times New Roman" w:cs="Times New Roman"/>
+        </w:rPr>
+        <w:t xml:space="preserve"> Our plots are linear because they follow a consistent increasing change in their circumference and diameter. The computed intercepts of 0.0127 for our circumference vs. diameter and 0.004 for our mass vs radius^2 tells us there is a slight systematic error in our measurements since the y-intercepts should be starting at (0,0). </w:t>
       </w:r>
     </w:p>
     <w:p>
@@ -9435,8 +9200,6 @@
         <w:spacing w:line="480" w:lineRule="auto"/>
         <w:rPr>
           <w:rFonts w:ascii="Times New Roman" w:hAnsi="Times New Roman" w:cs="Times New Roman"/>
-          <w:b/>
-          <w:bCs/>
         </w:rPr>
       </w:pPr>
       <w:r>
@@ -9444,8 +9207,82 @@
           <w:rFonts w:ascii="Times New Roman" w:hAnsi="Times New Roman" w:cs="Times New Roman"/>
           <w:b/>
           <w:bCs/>
-        </w:rPr>
-        <w:t>5.</w:t>
+          <w:u w:val="single"/>
+        </w:rPr>
+        <w:t xml:space="preserve">5 </w:t>
+      </w:r>
+      <w:r>
+        <w:rPr>
+          <w:rFonts w:ascii="Times New Roman" w:hAnsi="Times New Roman" w:cs="Times New Roman"/>
+        </w:rPr>
+        <w:t>Our pi values are close to the accepted value of 3.1416, off by 0.1 to 0.3. The Percent discrepancy of our pi values to the accepted value is approximately 0.026% off, and our percent difference is approximately 0.12%.</w:t>
+      </w:r>
+    </w:p>
+    <w:p>
+      <w:pPr>
+        <w:spacing w:after="0" w:line="480" w:lineRule="auto"/>
+        <w:rPr>
+          <w:rFonts w:ascii="Aptos Narrow" w:eastAsia="Times New Roman" w:hAnsi="Aptos Narrow" w:cs="Times New Roman"/>
+          <w:color w:val="000000"/>
+          <w:kern w:val="0"/>
+          <w:sz w:val="22"/>
+          <w:szCs w:val="22"/>
+          <w14:ligatures w14:val="none"/>
+        </w:rPr>
+      </w:pPr>
+      <w:r>
+        <w:rPr>
+          <w:rFonts w:ascii="Times New Roman" w:hAnsi="Times New Roman" w:cs="Times New Roman"/>
+          <w:b/>
+          <w:bCs/>
+          <w:u w:val="single"/>
+        </w:rPr>
+        <w:t>6</w:t>
+      </w:r>
+      <w:r>
+        <w:rPr>
+          <w:rFonts w:ascii="Times New Roman" w:hAnsi="Times New Roman" w:cs="Times New Roman"/>
+        </w:rPr>
+        <w:t xml:space="preserve"> For our pi values, we got a tabular value of 3.222 and a graphical value of 3.0892. Between these values our graphical pi is better because it is only off by 0.6, while the tabular value is off by 1.2. For our density values our tabular value is </w:t>
+      </w:r>
+      <m:oMath>
+        <m:r>
+          <w:rPr>
+            <w:rFonts w:ascii="Cambria Math" w:hAnsi="Cambria Math" w:cs="Times New Roman"/>
+          </w:rPr>
+          <m:t>538.586</m:t>
+        </m:r>
+      </m:oMath>
+      <w:r>
+        <w:rPr>
+          <w:rFonts w:ascii="Aptos Narrow" w:eastAsia="Times New Roman" w:hAnsi="Aptos Narrow" w:cs="Times New Roman"/>
+          <w:color w:val="000000"/>
+          <w:kern w:val="0"/>
+          <w:sz w:val="22"/>
+          <w:szCs w:val="22"/>
+          <w14:ligatures w14:val="none"/>
+        </w:rPr>
+        <w:t xml:space="preserve"> </w:t>
+      </w:r>
+      <w:r>
+        <w:rPr>
+          <w:rFonts w:ascii="Times New Roman" w:hAnsi="Times New Roman" w:cs="Times New Roman"/>
+        </w:rPr>
+        <w:t xml:space="preserve">kg/m^3 and our graphical value is </w:t>
+      </w:r>
+      <m:oMath>
+        <m:r>
+          <w:rPr>
+            <w:rFonts w:ascii="Cambria Math" w:hAnsi="Cambria Math" w:cs="Times New Roman"/>
+          </w:rPr>
+          <m:t xml:space="preserve">514.256 </m:t>
+        </m:r>
+      </m:oMath>
+      <w:r>
+        <w:rPr>
+          <w:rFonts w:ascii="Times New Roman" w:hAnsi="Times New Roman" w:cs="Times New Roman"/>
+        </w:rPr>
+        <w:t xml:space="preserve"> kg/m^3, we estimate that this wood is a type of Cypress wood which has a density of 510 kg/m^3, so our graphical value is better because it is more accurate to the accepted value of this type of wood. </w:t>
       </w:r>
     </w:p>
     <w:p>
@@ -9453,8 +9290,6 @@
         <w:spacing w:line="480" w:lineRule="auto"/>
         <w:rPr>
           <w:rFonts w:ascii="Times New Roman" w:hAnsi="Times New Roman" w:cs="Times New Roman"/>
-          <w:b/>
-          <w:bCs/>
         </w:rPr>
       </w:pPr>
       <w:r>
@@ -9462,8 +9297,16 @@
           <w:rFonts w:ascii="Times New Roman" w:hAnsi="Times New Roman" w:cs="Times New Roman"/>
           <w:b/>
           <w:bCs/>
-        </w:rPr>
-        <w:t>6.</w:t>
+          <w:u w:val="single"/>
+        </w:rPr>
+        <w:lastRenderedPageBreak/>
+        <w:t>7</w:t>
+      </w:r>
+      <w:r>
+        <w:rPr>
+          <w:rFonts w:ascii="Times New Roman" w:hAnsi="Times New Roman" w:cs="Times New Roman"/>
+        </w:rPr>
+        <w:t xml:space="preserve"> Our results on the larger disks are better than the smaller disks, our measurements of circumference and diameter gives us a more accurate value of pi to the expected value of pi. The smaller disks have smaller margins to measure than the larger disks, which makes our values of pi less accurate.</w:t>
       </w:r>
     </w:p>
     <w:p>
@@ -9471,8 +9314,6 @@
         <w:spacing w:line="480" w:lineRule="auto"/>
         <w:rPr>
           <w:rFonts w:ascii="Times New Roman" w:hAnsi="Times New Roman" w:cs="Times New Roman"/>
-          <w:b/>
-          <w:bCs/>
         </w:rPr>
       </w:pPr>
       <w:r>
@@ -9480,9 +9321,29 @@
           <w:rFonts w:ascii="Times New Roman" w:hAnsi="Times New Roman" w:cs="Times New Roman"/>
           <w:b/>
           <w:bCs/>
-        </w:rPr>
-        <w:lastRenderedPageBreak/>
-        <w:t>7.</w:t>
+          <w:u w:val="single"/>
+        </w:rPr>
+        <w:t>8</w:t>
+      </w:r>
+      <w:r>
+        <w:rPr>
+          <w:rFonts w:ascii="Times New Roman" w:hAnsi="Times New Roman" w:cs="Times New Roman"/>
+        </w:rPr>
+        <w:t xml:space="preserve"> From our density calculations, it is reasonable to believe that disks 1, 2, 4, and 5 are likely made out of the same material because the densities are only off by approximately 0.2 kg/m^3. </w:t>
+      </w:r>
+      <w:proofErr w:type="gramStart"/>
+      <w:r>
+        <w:rPr>
+          <w:rFonts w:ascii="Times New Roman" w:hAnsi="Times New Roman" w:cs="Times New Roman"/>
+        </w:rPr>
+        <w:t>However</w:t>
+      </w:r>
+      <w:proofErr w:type="gramEnd"/>
+      <w:r>
+        <w:rPr>
+          <w:rFonts w:ascii="Times New Roman" w:hAnsi="Times New Roman" w:cs="Times New Roman"/>
+        </w:rPr>
+        <w:t xml:space="preserve"> disk 3 has a difference in its density of approximately 15 kg/m^3 compared to the other disks, so from the density value alone disk 3 could be made out of a different material from the rest.</w:t>
       </w:r>
     </w:p>
     <w:p>
@@ -9490,26 +9351,6 @@
         <w:spacing w:line="480" w:lineRule="auto"/>
         <w:rPr>
           <w:rFonts w:ascii="Times New Roman" w:hAnsi="Times New Roman" w:cs="Times New Roman"/>
-          <w:b/>
-          <w:bCs/>
-        </w:rPr>
-      </w:pPr>
-      <w:r>
-        <w:rPr>
-          <w:rFonts w:ascii="Times New Roman" w:hAnsi="Times New Roman" w:cs="Times New Roman"/>
-          <w:b/>
-          <w:bCs/>
-        </w:rPr>
-        <w:t>8.</w:t>
-      </w:r>
-    </w:p>
-    <w:p>
-      <w:pPr>
-        <w:spacing w:line="480" w:lineRule="auto"/>
-        <w:rPr>
-          <w:rFonts w:ascii="Times New Roman" w:hAnsi="Times New Roman" w:cs="Times New Roman"/>
-          <w:b/>
-          <w:bCs/>
         </w:rPr>
       </w:pPr>
     </w:p>
@@ -9924,6 +9765,7 @@
   <w:style w:type="paragraph" w:default="1" w:styleId="Normal">
     <w:name w:val="Normal"/>
     <w:qFormat/>
+    <w:rsid w:val="00BE1A3B"/>
   </w:style>
   <w:style w:type="paragraph" w:styleId="Heading1">
     <w:name w:val="heading 1"/>
